--- a/Report.docx
+++ b/Report.docx
@@ -3,6 +3,8 @@
 <w:document xmlns:wpc="http://schemas.microsoft.com/office/word/2010/wordprocessingCanvas" xmlns:cx="http://schemas.microsoft.com/office/drawing/2014/chartex" xmlns:mc="http://schemas.openxmlformats.org/markup-compatibility/2006" xmlns:o="urn:schemas-microsoft-com:office:office" xmlns:r="http://schemas.openxmlformats.org/officeDocument/2006/relationships" xmlns:m="http://schemas.openxmlformats.org/officeDocument/2006/math" xmlns:v="urn:schemas-microsoft-com:vml" xmlns:wp14="http://schemas.microsoft.com/office/word/2010/wordprocessingDrawing" xmlns:wp="http://schemas.openxmlformats.org/drawingml/2006/wordprocessingDrawing" xmlns:w10="urn:schemas-microsoft-com:office:word" xmlns:w="http://schemas.openxmlformats.org/wordprocessingml/2006/main" xmlns:w14="http://schemas.microsoft.com/office/word/2010/wordml" xmlns:w15="http://schemas.microsoft.com/office/word/2012/wordml" xmlns:w16se="http://schemas.microsoft.com/office/word/2015/wordml/symex" xmlns:wpg="http://schemas.microsoft.com/office/word/2010/wordprocessingGroup" xmlns:wpi="http://schemas.microsoft.com/office/word/2010/wordprocessingInk" xmlns:wne="http://schemas.microsoft.com/office/word/2006/wordml" xmlns:wps="http://schemas.microsoft.com/office/word/2010/wordprocessingShape" mc:Ignorable="w14 w15 w16se wp14">
   <w:body>
     <w:p>
+      <w:bookmarkStart w:id="0" w:name="_GoBack"/>
+      <w:bookmarkEnd w:id="0"/>
       <w:r>
         <w:t xml:space="preserve">The results without any feature engineering already showed promising results, </w:t>
       </w:r>
@@ -7412,8 +7414,6 @@
           <w:szCs w:val="28"/>
         </w:rPr>
       </w:pPr>
-      <w:bookmarkStart w:id="0" w:name="_GoBack"/>
-      <w:bookmarkEnd w:id="0"/>
       <w:r>
         <w:t xml:space="preserve">During testing, the Feast online feature retrieval initially returned </w:t>
       </w:r>
@@ -7427,6 +7427,107 @@
       <w:r>
         <w:t xml:space="preserve"> values because the required feature records had not yet been materialized into the online store. The issue was resolved by running Feast's incremental materialization process, which populated the SQLite online store with the latest feature values. Subsequent retrieval successfully returned all required AQI, weather, lag, rolling, and temporal features for the selected city.</w:t>
       </w:r>
+    </w:p>
+    <w:p>
+      <w:pPr>
+        <w:spacing w:before="100" w:beforeAutospacing="1" w:after="100" w:afterAutospacing="1" w:line="240" w:lineRule="auto"/>
+        <w:outlineLvl w:val="0"/>
+        <w:rPr>
+          <w:b/>
+          <w:bCs/>
+          <w:sz w:val="28"/>
+          <w:szCs w:val="28"/>
+        </w:rPr>
+      </w:pPr>
+    </w:p>
+    <w:p>
+      <w:pPr>
+        <w:pStyle w:val="Heading3"/>
+      </w:pPr>
+      <w:r>
+        <w:t>Issue Faced and Resolution</w:t>
+      </w:r>
+    </w:p>
+    <w:p>
+      <w:pPr>
+        <w:pStyle w:val="NormalWeb"/>
+      </w:pPr>
+      <w:r>
+        <w:t xml:space="preserve">The prediction pipeline initially produced unrealistic AQI predictions, with </w:t>
+      </w:r>
+      <w:proofErr w:type="spellStart"/>
+      <w:r>
+        <w:t>XGBoost</w:t>
+      </w:r>
+      <w:proofErr w:type="spellEnd"/>
+      <w:r>
+        <w:t xml:space="preserve"> predicting values around 300 while </w:t>
+      </w:r>
+      <w:proofErr w:type="spellStart"/>
+      <w:r>
+        <w:t>CatBoost</w:t>
+      </w:r>
+      <w:proofErr w:type="spellEnd"/>
+      <w:r>
+        <w:t xml:space="preserve"> and Random Forest predicted values below 100.</w:t>
+      </w:r>
+      <w:r>
+        <w:br/>
+        <w:t xml:space="preserve">The main issue was that </w:t>
+      </w:r>
+      <w:r>
+        <w:rPr>
+          <w:rStyle w:val="Strong"/>
+        </w:rPr>
+        <w:t>future AQI values from the API were being treated as observed historical data</w:t>
+      </w:r>
+      <w:r>
+        <w:t>, which contaminated the lag and rolling features.</w:t>
+      </w:r>
+      <w:r>
+        <w:br/>
+        <w:t>Additionally, the pipeline was using the latest timestamp from the stored observed history, which could correspond to future data.</w:t>
+      </w:r>
+      <w:r>
+        <w:br/>
+        <w:t xml:space="preserve">We modified the AQI fetching and history-update process to </w:t>
+      </w:r>
+      <w:r>
+        <w:rPr>
+          <w:rStyle w:val="Strong"/>
+        </w:rPr>
+        <w:t>keep only AQI observations up to the current UTC time</w:t>
+      </w:r>
+      <w:r>
+        <w:t>.</w:t>
+      </w:r>
+      <w:r>
+        <w:br/>
+        <w:t>This ensured that lag and rolling features were calculated only from genuinely observed AQI values.</w:t>
+      </w:r>
+      <w:r>
+        <w:br/>
+        <w:t>We also aligned the prediction timestamp with the available observed AQI and weather data.</w:t>
+      </w:r>
+      <w:r>
+        <w:br/>
+      </w:r>
+      <w:r>
+        <w:lastRenderedPageBreak/>
+        <w:t>After these changes, the predictions became more consistent and realistic across the three models.</w:t>
+      </w:r>
+    </w:p>
+    <w:p>
+      <w:pPr>
+        <w:spacing w:before="100" w:beforeAutospacing="1" w:after="100" w:afterAutospacing="1" w:line="240" w:lineRule="auto"/>
+        <w:outlineLvl w:val="0"/>
+        <w:rPr>
+          <w:b/>
+          <w:bCs/>
+          <w:sz w:val="28"/>
+          <w:szCs w:val="28"/>
+        </w:rPr>
+      </w:pPr>
     </w:p>
     <w:sectPr>
       <w:pgSz w:w="12240" w:h="15840"/>

--- a/Report.docx
+++ b/Report.docx
@@ -3,8 +3,6 @@
 <w:document xmlns:wpc="http://schemas.microsoft.com/office/word/2010/wordprocessingCanvas" xmlns:cx="http://schemas.microsoft.com/office/drawing/2014/chartex" xmlns:mc="http://schemas.openxmlformats.org/markup-compatibility/2006" xmlns:o="urn:schemas-microsoft-com:office:office" xmlns:r="http://schemas.openxmlformats.org/officeDocument/2006/relationships" xmlns:m="http://schemas.openxmlformats.org/officeDocument/2006/math" xmlns:v="urn:schemas-microsoft-com:vml" xmlns:wp14="http://schemas.microsoft.com/office/word/2010/wordprocessingDrawing" xmlns:wp="http://schemas.openxmlformats.org/drawingml/2006/wordprocessingDrawing" xmlns:w10="urn:schemas-microsoft-com:office:word" xmlns:w="http://schemas.openxmlformats.org/wordprocessingml/2006/main" xmlns:w14="http://schemas.microsoft.com/office/word/2010/wordml" xmlns:w15="http://schemas.microsoft.com/office/word/2012/wordml" xmlns:w16se="http://schemas.microsoft.com/office/word/2015/wordml/symex" xmlns:wpg="http://schemas.microsoft.com/office/word/2010/wordprocessingGroup" xmlns:wpi="http://schemas.microsoft.com/office/word/2010/wordprocessingInk" xmlns:wne="http://schemas.microsoft.com/office/word/2006/wordml" xmlns:wps="http://schemas.microsoft.com/office/word/2010/wordprocessingShape" mc:Ignorable="w14 w15 w16se wp14">
   <w:body>
     <w:p>
-      <w:bookmarkStart w:id="0" w:name="_GoBack"/>
-      <w:bookmarkEnd w:id="0"/>
       <w:r>
         <w:t xml:space="preserve">The results without any feature engineering already showed promising results, </w:t>
       </w:r>
@@ -7430,6 +7428,80 @@
     </w:p>
     <w:p>
       <w:pPr>
+        <w:pStyle w:val="Heading3"/>
+      </w:pPr>
+      <w:r>
+        <w:t>Issue Faced and Resolution</w:t>
+      </w:r>
+    </w:p>
+    <w:p>
+      <w:pPr>
+        <w:pStyle w:val="NormalWeb"/>
+      </w:pPr>
+      <w:r>
+        <w:t xml:space="preserve">The prediction pipeline initially produced unrealistic AQI predictions, with </w:t>
+      </w:r>
+      <w:proofErr w:type="spellStart"/>
+      <w:r>
+        <w:t>XGBoost</w:t>
+      </w:r>
+      <w:proofErr w:type="spellEnd"/>
+      <w:r>
+        <w:t xml:space="preserve"> predicting values around 300 while </w:t>
+      </w:r>
+      <w:proofErr w:type="spellStart"/>
+      <w:r>
+        <w:t>CatBoost</w:t>
+      </w:r>
+      <w:proofErr w:type="spellEnd"/>
+      <w:r>
+        <w:t xml:space="preserve"> and Random Forest predicted values below 100.</w:t>
+      </w:r>
+      <w:r>
+        <w:br/>
+        <w:t xml:space="preserve">The main issue was that </w:t>
+      </w:r>
+      <w:r>
+        <w:rPr>
+          <w:rStyle w:val="Strong"/>
+        </w:rPr>
+        <w:t>future AQI values from the API were being treated as observed historical data</w:t>
+      </w:r>
+      <w:r>
+        <w:t>, which contaminated the lag and rolling features.</w:t>
+      </w:r>
+      <w:r>
+        <w:br/>
+        <w:t>Additionally, the pipeline was using the latest timestamp from the stored observed history, which could correspond to future data.</w:t>
+      </w:r>
+      <w:r>
+        <w:br/>
+        <w:t xml:space="preserve">We modified the AQI fetching and history-update process to </w:t>
+      </w:r>
+      <w:r>
+        <w:rPr>
+          <w:rStyle w:val="Strong"/>
+        </w:rPr>
+        <w:t>keep only AQI observations up to the current UTC time</w:t>
+      </w:r>
+      <w:r>
+        <w:t>.</w:t>
+      </w:r>
+      <w:r>
+        <w:br/>
+        <w:t>This ensured that lag and rolling features were calculated only from genuinely observed AQI values.</w:t>
+      </w:r>
+      <w:r>
+        <w:br/>
+        <w:t>We also aligned the prediction timestamp with the available observed AQI and weather data.</w:t>
+      </w:r>
+      <w:r>
+        <w:br/>
+        <w:t>After these changes, the predictions became more consistent and realistic across the three models.</w:t>
+      </w:r>
+    </w:p>
+    <w:p>
+      <w:pPr>
         <w:spacing w:before="100" w:beforeAutospacing="1" w:after="100" w:afterAutospacing="1" w:line="240" w:lineRule="auto"/>
         <w:outlineLvl w:val="0"/>
         <w:rPr>
@@ -7439,83 +7511,2247 @@
           <w:szCs w:val="28"/>
         </w:rPr>
       </w:pPr>
-    </w:p>
-    <w:p>
-      <w:pPr>
-        <w:pStyle w:val="Heading3"/>
-      </w:pPr>
-      <w:r>
-        <w:t>Issue Faced and Resolution</w:t>
-      </w:r>
+      <w:r>
+        <w:rPr>
+          <w:b/>
+          <w:bCs/>
+          <w:sz w:val="28"/>
+          <w:szCs w:val="28"/>
+        </w:rPr>
+        <w:lastRenderedPageBreak/>
+        <w:t>Pipelines</w:t>
+      </w:r>
+    </w:p>
+    <w:p>
+      <w:pPr>
+        <w:spacing w:before="100" w:beforeAutospacing="1" w:after="100" w:afterAutospacing="1" w:line="240" w:lineRule="auto"/>
+        <w:outlineLvl w:val="0"/>
+        <w:rPr>
+          <w:rFonts w:eastAsia="Times New Roman" w:cs="Times New Roman"/>
+          <w:b/>
+          <w:bCs/>
+          <w:kern w:val="36"/>
+          <w:sz w:val="48"/>
+          <w:szCs w:val="48"/>
+        </w:rPr>
+      </w:pPr>
+      <w:r>
+        <w:rPr>
+          <w:rFonts w:eastAsia="Times New Roman" w:cs="Times New Roman"/>
+          <w:b/>
+          <w:bCs/>
+          <w:kern w:val="36"/>
+          <w:sz w:val="48"/>
+          <w:szCs w:val="48"/>
+        </w:rPr>
+        <w:t>1. Hourly AQI Prediction Pipeline</w:t>
+      </w:r>
+    </w:p>
+    <w:p>
+      <w:pPr>
+        <w:spacing w:before="100" w:beforeAutospacing="1" w:after="100" w:afterAutospacing="1" w:line="240" w:lineRule="auto"/>
+        <w:rPr>
+          <w:rFonts w:eastAsia="Times New Roman" w:cs="Times New Roman"/>
+          <w:sz w:val="24"/>
+          <w:szCs w:val="24"/>
+        </w:rPr>
+      </w:pPr>
+      <w:r>
+        <w:rPr>
+          <w:rFonts w:eastAsia="Times New Roman" w:cs="Times New Roman"/>
+          <w:sz w:val="24"/>
+          <w:szCs w:val="24"/>
+        </w:rPr>
+        <w:t xml:space="preserve">This is the </w:t>
+      </w:r>
+      <w:r>
+        <w:rPr>
+          <w:rFonts w:eastAsia="Times New Roman" w:cs="Times New Roman"/>
+          <w:b/>
+          <w:bCs/>
+          <w:sz w:val="24"/>
+          <w:szCs w:val="24"/>
+        </w:rPr>
+        <w:t>main production pipeline</w:t>
+      </w:r>
+      <w:r>
+        <w:rPr>
+          <w:rFonts w:eastAsia="Times New Roman" w:cs="Times New Roman"/>
+          <w:sz w:val="24"/>
+          <w:szCs w:val="24"/>
+        </w:rPr>
+        <w:t xml:space="preserve">. Its job is to continuously update the latest AQI data, generate new features, update Feast, and produce fresh </w:t>
+      </w:r>
+      <w:r>
+        <w:rPr>
+          <w:rFonts w:eastAsia="Times New Roman" w:cs="Times New Roman"/>
+          <w:b/>
+          <w:bCs/>
+          <w:sz w:val="24"/>
+          <w:szCs w:val="24"/>
+        </w:rPr>
+        <w:t>24h, 48h, and 72h predictions</w:t>
+      </w:r>
+      <w:r>
+        <w:rPr>
+          <w:rFonts w:eastAsia="Times New Roman" w:cs="Times New Roman"/>
+          <w:sz w:val="24"/>
+          <w:szCs w:val="24"/>
+        </w:rPr>
+        <w:t>.</w:t>
+      </w:r>
+    </w:p>
+    <w:p>
+      <w:pPr>
+        <w:spacing w:before="100" w:beforeAutospacing="1" w:after="100" w:afterAutospacing="1" w:line="240" w:lineRule="auto"/>
+        <w:outlineLvl w:val="2"/>
+        <w:rPr>
+          <w:rFonts w:eastAsia="Times New Roman" w:cs="Times New Roman"/>
+          <w:b/>
+          <w:bCs/>
+          <w:sz w:val="27"/>
+          <w:szCs w:val="27"/>
+        </w:rPr>
+      </w:pPr>
+      <w:r>
+        <w:rPr>
+          <w:rFonts w:eastAsia="Times New Roman" w:cs="Times New Roman"/>
+          <w:b/>
+          <w:bCs/>
+          <w:sz w:val="27"/>
+          <w:szCs w:val="27"/>
+        </w:rPr>
+        <w:t>Flow</w:t>
+      </w:r>
+    </w:p>
+    <w:p>
+      <w:pPr>
+        <w:numPr>
+          <w:ilvl w:val="0"/>
+          <w:numId w:val="9"/>
+        </w:numPr>
+        <w:spacing w:before="100" w:beforeAutospacing="1" w:after="100" w:afterAutospacing="1" w:line="240" w:lineRule="auto"/>
+        <w:rPr>
+          <w:rFonts w:eastAsia="Times New Roman" w:cs="Times New Roman"/>
+          <w:sz w:val="24"/>
+          <w:szCs w:val="24"/>
+        </w:rPr>
+      </w:pPr>
+      <w:r>
+        <w:rPr>
+          <w:rFonts w:eastAsia="Times New Roman" w:cs="Times New Roman"/>
+          <w:b/>
+          <w:bCs/>
+          <w:sz w:val="24"/>
+          <w:szCs w:val="24"/>
+        </w:rPr>
+        <w:t>GitHub Actions</w:t>
+      </w:r>
+      <w:r>
+        <w:rPr>
+          <w:rFonts w:eastAsia="Times New Roman" w:cs="Times New Roman"/>
+          <w:sz w:val="24"/>
+          <w:szCs w:val="24"/>
+        </w:rPr>
+        <w:t xml:space="preserve"> </w:t>
+      </w:r>
+    </w:p>
+    <w:p>
+      <w:pPr>
+        <w:numPr>
+          <w:ilvl w:val="1"/>
+          <w:numId w:val="9"/>
+        </w:numPr>
+        <w:spacing w:before="100" w:beforeAutospacing="1" w:after="100" w:afterAutospacing="1" w:line="240" w:lineRule="auto"/>
+        <w:rPr>
+          <w:rFonts w:eastAsia="Times New Roman" w:cs="Times New Roman"/>
+          <w:sz w:val="24"/>
+          <w:szCs w:val="24"/>
+        </w:rPr>
+      </w:pPr>
+      <w:r>
+        <w:rPr>
+          <w:rFonts w:eastAsia="Times New Roman" w:cs="Times New Roman"/>
+          <w:sz w:val="24"/>
+          <w:szCs w:val="24"/>
+        </w:rPr>
+        <w:t xml:space="preserve">Runs the pipeline </w:t>
+      </w:r>
+      <w:r>
+        <w:rPr>
+          <w:rFonts w:eastAsia="Times New Roman" w:cs="Times New Roman"/>
+          <w:b/>
+          <w:bCs/>
+          <w:sz w:val="24"/>
+          <w:szCs w:val="24"/>
+        </w:rPr>
+        <w:t>every hour</w:t>
+      </w:r>
+      <w:r>
+        <w:rPr>
+          <w:rFonts w:eastAsia="Times New Roman" w:cs="Times New Roman"/>
+          <w:sz w:val="24"/>
+          <w:szCs w:val="24"/>
+        </w:rPr>
+        <w:t xml:space="preserve">. </w:t>
+      </w:r>
+    </w:p>
+    <w:p>
+      <w:pPr>
+        <w:numPr>
+          <w:ilvl w:val="1"/>
+          <w:numId w:val="9"/>
+        </w:numPr>
+        <w:spacing w:before="100" w:beforeAutospacing="1" w:after="100" w:afterAutospacing="1" w:line="240" w:lineRule="auto"/>
+        <w:rPr>
+          <w:rFonts w:eastAsia="Times New Roman" w:cs="Times New Roman"/>
+          <w:sz w:val="24"/>
+          <w:szCs w:val="24"/>
+        </w:rPr>
+      </w:pPr>
+      <w:r>
+        <w:rPr>
+          <w:rFonts w:eastAsia="Times New Roman" w:cs="Times New Roman"/>
+          <w:sz w:val="24"/>
+          <w:szCs w:val="24"/>
+        </w:rPr>
+        <w:t xml:space="preserve">Can also be triggered manually using </w:t>
+      </w:r>
+      <w:proofErr w:type="spellStart"/>
+      <w:r>
+        <w:rPr>
+          <w:rFonts w:ascii="Courier New" w:eastAsia="Times New Roman" w:hAnsi="Courier New" w:cs="Courier New"/>
+          <w:sz w:val="20"/>
+          <w:szCs w:val="20"/>
+        </w:rPr>
+        <w:t>workflow_dispatch</w:t>
+      </w:r>
+      <w:proofErr w:type="spellEnd"/>
+      <w:r>
+        <w:rPr>
+          <w:rFonts w:eastAsia="Times New Roman" w:cs="Times New Roman"/>
+          <w:sz w:val="24"/>
+          <w:szCs w:val="24"/>
+        </w:rPr>
+        <w:t xml:space="preserve">. </w:t>
+      </w:r>
+    </w:p>
+    <w:p>
+      <w:pPr>
+        <w:numPr>
+          <w:ilvl w:val="0"/>
+          <w:numId w:val="9"/>
+        </w:numPr>
+        <w:spacing w:before="100" w:beforeAutospacing="1" w:after="100" w:afterAutospacing="1" w:line="240" w:lineRule="auto"/>
+        <w:rPr>
+          <w:rFonts w:eastAsia="Times New Roman" w:cs="Times New Roman"/>
+          <w:sz w:val="24"/>
+          <w:szCs w:val="24"/>
+        </w:rPr>
+      </w:pPr>
+      <w:r>
+        <w:rPr>
+          <w:rFonts w:eastAsia="Times New Roman" w:cs="Times New Roman"/>
+          <w:b/>
+          <w:bCs/>
+          <w:sz w:val="24"/>
+          <w:szCs w:val="24"/>
+        </w:rPr>
+        <w:t>Fetch latest data</w:t>
+      </w:r>
+      <w:r>
+        <w:rPr>
+          <w:rFonts w:eastAsia="Times New Roman" w:cs="Times New Roman"/>
+          <w:sz w:val="24"/>
+          <w:szCs w:val="24"/>
+        </w:rPr>
+        <w:t xml:space="preserve"> </w:t>
+      </w:r>
+    </w:p>
+    <w:p>
+      <w:pPr>
+        <w:numPr>
+          <w:ilvl w:val="1"/>
+          <w:numId w:val="9"/>
+        </w:numPr>
+        <w:spacing w:before="100" w:beforeAutospacing="1" w:after="100" w:afterAutospacing="1" w:line="240" w:lineRule="auto"/>
+        <w:rPr>
+          <w:rFonts w:eastAsia="Times New Roman" w:cs="Times New Roman"/>
+          <w:sz w:val="24"/>
+          <w:szCs w:val="24"/>
+        </w:rPr>
+      </w:pPr>
+      <w:r>
+        <w:rPr>
+          <w:rFonts w:eastAsia="Times New Roman" w:cs="Times New Roman"/>
+          <w:sz w:val="24"/>
+          <w:szCs w:val="24"/>
+        </w:rPr>
+        <w:t xml:space="preserve">Gets the latest </w:t>
+      </w:r>
+      <w:r>
+        <w:rPr>
+          <w:rFonts w:eastAsia="Times New Roman" w:cs="Times New Roman"/>
+          <w:b/>
+          <w:bCs/>
+          <w:sz w:val="24"/>
+          <w:szCs w:val="24"/>
+        </w:rPr>
+        <w:t>AQI/air-pollution data</w:t>
+      </w:r>
+      <w:r>
+        <w:rPr>
+          <w:rFonts w:eastAsia="Times New Roman" w:cs="Times New Roman"/>
+          <w:sz w:val="24"/>
+          <w:szCs w:val="24"/>
+        </w:rPr>
+        <w:t xml:space="preserve"> and </w:t>
+      </w:r>
+      <w:r>
+        <w:rPr>
+          <w:rFonts w:eastAsia="Times New Roman" w:cs="Times New Roman"/>
+          <w:b/>
+          <w:bCs/>
+          <w:sz w:val="24"/>
+          <w:szCs w:val="24"/>
+        </w:rPr>
+        <w:t>weather data</w:t>
+      </w:r>
+      <w:r>
+        <w:rPr>
+          <w:rFonts w:eastAsia="Times New Roman" w:cs="Times New Roman"/>
+          <w:sz w:val="24"/>
+          <w:szCs w:val="24"/>
+        </w:rPr>
+        <w:t xml:space="preserve"> for: </w:t>
+      </w:r>
+    </w:p>
+    <w:p>
+      <w:pPr>
+        <w:numPr>
+          <w:ilvl w:val="2"/>
+          <w:numId w:val="9"/>
+        </w:numPr>
+        <w:spacing w:before="100" w:beforeAutospacing="1" w:after="100" w:afterAutospacing="1" w:line="240" w:lineRule="auto"/>
+        <w:rPr>
+          <w:rFonts w:eastAsia="Times New Roman" w:cs="Times New Roman"/>
+          <w:sz w:val="24"/>
+          <w:szCs w:val="24"/>
+        </w:rPr>
+      </w:pPr>
+      <w:r>
+        <w:rPr>
+          <w:rFonts w:eastAsia="Times New Roman" w:cs="Times New Roman"/>
+          <w:sz w:val="24"/>
+          <w:szCs w:val="24"/>
+        </w:rPr>
+        <w:t xml:space="preserve">Islamabad </w:t>
+      </w:r>
+    </w:p>
+    <w:p>
+      <w:pPr>
+        <w:numPr>
+          <w:ilvl w:val="2"/>
+          <w:numId w:val="9"/>
+        </w:numPr>
+        <w:spacing w:before="100" w:beforeAutospacing="1" w:after="100" w:afterAutospacing="1" w:line="240" w:lineRule="auto"/>
+        <w:rPr>
+          <w:rFonts w:eastAsia="Times New Roman" w:cs="Times New Roman"/>
+          <w:sz w:val="24"/>
+          <w:szCs w:val="24"/>
+        </w:rPr>
+      </w:pPr>
+      <w:r>
+        <w:rPr>
+          <w:rFonts w:eastAsia="Times New Roman" w:cs="Times New Roman"/>
+          <w:sz w:val="24"/>
+          <w:szCs w:val="24"/>
+        </w:rPr>
+        <w:t xml:space="preserve">Lahore </w:t>
+      </w:r>
+    </w:p>
+    <w:p>
+      <w:pPr>
+        <w:numPr>
+          <w:ilvl w:val="2"/>
+          <w:numId w:val="9"/>
+        </w:numPr>
+        <w:spacing w:before="100" w:beforeAutospacing="1" w:after="100" w:afterAutospacing="1" w:line="240" w:lineRule="auto"/>
+        <w:rPr>
+          <w:rFonts w:eastAsia="Times New Roman" w:cs="Times New Roman"/>
+          <w:sz w:val="24"/>
+          <w:szCs w:val="24"/>
+        </w:rPr>
+      </w:pPr>
+      <w:r>
+        <w:rPr>
+          <w:rFonts w:eastAsia="Times New Roman" w:cs="Times New Roman"/>
+          <w:sz w:val="24"/>
+          <w:szCs w:val="24"/>
+        </w:rPr>
+        <w:t xml:space="preserve">Peshawar </w:t>
+      </w:r>
+    </w:p>
+    <w:p>
+      <w:pPr>
+        <w:numPr>
+          <w:ilvl w:val="2"/>
+          <w:numId w:val="9"/>
+        </w:numPr>
+        <w:spacing w:before="100" w:beforeAutospacing="1" w:after="100" w:afterAutospacing="1" w:line="240" w:lineRule="auto"/>
+        <w:rPr>
+          <w:rFonts w:eastAsia="Times New Roman" w:cs="Times New Roman"/>
+          <w:sz w:val="24"/>
+          <w:szCs w:val="24"/>
+        </w:rPr>
+      </w:pPr>
+      <w:r>
+        <w:rPr>
+          <w:rFonts w:eastAsia="Times New Roman" w:cs="Times New Roman"/>
+          <w:sz w:val="24"/>
+          <w:szCs w:val="24"/>
+        </w:rPr>
+        <w:t xml:space="preserve">Rawalpindi </w:t>
+      </w:r>
+    </w:p>
+    <w:p>
+      <w:pPr>
+        <w:numPr>
+          <w:ilvl w:val="0"/>
+          <w:numId w:val="9"/>
+        </w:numPr>
+        <w:spacing w:before="100" w:beforeAutospacing="1" w:after="100" w:afterAutospacing="1" w:line="240" w:lineRule="auto"/>
+        <w:rPr>
+          <w:rFonts w:eastAsia="Times New Roman" w:cs="Times New Roman"/>
+          <w:sz w:val="24"/>
+          <w:szCs w:val="24"/>
+        </w:rPr>
+      </w:pPr>
+      <w:r>
+        <w:rPr>
+          <w:rFonts w:eastAsia="Times New Roman" w:cs="Times New Roman"/>
+          <w:b/>
+          <w:bCs/>
+          <w:sz w:val="24"/>
+          <w:szCs w:val="24"/>
+        </w:rPr>
+        <w:t>Update historical data</w:t>
+      </w:r>
+      <w:r>
+        <w:rPr>
+          <w:rFonts w:eastAsia="Times New Roman" w:cs="Times New Roman"/>
+          <w:sz w:val="24"/>
+          <w:szCs w:val="24"/>
+        </w:rPr>
+        <w:t xml:space="preserve"> </w:t>
+      </w:r>
+    </w:p>
+    <w:p>
+      <w:pPr>
+        <w:numPr>
+          <w:ilvl w:val="1"/>
+          <w:numId w:val="9"/>
+        </w:numPr>
+        <w:spacing w:before="100" w:beforeAutospacing="1" w:after="100" w:afterAutospacing="1" w:line="240" w:lineRule="auto"/>
+        <w:rPr>
+          <w:rFonts w:eastAsia="Times New Roman" w:cs="Times New Roman"/>
+          <w:sz w:val="24"/>
+          <w:szCs w:val="24"/>
+        </w:rPr>
+      </w:pPr>
+      <w:r>
+        <w:rPr>
+          <w:rFonts w:eastAsia="Times New Roman" w:cs="Times New Roman"/>
+          <w:sz w:val="24"/>
+          <w:szCs w:val="24"/>
+        </w:rPr>
+        <w:t xml:space="preserve">The newly received observed AQI data is added to the historical dataset. </w:t>
+      </w:r>
+    </w:p>
+    <w:p>
+      <w:pPr>
+        <w:numPr>
+          <w:ilvl w:val="1"/>
+          <w:numId w:val="9"/>
+        </w:numPr>
+        <w:spacing w:before="100" w:beforeAutospacing="1" w:after="100" w:afterAutospacing="1" w:line="240" w:lineRule="auto"/>
+        <w:rPr>
+          <w:rFonts w:eastAsia="Times New Roman" w:cs="Times New Roman"/>
+          <w:sz w:val="24"/>
+          <w:szCs w:val="24"/>
+        </w:rPr>
+      </w:pPr>
+      <w:r>
+        <w:rPr>
+          <w:rFonts w:eastAsia="Times New Roman" w:cs="Times New Roman"/>
+          <w:sz w:val="24"/>
+          <w:szCs w:val="24"/>
+        </w:rPr>
+        <w:t xml:space="preserve">Duplicate city/timestamp records are removed. </w:t>
+      </w:r>
+    </w:p>
+    <w:p>
+      <w:pPr>
+        <w:numPr>
+          <w:ilvl w:val="0"/>
+          <w:numId w:val="9"/>
+        </w:numPr>
+        <w:spacing w:before="100" w:beforeAutospacing="1" w:after="100" w:afterAutospacing="1" w:line="240" w:lineRule="auto"/>
+        <w:rPr>
+          <w:rFonts w:eastAsia="Times New Roman" w:cs="Times New Roman"/>
+          <w:sz w:val="24"/>
+          <w:szCs w:val="24"/>
+        </w:rPr>
+      </w:pPr>
+      <w:r>
+        <w:rPr>
+          <w:rFonts w:eastAsia="Times New Roman" w:cs="Times New Roman"/>
+          <w:b/>
+          <w:bCs/>
+          <w:sz w:val="24"/>
+          <w:szCs w:val="24"/>
+        </w:rPr>
+        <w:t>Feature Engineering</w:t>
+      </w:r>
+      <w:r>
+        <w:rPr>
+          <w:rFonts w:eastAsia="Times New Roman" w:cs="Times New Roman"/>
+          <w:sz w:val="24"/>
+          <w:szCs w:val="24"/>
+        </w:rPr>
+        <w:t xml:space="preserve"> </w:t>
+      </w:r>
+    </w:p>
+    <w:p>
+      <w:pPr>
+        <w:numPr>
+          <w:ilvl w:val="1"/>
+          <w:numId w:val="9"/>
+        </w:numPr>
+        <w:spacing w:before="100" w:beforeAutospacing="1" w:after="100" w:afterAutospacing="1" w:line="240" w:lineRule="auto"/>
+        <w:rPr>
+          <w:rFonts w:eastAsia="Times New Roman" w:cs="Times New Roman"/>
+          <w:sz w:val="24"/>
+          <w:szCs w:val="24"/>
+        </w:rPr>
+      </w:pPr>
+      <w:r>
+        <w:rPr>
+          <w:rFonts w:eastAsia="Times New Roman" w:cs="Times New Roman"/>
+          <w:sz w:val="24"/>
+          <w:szCs w:val="24"/>
+        </w:rPr>
+        <w:t xml:space="preserve">Creates the required AQI features such as: </w:t>
+      </w:r>
+    </w:p>
+    <w:p>
+      <w:pPr>
+        <w:numPr>
+          <w:ilvl w:val="2"/>
+          <w:numId w:val="9"/>
+        </w:numPr>
+        <w:spacing w:before="100" w:beforeAutospacing="1" w:after="100" w:afterAutospacing="1" w:line="240" w:lineRule="auto"/>
+        <w:rPr>
+          <w:rFonts w:eastAsia="Times New Roman" w:cs="Times New Roman"/>
+          <w:sz w:val="24"/>
+          <w:szCs w:val="24"/>
+        </w:rPr>
+      </w:pPr>
+      <w:r>
+        <w:rPr>
+          <w:rFonts w:eastAsia="Times New Roman" w:cs="Times New Roman"/>
+          <w:sz w:val="24"/>
+          <w:szCs w:val="24"/>
+        </w:rPr>
+        <w:t xml:space="preserve">lag features </w:t>
+      </w:r>
+    </w:p>
+    <w:p>
+      <w:pPr>
+        <w:numPr>
+          <w:ilvl w:val="2"/>
+          <w:numId w:val="9"/>
+        </w:numPr>
+        <w:spacing w:before="100" w:beforeAutospacing="1" w:after="100" w:afterAutospacing="1" w:line="240" w:lineRule="auto"/>
+        <w:rPr>
+          <w:rFonts w:eastAsia="Times New Roman" w:cs="Times New Roman"/>
+          <w:sz w:val="24"/>
+          <w:szCs w:val="24"/>
+        </w:rPr>
+      </w:pPr>
+      <w:r>
+        <w:rPr>
+          <w:rFonts w:eastAsia="Times New Roman" w:cs="Times New Roman"/>
+          <w:sz w:val="24"/>
+          <w:szCs w:val="24"/>
+        </w:rPr>
+        <w:t xml:space="preserve">rolling statistics </w:t>
+      </w:r>
+    </w:p>
+    <w:p>
+      <w:pPr>
+        <w:numPr>
+          <w:ilvl w:val="2"/>
+          <w:numId w:val="9"/>
+        </w:numPr>
+        <w:spacing w:before="100" w:beforeAutospacing="1" w:after="100" w:afterAutospacing="1" w:line="240" w:lineRule="auto"/>
+        <w:rPr>
+          <w:rFonts w:eastAsia="Times New Roman" w:cs="Times New Roman"/>
+          <w:sz w:val="24"/>
+          <w:szCs w:val="24"/>
+        </w:rPr>
+      </w:pPr>
+      <w:r>
+        <w:rPr>
+          <w:rFonts w:eastAsia="Times New Roman" w:cs="Times New Roman"/>
+          <w:sz w:val="24"/>
+          <w:szCs w:val="24"/>
+        </w:rPr>
+        <w:t xml:space="preserve">time-based features </w:t>
+      </w:r>
+    </w:p>
+    <w:p>
+      <w:pPr>
+        <w:numPr>
+          <w:ilvl w:val="2"/>
+          <w:numId w:val="9"/>
+        </w:numPr>
+        <w:spacing w:before="100" w:beforeAutospacing="1" w:after="100" w:afterAutospacing="1" w:line="240" w:lineRule="auto"/>
+        <w:rPr>
+          <w:rFonts w:eastAsia="Times New Roman" w:cs="Times New Roman"/>
+          <w:sz w:val="24"/>
+          <w:szCs w:val="24"/>
+        </w:rPr>
+      </w:pPr>
+      <w:r>
+        <w:rPr>
+          <w:rFonts w:eastAsia="Times New Roman" w:cs="Times New Roman"/>
+          <w:sz w:val="24"/>
+          <w:szCs w:val="24"/>
+        </w:rPr>
+        <w:t xml:space="preserve">city encoding </w:t>
+      </w:r>
+    </w:p>
+    <w:p>
+      <w:pPr>
+        <w:numPr>
+          <w:ilvl w:val="1"/>
+          <w:numId w:val="9"/>
+        </w:numPr>
+        <w:spacing w:before="100" w:beforeAutospacing="1" w:after="100" w:afterAutospacing="1" w:line="240" w:lineRule="auto"/>
+        <w:rPr>
+          <w:rFonts w:eastAsia="Times New Roman" w:cs="Times New Roman"/>
+          <w:sz w:val="24"/>
+          <w:szCs w:val="24"/>
+        </w:rPr>
+      </w:pPr>
+      <w:r>
+        <w:rPr>
+          <w:rFonts w:eastAsia="Times New Roman" w:cs="Times New Roman"/>
+          <w:sz w:val="24"/>
+          <w:szCs w:val="24"/>
+        </w:rPr>
+        <w:t xml:space="preserve">Combines these with the latest weather information. </w:t>
+      </w:r>
+    </w:p>
+    <w:p>
+      <w:pPr>
+        <w:numPr>
+          <w:ilvl w:val="0"/>
+          <w:numId w:val="9"/>
+        </w:numPr>
+        <w:spacing w:before="100" w:beforeAutospacing="1" w:after="100" w:afterAutospacing="1" w:line="240" w:lineRule="auto"/>
+        <w:rPr>
+          <w:rFonts w:eastAsia="Times New Roman" w:cs="Times New Roman"/>
+          <w:sz w:val="24"/>
+          <w:szCs w:val="24"/>
+        </w:rPr>
+      </w:pPr>
+      <w:r>
+        <w:rPr>
+          <w:rFonts w:eastAsia="Times New Roman" w:cs="Times New Roman"/>
+          <w:b/>
+          <w:bCs/>
+          <w:sz w:val="24"/>
+          <w:szCs w:val="24"/>
+        </w:rPr>
+        <w:t>Update Feast</w:t>
+      </w:r>
+      <w:r>
+        <w:rPr>
+          <w:rFonts w:eastAsia="Times New Roman" w:cs="Times New Roman"/>
+          <w:sz w:val="24"/>
+          <w:szCs w:val="24"/>
+        </w:rPr>
+        <w:t xml:space="preserve"> </w:t>
+      </w:r>
+    </w:p>
+    <w:p>
+      <w:pPr>
+        <w:numPr>
+          <w:ilvl w:val="1"/>
+          <w:numId w:val="9"/>
+        </w:numPr>
+        <w:spacing w:before="100" w:beforeAutospacing="1" w:after="100" w:afterAutospacing="1" w:line="240" w:lineRule="auto"/>
+        <w:rPr>
+          <w:rFonts w:eastAsia="Times New Roman" w:cs="Times New Roman"/>
+          <w:sz w:val="24"/>
+          <w:szCs w:val="24"/>
+        </w:rPr>
+      </w:pPr>
+      <w:r>
+        <w:rPr>
+          <w:rFonts w:eastAsia="Times New Roman" w:cs="Times New Roman"/>
+          <w:sz w:val="24"/>
+          <w:szCs w:val="24"/>
+        </w:rPr>
+        <w:t xml:space="preserve">The newly generated feature data is passed to </w:t>
+      </w:r>
+      <w:r>
+        <w:rPr>
+          <w:rFonts w:eastAsia="Times New Roman" w:cs="Times New Roman"/>
+          <w:b/>
+          <w:bCs/>
+          <w:sz w:val="24"/>
+          <w:szCs w:val="24"/>
+        </w:rPr>
+        <w:t>Feast</w:t>
+      </w:r>
+      <w:r>
+        <w:rPr>
+          <w:rFonts w:eastAsia="Times New Roman" w:cs="Times New Roman"/>
+          <w:sz w:val="24"/>
+          <w:szCs w:val="24"/>
+        </w:rPr>
+        <w:t xml:space="preserve">. </w:t>
+      </w:r>
+    </w:p>
+    <w:p>
+      <w:pPr>
+        <w:numPr>
+          <w:ilvl w:val="1"/>
+          <w:numId w:val="9"/>
+        </w:numPr>
+        <w:spacing w:before="100" w:beforeAutospacing="1" w:after="100" w:afterAutospacing="1" w:line="240" w:lineRule="auto"/>
+        <w:rPr>
+          <w:rFonts w:eastAsia="Times New Roman" w:cs="Times New Roman"/>
+          <w:sz w:val="24"/>
+          <w:szCs w:val="24"/>
+        </w:rPr>
+      </w:pPr>
+      <w:r>
+        <w:rPr>
+          <w:rFonts w:eastAsia="Times New Roman" w:cs="Times New Roman"/>
+          <w:sz w:val="24"/>
+          <w:szCs w:val="24"/>
+        </w:rPr>
+        <w:t xml:space="preserve">Feast's online store in </w:t>
+      </w:r>
+      <w:proofErr w:type="spellStart"/>
+      <w:r>
+        <w:rPr>
+          <w:rFonts w:eastAsia="Times New Roman" w:cs="Times New Roman"/>
+          <w:b/>
+          <w:bCs/>
+          <w:sz w:val="24"/>
+          <w:szCs w:val="24"/>
+        </w:rPr>
+        <w:t>Supabase</w:t>
+      </w:r>
+      <w:proofErr w:type="spellEnd"/>
+      <w:r>
+        <w:rPr>
+          <w:rFonts w:eastAsia="Times New Roman" w:cs="Times New Roman"/>
+          <w:b/>
+          <w:bCs/>
+          <w:sz w:val="24"/>
+          <w:szCs w:val="24"/>
+        </w:rPr>
+        <w:t>/PostgreSQL</w:t>
+      </w:r>
+      <w:r>
+        <w:rPr>
+          <w:rFonts w:eastAsia="Times New Roman" w:cs="Times New Roman"/>
+          <w:sz w:val="24"/>
+          <w:szCs w:val="24"/>
+        </w:rPr>
+        <w:t xml:space="preserve"> is updated. </w:t>
+      </w:r>
+    </w:p>
+    <w:p>
+      <w:pPr>
+        <w:numPr>
+          <w:ilvl w:val="0"/>
+          <w:numId w:val="9"/>
+        </w:numPr>
+        <w:spacing w:before="100" w:beforeAutospacing="1" w:after="100" w:afterAutospacing="1" w:line="240" w:lineRule="auto"/>
+        <w:rPr>
+          <w:rFonts w:eastAsia="Times New Roman" w:cs="Times New Roman"/>
+          <w:sz w:val="24"/>
+          <w:szCs w:val="24"/>
+        </w:rPr>
+      </w:pPr>
+      <w:r>
+        <w:rPr>
+          <w:rFonts w:eastAsia="Times New Roman" w:cs="Times New Roman"/>
+          <w:b/>
+          <w:bCs/>
+          <w:sz w:val="24"/>
+          <w:szCs w:val="24"/>
+        </w:rPr>
+        <w:t>Generate predictions</w:t>
+      </w:r>
+      <w:r>
+        <w:rPr>
+          <w:rFonts w:eastAsia="Times New Roman" w:cs="Times New Roman"/>
+          <w:sz w:val="24"/>
+          <w:szCs w:val="24"/>
+        </w:rPr>
+        <w:t xml:space="preserve"> </w:t>
+      </w:r>
+    </w:p>
+    <w:p>
+      <w:pPr>
+        <w:numPr>
+          <w:ilvl w:val="1"/>
+          <w:numId w:val="9"/>
+        </w:numPr>
+        <w:spacing w:before="100" w:beforeAutospacing="1" w:after="100" w:afterAutospacing="1" w:line="240" w:lineRule="auto"/>
+        <w:rPr>
+          <w:rFonts w:eastAsia="Times New Roman" w:cs="Times New Roman"/>
+          <w:sz w:val="24"/>
+          <w:szCs w:val="24"/>
+        </w:rPr>
+      </w:pPr>
+      <w:r>
+        <w:rPr>
+          <w:rFonts w:eastAsia="Times New Roman" w:cs="Times New Roman"/>
+          <w:sz w:val="24"/>
+          <w:szCs w:val="24"/>
+        </w:rPr>
+        <w:t xml:space="preserve">Each city receives: </w:t>
+      </w:r>
+    </w:p>
+    <w:p>
+      <w:pPr>
+        <w:numPr>
+          <w:ilvl w:val="2"/>
+          <w:numId w:val="9"/>
+        </w:numPr>
+        <w:spacing w:before="100" w:beforeAutospacing="1" w:after="100" w:afterAutospacing="1" w:line="240" w:lineRule="auto"/>
+        <w:rPr>
+          <w:rFonts w:eastAsia="Times New Roman" w:cs="Times New Roman"/>
+          <w:sz w:val="24"/>
+          <w:szCs w:val="24"/>
+        </w:rPr>
+      </w:pPr>
+      <w:r>
+        <w:rPr>
+          <w:rFonts w:eastAsia="Times New Roman" w:cs="Times New Roman"/>
+          <w:b/>
+          <w:bCs/>
+          <w:sz w:val="24"/>
+          <w:szCs w:val="24"/>
+        </w:rPr>
+        <w:t xml:space="preserve">24-hour → </w:t>
+      </w:r>
+      <w:proofErr w:type="spellStart"/>
+      <w:r>
+        <w:rPr>
+          <w:rFonts w:eastAsia="Times New Roman" w:cs="Times New Roman"/>
+          <w:b/>
+          <w:bCs/>
+          <w:sz w:val="24"/>
+          <w:szCs w:val="24"/>
+        </w:rPr>
+        <w:t>XGBoost</w:t>
+      </w:r>
+      <w:proofErr w:type="spellEnd"/>
+      <w:r>
+        <w:rPr>
+          <w:rFonts w:eastAsia="Times New Roman" w:cs="Times New Roman"/>
+          <w:sz w:val="24"/>
+          <w:szCs w:val="24"/>
+        </w:rPr>
+        <w:t xml:space="preserve"> </w:t>
+      </w:r>
+    </w:p>
+    <w:p>
+      <w:pPr>
+        <w:numPr>
+          <w:ilvl w:val="2"/>
+          <w:numId w:val="9"/>
+        </w:numPr>
+        <w:spacing w:before="100" w:beforeAutospacing="1" w:after="100" w:afterAutospacing="1" w:line="240" w:lineRule="auto"/>
+        <w:rPr>
+          <w:rFonts w:eastAsia="Times New Roman" w:cs="Times New Roman"/>
+          <w:sz w:val="24"/>
+          <w:szCs w:val="24"/>
+        </w:rPr>
+      </w:pPr>
+      <w:r>
+        <w:rPr>
+          <w:rFonts w:eastAsia="Times New Roman" w:cs="Times New Roman"/>
+          <w:b/>
+          <w:bCs/>
+          <w:sz w:val="24"/>
+          <w:szCs w:val="24"/>
+        </w:rPr>
+        <w:t xml:space="preserve">48-hour → </w:t>
+      </w:r>
+      <w:proofErr w:type="spellStart"/>
+      <w:r>
+        <w:rPr>
+          <w:rFonts w:eastAsia="Times New Roman" w:cs="Times New Roman"/>
+          <w:b/>
+          <w:bCs/>
+          <w:sz w:val="24"/>
+          <w:szCs w:val="24"/>
+        </w:rPr>
+        <w:t>CatBoost</w:t>
+      </w:r>
+      <w:proofErr w:type="spellEnd"/>
+      <w:r>
+        <w:rPr>
+          <w:rFonts w:eastAsia="Times New Roman" w:cs="Times New Roman"/>
+          <w:sz w:val="24"/>
+          <w:szCs w:val="24"/>
+        </w:rPr>
+        <w:t xml:space="preserve"> </w:t>
+      </w:r>
+    </w:p>
+    <w:p>
+      <w:pPr>
+        <w:numPr>
+          <w:ilvl w:val="2"/>
+          <w:numId w:val="9"/>
+        </w:numPr>
+        <w:spacing w:before="100" w:beforeAutospacing="1" w:after="100" w:afterAutospacing="1" w:line="240" w:lineRule="auto"/>
+        <w:rPr>
+          <w:rFonts w:eastAsia="Times New Roman" w:cs="Times New Roman"/>
+          <w:sz w:val="24"/>
+          <w:szCs w:val="24"/>
+        </w:rPr>
+      </w:pPr>
+      <w:r>
+        <w:rPr>
+          <w:rFonts w:eastAsia="Times New Roman" w:cs="Times New Roman"/>
+          <w:b/>
+          <w:bCs/>
+          <w:sz w:val="24"/>
+          <w:szCs w:val="24"/>
+        </w:rPr>
+        <w:t>72-hour → Random Forest</w:t>
+      </w:r>
+      <w:r>
+        <w:rPr>
+          <w:rFonts w:eastAsia="Times New Roman" w:cs="Times New Roman"/>
+          <w:sz w:val="24"/>
+          <w:szCs w:val="24"/>
+        </w:rPr>
+        <w:t xml:space="preserve"> </w:t>
+      </w:r>
+    </w:p>
+    <w:p>
+      <w:pPr>
+        <w:numPr>
+          <w:ilvl w:val="0"/>
+          <w:numId w:val="9"/>
+        </w:numPr>
+        <w:spacing w:before="100" w:beforeAutospacing="1" w:after="100" w:afterAutospacing="1" w:line="240" w:lineRule="auto"/>
+        <w:rPr>
+          <w:rFonts w:eastAsia="Times New Roman" w:cs="Times New Roman"/>
+          <w:sz w:val="24"/>
+          <w:szCs w:val="24"/>
+        </w:rPr>
+      </w:pPr>
+      <w:r>
+        <w:rPr>
+          <w:rFonts w:eastAsia="Times New Roman" w:cs="Times New Roman"/>
+          <w:b/>
+          <w:bCs/>
+          <w:sz w:val="24"/>
+          <w:szCs w:val="24"/>
+        </w:rPr>
+        <w:t>Store predictions</w:t>
+      </w:r>
+      <w:r>
+        <w:rPr>
+          <w:rFonts w:eastAsia="Times New Roman" w:cs="Times New Roman"/>
+          <w:sz w:val="24"/>
+          <w:szCs w:val="24"/>
+        </w:rPr>
+        <w:t xml:space="preserve"> </w:t>
+      </w:r>
+    </w:p>
+    <w:p>
+      <w:pPr>
+        <w:numPr>
+          <w:ilvl w:val="1"/>
+          <w:numId w:val="9"/>
+        </w:numPr>
+        <w:spacing w:before="100" w:beforeAutospacing="1" w:after="100" w:afterAutospacing="1" w:line="240" w:lineRule="auto"/>
+        <w:rPr>
+          <w:rFonts w:eastAsia="Times New Roman" w:cs="Times New Roman"/>
+          <w:sz w:val="24"/>
+          <w:szCs w:val="24"/>
+        </w:rPr>
+      </w:pPr>
+      <w:r>
+        <w:rPr>
+          <w:rFonts w:eastAsia="Times New Roman" w:cs="Times New Roman"/>
+          <w:sz w:val="24"/>
+          <w:szCs w:val="24"/>
+        </w:rPr>
+        <w:t xml:space="preserve">Each prediction is inserted into the </w:t>
+      </w:r>
+      <w:r>
+        <w:rPr>
+          <w:rFonts w:ascii="Courier New" w:eastAsia="Times New Roman" w:hAnsi="Courier New" w:cs="Courier New"/>
+          <w:b/>
+          <w:bCs/>
+          <w:sz w:val="20"/>
+          <w:szCs w:val="20"/>
+        </w:rPr>
+        <w:t>predictions</w:t>
+      </w:r>
+      <w:r>
+        <w:rPr>
+          <w:rFonts w:eastAsia="Times New Roman" w:cs="Times New Roman"/>
+          <w:b/>
+          <w:bCs/>
+          <w:sz w:val="24"/>
+          <w:szCs w:val="24"/>
+        </w:rPr>
+        <w:t xml:space="preserve"> </w:t>
+      </w:r>
+      <w:proofErr w:type="spellStart"/>
+      <w:r>
+        <w:rPr>
+          <w:rFonts w:eastAsia="Times New Roman" w:cs="Times New Roman"/>
+          <w:b/>
+          <w:bCs/>
+          <w:sz w:val="24"/>
+          <w:szCs w:val="24"/>
+        </w:rPr>
+        <w:t>Supabase</w:t>
+      </w:r>
+      <w:proofErr w:type="spellEnd"/>
+      <w:r>
+        <w:rPr>
+          <w:rFonts w:eastAsia="Times New Roman" w:cs="Times New Roman"/>
+          <w:b/>
+          <w:bCs/>
+          <w:sz w:val="24"/>
+          <w:szCs w:val="24"/>
+        </w:rPr>
+        <w:t xml:space="preserve"> table</w:t>
+      </w:r>
+      <w:r>
+        <w:rPr>
+          <w:rFonts w:eastAsia="Times New Roman" w:cs="Times New Roman"/>
+          <w:sz w:val="24"/>
+          <w:szCs w:val="24"/>
+        </w:rPr>
+        <w:t xml:space="preserve">. </w:t>
+      </w:r>
+    </w:p>
+    <w:p>
+      <w:pPr>
+        <w:numPr>
+          <w:ilvl w:val="1"/>
+          <w:numId w:val="9"/>
+        </w:numPr>
+        <w:spacing w:before="100" w:beforeAutospacing="1" w:after="100" w:afterAutospacing="1" w:line="240" w:lineRule="auto"/>
+        <w:rPr>
+          <w:rFonts w:eastAsia="Times New Roman" w:cs="Times New Roman"/>
+          <w:sz w:val="24"/>
+          <w:szCs w:val="24"/>
+        </w:rPr>
+      </w:pPr>
+      <w:r>
+        <w:rPr>
+          <w:rFonts w:eastAsia="Times New Roman" w:cs="Times New Roman"/>
+          <w:sz w:val="24"/>
+          <w:szCs w:val="24"/>
+        </w:rPr>
+        <w:t xml:space="preserve">It initially has: </w:t>
+      </w:r>
+    </w:p>
+    <w:p>
+      <w:pPr>
+        <w:numPr>
+          <w:ilvl w:val="2"/>
+          <w:numId w:val="9"/>
+        </w:numPr>
+        <w:spacing w:before="100" w:beforeAutospacing="1" w:after="100" w:afterAutospacing="1" w:line="240" w:lineRule="auto"/>
+        <w:rPr>
+          <w:rFonts w:eastAsia="Times New Roman" w:cs="Times New Roman"/>
+          <w:sz w:val="24"/>
+          <w:szCs w:val="24"/>
+        </w:rPr>
+      </w:pPr>
+      <w:proofErr w:type="spellStart"/>
+      <w:r>
+        <w:rPr>
+          <w:rFonts w:ascii="Courier New" w:eastAsia="Times New Roman" w:hAnsi="Courier New" w:cs="Courier New"/>
+          <w:sz w:val="20"/>
+          <w:szCs w:val="20"/>
+        </w:rPr>
+        <w:t>predicted_aqi</w:t>
+      </w:r>
+      <w:proofErr w:type="spellEnd"/>
+      <w:r>
+        <w:rPr>
+          <w:rFonts w:eastAsia="Times New Roman" w:cs="Times New Roman"/>
+          <w:sz w:val="24"/>
+          <w:szCs w:val="24"/>
+        </w:rPr>
+        <w:t xml:space="preserve"> </w:t>
+      </w:r>
+    </w:p>
+    <w:p>
+      <w:pPr>
+        <w:numPr>
+          <w:ilvl w:val="2"/>
+          <w:numId w:val="9"/>
+        </w:numPr>
+        <w:spacing w:before="100" w:beforeAutospacing="1" w:after="100" w:afterAutospacing="1" w:line="240" w:lineRule="auto"/>
+        <w:rPr>
+          <w:rFonts w:eastAsia="Times New Roman" w:cs="Times New Roman"/>
+          <w:sz w:val="24"/>
+          <w:szCs w:val="24"/>
+        </w:rPr>
+      </w:pPr>
+      <w:proofErr w:type="spellStart"/>
+      <w:r>
+        <w:rPr>
+          <w:rFonts w:ascii="Courier New" w:eastAsia="Times New Roman" w:hAnsi="Courier New" w:cs="Courier New"/>
+          <w:sz w:val="20"/>
+          <w:szCs w:val="20"/>
+        </w:rPr>
+        <w:t>actual_aqi</w:t>
+      </w:r>
+      <w:proofErr w:type="spellEnd"/>
+      <w:r>
+        <w:rPr>
+          <w:rFonts w:ascii="Courier New" w:eastAsia="Times New Roman" w:hAnsi="Courier New" w:cs="Courier New"/>
+          <w:sz w:val="20"/>
+          <w:szCs w:val="20"/>
+        </w:rPr>
+        <w:t xml:space="preserve"> = NULL</w:t>
+      </w:r>
+      <w:r>
+        <w:rPr>
+          <w:rFonts w:eastAsia="Times New Roman" w:cs="Times New Roman"/>
+          <w:sz w:val="24"/>
+          <w:szCs w:val="24"/>
+        </w:rPr>
+        <w:t xml:space="preserve"> </w:t>
+      </w:r>
+    </w:p>
+    <w:p>
+      <w:pPr>
+        <w:numPr>
+          <w:ilvl w:val="2"/>
+          <w:numId w:val="9"/>
+        </w:numPr>
+        <w:spacing w:before="100" w:beforeAutospacing="1" w:after="100" w:afterAutospacing="1" w:line="240" w:lineRule="auto"/>
+        <w:rPr>
+          <w:rFonts w:eastAsia="Times New Roman" w:cs="Times New Roman"/>
+          <w:sz w:val="24"/>
+          <w:szCs w:val="24"/>
+        </w:rPr>
+      </w:pPr>
+      <w:r>
+        <w:rPr>
+          <w:rFonts w:ascii="Courier New" w:eastAsia="Times New Roman" w:hAnsi="Courier New" w:cs="Courier New"/>
+          <w:sz w:val="20"/>
+          <w:szCs w:val="20"/>
+        </w:rPr>
+        <w:t>evaluated = FALSE</w:t>
+      </w:r>
+      <w:r>
+        <w:rPr>
+          <w:rFonts w:eastAsia="Times New Roman" w:cs="Times New Roman"/>
+          <w:sz w:val="24"/>
+          <w:szCs w:val="24"/>
+        </w:rPr>
+        <w:t xml:space="preserve"> </w:t>
+      </w:r>
+    </w:p>
+    <w:p>
+      <w:pPr>
+        <w:spacing w:before="100" w:beforeAutospacing="1" w:after="100" w:afterAutospacing="1" w:line="240" w:lineRule="auto"/>
+        <w:rPr>
+          <w:rFonts w:eastAsia="Times New Roman" w:cs="Times New Roman"/>
+          <w:sz w:val="24"/>
+          <w:szCs w:val="24"/>
+        </w:rPr>
+      </w:pPr>
+      <w:r>
+        <w:rPr>
+          <w:rFonts w:eastAsia="Times New Roman" w:cs="Times New Roman"/>
+          <w:sz w:val="24"/>
+          <w:szCs w:val="24"/>
+        </w:rPr>
+        <w:t xml:space="preserve">The important point is that </w:t>
+      </w:r>
+      <w:r>
+        <w:rPr>
+          <w:rFonts w:eastAsia="Times New Roman" w:cs="Times New Roman"/>
+          <w:b/>
+          <w:bCs/>
+          <w:sz w:val="24"/>
+          <w:szCs w:val="24"/>
+        </w:rPr>
+        <w:t>this pipeline is concerned with prediction</w:t>
+      </w:r>
+      <w:r>
+        <w:rPr>
+          <w:rFonts w:eastAsia="Times New Roman" w:cs="Times New Roman"/>
+          <w:sz w:val="24"/>
+          <w:szCs w:val="24"/>
+        </w:rPr>
+        <w:t>, not model performance monitoring.</w:t>
+      </w:r>
+    </w:p>
+    <w:p>
+      <w:pPr>
+        <w:spacing w:before="100" w:beforeAutospacing="1" w:after="100" w:afterAutospacing="1" w:line="240" w:lineRule="auto"/>
+        <w:outlineLvl w:val="0"/>
+        <w:rPr>
+          <w:b/>
+          <w:bCs/>
+          <w:sz w:val="28"/>
+          <w:szCs w:val="28"/>
+        </w:rPr>
+      </w:pPr>
+      <w:r>
+        <w:rPr>
+          <w:noProof/>
+        </w:rPr>
+        <w:lastRenderedPageBreak/>
+        <w:drawing>
+          <wp:inline distT="0" distB="0" distL="0" distR="0" wp14:anchorId="3B248291" wp14:editId="02B1B8B7">
+            <wp:extent cx="5521569" cy="8369335"/>
+            <wp:effectExtent l="0" t="0" r="3175" b="0"/>
+            <wp:docPr id="1" name="Picture 1" descr="C:\Users\HP\Downloads\mermaid-diagram (2).png"/>
+            <wp:cNvGraphicFramePr>
+              <a:graphicFrameLocks xmlns:a="http://schemas.openxmlformats.org/drawingml/2006/main" noChangeAspect="1"/>
+            </wp:cNvGraphicFramePr>
+            <a:graphic xmlns:a="http://schemas.openxmlformats.org/drawingml/2006/main">
+              <a:graphicData uri="http://schemas.openxmlformats.org/drawingml/2006/picture">
+                <pic:pic xmlns:pic="http://schemas.openxmlformats.org/drawingml/2006/picture">
+                  <pic:nvPicPr>
+                    <pic:cNvPr id="0" name="Picture 6" descr="C:\Users\HP\Downloads\mermaid-diagram (2).png"/>
+                    <pic:cNvPicPr>
+                      <a:picLocks noChangeAspect="1" noChangeArrowheads="1"/>
+                    </pic:cNvPicPr>
+                  </pic:nvPicPr>
+                  <pic:blipFill>
+                    <a:blip r:embed="rId5">
+                      <a:extLst>
+                        <a:ext uri="{28A0092B-C50C-407E-A947-70E740481C1C}">
+                          <a14:useLocalDpi xmlns:a14="http://schemas.microsoft.com/office/drawing/2010/main" val="0"/>
+                        </a:ext>
+                      </a:extLst>
+                    </a:blip>
+                    <a:srcRect/>
+                    <a:stretch>
+                      <a:fillRect/>
+                    </a:stretch>
+                  </pic:blipFill>
+                  <pic:spPr bwMode="auto">
+                    <a:xfrm>
+                      <a:off x="0" y="0"/>
+                      <a:ext cx="5546097" cy="8406514"/>
+                    </a:xfrm>
+                    <a:prstGeom prst="rect">
+                      <a:avLst/>
+                    </a:prstGeom>
+                    <a:noFill/>
+                    <a:ln>
+                      <a:noFill/>
+                    </a:ln>
+                  </pic:spPr>
+                </pic:pic>
+              </a:graphicData>
+            </a:graphic>
+          </wp:inline>
+        </w:drawing>
+      </w:r>
+    </w:p>
+    <w:p>
+      <w:pPr>
+        <w:spacing w:before="100" w:beforeAutospacing="1" w:after="100" w:afterAutospacing="1" w:line="240" w:lineRule="auto"/>
+        <w:outlineLvl w:val="0"/>
+        <w:rPr>
+          <w:b/>
+          <w:bCs/>
+          <w:sz w:val="28"/>
+          <w:szCs w:val="28"/>
+        </w:rPr>
+      </w:pPr>
     </w:p>
     <w:p>
       <w:pPr>
         <w:pStyle w:val="NormalWeb"/>
-      </w:pPr>
-      <w:r>
-        <w:t xml:space="preserve">The prediction pipeline initially produced unrealistic AQI predictions, with </w:t>
+        <w:jc w:val="center"/>
+      </w:pPr>
+    </w:p>
+    <w:p>
+      <w:pPr>
+        <w:spacing w:before="100" w:beforeAutospacing="1" w:after="100" w:afterAutospacing="1" w:line="240" w:lineRule="auto"/>
+        <w:outlineLvl w:val="0"/>
+        <w:rPr>
+          <w:rFonts w:eastAsia="Times New Roman" w:cs="Times New Roman"/>
+          <w:b/>
+          <w:bCs/>
+          <w:kern w:val="36"/>
+          <w:sz w:val="48"/>
+          <w:szCs w:val="48"/>
+        </w:rPr>
+      </w:pPr>
+      <w:r>
+        <w:rPr>
+          <w:rFonts w:eastAsia="Times New Roman" w:cs="Times New Roman"/>
+          <w:b/>
+          <w:bCs/>
+          <w:kern w:val="36"/>
+          <w:sz w:val="48"/>
+          <w:szCs w:val="48"/>
+        </w:rPr>
+        <w:t>. Daily Monitoring &amp; Evaluation Pipeline</w:t>
+      </w:r>
+    </w:p>
+    <w:p>
+      <w:pPr>
+        <w:spacing w:before="100" w:beforeAutospacing="1" w:after="100" w:afterAutospacing="1" w:line="240" w:lineRule="auto"/>
+        <w:rPr>
+          <w:rFonts w:eastAsia="Times New Roman" w:cs="Times New Roman"/>
+          <w:sz w:val="24"/>
+          <w:szCs w:val="24"/>
+        </w:rPr>
+      </w:pPr>
+      <w:r>
+        <w:rPr>
+          <w:rFonts w:eastAsia="Times New Roman" w:cs="Times New Roman"/>
+          <w:sz w:val="24"/>
+          <w:szCs w:val="24"/>
+        </w:rPr>
+        <w:t xml:space="preserve">The </w:t>
+      </w:r>
+      <w:r>
+        <w:rPr>
+          <w:rFonts w:eastAsia="Times New Roman" w:cs="Times New Roman"/>
+          <w:b/>
+          <w:bCs/>
+          <w:sz w:val="24"/>
+          <w:szCs w:val="24"/>
+        </w:rPr>
+        <w:t>daily monitoring pipeline</w:t>
+      </w:r>
+      <w:r>
+        <w:rPr>
+          <w:rFonts w:eastAsia="Times New Roman" w:cs="Times New Roman"/>
+          <w:sz w:val="24"/>
+          <w:szCs w:val="24"/>
+        </w:rPr>
+        <w:t xml:space="preserve"> is separate from the hourly prediction pipeline. Its purpose is not to generate new forecasts, but to determine how accurately the deployed models are performing once the corresponding </w:t>
+      </w:r>
+      <w:r>
+        <w:rPr>
+          <w:rFonts w:eastAsia="Times New Roman" w:cs="Times New Roman"/>
+          <w:b/>
+          <w:bCs/>
+          <w:sz w:val="24"/>
+          <w:szCs w:val="24"/>
+        </w:rPr>
+        <w:t>actual AQI values become available</w:t>
+      </w:r>
+      <w:r>
+        <w:rPr>
+          <w:rFonts w:eastAsia="Times New Roman" w:cs="Times New Roman"/>
+          <w:sz w:val="24"/>
+          <w:szCs w:val="24"/>
+        </w:rPr>
+        <w:t>.</w:t>
+      </w:r>
+    </w:p>
+    <w:p>
+      <w:pPr>
+        <w:numPr>
+          <w:ilvl w:val="0"/>
+          <w:numId w:val="10"/>
+        </w:numPr>
+        <w:spacing w:before="100" w:beforeAutospacing="1" w:after="100" w:afterAutospacing="1" w:line="240" w:lineRule="auto"/>
+        <w:rPr>
+          <w:rFonts w:eastAsia="Times New Roman" w:cs="Times New Roman"/>
+          <w:sz w:val="24"/>
+          <w:szCs w:val="24"/>
+        </w:rPr>
+      </w:pPr>
+      <w:r>
+        <w:rPr>
+          <w:rFonts w:eastAsia="Times New Roman" w:cs="Times New Roman"/>
+          <w:b/>
+          <w:bCs/>
+          <w:sz w:val="24"/>
+          <w:szCs w:val="24"/>
+        </w:rPr>
+        <w:t>Scheduled execution:</w:t>
+      </w:r>
+      <w:r>
+        <w:rPr>
+          <w:rFonts w:eastAsia="Times New Roman" w:cs="Times New Roman"/>
+          <w:sz w:val="24"/>
+          <w:szCs w:val="24"/>
+        </w:rPr>
+        <w:t xml:space="preserve"> Runs </w:t>
+      </w:r>
+      <w:r>
+        <w:rPr>
+          <w:rFonts w:eastAsia="Times New Roman" w:cs="Times New Roman"/>
+          <w:b/>
+          <w:bCs/>
+          <w:sz w:val="24"/>
+          <w:szCs w:val="24"/>
+        </w:rPr>
+        <w:t>once per day</w:t>
+      </w:r>
+      <w:r>
+        <w:rPr>
+          <w:rFonts w:eastAsia="Times New Roman" w:cs="Times New Roman"/>
+          <w:sz w:val="24"/>
+          <w:szCs w:val="24"/>
+        </w:rPr>
+        <w:t xml:space="preserve"> through GitHub Actions. </w:t>
+      </w:r>
+    </w:p>
+    <w:p>
+      <w:pPr>
+        <w:numPr>
+          <w:ilvl w:val="0"/>
+          <w:numId w:val="10"/>
+        </w:numPr>
+        <w:spacing w:before="100" w:beforeAutospacing="1" w:after="100" w:afterAutospacing="1" w:line="240" w:lineRule="auto"/>
+        <w:rPr>
+          <w:rFonts w:eastAsia="Times New Roman" w:cs="Times New Roman"/>
+          <w:sz w:val="24"/>
+          <w:szCs w:val="24"/>
+        </w:rPr>
+      </w:pPr>
+      <w:r>
+        <w:rPr>
+          <w:rFonts w:eastAsia="Times New Roman" w:cs="Times New Roman"/>
+          <w:b/>
+          <w:bCs/>
+          <w:sz w:val="24"/>
+          <w:szCs w:val="24"/>
+        </w:rPr>
+        <w:t>Pending prediction detection:</w:t>
+      </w:r>
+      <w:r>
+        <w:rPr>
+          <w:rFonts w:eastAsia="Times New Roman" w:cs="Times New Roman"/>
+          <w:sz w:val="24"/>
+          <w:szCs w:val="24"/>
+        </w:rPr>
+        <w:t xml:space="preserve"> Retrieves predictions from </w:t>
       </w:r>
       <w:proofErr w:type="spellStart"/>
       <w:r>
-        <w:t>XGBoost</w:t>
+        <w:rPr>
+          <w:rFonts w:eastAsia="Times New Roman" w:cs="Times New Roman"/>
+          <w:sz w:val="24"/>
+          <w:szCs w:val="24"/>
+        </w:rPr>
+        <w:t>Supabase</w:t>
       </w:r>
       <w:proofErr w:type="spellEnd"/>
       <w:r>
-        <w:t xml:space="preserve"> predicting values around 300 while </w:t>
+        <w:rPr>
+          <w:rFonts w:eastAsia="Times New Roman" w:cs="Times New Roman"/>
+          <w:sz w:val="24"/>
+          <w:szCs w:val="24"/>
+        </w:rPr>
+        <w:t xml:space="preserve"> whose </w:t>
+      </w:r>
+      <w:r>
+        <w:rPr>
+          <w:rFonts w:eastAsia="Times New Roman" w:cs="Times New Roman"/>
+          <w:b/>
+          <w:bCs/>
+          <w:sz w:val="24"/>
+          <w:szCs w:val="24"/>
+        </w:rPr>
+        <w:t>target time has passed</w:t>
+      </w:r>
+      <w:r>
+        <w:rPr>
+          <w:rFonts w:eastAsia="Times New Roman" w:cs="Times New Roman"/>
+          <w:sz w:val="24"/>
+          <w:szCs w:val="24"/>
+        </w:rPr>
+        <w:t xml:space="preserve"> and which have not yet been evaluated. </w:t>
+      </w:r>
+    </w:p>
+    <w:p>
+      <w:pPr>
+        <w:numPr>
+          <w:ilvl w:val="0"/>
+          <w:numId w:val="10"/>
+        </w:numPr>
+        <w:spacing w:before="100" w:beforeAutospacing="1" w:after="100" w:afterAutospacing="1" w:line="240" w:lineRule="auto"/>
+        <w:rPr>
+          <w:rFonts w:eastAsia="Times New Roman" w:cs="Times New Roman"/>
+          <w:sz w:val="24"/>
+          <w:szCs w:val="24"/>
+        </w:rPr>
+      </w:pPr>
+      <w:r>
+        <w:rPr>
+          <w:rFonts w:eastAsia="Times New Roman" w:cs="Times New Roman"/>
+          <w:b/>
+          <w:bCs/>
+          <w:sz w:val="24"/>
+          <w:szCs w:val="24"/>
+        </w:rPr>
+        <w:t>Actual AQI retrieval:</w:t>
+      </w:r>
+      <w:r>
+        <w:rPr>
+          <w:rFonts w:eastAsia="Times New Roman" w:cs="Times New Roman"/>
+          <w:sz w:val="24"/>
+          <w:szCs w:val="24"/>
+        </w:rPr>
+        <w:t xml:space="preserve"> Uses Open-</w:t>
       </w:r>
       <w:proofErr w:type="spellStart"/>
       <w:r>
-        <w:t>CatBoost</w:t>
+        <w:rPr>
+          <w:rFonts w:eastAsia="Times New Roman" w:cs="Times New Roman"/>
+          <w:sz w:val="24"/>
+          <w:szCs w:val="24"/>
+        </w:rPr>
+        <w:t>Meteo</w:t>
       </w:r>
       <w:proofErr w:type="spellEnd"/>
       <w:r>
-        <w:t xml:space="preserve"> and Random Forest predicted values below 100.</w:t>
-      </w:r>
-      <w:r>
-        <w:br/>
-        <w:t xml:space="preserve">The main issue was that </w:t>
-      </w:r>
-      <w:r>
-        <w:rPr>
-          <w:rStyle w:val="Strong"/>
-        </w:rPr>
-        <w:t>future AQI values from the API were being treated as observed historical data</w:t>
-      </w:r>
-      <w:r>
-        <w:t>, which contaminated the lag and rolling features.</w:t>
-      </w:r>
-      <w:r>
-        <w:br/>
-        <w:t>Additionally, the pipeline was using the latest timestamp from the stored observed history, which could correspond to future data.</w:t>
-      </w:r>
-      <w:r>
-        <w:br/>
-        <w:t xml:space="preserve">We modified the AQI fetching and history-update process to </w:t>
-      </w:r>
-      <w:r>
-        <w:rPr>
-          <w:rStyle w:val="Strong"/>
-        </w:rPr>
-        <w:t>keep only AQI observations up to the current UTC time</w:t>
-      </w:r>
-      <w:r>
-        <w:t>.</w:t>
-      </w:r>
-      <w:r>
-        <w:br/>
-        <w:t>This ensured that lag and rolling features were calculated only from genuinely observed AQI values.</w:t>
-      </w:r>
-      <w:r>
-        <w:br/>
-        <w:t>We also aligned the prediction timestamp with the available observed AQI and weather data.</w:t>
-      </w:r>
-      <w:r>
-        <w:br/>
-      </w:r>
-      <w:r>
+        <w:rPr>
+          <w:rFonts w:eastAsia="Times New Roman" w:cs="Times New Roman"/>
+          <w:sz w:val="24"/>
+          <w:szCs w:val="24"/>
+        </w:rPr>
+        <w:t xml:space="preserve"> historical air-quality data to obtain the </w:t>
+      </w:r>
+      <w:r>
+        <w:rPr>
+          <w:rFonts w:eastAsia="Times New Roman" w:cs="Times New Roman"/>
+          <w:b/>
+          <w:bCs/>
+          <w:sz w:val="24"/>
+          <w:szCs w:val="24"/>
+        </w:rPr>
+        <w:t>actual AQI</w:t>
+      </w:r>
+      <w:r>
+        <w:rPr>
+          <w:rFonts w:eastAsia="Times New Roman" w:cs="Times New Roman"/>
+          <w:sz w:val="24"/>
+          <w:szCs w:val="24"/>
+        </w:rPr>
+        <w:t xml:space="preserve"> corresponding to each prediction's target time. </w:t>
+      </w:r>
+    </w:p>
+    <w:p>
+      <w:pPr>
+        <w:numPr>
+          <w:ilvl w:val="0"/>
+          <w:numId w:val="10"/>
+        </w:numPr>
+        <w:spacing w:before="100" w:beforeAutospacing="1" w:after="100" w:afterAutospacing="1" w:line="240" w:lineRule="auto"/>
+        <w:rPr>
+          <w:rFonts w:eastAsia="Times New Roman" w:cs="Times New Roman"/>
+          <w:sz w:val="24"/>
+          <w:szCs w:val="24"/>
+        </w:rPr>
+      </w:pPr>
+      <w:r>
+        <w:rPr>
+          <w:rFonts w:eastAsia="Times New Roman" w:cs="Times New Roman"/>
+          <w:b/>
+          <w:bCs/>
+          <w:sz w:val="24"/>
+          <w:szCs w:val="24"/>
+        </w:rPr>
+        <w:t>Prediction evaluation:</w:t>
+      </w:r>
+      <w:r>
+        <w:rPr>
+          <w:rFonts w:eastAsia="Times New Roman" w:cs="Times New Roman"/>
+          <w:sz w:val="24"/>
+          <w:szCs w:val="24"/>
+        </w:rPr>
+        <w:t xml:space="preserve"> The retrieved actual AQI is written back into the corresponding record in the </w:t>
+      </w:r>
+      <w:r>
+        <w:rPr>
+          <w:rFonts w:ascii="Courier New" w:eastAsia="Times New Roman" w:hAnsi="Courier New" w:cs="Courier New"/>
+          <w:b/>
+          <w:bCs/>
+          <w:sz w:val="20"/>
+          <w:szCs w:val="20"/>
+        </w:rPr>
+        <w:t>predictions</w:t>
+      </w:r>
+      <w:r>
+        <w:rPr>
+          <w:rFonts w:eastAsia="Times New Roman" w:cs="Times New Roman"/>
+          <w:b/>
+          <w:bCs/>
+          <w:sz w:val="24"/>
+          <w:szCs w:val="24"/>
+        </w:rPr>
+        <w:t xml:space="preserve"> table</w:t>
+      </w:r>
+      <w:r>
+        <w:rPr>
+          <w:rFonts w:eastAsia="Times New Roman" w:cs="Times New Roman"/>
+          <w:sz w:val="24"/>
+          <w:szCs w:val="24"/>
+        </w:rPr>
+        <w:t xml:space="preserve">. </w:t>
+      </w:r>
+    </w:p>
+    <w:p>
+      <w:pPr>
+        <w:numPr>
+          <w:ilvl w:val="0"/>
+          <w:numId w:val="10"/>
+        </w:numPr>
+        <w:spacing w:before="100" w:beforeAutospacing="1" w:after="100" w:afterAutospacing="1" w:line="240" w:lineRule="auto"/>
+        <w:rPr>
+          <w:rFonts w:eastAsia="Times New Roman" w:cs="Times New Roman"/>
+          <w:sz w:val="24"/>
+          <w:szCs w:val="24"/>
+        </w:rPr>
+      </w:pPr>
+      <w:r>
+        <w:rPr>
+          <w:rFonts w:eastAsia="Times New Roman" w:cs="Times New Roman"/>
+          <w:b/>
+          <w:bCs/>
+          <w:sz w:val="24"/>
+          <w:szCs w:val="24"/>
+        </w:rPr>
+        <w:t>Error calculation:</w:t>
+      </w:r>
+      <w:r>
+        <w:rPr>
+          <w:rFonts w:eastAsia="Times New Roman" w:cs="Times New Roman"/>
+          <w:sz w:val="24"/>
+          <w:szCs w:val="24"/>
+        </w:rPr>
+        <w:t xml:space="preserve"> The system calculates the prediction's </w:t>
+      </w:r>
+      <w:r>
+        <w:rPr>
+          <w:rFonts w:eastAsia="Times New Roman" w:cs="Times New Roman"/>
+          <w:b/>
+          <w:bCs/>
+          <w:sz w:val="24"/>
+          <w:szCs w:val="24"/>
+        </w:rPr>
+        <w:t>percentage error</w:t>
+      </w:r>
+      <w:r>
+        <w:rPr>
+          <w:rFonts w:eastAsia="Times New Roman" w:cs="Times New Roman"/>
+          <w:sz w:val="24"/>
+          <w:szCs w:val="24"/>
+        </w:rPr>
+        <w:t xml:space="preserve"> and marks the prediction as evaluated. </w:t>
+      </w:r>
+    </w:p>
+    <w:p>
+      <w:pPr>
+        <w:numPr>
+          <w:ilvl w:val="0"/>
+          <w:numId w:val="10"/>
+        </w:numPr>
+        <w:spacing w:before="100" w:beforeAutospacing="1" w:after="100" w:afterAutospacing="1" w:line="240" w:lineRule="auto"/>
+        <w:rPr>
+          <w:rFonts w:eastAsia="Times New Roman" w:cs="Times New Roman"/>
+          <w:sz w:val="24"/>
+          <w:szCs w:val="24"/>
+        </w:rPr>
+      </w:pPr>
+      <w:r>
+        <w:rPr>
+          <w:rFonts w:eastAsia="Times New Roman" w:cs="Times New Roman"/>
+          <w:b/>
+          <w:bCs/>
+          <w:sz w:val="24"/>
+          <w:szCs w:val="24"/>
+        </w:rPr>
+        <w:t>Historical data growth:</w:t>
+      </w:r>
+      <w:r>
+        <w:rPr>
+          <w:rFonts w:eastAsia="Times New Roman" w:cs="Times New Roman"/>
+          <w:sz w:val="24"/>
+          <w:szCs w:val="24"/>
+        </w:rPr>
+        <w:t xml:space="preserve"> The actual AQI and corresponding </w:t>
+      </w:r>
+      <w:r>
+        <w:rPr>
+          <w:rFonts w:eastAsia="Times New Roman" w:cs="Times New Roman"/>
+          <w:b/>
+          <w:bCs/>
+          <w:sz w:val="24"/>
+          <w:szCs w:val="24"/>
+        </w:rPr>
+        <w:t>historical weather observations</w:t>
+      </w:r>
+      <w:r>
+        <w:rPr>
+          <w:rFonts w:eastAsia="Times New Roman" w:cs="Times New Roman"/>
+          <w:sz w:val="24"/>
+          <w:szCs w:val="24"/>
+        </w:rPr>
+        <w:t xml:space="preserve"> are also stored in the historical dataset in </w:t>
+      </w:r>
+      <w:proofErr w:type="spellStart"/>
+      <w:r>
+        <w:rPr>
+          <w:rFonts w:eastAsia="Times New Roman" w:cs="Times New Roman"/>
+          <w:sz w:val="24"/>
+          <w:szCs w:val="24"/>
+        </w:rPr>
+        <w:t>Supabase</w:t>
+      </w:r>
+      <w:proofErr w:type="spellEnd"/>
+      <w:r>
+        <w:rPr>
+          <w:rFonts w:eastAsia="Times New Roman" w:cs="Times New Roman"/>
+          <w:sz w:val="24"/>
+          <w:szCs w:val="24"/>
+        </w:rPr>
+        <w:t xml:space="preserve">. This allows the historical dataset to continue growing beyond the original training data. </w:t>
+      </w:r>
+    </w:p>
+    <w:p>
+      <w:pPr>
+        <w:numPr>
+          <w:ilvl w:val="0"/>
+          <w:numId w:val="10"/>
+        </w:numPr>
+        <w:spacing w:before="100" w:beforeAutospacing="1" w:after="100" w:afterAutospacing="1" w:line="240" w:lineRule="auto"/>
+        <w:rPr>
+          <w:rFonts w:eastAsia="Times New Roman" w:cs="Times New Roman"/>
+          <w:sz w:val="24"/>
+          <w:szCs w:val="24"/>
+        </w:rPr>
+      </w:pPr>
+      <w:r>
+        <w:rPr>
+          <w:rFonts w:eastAsia="Times New Roman" w:cs="Times New Roman"/>
+          <w:b/>
+          <w:bCs/>
+          <w:sz w:val="24"/>
+          <w:szCs w:val="24"/>
+        </w:rPr>
+        <w:t xml:space="preserve">Retry-safe </w:t>
+      </w:r>
+      <w:proofErr w:type="spellStart"/>
+      <w:r>
+        <w:rPr>
+          <w:rFonts w:eastAsia="Times New Roman" w:cs="Times New Roman"/>
+          <w:b/>
+          <w:bCs/>
+          <w:sz w:val="24"/>
+          <w:szCs w:val="24"/>
+        </w:rPr>
+        <w:t>behaviour</w:t>
+      </w:r>
+      <w:proofErr w:type="spellEnd"/>
+      <w:r>
+        <w:rPr>
+          <w:rFonts w:eastAsia="Times New Roman" w:cs="Times New Roman"/>
+          <w:b/>
+          <w:bCs/>
+          <w:sz w:val="24"/>
+          <w:szCs w:val="24"/>
+        </w:rPr>
+        <w:t>:</w:t>
+      </w:r>
+      <w:r>
+        <w:rPr>
+          <w:rFonts w:eastAsia="Times New Roman" w:cs="Times New Roman"/>
+          <w:sz w:val="24"/>
+          <w:szCs w:val="24"/>
+        </w:rPr>
+        <w:t xml:space="preserve"> If actual AQI or weather data is temporarily unavailable, the prediction is left unevaluated so it can be attempted again during a later daily run. </w:t>
+      </w:r>
+    </w:p>
+    <w:p>
+      <w:pPr>
+        <w:numPr>
+          <w:ilvl w:val="0"/>
+          <w:numId w:val="10"/>
+        </w:numPr>
+        <w:spacing w:before="100" w:beforeAutospacing="1" w:after="100" w:afterAutospacing="1" w:line="240" w:lineRule="auto"/>
+        <w:rPr>
+          <w:rFonts w:eastAsia="Times New Roman" w:cs="Times New Roman"/>
+          <w:sz w:val="24"/>
+          <w:szCs w:val="24"/>
+        </w:rPr>
+      </w:pPr>
+      <w:r>
+        <w:rPr>
+          <w:rFonts w:eastAsia="Times New Roman" w:cs="Times New Roman"/>
+          <w:b/>
+          <w:bCs/>
+          <w:sz w:val="24"/>
+          <w:szCs w:val="24"/>
+        </w:rPr>
+        <w:t>Monday evaluation:</w:t>
+      </w:r>
+      <w:r>
+        <w:rPr>
+          <w:rFonts w:eastAsia="Times New Roman" w:cs="Times New Roman"/>
+          <w:sz w:val="24"/>
+          <w:szCs w:val="24"/>
+        </w:rPr>
+        <w:t xml:space="preserve"> The monitoring stage performs its weekly evaluation </w:t>
+      </w:r>
+      <w:r>
+        <w:rPr>
+          <w:rFonts w:eastAsia="Times New Roman" w:cs="Times New Roman"/>
+          <w:b/>
+          <w:bCs/>
+          <w:sz w:val="24"/>
+          <w:szCs w:val="24"/>
+        </w:rPr>
+        <w:t>only on Monday</w:t>
+      </w:r>
+      <w:r>
+        <w:rPr>
+          <w:rFonts w:eastAsia="Times New Roman" w:cs="Times New Roman"/>
+          <w:sz w:val="24"/>
+          <w:szCs w:val="24"/>
+        </w:rPr>
+        <w:t xml:space="preserve">, using the previous completed Monday–Sunday period. </w:t>
+      </w:r>
+    </w:p>
+    <w:p>
+      <w:pPr>
+        <w:numPr>
+          <w:ilvl w:val="0"/>
+          <w:numId w:val="10"/>
+        </w:numPr>
+        <w:spacing w:before="100" w:beforeAutospacing="1" w:after="100" w:afterAutospacing="1" w:line="240" w:lineRule="auto"/>
+        <w:rPr>
+          <w:rFonts w:eastAsia="Times New Roman" w:cs="Times New Roman"/>
+          <w:sz w:val="24"/>
+          <w:szCs w:val="24"/>
+        </w:rPr>
+      </w:pPr>
+      <w:r>
+        <w:rPr>
+          <w:rFonts w:eastAsia="Times New Roman" w:cs="Times New Roman"/>
+          <w:b/>
+          <w:bCs/>
+          <w:sz w:val="24"/>
+          <w:szCs w:val="24"/>
+        </w:rPr>
+        <w:t>Performance metrics:</w:t>
+      </w:r>
+      <w:r>
+        <w:rPr>
+          <w:rFonts w:eastAsia="Times New Roman" w:cs="Times New Roman"/>
+          <w:sz w:val="24"/>
+          <w:szCs w:val="24"/>
+        </w:rPr>
+        <w:t xml:space="preserve"> For each </w:t>
+      </w:r>
+      <w:r>
+        <w:rPr>
+          <w:rFonts w:eastAsia="Times New Roman" w:cs="Times New Roman"/>
+          <w:b/>
+          <w:bCs/>
+          <w:sz w:val="24"/>
+          <w:szCs w:val="24"/>
+        </w:rPr>
+        <w:t>city and forecast horizon</w:t>
+      </w:r>
+      <w:r>
+        <w:rPr>
+          <w:rFonts w:eastAsia="Times New Roman" w:cs="Times New Roman"/>
+          <w:sz w:val="24"/>
+          <w:szCs w:val="24"/>
+        </w:rPr>
+        <w:t xml:space="preserve">, the system calculates the model's </w:t>
+      </w:r>
+      <w:r>
+        <w:rPr>
+          <w:rFonts w:eastAsia="Times New Roman" w:cs="Times New Roman"/>
+          <w:b/>
+          <w:bCs/>
+          <w:sz w:val="24"/>
+          <w:szCs w:val="24"/>
+        </w:rPr>
+        <w:t>MAE</w:t>
+      </w:r>
+      <w:r>
+        <w:rPr>
+          <w:rFonts w:eastAsia="Times New Roman" w:cs="Times New Roman"/>
+          <w:sz w:val="24"/>
+          <w:szCs w:val="24"/>
+        </w:rPr>
+        <w:t xml:space="preserve"> and evaluates daily prediction errors. </w:t>
+      </w:r>
+    </w:p>
+    <w:p>
+      <w:pPr>
+        <w:numPr>
+          <w:ilvl w:val="0"/>
+          <w:numId w:val="10"/>
+        </w:numPr>
+        <w:spacing w:before="100" w:beforeAutospacing="1" w:after="100" w:afterAutospacing="1" w:line="240" w:lineRule="auto"/>
+        <w:rPr>
+          <w:rFonts w:eastAsia="Times New Roman" w:cs="Times New Roman"/>
+          <w:sz w:val="24"/>
+          <w:szCs w:val="24"/>
+        </w:rPr>
+      </w:pPr>
+      <w:r>
+        <w:rPr>
+          <w:rFonts w:eastAsia="Times New Roman" w:cs="Times New Roman"/>
+          <w:b/>
+          <w:bCs/>
+          <w:sz w:val="24"/>
+          <w:szCs w:val="24"/>
+        </w:rPr>
+        <w:t>Retraining flag:</w:t>
+      </w:r>
+      <w:r>
+        <w:rPr>
+          <w:rFonts w:eastAsia="Times New Roman" w:cs="Times New Roman"/>
+          <w:sz w:val="24"/>
+          <w:szCs w:val="24"/>
+        </w:rPr>
+        <w:t xml:space="preserve"> A model/horizon is flagged when its monitoring criteria are exceeded, such as: </w:t>
+      </w:r>
+    </w:p>
+    <w:p>
+      <w:pPr>
+        <w:numPr>
+          <w:ilvl w:val="1"/>
+          <w:numId w:val="10"/>
+        </w:numPr>
+        <w:spacing w:before="100" w:beforeAutospacing="1" w:after="100" w:afterAutospacing="1" w:line="240" w:lineRule="auto"/>
+        <w:rPr>
+          <w:rFonts w:eastAsia="Times New Roman" w:cs="Times New Roman"/>
+          <w:sz w:val="24"/>
+          <w:szCs w:val="24"/>
+        </w:rPr>
+      </w:pPr>
+      <w:r>
+        <w:rPr>
+          <w:rFonts w:eastAsia="Times New Roman" w:cs="Times New Roman"/>
+          <w:b/>
+          <w:bCs/>
+          <w:sz w:val="24"/>
+          <w:szCs w:val="24"/>
+        </w:rPr>
+        <w:t>5 or more consecutive bad days</w:t>
+      </w:r>
+      <w:r>
+        <w:rPr>
+          <w:rFonts w:eastAsia="Times New Roman" w:cs="Times New Roman"/>
+          <w:sz w:val="24"/>
+          <w:szCs w:val="24"/>
+        </w:rPr>
+        <w:t xml:space="preserve"> </w:t>
+      </w:r>
+    </w:p>
+    <w:p>
+      <w:pPr>
+        <w:numPr>
+          <w:ilvl w:val="1"/>
+          <w:numId w:val="10"/>
+        </w:numPr>
+        <w:spacing w:before="100" w:beforeAutospacing="1" w:after="100" w:afterAutospacing="1" w:line="240" w:lineRule="auto"/>
+        <w:rPr>
+          <w:rFonts w:eastAsia="Times New Roman" w:cs="Times New Roman"/>
+          <w:sz w:val="24"/>
+          <w:szCs w:val="24"/>
+        </w:rPr>
+      </w:pPr>
+      <w:r>
+        <w:rPr>
+          <w:rFonts w:eastAsia="Times New Roman" w:cs="Times New Roman"/>
+          <w:b/>
+          <w:bCs/>
+          <w:sz w:val="24"/>
+          <w:szCs w:val="24"/>
+        </w:rPr>
+        <w:t>30-day/monitoring MAE exceeding the baseline by 15%</w:t>
+      </w:r>
+      <w:r>
+        <w:rPr>
+          <w:rFonts w:eastAsia="Times New Roman" w:cs="Times New Roman"/>
+          <w:sz w:val="24"/>
+          <w:szCs w:val="24"/>
+        </w:rPr>
+        <w:t xml:space="preserve"> </w:t>
+      </w:r>
+    </w:p>
+    <w:p>
+      <w:pPr>
+        <w:numPr>
+          <w:ilvl w:val="0"/>
+          <w:numId w:val="10"/>
+        </w:numPr>
+        <w:spacing w:before="100" w:beforeAutospacing="1" w:after="100" w:afterAutospacing="1" w:line="240" w:lineRule="auto"/>
+        <w:rPr>
+          <w:rFonts w:eastAsia="Times New Roman" w:cs="Times New Roman"/>
+          <w:sz w:val="24"/>
+          <w:szCs w:val="24"/>
+        </w:rPr>
+      </w:pPr>
+      <w:r>
+        <w:rPr>
+          <w:rFonts w:eastAsia="Times New Roman" w:cs="Times New Roman"/>
+          <w:b/>
+          <w:bCs/>
+          <w:sz w:val="24"/>
+          <w:szCs w:val="24"/>
+        </w:rPr>
+        <w:t>Monitoring results:</w:t>
+      </w:r>
+      <w:r>
+        <w:rPr>
+          <w:rFonts w:eastAsia="Times New Roman" w:cs="Times New Roman"/>
+          <w:sz w:val="24"/>
+          <w:szCs w:val="24"/>
+        </w:rPr>
+        <w:t xml:space="preserve"> The evaluation result, including MAE, baseline MAE, bad-day information, and the </w:t>
+      </w:r>
+      <w:r>
+        <w:rPr>
+          <w:rFonts w:eastAsia="Times New Roman" w:cs="Times New Roman"/>
+          <w:b/>
+          <w:bCs/>
+          <w:sz w:val="24"/>
+          <w:szCs w:val="24"/>
+        </w:rPr>
+        <w:t>flagged status</w:t>
+      </w:r>
+      <w:r>
+        <w:rPr>
+          <w:rFonts w:eastAsia="Times New Roman" w:cs="Times New Roman"/>
+          <w:sz w:val="24"/>
+          <w:szCs w:val="24"/>
+        </w:rPr>
+        <w:t xml:space="preserve">, is stored in the </w:t>
+      </w:r>
+      <w:r>
+        <w:rPr>
+          <w:rFonts w:ascii="Courier New" w:eastAsia="Times New Roman" w:hAnsi="Courier New" w:cs="Courier New"/>
+          <w:b/>
+          <w:bCs/>
+          <w:sz w:val="20"/>
+          <w:szCs w:val="20"/>
+        </w:rPr>
+        <w:t>monitoring</w:t>
+      </w:r>
+      <w:r>
+        <w:rPr>
+          <w:rFonts w:eastAsia="Times New Roman" w:cs="Times New Roman"/>
+          <w:b/>
+          <w:bCs/>
+          <w:sz w:val="24"/>
+          <w:szCs w:val="24"/>
+        </w:rPr>
+        <w:t xml:space="preserve"> table</w:t>
+      </w:r>
+      <w:r>
+        <w:rPr>
+          <w:rFonts w:eastAsia="Times New Roman" w:cs="Times New Roman"/>
+          <w:sz w:val="24"/>
+          <w:szCs w:val="24"/>
+        </w:rPr>
+        <w:t xml:space="preserve">. </w:t>
+      </w:r>
+    </w:p>
+    <w:p>
+      <w:pPr>
+        <w:numPr>
+          <w:ilvl w:val="0"/>
+          <w:numId w:val="10"/>
+        </w:numPr>
+        <w:spacing w:before="100" w:beforeAutospacing="1" w:after="100" w:afterAutospacing="1" w:line="240" w:lineRule="auto"/>
+        <w:rPr>
+          <w:rFonts w:eastAsia="Times New Roman" w:cs="Times New Roman"/>
+          <w:sz w:val="24"/>
+          <w:szCs w:val="24"/>
+        </w:rPr>
+      </w:pPr>
+      <w:r>
+        <w:rPr>
+          <w:rFonts w:eastAsia="Times New Roman" w:cs="Times New Roman"/>
+          <w:sz w:val="24"/>
+          <w:szCs w:val="24"/>
+        </w:rPr>
+        <w:t xml:space="preserve">The monitoring pipeline therefore provides the information needed to decide </w:t>
+      </w:r>
+      <w:r>
+        <w:rPr>
+          <w:rFonts w:eastAsia="Times New Roman" w:cs="Times New Roman"/>
+          <w:b/>
+          <w:bCs/>
+          <w:sz w:val="24"/>
+          <w:szCs w:val="24"/>
+        </w:rPr>
+        <w:t>when a model requires manual retraining</w:t>
+      </w:r>
+      <w:r>
+        <w:rPr>
+          <w:rFonts w:eastAsia="Times New Roman" w:cs="Times New Roman"/>
+          <w:sz w:val="24"/>
+          <w:szCs w:val="24"/>
+        </w:rPr>
+        <w:t>, without performing retraining itself.</w:t>
+      </w:r>
+    </w:p>
+    <w:p>
+      <w:pPr>
+        <w:spacing w:before="100" w:beforeAutospacing="1" w:after="100" w:afterAutospacing="1" w:line="240" w:lineRule="auto"/>
+        <w:outlineLvl w:val="0"/>
+        <w:rPr>
+          <w:b/>
+          <w:bCs/>
+          <w:sz w:val="28"/>
+          <w:szCs w:val="28"/>
+        </w:rPr>
+      </w:pPr>
+    </w:p>
+    <w:p>
+      <w:pPr>
+        <w:spacing w:before="100" w:beforeAutospacing="1" w:after="100" w:afterAutospacing="1" w:line="240" w:lineRule="auto"/>
+        <w:outlineLvl w:val="0"/>
+        <w:rPr>
+          <w:b/>
+          <w:bCs/>
+          <w:sz w:val="28"/>
+          <w:szCs w:val="28"/>
+        </w:rPr>
+      </w:pPr>
+    </w:p>
+    <w:p>
+      <w:pPr>
+        <w:spacing w:before="100" w:beforeAutospacing="1" w:after="100" w:afterAutospacing="1" w:line="240" w:lineRule="auto"/>
+        <w:outlineLvl w:val="0"/>
+        <w:rPr>
+          <w:b/>
+          <w:bCs/>
+          <w:sz w:val="28"/>
+          <w:szCs w:val="28"/>
+        </w:rPr>
+      </w:pPr>
+    </w:p>
+    <w:p>
+      <w:pPr>
+        <w:spacing w:before="100" w:beforeAutospacing="1" w:after="100" w:afterAutospacing="1" w:line="240" w:lineRule="auto"/>
+        <w:outlineLvl w:val="0"/>
+        <w:rPr>
+          <w:b/>
+          <w:bCs/>
+          <w:sz w:val="28"/>
+          <w:szCs w:val="28"/>
+        </w:rPr>
+      </w:pPr>
+    </w:p>
+    <w:p>
+      <w:pPr>
+        <w:pStyle w:val="NormalWeb"/>
+        <w:jc w:val="center"/>
+      </w:pPr>
+      <w:bookmarkStart w:id="0" w:name="_GoBack"/>
+      <w:r>
+        <w:rPr>
+          <w:noProof/>
+        </w:rPr>
         <w:lastRenderedPageBreak/>
-        <w:t>After these changes, the predictions became more consistent and realistic across the three models.</w:t>
-      </w:r>
+        <w:drawing>
+          <wp:anchor distT="0" distB="0" distL="114300" distR="114300" simplePos="0" relativeHeight="251658240" behindDoc="1" locked="0" layoutInCell="1" allowOverlap="1">
+            <wp:simplePos x="0" y="0"/>
+            <wp:positionH relativeFrom="column">
+              <wp:posOffset>239151</wp:posOffset>
+            </wp:positionH>
+            <wp:positionV relativeFrom="paragraph">
+              <wp:posOffset>-787791</wp:posOffset>
+            </wp:positionV>
+            <wp:extent cx="5373858" cy="9752330"/>
+            <wp:effectExtent l="0" t="0" r="0" b="1270"/>
+            <wp:wrapNone/>
+            <wp:docPr id="2" name="Picture 2" descr="C:\Users\HP\Downloads\mermaid-diagram.png"/>
+            <wp:cNvGraphicFramePr>
+              <a:graphicFrameLocks xmlns:a="http://schemas.openxmlformats.org/drawingml/2006/main" noChangeAspect="1"/>
+            </wp:cNvGraphicFramePr>
+            <a:graphic xmlns:a="http://schemas.openxmlformats.org/drawingml/2006/main">
+              <a:graphicData uri="http://schemas.openxmlformats.org/drawingml/2006/picture">
+                <pic:pic xmlns:pic="http://schemas.openxmlformats.org/drawingml/2006/picture">
+                  <pic:nvPicPr>
+                    <pic:cNvPr id="0" name="Picture 8" descr="C:\Users\HP\Downloads\mermaid-diagram.png"/>
+                    <pic:cNvPicPr>
+                      <a:picLocks noChangeAspect="1" noChangeArrowheads="1"/>
+                    </pic:cNvPicPr>
+                  </pic:nvPicPr>
+                  <pic:blipFill>
+                    <a:blip r:embed="rId6" cstate="print">
+                      <a:extLst>
+                        <a:ext uri="{28A0092B-C50C-407E-A947-70E740481C1C}">
+                          <a14:useLocalDpi xmlns:a14="http://schemas.microsoft.com/office/drawing/2010/main" val="0"/>
+                        </a:ext>
+                      </a:extLst>
+                    </a:blip>
+                    <a:srcRect/>
+                    <a:stretch>
+                      <a:fillRect/>
+                    </a:stretch>
+                  </pic:blipFill>
+                  <pic:spPr bwMode="auto">
+                    <a:xfrm>
+                      <a:off x="0" y="0"/>
+                      <a:ext cx="5389822" cy="9781302"/>
+                    </a:xfrm>
+                    <a:prstGeom prst="rect">
+                      <a:avLst/>
+                    </a:prstGeom>
+                    <a:noFill/>
+                    <a:ln>
+                      <a:noFill/>
+                    </a:ln>
+                  </pic:spPr>
+                </pic:pic>
+              </a:graphicData>
+            </a:graphic>
+            <wp14:sizeRelH relativeFrom="margin">
+              <wp14:pctWidth>0</wp14:pctWidth>
+            </wp14:sizeRelH>
+            <wp14:sizeRelV relativeFrom="margin">
+              <wp14:pctHeight>0</wp14:pctHeight>
+            </wp14:sizeRelV>
+          </wp:anchor>
+        </w:drawing>
+      </w:r>
+      <w:bookmarkEnd w:id="0"/>
     </w:p>
     <w:p>
       <w:pPr>
@@ -7542,6 +9778,155 @@
 <file path=word/numbering.xml><?xml version="1.0" encoding="utf-8"?>
 <w:numbering xmlns:wpc="http://schemas.microsoft.com/office/word/2010/wordprocessingCanvas" xmlns:cx="http://schemas.microsoft.com/office/drawing/2014/chartex" xmlns:mc="http://schemas.openxmlformats.org/markup-compatibility/2006" xmlns:o="urn:schemas-microsoft-com:office:office" xmlns:r="http://schemas.openxmlformats.org/officeDocument/2006/relationships" xmlns:m="http://schemas.openxmlformats.org/officeDocument/2006/math" xmlns:v="urn:schemas-microsoft-com:vml" xmlns:wp14="http://schemas.microsoft.com/office/word/2010/wordprocessingDrawing" xmlns:wp="http://schemas.openxmlformats.org/drawingml/2006/wordprocessingDrawing" xmlns:w10="urn:schemas-microsoft-com:office:word" xmlns:w="http://schemas.openxmlformats.org/wordprocessingml/2006/main" xmlns:w14="http://schemas.microsoft.com/office/word/2010/wordml" xmlns:w15="http://schemas.microsoft.com/office/word/2012/wordml" xmlns:w16se="http://schemas.microsoft.com/office/word/2015/wordml/symex" xmlns:wpg="http://schemas.microsoft.com/office/word/2010/wordprocessingGroup" xmlns:wpi="http://schemas.microsoft.com/office/word/2010/wordprocessingInk" xmlns:wne="http://schemas.microsoft.com/office/word/2006/wordml" xmlns:wps="http://schemas.microsoft.com/office/word/2010/wordprocessingShape" mc:Ignorable="w14 w15 w16se wp14">
   <w:abstractNum w:abstractNumId="0" w15:restartNumberingAfterBreak="0">
+    <w:nsid w:val="0A5B66BE"/>
+    <w:multiLevelType w:val="multilevel"/>
+    <w:tmpl w:val="B3B6E232"/>
+    <w:lvl w:ilvl="0">
+      <w:start w:val="1"/>
+      <w:numFmt w:val="bullet"/>
+      <w:lvlText w:val=""/>
+      <w:lvlJc w:val="left"/>
+      <w:pPr>
+        <w:tabs>
+          <w:tab w:val="num" w:pos="720"/>
+        </w:tabs>
+        <w:ind w:left="720" w:hanging="360"/>
+      </w:pPr>
+      <w:rPr>
+        <w:rFonts w:ascii="Symbol" w:hAnsi="Symbol" w:hint="default"/>
+        <w:sz w:val="20"/>
+      </w:rPr>
+    </w:lvl>
+    <w:lvl w:ilvl="1">
+      <w:start w:val="1"/>
+      <w:numFmt w:val="bullet"/>
+      <w:lvlText w:val="o"/>
+      <w:lvlJc w:val="left"/>
+      <w:pPr>
+        <w:tabs>
+          <w:tab w:val="num" w:pos="1440"/>
+        </w:tabs>
+        <w:ind w:left="1440" w:hanging="360"/>
+      </w:pPr>
+      <w:rPr>
+        <w:rFonts w:ascii="Courier New" w:hAnsi="Courier New" w:hint="default"/>
+        <w:sz w:val="20"/>
+      </w:rPr>
+    </w:lvl>
+    <w:lvl w:ilvl="2" w:tentative="1">
+      <w:start w:val="1"/>
+      <w:numFmt w:val="bullet"/>
+      <w:lvlText w:val=""/>
+      <w:lvlJc w:val="left"/>
+      <w:pPr>
+        <w:tabs>
+          <w:tab w:val="num" w:pos="2160"/>
+        </w:tabs>
+        <w:ind w:left="2160" w:hanging="360"/>
+      </w:pPr>
+      <w:rPr>
+        <w:rFonts w:ascii="Wingdings" w:hAnsi="Wingdings" w:hint="default"/>
+        <w:sz w:val="20"/>
+      </w:rPr>
+    </w:lvl>
+    <w:lvl w:ilvl="3" w:tentative="1">
+      <w:start w:val="1"/>
+      <w:numFmt w:val="bullet"/>
+      <w:lvlText w:val=""/>
+      <w:lvlJc w:val="left"/>
+      <w:pPr>
+        <w:tabs>
+          <w:tab w:val="num" w:pos="2880"/>
+        </w:tabs>
+        <w:ind w:left="2880" w:hanging="360"/>
+      </w:pPr>
+      <w:rPr>
+        <w:rFonts w:ascii="Wingdings" w:hAnsi="Wingdings" w:hint="default"/>
+        <w:sz w:val="20"/>
+      </w:rPr>
+    </w:lvl>
+    <w:lvl w:ilvl="4" w:tentative="1">
+      <w:start w:val="1"/>
+      <w:numFmt w:val="bullet"/>
+      <w:lvlText w:val=""/>
+      <w:lvlJc w:val="left"/>
+      <w:pPr>
+        <w:tabs>
+          <w:tab w:val="num" w:pos="3600"/>
+        </w:tabs>
+        <w:ind w:left="3600" w:hanging="360"/>
+      </w:pPr>
+      <w:rPr>
+        <w:rFonts w:ascii="Wingdings" w:hAnsi="Wingdings" w:hint="default"/>
+        <w:sz w:val="20"/>
+      </w:rPr>
+    </w:lvl>
+    <w:lvl w:ilvl="5" w:tentative="1">
+      <w:start w:val="1"/>
+      <w:numFmt w:val="bullet"/>
+      <w:lvlText w:val=""/>
+      <w:lvlJc w:val="left"/>
+      <w:pPr>
+        <w:tabs>
+          <w:tab w:val="num" w:pos="4320"/>
+        </w:tabs>
+        <w:ind w:left="4320" w:hanging="360"/>
+      </w:pPr>
+      <w:rPr>
+        <w:rFonts w:ascii="Wingdings" w:hAnsi="Wingdings" w:hint="default"/>
+        <w:sz w:val="20"/>
+      </w:rPr>
+    </w:lvl>
+    <w:lvl w:ilvl="6" w:tentative="1">
+      <w:start w:val="1"/>
+      <w:numFmt w:val="bullet"/>
+      <w:lvlText w:val=""/>
+      <w:lvlJc w:val="left"/>
+      <w:pPr>
+        <w:tabs>
+          <w:tab w:val="num" w:pos="5040"/>
+        </w:tabs>
+        <w:ind w:left="5040" w:hanging="360"/>
+      </w:pPr>
+      <w:rPr>
+        <w:rFonts w:ascii="Wingdings" w:hAnsi="Wingdings" w:hint="default"/>
+        <w:sz w:val="20"/>
+      </w:rPr>
+    </w:lvl>
+    <w:lvl w:ilvl="7" w:tentative="1">
+      <w:start w:val="1"/>
+      <w:numFmt w:val="bullet"/>
+      <w:lvlText w:val=""/>
+      <w:lvlJc w:val="left"/>
+      <w:pPr>
+        <w:tabs>
+          <w:tab w:val="num" w:pos="5760"/>
+        </w:tabs>
+        <w:ind w:left="5760" w:hanging="360"/>
+      </w:pPr>
+      <w:rPr>
+        <w:rFonts w:ascii="Wingdings" w:hAnsi="Wingdings" w:hint="default"/>
+        <w:sz w:val="20"/>
+      </w:rPr>
+    </w:lvl>
+    <w:lvl w:ilvl="8" w:tentative="1">
+      <w:start w:val="1"/>
+      <w:numFmt w:val="bullet"/>
+      <w:lvlText w:val=""/>
+      <w:lvlJc w:val="left"/>
+      <w:pPr>
+        <w:tabs>
+          <w:tab w:val="num" w:pos="6480"/>
+        </w:tabs>
+        <w:ind w:left="6480" w:hanging="360"/>
+      </w:pPr>
+      <w:rPr>
+        <w:rFonts w:ascii="Wingdings" w:hAnsi="Wingdings" w:hint="default"/>
+        <w:sz w:val="20"/>
+      </w:rPr>
+    </w:lvl>
+  </w:abstractNum>
+  <w:abstractNum w:abstractNumId="1" w15:restartNumberingAfterBreak="0">
     <w:nsid w:val="11563C8B"/>
     <w:multiLevelType w:val="multilevel"/>
     <w:tmpl w:val="D36A35CE"/>
@@ -7690,7 +10075,7 @@
       </w:rPr>
     </w:lvl>
   </w:abstractNum>
-  <w:abstractNum w:abstractNumId="1" w15:restartNumberingAfterBreak="0">
+  <w:abstractNum w:abstractNumId="2" w15:restartNumberingAfterBreak="0">
     <w:nsid w:val="120D1DF9"/>
     <w:multiLevelType w:val="multilevel"/>
     <w:tmpl w:val="21BC93BE"/>
@@ -7839,7 +10224,156 @@
       </w:rPr>
     </w:lvl>
   </w:abstractNum>
-  <w:abstractNum w:abstractNumId="2" w15:restartNumberingAfterBreak="0">
+  <w:abstractNum w:abstractNumId="3" w15:restartNumberingAfterBreak="0">
+    <w:nsid w:val="1C6D3058"/>
+    <w:multiLevelType w:val="multilevel"/>
+    <w:tmpl w:val="B7DE4F04"/>
+    <w:lvl w:ilvl="0">
+      <w:start w:val="1"/>
+      <w:numFmt w:val="bullet"/>
+      <w:lvlText w:val=""/>
+      <w:lvlJc w:val="left"/>
+      <w:pPr>
+        <w:tabs>
+          <w:tab w:val="num" w:pos="720"/>
+        </w:tabs>
+        <w:ind w:left="720" w:hanging="360"/>
+      </w:pPr>
+      <w:rPr>
+        <w:rFonts w:ascii="Symbol" w:hAnsi="Symbol" w:hint="default"/>
+        <w:sz w:val="20"/>
+      </w:rPr>
+    </w:lvl>
+    <w:lvl w:ilvl="1">
+      <w:start w:val="1"/>
+      <w:numFmt w:val="bullet"/>
+      <w:lvlText w:val="o"/>
+      <w:lvlJc w:val="left"/>
+      <w:pPr>
+        <w:tabs>
+          <w:tab w:val="num" w:pos="1440"/>
+        </w:tabs>
+        <w:ind w:left="1440" w:hanging="360"/>
+      </w:pPr>
+      <w:rPr>
+        <w:rFonts w:ascii="Courier New" w:hAnsi="Courier New" w:hint="default"/>
+        <w:sz w:val="20"/>
+      </w:rPr>
+    </w:lvl>
+    <w:lvl w:ilvl="2">
+      <w:start w:val="1"/>
+      <w:numFmt w:val="bullet"/>
+      <w:lvlText w:val=""/>
+      <w:lvlJc w:val="left"/>
+      <w:pPr>
+        <w:tabs>
+          <w:tab w:val="num" w:pos="2160"/>
+        </w:tabs>
+        <w:ind w:left="2160" w:hanging="360"/>
+      </w:pPr>
+      <w:rPr>
+        <w:rFonts w:ascii="Wingdings" w:hAnsi="Wingdings" w:hint="default"/>
+        <w:sz w:val="20"/>
+      </w:rPr>
+    </w:lvl>
+    <w:lvl w:ilvl="3" w:tentative="1">
+      <w:start w:val="1"/>
+      <w:numFmt w:val="bullet"/>
+      <w:lvlText w:val=""/>
+      <w:lvlJc w:val="left"/>
+      <w:pPr>
+        <w:tabs>
+          <w:tab w:val="num" w:pos="2880"/>
+        </w:tabs>
+        <w:ind w:left="2880" w:hanging="360"/>
+      </w:pPr>
+      <w:rPr>
+        <w:rFonts w:ascii="Wingdings" w:hAnsi="Wingdings" w:hint="default"/>
+        <w:sz w:val="20"/>
+      </w:rPr>
+    </w:lvl>
+    <w:lvl w:ilvl="4" w:tentative="1">
+      <w:start w:val="1"/>
+      <w:numFmt w:val="bullet"/>
+      <w:lvlText w:val=""/>
+      <w:lvlJc w:val="left"/>
+      <w:pPr>
+        <w:tabs>
+          <w:tab w:val="num" w:pos="3600"/>
+        </w:tabs>
+        <w:ind w:left="3600" w:hanging="360"/>
+      </w:pPr>
+      <w:rPr>
+        <w:rFonts w:ascii="Wingdings" w:hAnsi="Wingdings" w:hint="default"/>
+        <w:sz w:val="20"/>
+      </w:rPr>
+    </w:lvl>
+    <w:lvl w:ilvl="5" w:tentative="1">
+      <w:start w:val="1"/>
+      <w:numFmt w:val="bullet"/>
+      <w:lvlText w:val=""/>
+      <w:lvlJc w:val="left"/>
+      <w:pPr>
+        <w:tabs>
+          <w:tab w:val="num" w:pos="4320"/>
+        </w:tabs>
+        <w:ind w:left="4320" w:hanging="360"/>
+      </w:pPr>
+      <w:rPr>
+        <w:rFonts w:ascii="Wingdings" w:hAnsi="Wingdings" w:hint="default"/>
+        <w:sz w:val="20"/>
+      </w:rPr>
+    </w:lvl>
+    <w:lvl w:ilvl="6" w:tentative="1">
+      <w:start w:val="1"/>
+      <w:numFmt w:val="bullet"/>
+      <w:lvlText w:val=""/>
+      <w:lvlJc w:val="left"/>
+      <w:pPr>
+        <w:tabs>
+          <w:tab w:val="num" w:pos="5040"/>
+        </w:tabs>
+        <w:ind w:left="5040" w:hanging="360"/>
+      </w:pPr>
+      <w:rPr>
+        <w:rFonts w:ascii="Wingdings" w:hAnsi="Wingdings" w:hint="default"/>
+        <w:sz w:val="20"/>
+      </w:rPr>
+    </w:lvl>
+    <w:lvl w:ilvl="7" w:tentative="1">
+      <w:start w:val="1"/>
+      <w:numFmt w:val="bullet"/>
+      <w:lvlText w:val=""/>
+      <w:lvlJc w:val="left"/>
+      <w:pPr>
+        <w:tabs>
+          <w:tab w:val="num" w:pos="5760"/>
+        </w:tabs>
+        <w:ind w:left="5760" w:hanging="360"/>
+      </w:pPr>
+      <w:rPr>
+        <w:rFonts w:ascii="Wingdings" w:hAnsi="Wingdings" w:hint="default"/>
+        <w:sz w:val="20"/>
+      </w:rPr>
+    </w:lvl>
+    <w:lvl w:ilvl="8" w:tentative="1">
+      <w:start w:val="1"/>
+      <w:numFmt w:val="bullet"/>
+      <w:lvlText w:val=""/>
+      <w:lvlJc w:val="left"/>
+      <w:pPr>
+        <w:tabs>
+          <w:tab w:val="num" w:pos="6480"/>
+        </w:tabs>
+        <w:ind w:left="6480" w:hanging="360"/>
+      </w:pPr>
+      <w:rPr>
+        <w:rFonts w:ascii="Wingdings" w:hAnsi="Wingdings" w:hint="default"/>
+        <w:sz w:val="20"/>
+      </w:rPr>
+    </w:lvl>
+  </w:abstractNum>
+  <w:abstractNum w:abstractNumId="4" w15:restartNumberingAfterBreak="0">
     <w:nsid w:val="467E21CD"/>
     <w:multiLevelType w:val="multilevel"/>
     <w:tmpl w:val="FF90F9B0"/>
@@ -7988,7 +10522,7 @@
       </w:rPr>
     </w:lvl>
   </w:abstractNum>
-  <w:abstractNum w:abstractNumId="3" w15:restartNumberingAfterBreak="0">
+  <w:abstractNum w:abstractNumId="5" w15:restartNumberingAfterBreak="0">
     <w:nsid w:val="4ED2254E"/>
     <w:multiLevelType w:val="hybridMultilevel"/>
     <w:tmpl w:val="B212DD64"/>
@@ -8079,7 +10613,7 @@
       </w:pPr>
     </w:lvl>
   </w:abstractNum>
-  <w:abstractNum w:abstractNumId="4" w15:restartNumberingAfterBreak="0">
+  <w:abstractNum w:abstractNumId="6" w15:restartNumberingAfterBreak="0">
     <w:nsid w:val="4F3620BE"/>
     <w:multiLevelType w:val="multilevel"/>
     <w:tmpl w:val="9B2E98D0"/>
@@ -8228,7 +10762,7 @@
       </w:rPr>
     </w:lvl>
   </w:abstractNum>
-  <w:abstractNum w:abstractNumId="5" w15:restartNumberingAfterBreak="0">
+  <w:abstractNum w:abstractNumId="7" w15:restartNumberingAfterBreak="0">
     <w:nsid w:val="684862DF"/>
     <w:multiLevelType w:val="multilevel"/>
     <w:tmpl w:val="9DBE0764"/>
@@ -8377,7 +10911,7 @@
       </w:rPr>
     </w:lvl>
   </w:abstractNum>
-  <w:abstractNum w:abstractNumId="6" w15:restartNumberingAfterBreak="0">
+  <w:abstractNum w:abstractNumId="8" w15:restartNumberingAfterBreak="0">
     <w:nsid w:val="6FCB7D45"/>
     <w:multiLevelType w:val="multilevel"/>
     <w:tmpl w:val="26CE0E76"/>
@@ -8526,7 +11060,7 @@
       </w:rPr>
     </w:lvl>
   </w:abstractNum>
-  <w:abstractNum w:abstractNumId="7" w15:restartNumberingAfterBreak="0">
+  <w:abstractNum w:abstractNumId="9" w15:restartNumberingAfterBreak="0">
     <w:nsid w:val="7C5646C4"/>
     <w:multiLevelType w:val="hybridMultilevel"/>
     <w:tmpl w:val="657A8BD0"/>
@@ -8616,28 +11150,34 @@
     </w:lvl>
   </w:abstractNum>
   <w:num w:numId="1">
+    <w:abstractNumId w:val="9"/>
+  </w:num>
+  <w:num w:numId="2">
+    <w:abstractNumId w:val="6"/>
+  </w:num>
+  <w:num w:numId="3">
     <w:abstractNumId w:val="7"/>
   </w:num>
-  <w:num w:numId="2">
+  <w:num w:numId="4">
+    <w:abstractNumId w:val="8"/>
+  </w:num>
+  <w:num w:numId="5">
+    <w:abstractNumId w:val="1"/>
+  </w:num>
+  <w:num w:numId="6">
     <w:abstractNumId w:val="4"/>
   </w:num>
-  <w:num w:numId="3">
+  <w:num w:numId="7">
+    <w:abstractNumId w:val="2"/>
+  </w:num>
+  <w:num w:numId="8">
     <w:abstractNumId w:val="5"/>
   </w:num>
-  <w:num w:numId="4">
-    <w:abstractNumId w:val="6"/>
+  <w:num w:numId="9">
+    <w:abstractNumId w:val="3"/>
   </w:num>
-  <w:num w:numId="5">
+  <w:num w:numId="10">
     <w:abstractNumId w:val="0"/>
-  </w:num>
-  <w:num w:numId="6">
-    <w:abstractNumId w:val="2"/>
-  </w:num>
-  <w:num w:numId="7">
-    <w:abstractNumId w:val="1"/>
-  </w:num>
-  <w:num w:numId="8">
-    <w:abstractNumId w:val="3"/>
   </w:num>
 </w:numbering>
 </file>

--- a/Report.docx
+++ b/Report.docx
@@ -8750,7 +8750,7 @@
                     </pic:cNvPicPr>
                   </pic:nvPicPr>
                   <pic:blipFill>
-                    <a:blip r:embed="rId5">
+                    <a:blip r:embed="rId7">
                       <a:extLst>
                         <a:ext uri="{28A0092B-C50C-407E-A947-70E740481C1C}">
                           <a14:useLocalDpi xmlns:a14="http://schemas.microsoft.com/office/drawing/2010/main" val="0"/>
@@ -9682,7 +9682,6 @@
         <w:pStyle w:val="NormalWeb"/>
         <w:jc w:val="center"/>
       </w:pPr>
-      <w:bookmarkStart w:id="0" w:name="_GoBack"/>
       <w:r>
         <w:rPr>
           <w:noProof/>
@@ -9714,7 +9713,7 @@
                     </pic:cNvPicPr>
                   </pic:nvPicPr>
                   <pic:blipFill>
-                    <a:blip r:embed="rId6" cstate="print">
+                    <a:blip r:embed="rId8" cstate="print">
                       <a:extLst>
                         <a:ext uri="{28A0092B-C50C-407E-A947-70E740481C1C}">
                           <a14:useLocalDpi xmlns:a14="http://schemas.microsoft.com/office/drawing/2010/main" val="0"/>
@@ -9751,7 +9750,6 @@
           </wp:anchor>
         </w:drawing>
       </w:r>
-      <w:bookmarkEnd w:id="0"/>
     </w:p>
     <w:p>
       <w:pPr>
@@ -9764,6 +9762,349 @@
           <w:szCs w:val="28"/>
         </w:rPr>
       </w:pPr>
+    </w:p>
+    <w:p>
+      <w:pPr>
+        <w:rPr>
+          <w:sz w:val="28"/>
+          <w:szCs w:val="28"/>
+        </w:rPr>
+      </w:pPr>
+    </w:p>
+    <w:p>
+      <w:pPr>
+        <w:rPr>
+          <w:sz w:val="28"/>
+          <w:szCs w:val="28"/>
+        </w:rPr>
+      </w:pPr>
+    </w:p>
+    <w:p>
+      <w:pPr>
+        <w:rPr>
+          <w:sz w:val="28"/>
+          <w:szCs w:val="28"/>
+        </w:rPr>
+      </w:pPr>
+    </w:p>
+    <w:p>
+      <w:pPr>
+        <w:rPr>
+          <w:sz w:val="28"/>
+          <w:szCs w:val="28"/>
+        </w:rPr>
+      </w:pPr>
+    </w:p>
+    <w:p>
+      <w:pPr>
+        <w:rPr>
+          <w:sz w:val="28"/>
+          <w:szCs w:val="28"/>
+        </w:rPr>
+      </w:pPr>
+    </w:p>
+    <w:p>
+      <w:pPr>
+        <w:rPr>
+          <w:sz w:val="28"/>
+          <w:szCs w:val="28"/>
+        </w:rPr>
+      </w:pPr>
+    </w:p>
+    <w:p>
+      <w:pPr>
+        <w:rPr>
+          <w:sz w:val="28"/>
+          <w:szCs w:val="28"/>
+        </w:rPr>
+      </w:pPr>
+    </w:p>
+    <w:p>
+      <w:pPr>
+        <w:rPr>
+          <w:sz w:val="28"/>
+          <w:szCs w:val="28"/>
+        </w:rPr>
+      </w:pPr>
+    </w:p>
+    <w:p>
+      <w:pPr>
+        <w:jc w:val="right"/>
+        <w:rPr>
+          <w:sz w:val="28"/>
+          <w:szCs w:val="28"/>
+        </w:rPr>
+      </w:pPr>
+    </w:p>
+    <w:p>
+      <w:pPr>
+        <w:rPr>
+          <w:sz w:val="28"/>
+          <w:szCs w:val="28"/>
+        </w:rPr>
+      </w:pPr>
+      <w:r>
+        <w:rPr>
+          <w:sz w:val="28"/>
+          <w:szCs w:val="28"/>
+        </w:rPr>
+        <w:br w:type="page"/>
+      </w:r>
+    </w:p>
+    <w:p>
+      <w:pPr>
+        <w:tabs>
+          <w:tab w:val="left" w:pos="432"/>
+          <w:tab w:val="right" w:pos="9360"/>
+        </w:tabs>
+        <w:rPr>
+          <w:sz w:val="28"/>
+          <w:szCs w:val="28"/>
+        </w:rPr>
+      </w:pPr>
+      <w:r>
+        <w:rPr>
+          <w:sz w:val="28"/>
+          <w:szCs w:val="28"/>
+        </w:rPr>
+        <w:lastRenderedPageBreak/>
+        <w:drawing>
+          <wp:anchor distT="0" distB="0" distL="114300" distR="114300" simplePos="0" relativeHeight="251659264" behindDoc="0" locked="0" layoutInCell="1" allowOverlap="1" wp14:anchorId="7FA09B81" wp14:editId="4F7A94B4">
+            <wp:simplePos x="0" y="0"/>
+            <wp:positionH relativeFrom="column">
+              <wp:posOffset>70144</wp:posOffset>
+            </wp:positionH>
+            <wp:positionV relativeFrom="paragraph">
+              <wp:posOffset>541362</wp:posOffset>
+            </wp:positionV>
+            <wp:extent cx="5943600" cy="2101215"/>
+            <wp:effectExtent l="0" t="0" r="0" b="0"/>
+            <wp:wrapNone/>
+            <wp:docPr id="3" name="Picture 3"/>
+            <wp:cNvGraphicFramePr>
+              <a:graphicFrameLocks xmlns:a="http://schemas.openxmlformats.org/drawingml/2006/main" noChangeAspect="1"/>
+            </wp:cNvGraphicFramePr>
+            <a:graphic xmlns:a="http://schemas.openxmlformats.org/drawingml/2006/main">
+              <a:graphicData uri="http://schemas.openxmlformats.org/drawingml/2006/picture">
+                <pic:pic xmlns:pic="http://schemas.openxmlformats.org/drawingml/2006/picture">
+                  <pic:nvPicPr>
+                    <pic:cNvPr id="1" name=""/>
+                    <pic:cNvPicPr/>
+                  </pic:nvPicPr>
+                  <pic:blipFill>
+                    <a:blip r:embed="rId9">
+                      <a:extLst>
+                        <a:ext uri="{28A0092B-C50C-407E-A947-70E740481C1C}">
+                          <a14:useLocalDpi xmlns:a14="http://schemas.microsoft.com/office/drawing/2010/main" val="0"/>
+                        </a:ext>
+                      </a:extLst>
+                    </a:blip>
+                    <a:stretch>
+                      <a:fillRect/>
+                    </a:stretch>
+                  </pic:blipFill>
+                  <pic:spPr>
+                    <a:xfrm>
+                      <a:off x="0" y="0"/>
+                      <a:ext cx="5943600" cy="2101215"/>
+                    </a:xfrm>
+                    <a:prstGeom prst="rect">
+                      <a:avLst/>
+                    </a:prstGeom>
+                  </pic:spPr>
+                </pic:pic>
+              </a:graphicData>
+            </a:graphic>
+          </wp:anchor>
+        </w:drawing>
+      </w:r>
+      <w:r>
+        <w:rPr>
+          <w:sz w:val="28"/>
+          <w:szCs w:val="28"/>
+        </w:rPr>
+        <w:tab/>
+        <w:t>Dummy data to check the Weekly retraining pipeline</w:t>
+      </w:r>
+      <w:r>
+        <w:rPr>
+          <w:sz w:val="28"/>
+          <w:szCs w:val="28"/>
+        </w:rPr>
+        <w:tab/>
+      </w:r>
+    </w:p>
+    <w:p>
+      <w:pPr>
+        <w:rPr>
+          <w:sz w:val="28"/>
+          <w:szCs w:val="28"/>
+        </w:rPr>
+      </w:pPr>
+    </w:p>
+    <w:p>
+      <w:pPr>
+        <w:rPr>
+          <w:sz w:val="28"/>
+          <w:szCs w:val="28"/>
+        </w:rPr>
+      </w:pPr>
+    </w:p>
+    <w:p>
+      <w:pPr>
+        <w:rPr>
+          <w:sz w:val="28"/>
+          <w:szCs w:val="28"/>
+        </w:rPr>
+      </w:pPr>
+    </w:p>
+    <w:p>
+      <w:pPr>
+        <w:rPr>
+          <w:sz w:val="28"/>
+          <w:szCs w:val="28"/>
+        </w:rPr>
+      </w:pPr>
+    </w:p>
+    <w:p>
+      <w:pPr>
+        <w:rPr>
+          <w:sz w:val="28"/>
+          <w:szCs w:val="28"/>
+        </w:rPr>
+      </w:pPr>
+    </w:p>
+    <w:p>
+      <w:pPr>
+        <w:rPr>
+          <w:sz w:val="28"/>
+          <w:szCs w:val="28"/>
+        </w:rPr>
+      </w:pPr>
+    </w:p>
+    <w:p>
+      <w:pPr>
+        <w:rPr>
+          <w:sz w:val="28"/>
+          <w:szCs w:val="28"/>
+        </w:rPr>
+      </w:pPr>
+    </w:p>
+    <w:p>
+      <w:pPr>
+        <w:rPr>
+          <w:sz w:val="28"/>
+          <w:szCs w:val="28"/>
+        </w:rPr>
+      </w:pPr>
+    </w:p>
+    <w:p>
+      <w:pPr>
+        <w:rPr>
+          <w:sz w:val="28"/>
+          <w:szCs w:val="28"/>
+        </w:rPr>
+      </w:pPr>
+    </w:p>
+    <w:p>
+      <w:pPr>
+        <w:rPr>
+          <w:sz w:val="28"/>
+          <w:szCs w:val="28"/>
+        </w:rPr>
+      </w:pPr>
+      <w:r>
+        <w:rPr>
+          <w:sz w:val="28"/>
+          <w:szCs w:val="28"/>
+        </w:rPr>
+        <w:t>Retrained model added to Hugging face</w:t>
+      </w:r>
+    </w:p>
+    <w:p>
+      <w:pPr>
+        <w:rPr>
+          <w:sz w:val="28"/>
+          <w:szCs w:val="28"/>
+        </w:rPr>
+      </w:pPr>
+      <w:r>
+        <w:rPr>
+          <w:sz w:val="28"/>
+          <w:szCs w:val="28"/>
+        </w:rPr>
+        <w:t xml:space="preserve">Now human intervention, will be required to add it into </w:t>
+      </w:r>
+      <w:proofErr w:type="spellStart"/>
+      <w:r>
+        <w:rPr>
+          <w:sz w:val="28"/>
+          <w:szCs w:val="28"/>
+        </w:rPr>
+        <w:t>model_registry</w:t>
+      </w:r>
+      <w:proofErr w:type="spellEnd"/>
+      <w:r>
+        <w:rPr>
+          <w:sz w:val="28"/>
+          <w:szCs w:val="28"/>
+        </w:rPr>
+        <w:t xml:space="preserve"> for use after determining the superiority of this model to already in place.</w:t>
+      </w:r>
+    </w:p>
+    <w:p>
+      <w:pPr>
+        <w:tabs>
+          <w:tab w:val="left" w:pos="1108"/>
+        </w:tabs>
+        <w:rPr>
+          <w:sz w:val="28"/>
+          <w:szCs w:val="28"/>
+        </w:rPr>
+      </w:pPr>
+      <w:bookmarkStart w:id="0" w:name="_GoBack"/>
+      <w:r>
+        <w:rPr>
+          <w:sz w:val="28"/>
+          <w:szCs w:val="28"/>
+        </w:rPr>
+        <w:drawing>
+          <wp:inline distT="0" distB="0" distL="0" distR="0" wp14:anchorId="7AE5360E" wp14:editId="0F3CE099">
+            <wp:extent cx="5943600" cy="2121535"/>
+            <wp:effectExtent l="0" t="0" r="0" b="0"/>
+            <wp:docPr id="4" name="Picture 4"/>
+            <wp:cNvGraphicFramePr>
+              <a:graphicFrameLocks xmlns:a="http://schemas.openxmlformats.org/drawingml/2006/main" noChangeAspect="1"/>
+            </wp:cNvGraphicFramePr>
+            <a:graphic xmlns:a="http://schemas.openxmlformats.org/drawingml/2006/main">
+              <a:graphicData uri="http://schemas.openxmlformats.org/drawingml/2006/picture">
+                <pic:pic xmlns:pic="http://schemas.openxmlformats.org/drawingml/2006/picture">
+                  <pic:nvPicPr>
+                    <pic:cNvPr id="1" name=""/>
+                    <pic:cNvPicPr/>
+                  </pic:nvPicPr>
+                  <pic:blipFill>
+                    <a:blip r:embed="rId10"/>
+                    <a:stretch>
+                      <a:fillRect/>
+                    </a:stretch>
+                  </pic:blipFill>
+                  <pic:spPr>
+                    <a:xfrm>
+                      <a:off x="0" y="0"/>
+                      <a:ext cx="5943600" cy="2121535"/>
+                    </a:xfrm>
+                    <a:prstGeom prst="rect">
+                      <a:avLst/>
+                    </a:prstGeom>
+                  </pic:spPr>
+                </pic:pic>
+              </a:graphicData>
+            </a:graphic>
+          </wp:inline>
+        </w:drawing>
+      </w:r>
+      <w:bookmarkEnd w:id="0"/>
     </w:p>
     <w:sectPr>
       <w:pgSz w:w="12240" w:h="15840"/>
@@ -9773,6 +10114,56 @@
     </w:sectPr>
   </w:body>
 </w:document>
+</file>
+
+<file path=word/endnotes.xml><?xml version="1.0" encoding="utf-8"?>
+<w:endnotes xmlns:wpc="http://schemas.microsoft.com/office/word/2010/wordprocessingCanvas" xmlns:cx="http://schemas.microsoft.com/office/drawing/2014/chartex" xmlns:mc="http://schemas.openxmlformats.org/markup-compatibility/2006" xmlns:o="urn:schemas-microsoft-com:office:office" xmlns:r="http://schemas.openxmlformats.org/officeDocument/2006/relationships" xmlns:m="http://schemas.openxmlformats.org/officeDocument/2006/math" xmlns:v="urn:schemas-microsoft-com:vml" xmlns:wp14="http://schemas.microsoft.com/office/word/2010/wordprocessingDrawing" xmlns:wp="http://schemas.openxmlformats.org/drawingml/2006/wordprocessingDrawing" xmlns:w10="urn:schemas-microsoft-com:office:word" xmlns:w="http://schemas.openxmlformats.org/wordprocessingml/2006/main" xmlns:w14="http://schemas.microsoft.com/office/word/2010/wordml" xmlns:w15="http://schemas.microsoft.com/office/word/2012/wordml" xmlns:w16se="http://schemas.microsoft.com/office/word/2015/wordml/symex" xmlns:wpg="http://schemas.microsoft.com/office/word/2010/wordprocessingGroup" xmlns:wpi="http://schemas.microsoft.com/office/word/2010/wordprocessingInk" xmlns:wne="http://schemas.microsoft.com/office/word/2006/wordml" xmlns:wps="http://schemas.microsoft.com/office/word/2010/wordprocessingShape" mc:Ignorable="w14 w15 w16se wp14">
+  <w:endnote w:type="separator" w:id="-1">
+    <w:p>
+      <w:pPr>
+        <w:spacing w:after="0" w:line="240" w:lineRule="auto"/>
+      </w:pPr>
+      <w:r>
+        <w:separator/>
+      </w:r>
+    </w:p>
+  </w:endnote>
+  <w:endnote w:type="continuationSeparator" w:id="0">
+    <w:p>
+      <w:pPr>
+        <w:spacing w:after="0" w:line="240" w:lineRule="auto"/>
+      </w:pPr>
+      <w:r>
+        <w:continuationSeparator/>
+      </w:r>
+    </w:p>
+  </w:endnote>
+</w:endnotes>
+</file>
+
+<file path=word/footnotes.xml><?xml version="1.0" encoding="utf-8"?>
+<w:footnotes xmlns:wpc="http://schemas.microsoft.com/office/word/2010/wordprocessingCanvas" xmlns:cx="http://schemas.microsoft.com/office/drawing/2014/chartex" xmlns:mc="http://schemas.openxmlformats.org/markup-compatibility/2006" xmlns:o="urn:schemas-microsoft-com:office:office" xmlns:r="http://schemas.openxmlformats.org/officeDocument/2006/relationships" xmlns:m="http://schemas.openxmlformats.org/officeDocument/2006/math" xmlns:v="urn:schemas-microsoft-com:vml" xmlns:wp14="http://schemas.microsoft.com/office/word/2010/wordprocessingDrawing" xmlns:wp="http://schemas.openxmlformats.org/drawingml/2006/wordprocessingDrawing" xmlns:w10="urn:schemas-microsoft-com:office:word" xmlns:w="http://schemas.openxmlformats.org/wordprocessingml/2006/main" xmlns:w14="http://schemas.microsoft.com/office/word/2010/wordml" xmlns:w15="http://schemas.microsoft.com/office/word/2012/wordml" xmlns:w16se="http://schemas.microsoft.com/office/word/2015/wordml/symex" xmlns:wpg="http://schemas.microsoft.com/office/word/2010/wordprocessingGroup" xmlns:wpi="http://schemas.microsoft.com/office/word/2010/wordprocessingInk" xmlns:wne="http://schemas.microsoft.com/office/word/2006/wordml" xmlns:wps="http://schemas.microsoft.com/office/word/2010/wordprocessingShape" mc:Ignorable="w14 w15 w16se wp14">
+  <w:footnote w:type="separator" w:id="-1">
+    <w:p>
+      <w:pPr>
+        <w:spacing w:after="0" w:line="240" w:lineRule="auto"/>
+      </w:pPr>
+      <w:r>
+        <w:separator/>
+      </w:r>
+    </w:p>
+  </w:footnote>
+  <w:footnote w:type="continuationSeparator" w:id="0">
+    <w:p>
+      <w:pPr>
+        <w:spacing w:after="0" w:line="240" w:lineRule="auto"/>
+      </w:pPr>
+      <w:r>
+        <w:continuationSeparator/>
+      </w:r>
+    </w:p>
+  </w:footnote>
+</w:footnotes>
 </file>
 
 <file path=word/numbering.xml><?xml version="1.0" encoding="utf-8"?>
@@ -12259,6 +12650,50 @@
       <w:szCs w:val="26"/>
     </w:rPr>
   </w:style>
+  <w:style w:type="paragraph" w:styleId="Header">
+    <w:name w:val="header"/>
+    <w:basedOn w:val="Normal"/>
+    <w:link w:val="HeaderChar"/>
+    <w:uiPriority w:val="99"/>
+    <w:unhideWhenUsed/>
+    <w:rsid w:val="002E238F"/>
+    <w:pPr>
+      <w:tabs>
+        <w:tab w:val="center" w:pos="4680"/>
+        <w:tab w:val="right" w:pos="9360"/>
+      </w:tabs>
+      <w:spacing w:after="0" w:line="240" w:lineRule="auto"/>
+    </w:pPr>
+  </w:style>
+  <w:style w:type="character" w:customStyle="1" w:styleId="HeaderChar">
+    <w:name w:val="Header Char"/>
+    <w:basedOn w:val="DefaultParagraphFont"/>
+    <w:link w:val="Header"/>
+    <w:uiPriority w:val="99"/>
+    <w:rsid w:val="002E238F"/>
+  </w:style>
+  <w:style w:type="paragraph" w:styleId="Footer">
+    <w:name w:val="footer"/>
+    <w:basedOn w:val="Normal"/>
+    <w:link w:val="FooterChar"/>
+    <w:uiPriority w:val="99"/>
+    <w:unhideWhenUsed/>
+    <w:rsid w:val="002E238F"/>
+    <w:pPr>
+      <w:tabs>
+        <w:tab w:val="center" w:pos="4680"/>
+        <w:tab w:val="right" w:pos="9360"/>
+      </w:tabs>
+      <w:spacing w:after="0" w:line="240" w:lineRule="auto"/>
+    </w:pPr>
+  </w:style>
+  <w:style w:type="character" w:customStyle="1" w:styleId="FooterChar">
+    <w:name w:val="Footer Char"/>
+    <w:basedOn w:val="DefaultParagraphFont"/>
+    <w:link w:val="Footer"/>
+    <w:uiPriority w:val="99"/>
+    <w:rsid w:val="002E238F"/>
+  </w:style>
 </w:styles>
 </file>
 

--- a/Report.docx
+++ b/Report.docx
@@ -159,14 +159,12 @@
             <w:vAlign w:val="center"/>
           </w:tcPr>
           <w:p>
-            <w:proofErr w:type="spellStart"/>
             <w:r>
               <w:rPr>
                 <w:rStyle w:val="Strong"/>
               </w:rPr>
               <w:t>CatBoost</w:t>
             </w:r>
-            <w:proofErr w:type="spellEnd"/>
           </w:p>
         </w:tc>
         <w:tc>
@@ -236,14 +234,12 @@
             <w:vAlign w:val="center"/>
           </w:tcPr>
           <w:p>
-            <w:proofErr w:type="spellStart"/>
             <w:r>
               <w:rPr>
                 <w:rStyle w:val="Strong"/>
               </w:rPr>
               <w:t>XGBoost</w:t>
             </w:r>
-            <w:proofErr w:type="spellEnd"/>
           </w:p>
         </w:tc>
         <w:tc>
@@ -887,11 +883,9 @@
                 <w:szCs w:val="24"/>
               </w:rPr>
             </w:pPr>
-            <w:proofErr w:type="spellStart"/>
             <w:r>
               <w:t>XGBoost</w:t>
             </w:r>
-            <w:proofErr w:type="spellEnd"/>
           </w:p>
         </w:tc>
         <w:tc>
@@ -963,7 +957,6 @@
                 <w:highlight w:val="yellow"/>
               </w:rPr>
             </w:pPr>
-            <w:proofErr w:type="spellStart"/>
             <w:r>
               <w:rPr>
                 <w:rStyle w:val="Strong"/>
@@ -971,7 +964,6 @@
               </w:rPr>
               <w:t>CatBoost</w:t>
             </w:r>
-            <w:proofErr w:type="spellEnd"/>
           </w:p>
         </w:tc>
         <w:tc>
@@ -1334,11 +1326,9 @@
                 <w:szCs w:val="24"/>
               </w:rPr>
             </w:pPr>
-            <w:proofErr w:type="spellStart"/>
             <w:r>
               <w:t>XGBoost</w:t>
             </w:r>
-            <w:proofErr w:type="spellEnd"/>
           </w:p>
         </w:tc>
         <w:tc>
@@ -1409,11 +1399,9 @@
                 <w:szCs w:val="24"/>
               </w:rPr>
             </w:pPr>
-            <w:proofErr w:type="spellStart"/>
             <w:r>
               <w:t>CatBoost</w:t>
             </w:r>
-            <w:proofErr w:type="spellEnd"/>
           </w:p>
         </w:tc>
         <w:tc>
@@ -1745,11 +1733,9 @@
                 <w:szCs w:val="24"/>
               </w:rPr>
             </w:pPr>
-            <w:proofErr w:type="spellStart"/>
             <w:r>
               <w:t>XGBoost</w:t>
             </w:r>
-            <w:proofErr w:type="spellEnd"/>
           </w:p>
         </w:tc>
         <w:tc>
@@ -1820,14 +1806,12 @@
                 <w:szCs w:val="24"/>
               </w:rPr>
             </w:pPr>
-            <w:proofErr w:type="spellStart"/>
             <w:r>
               <w:rPr>
                 <w:rStyle w:val="Strong"/>
               </w:rPr>
               <w:t>CatBoost</w:t>
             </w:r>
-            <w:proofErr w:type="spellEnd"/>
           </w:p>
         </w:tc>
         <w:tc>
@@ -2209,15 +2193,7 @@
     </w:p>
     <w:p>
       <w:r>
-        <w:t xml:space="preserve">By adding </w:t>
-      </w:r>
-      <w:proofErr w:type="spellStart"/>
-      <w:r>
-        <w:t>add_time_features</w:t>
-      </w:r>
-      <w:proofErr w:type="spellEnd"/>
-      <w:r>
-        <w:t xml:space="preserve"> </w:t>
+        <w:t xml:space="preserve">By adding add_time_features </w:t>
       </w:r>
     </w:p>
     <w:p/>
@@ -2436,11 +2412,9 @@
             <w:vAlign w:val="center"/>
           </w:tcPr>
           <w:p>
-            <w:proofErr w:type="spellStart"/>
             <w:r>
               <w:t>XGBoost</w:t>
             </w:r>
-            <w:proofErr w:type="spellEnd"/>
           </w:p>
         </w:tc>
         <w:tc>
@@ -2558,11 +2532,9 @@
             <w:vAlign w:val="center"/>
           </w:tcPr>
           <w:p>
-            <w:proofErr w:type="spellStart"/>
             <w:r>
               <w:t>CatBoost</w:t>
             </w:r>
-            <w:proofErr w:type="spellEnd"/>
           </w:p>
         </w:tc>
         <w:tc>
@@ -2812,11 +2784,9 @@
             <w:vAlign w:val="center"/>
           </w:tcPr>
           <w:p>
-            <w:proofErr w:type="spellStart"/>
             <w:r>
               <w:t>CatBoost</w:t>
             </w:r>
-            <w:proofErr w:type="spellEnd"/>
           </w:p>
         </w:tc>
         <w:tc>
@@ -2874,11 +2844,9 @@
             <w:vAlign w:val="center"/>
           </w:tcPr>
           <w:p>
-            <w:proofErr w:type="spellStart"/>
             <w:r>
               <w:t>XGBoost</w:t>
             </w:r>
-            <w:proofErr w:type="spellEnd"/>
           </w:p>
         </w:tc>
         <w:tc>
@@ -3008,11 +2976,9 @@
             <w:vAlign w:val="center"/>
           </w:tcPr>
           <w:p>
-            <w:proofErr w:type="spellStart"/>
             <w:r>
               <w:t>CatBoost</w:t>
             </w:r>
-            <w:proofErr w:type="spellEnd"/>
           </w:p>
         </w:tc>
         <w:tc>
@@ -3130,11 +3096,9 @@
             <w:vAlign w:val="center"/>
           </w:tcPr>
           <w:p>
-            <w:proofErr w:type="spellStart"/>
             <w:r>
               <w:t>XGBoost</w:t>
             </w:r>
-            <w:proofErr w:type="spellEnd"/>
           </w:p>
         </w:tc>
         <w:tc>
@@ -3308,25 +3272,21 @@
       <w:r>
         <w:t xml:space="preserve"> after flattening the 3D LSTM input for scaling, the code was using the flattened test size when reshaping back. We fixed this by storing </w:t>
       </w:r>
-      <w:proofErr w:type="spellStart"/>
       <w:r>
         <w:rPr>
           <w:rStyle w:val="HTMLCode"/>
         </w:rPr>
         <w:t>n_train_samples</w:t>
       </w:r>
-      <w:proofErr w:type="spellEnd"/>
       <w:r>
         <w:t xml:space="preserve"> and </w:t>
       </w:r>
-      <w:proofErr w:type="spellStart"/>
       <w:r>
         <w:rPr>
           <w:rStyle w:val="HTMLCode"/>
         </w:rPr>
         <w:t>n_test_samples</w:t>
       </w:r>
-      <w:proofErr w:type="spellEnd"/>
       <w:r>
         <w:t xml:space="preserve"> </w:t>
       </w:r>
@@ -3355,23 +3315,7 @@
         <w:t>Baseline timestamp error:</w:t>
       </w:r>
       <w:r>
-        <w:t xml:space="preserve"> the persistence evaluation initially used slow row-by-row </w:t>
-      </w:r>
-      <w:proofErr w:type="spellStart"/>
-      <w:r>
-        <w:t>DataFrame</w:t>
-      </w:r>
-      <w:proofErr w:type="spellEnd"/>
-      <w:r>
-        <w:t xml:space="preserve"> filtering. We replaced it with a </w:t>
-      </w:r>
-      <w:proofErr w:type="spellStart"/>
-      <w:r>
-        <w:t>vectorized</w:t>
-      </w:r>
-      <w:proofErr w:type="spellEnd"/>
-      <w:r>
-        <w:t xml:space="preserve"> Pandas merge.</w:t>
+        <w:t xml:space="preserve"> the persistence evaluation initially used slow row-by-row DataFrame filtering. We replaced it with a vectorized Pandas merge.</w:t>
       </w:r>
     </w:p>
     <w:p>
@@ -3389,21 +3333,7 @@
         <w:rPr>
           <w:rStyle w:val="Strong"/>
         </w:rPr>
-        <w:t xml:space="preserve">UTC-aware vs UTC-naive </w:t>
-      </w:r>
-      <w:proofErr w:type="spellStart"/>
-      <w:r>
-        <w:rPr>
-          <w:rStyle w:val="Strong"/>
-        </w:rPr>
-        <w:t>datetime</w:t>
-      </w:r>
-      <w:proofErr w:type="spellEnd"/>
-      <w:r>
-        <w:rPr>
-          <w:rStyle w:val="Strong"/>
-        </w:rPr>
-        <w:t xml:space="preserve"> mismatch</w:t>
+        <w:t>UTC-aware vs UTC-naive datetime mismatch</w:t>
       </w:r>
       <w:r>
         <w:t xml:space="preserve"> during that merge.</w:t>
@@ -4479,14 +4409,12 @@
             <w:hideMark/>
           </w:tcPr>
           <w:p>
-            <w:proofErr w:type="spellStart"/>
             <w:r>
               <w:rPr>
                 <w:rStyle w:val="Strong"/>
               </w:rPr>
               <w:t>CatBoost</w:t>
             </w:r>
-            <w:proofErr w:type="spellEnd"/>
           </w:p>
         </w:tc>
         <w:tc>
@@ -4617,11 +4545,9 @@
             <w:hideMark/>
           </w:tcPr>
           <w:p>
-            <w:proofErr w:type="spellStart"/>
             <w:r>
               <w:t>XGBoost</w:t>
             </w:r>
-            <w:proofErr w:type="spellEnd"/>
           </w:p>
         </w:tc>
         <w:tc>
@@ -4870,19 +4796,11 @@
       <w:pPr>
         <w:pStyle w:val="NormalWeb"/>
       </w:pPr>
-      <w:proofErr w:type="spellStart"/>
       <w:r>
         <w:rPr>
           <w:rStyle w:val="Strong"/>
         </w:rPr>
-        <w:t>CatBoost</w:t>
-      </w:r>
-      <w:proofErr w:type="spellEnd"/>
-      <w:r>
-        <w:rPr>
-          <w:rStyle w:val="Strong"/>
-        </w:rPr>
-        <w:t xml:space="preserve"> is currently the best model by MAE</w:t>
+        <w:t>CatBoost is currently the best model by MAE</w:t>
       </w:r>
       <w:r>
         <w:t>, while Random Forest is essentially tied and has marginally better RMSE/R².</w:t>
@@ -4942,23 +4860,7 @@
         <w:t>common evaluation script</w:t>
       </w:r>
       <w:r>
-        <w:t xml:space="preserve"> so that </w:t>
-      </w:r>
-      <w:proofErr w:type="spellStart"/>
-      <w:r>
-        <w:t>CatBoost</w:t>
-      </w:r>
-      <w:proofErr w:type="spellEnd"/>
-      <w:r>
-        <w:t xml:space="preserve">, </w:t>
-      </w:r>
-      <w:proofErr w:type="spellStart"/>
-      <w:r>
-        <w:t>XGBoost</w:t>
-      </w:r>
-      <w:proofErr w:type="spellEnd"/>
-      <w:r>
-        <w:t>, Random Forest, etc. all receive the same:</w:t>
+        <w:t xml:space="preserve"> so that CatBoost, XGBoost, Random Forest, etc. all receive the same:</w:t>
       </w:r>
     </w:p>
     <w:p>
@@ -5059,21 +4961,7 @@
         <w:rPr>
           <w:rStyle w:val="Strong"/>
         </w:rPr>
-        <w:t xml:space="preserve">Feature-engineered traditional ML models are performing at least as well as the LSTM for 72-hour AQI forecasting, with </w:t>
-      </w:r>
-      <w:proofErr w:type="spellStart"/>
-      <w:r>
-        <w:rPr>
-          <w:rStyle w:val="Strong"/>
-        </w:rPr>
-        <w:t>CatBoost</w:t>
-      </w:r>
-      <w:proofErr w:type="spellEnd"/>
-      <w:r>
-        <w:rPr>
-          <w:rStyle w:val="Strong"/>
-        </w:rPr>
-        <w:t xml:space="preserve"> currently achieving the lowest MAE. The LSTM remains competitive and provides useful temporal modeling, but its advantage over tree-based models has not been demonstrated. Performance varies significantly by city and deteriorates for rare high-AQI observations.</w:t>
+        <w:t>Feature-engineered traditional ML models are performing at least as well as the LSTM for 72-hour AQI forecasting, with CatBoost currently achieving the lowest MAE. The LSTM remains competitive and provides useful temporal modeling, but its advantage over tree-based models has not been demonstrated. Performance varies significantly by city and deteriorates for rare high-AQI observations.</w:t>
       </w:r>
     </w:p>
     <w:p>
@@ -5089,31 +4977,7 @@
       </w:pPr>
       <w:r>
         <w:lastRenderedPageBreak/>
-        <w:t xml:space="preserve">The 72-hour </w:t>
-      </w:r>
-      <w:proofErr w:type="spellStart"/>
-      <w:r>
-        <w:t>CatBoost</w:t>
-      </w:r>
-      <w:proofErr w:type="spellEnd"/>
-      <w:r>
-        <w:t xml:space="preserve"> model achieves an overall MAE of ~14.94 and improves substantially over persistence, but performance varies considerably by city. Karachi has relatively low AQI variability and a persistence MAE of 16.96, yet </w:t>
-      </w:r>
-      <w:proofErr w:type="spellStart"/>
-      <w:r>
-        <w:t>CatBoost</w:t>
-      </w:r>
-      <w:proofErr w:type="spellEnd"/>
-      <w:r>
-        <w:t xml:space="preserve"> only marginally improves upon it. Analysis shows that Karachi AQI has strong short-term autocorrelation (0.991 at 1h) that decays to 0.441 at 72h. The model tends to regress toward the mean and </w:t>
-      </w:r>
-      <w:proofErr w:type="spellStart"/>
-      <w:r>
-        <w:t>underpredict</w:t>
-      </w:r>
-      <w:proofErr w:type="spellEnd"/>
-      <w:r>
-        <w:t xml:space="preserve"> extreme fluctuations, suggesting that temporal lag and rolling features may be needed to better capture AQI dynamics.</w:t>
+        <w:t>The 72-hour CatBoost model achieves an overall MAE of ~14.94 and improves substantially over persistence, but performance varies considerably by city. Karachi has relatively low AQI variability and a persistence MAE of 16.96, yet CatBoost only marginally improves upon it. Analysis shows that Karachi AQI has strong short-term autocorrelation (0.991 at 1h) that decays to 0.441 at 72h. The model tends to regress toward the mean and underpredict extreme fluctuations, suggesting that temporal lag and rolling features may be needed to better capture AQI dynamics.</w:t>
       </w:r>
     </w:p>
     <w:p>
@@ -5424,14 +5288,12 @@
                 <w:szCs w:val="24"/>
               </w:rPr>
             </w:pPr>
-            <w:proofErr w:type="spellStart"/>
             <w:r>
               <w:rPr>
                 <w:rStyle w:val="Strong"/>
               </w:rPr>
               <w:t>XGBoost</w:t>
             </w:r>
-            <w:proofErr w:type="spellEnd"/>
           </w:p>
         </w:tc>
         <w:tc>
@@ -5497,11 +5359,9 @@
                 <w:szCs w:val="24"/>
               </w:rPr>
             </w:pPr>
-            <w:proofErr w:type="spellStart"/>
             <w:r>
               <w:t>CatBoost</w:t>
             </w:r>
-            <w:proofErr w:type="spellEnd"/>
           </w:p>
         </w:tc>
         <w:tc>
@@ -5697,11 +5557,9 @@
                 <w:szCs w:val="24"/>
               </w:rPr>
             </w:pPr>
-            <w:proofErr w:type="spellStart"/>
             <w:r>
               <w:t>XGBoost</w:t>
             </w:r>
-            <w:proofErr w:type="spellEnd"/>
           </w:p>
         </w:tc>
         <w:tc>
@@ -5765,14 +5623,12 @@
                 <w:szCs w:val="24"/>
               </w:rPr>
             </w:pPr>
-            <w:proofErr w:type="spellStart"/>
             <w:r>
               <w:rPr>
                 <w:rStyle w:val="Strong"/>
               </w:rPr>
               <w:t>CatBoost</w:t>
             </w:r>
-            <w:proofErr w:type="spellEnd"/>
           </w:p>
         </w:tc>
         <w:tc>
@@ -5972,11 +5828,9 @@
                 <w:szCs w:val="24"/>
               </w:rPr>
             </w:pPr>
-            <w:proofErr w:type="spellStart"/>
             <w:r>
               <w:t>XGBoost</w:t>
             </w:r>
-            <w:proofErr w:type="spellEnd"/>
           </w:p>
         </w:tc>
         <w:tc>
@@ -6040,11 +5894,9 @@
                 <w:szCs w:val="24"/>
               </w:rPr>
             </w:pPr>
-            <w:proofErr w:type="spellStart"/>
             <w:r>
               <w:t>CatBoost</w:t>
             </w:r>
-            <w:proofErr w:type="spellEnd"/>
           </w:p>
         </w:tc>
         <w:tc>
@@ -6239,11 +6091,9 @@
             <w:vAlign w:val="center"/>
           </w:tcPr>
           <w:p>
-            <w:proofErr w:type="spellStart"/>
             <w:r>
               <w:t>XGBoost</w:t>
             </w:r>
-            <w:proofErr w:type="spellEnd"/>
           </w:p>
         </w:tc>
         <w:tc>
@@ -6311,11 +6161,9 @@
             <w:vAlign w:val="center"/>
           </w:tcPr>
           <w:p>
-            <w:proofErr w:type="spellStart"/>
             <w:r>
               <w:t>CatBoost</w:t>
             </w:r>
-            <w:proofErr w:type="spellEnd"/>
           </w:p>
         </w:tc>
         <w:tc>
@@ -6643,23 +6491,13 @@
           <w:szCs w:val="24"/>
         </w:rPr>
       </w:pPr>
-      <w:proofErr w:type="spellStart"/>
-      <w:r>
-        <w:rPr>
-          <w:rFonts w:eastAsia="Times New Roman" w:cs="Times New Roman"/>
-          <w:sz w:val="24"/>
-          <w:szCs w:val="24"/>
-        </w:rPr>
-        <w:t>CatBoost</w:t>
-      </w:r>
-      <w:proofErr w:type="spellEnd"/>
-      <w:r>
-        <w:rPr>
-          <w:rFonts w:eastAsia="Times New Roman" w:cs="Times New Roman"/>
-          <w:sz w:val="24"/>
-          <w:szCs w:val="24"/>
-        </w:rPr>
-        <w:t xml:space="preserve">: </w:t>
+      <w:r>
+        <w:rPr>
+          <w:rFonts w:eastAsia="Times New Roman" w:cs="Times New Roman"/>
+          <w:sz w:val="24"/>
+          <w:szCs w:val="24"/>
+        </w:rPr>
+        <w:t xml:space="preserve">CatBoost: </w:t>
       </w:r>
       <w:r>
         <w:rPr>
@@ -6693,23 +6531,13 @@
           <w:szCs w:val="24"/>
         </w:rPr>
       </w:pPr>
-      <w:proofErr w:type="spellStart"/>
-      <w:r>
-        <w:rPr>
-          <w:rFonts w:eastAsia="Times New Roman" w:cs="Times New Roman"/>
-          <w:sz w:val="24"/>
-          <w:szCs w:val="24"/>
-        </w:rPr>
-        <w:t>XGBoost</w:t>
-      </w:r>
-      <w:proofErr w:type="spellEnd"/>
-      <w:r>
-        <w:rPr>
-          <w:rFonts w:eastAsia="Times New Roman" w:cs="Times New Roman"/>
-          <w:sz w:val="24"/>
-          <w:szCs w:val="24"/>
-        </w:rPr>
-        <w:t xml:space="preserve">: </w:t>
+      <w:r>
+        <w:rPr>
+          <w:rFonts w:eastAsia="Times New Roman" w:cs="Times New Roman"/>
+          <w:sz w:val="24"/>
+          <w:szCs w:val="24"/>
+        </w:rPr>
+        <w:t xml:space="preserve">XGBoost: </w:t>
       </w:r>
       <w:r>
         <w:rPr>
@@ -6781,25 +6609,7 @@
           <w:sz w:val="24"/>
           <w:szCs w:val="24"/>
         </w:rPr>
-        <w:t>So you have a legitimate reason for choosing tree-based models rather than simply saying "</w:t>
-      </w:r>
-      <w:proofErr w:type="spellStart"/>
-      <w:r>
-        <w:rPr>
-          <w:rFonts w:eastAsia="Times New Roman" w:cs="Times New Roman"/>
-          <w:sz w:val="24"/>
-          <w:szCs w:val="24"/>
-        </w:rPr>
-        <w:t>CatBoost</w:t>
-      </w:r>
-      <w:proofErr w:type="spellEnd"/>
-      <w:r>
-        <w:rPr>
-          <w:rFonts w:eastAsia="Times New Roman" w:cs="Times New Roman"/>
-          <w:sz w:val="24"/>
-          <w:szCs w:val="24"/>
-        </w:rPr>
-        <w:t xml:space="preserve"> performed well."</w:t>
+        <w:t>So you have a legitimate reason for choosing tree-based models rather than simply saying "CatBoost performed well."</w:t>
       </w:r>
     </w:p>
     <w:p>
@@ -6808,23 +6618,7 @@
         <w:outlineLvl w:val="0"/>
       </w:pPr>
       <w:r>
-        <w:t xml:space="preserve">3) "Model performance varied across forecasting horizons. </w:t>
-      </w:r>
-      <w:proofErr w:type="spellStart"/>
-      <w:r>
-        <w:t>XGBoost</w:t>
-      </w:r>
-      <w:proofErr w:type="spellEnd"/>
-      <w:r>
-        <w:t xml:space="preserve"> achieved the best performance for 24-hour forecasting, while </w:t>
-      </w:r>
-      <w:proofErr w:type="spellStart"/>
-      <w:r>
-        <w:t>CatBoost</w:t>
-      </w:r>
-      <w:proofErr w:type="spellEnd"/>
-      <w:r>
-        <w:t xml:space="preserve"> provided the strongest overall performance at 48- and 72-hour horizons."</w:t>
+        <w:t>3) "Model performance varied across forecasting horizons. XGBoost achieved the best performance for 24-hour forecasting, while CatBoost provided the strongest overall performance at 48- and 72-hour horizons."</w:t>
       </w:r>
     </w:p>
     <w:p>
@@ -7177,15 +6971,7 @@
         <w:t>aqi_rolling_min_24h</w:t>
       </w:r>
       <w:r>
-        <w:t xml:space="preserve">, indicating a strong dependence on recent AQI </w:t>
-      </w:r>
-      <w:proofErr w:type="spellStart"/>
-      <w:r>
-        <w:t>behaviour</w:t>
-      </w:r>
-      <w:proofErr w:type="spellEnd"/>
-      <w:r>
-        <w:t xml:space="preserve">. At 48 hours, </w:t>
+        <w:t xml:space="preserve">, indicating a strong dependence on recent AQI behaviour. At 48 hours, </w:t>
       </w:r>
       <w:r>
         <w:rPr>
@@ -7286,7 +7072,6 @@
         <w:spacing w:before="100" w:beforeAutospacing="1" w:after="100" w:afterAutospacing="1" w:line="240" w:lineRule="auto"/>
         <w:outlineLvl w:val="0"/>
       </w:pPr>
-      <w:proofErr w:type="spellStart"/>
       <w:r>
         <w:rPr>
           <w:b/>
@@ -7294,37 +7079,7 @@
           <w:sz w:val="28"/>
           <w:szCs w:val="28"/>
         </w:rPr>
-        <w:t>Dataframe</w:t>
-      </w:r>
-      <w:proofErr w:type="spellEnd"/>
-      <w:r>
-        <w:rPr>
-          <w:b/>
-          <w:bCs/>
-          <w:sz w:val="28"/>
-          <w:szCs w:val="28"/>
-        </w:rPr>
-        <w:t xml:space="preserve"> conflict in </w:t>
-      </w:r>
-      <w:proofErr w:type="spellStart"/>
-      <w:r>
-        <w:rPr>
-          <w:b/>
-          <w:bCs/>
-          <w:sz w:val="28"/>
-          <w:szCs w:val="28"/>
-        </w:rPr>
-        <w:t>test_feast</w:t>
-      </w:r>
-      <w:proofErr w:type="spellEnd"/>
-      <w:r>
-        <w:rPr>
-          <w:b/>
-          <w:bCs/>
-          <w:sz w:val="28"/>
-          <w:szCs w:val="28"/>
-        </w:rPr>
-        <w:t xml:space="preserve">: </w:t>
+        <w:t xml:space="preserve">Dataframe conflict in test_feast: </w:t>
       </w:r>
       <w:r>
         <w:t>A</w:t>
@@ -7337,61 +7092,27 @@
           <w:rStyle w:val="HTMLCode"/>
           <w:rFonts w:eastAsiaTheme="minorHAnsi"/>
         </w:rPr>
-        <w:t>_</w:t>
-      </w:r>
-      <w:proofErr w:type="spellStart"/>
+        <w:t>_prepare_entities_to_read_from_online_store()</w:t>
+      </w:r>
+      <w:r>
+        <w:t xml:space="preserve">, </w:t>
+      </w:r>
+      <w:r>
+        <w:rPr>
+          <w:rStyle w:val="Strong"/>
+        </w:rPr>
+        <w:t>before it actually reads your SQLite online store</w:t>
+      </w:r>
+      <w:r>
+        <w:t xml:space="preserve">. Feast's current implementation expects </w:t>
+      </w:r>
       <w:r>
         <w:rPr>
           <w:rStyle w:val="HTMLCode"/>
           <w:rFonts w:eastAsiaTheme="minorHAnsi"/>
         </w:rPr>
-        <w:t>prepare_entities_to_read_from_online_</w:t>
-      </w:r>
-      <w:proofErr w:type="gramStart"/>
-      <w:r>
-        <w:rPr>
-          <w:rStyle w:val="HTMLCode"/>
-          <w:rFonts w:eastAsiaTheme="minorHAnsi"/>
-        </w:rPr>
-        <w:t>store</w:t>
-      </w:r>
-      <w:proofErr w:type="spellEnd"/>
-      <w:r>
-        <w:rPr>
-          <w:rStyle w:val="HTMLCode"/>
-          <w:rFonts w:eastAsiaTheme="minorHAnsi"/>
-        </w:rPr>
-        <w:t>(</w:t>
-      </w:r>
-      <w:proofErr w:type="gramEnd"/>
-      <w:r>
-        <w:rPr>
-          <w:rStyle w:val="HTMLCode"/>
-          <w:rFonts w:eastAsiaTheme="minorHAnsi"/>
-        </w:rPr>
-        <w:t>)</w:t>
-      </w:r>
-      <w:r>
-        <w:t xml:space="preserve">, </w:t>
-      </w:r>
-      <w:r>
-        <w:rPr>
-          <w:rStyle w:val="Strong"/>
-        </w:rPr>
-        <w:t>before it actually reads your SQLite online store</w:t>
-      </w:r>
-      <w:r>
-        <w:t xml:space="preserve">. Feast's current implementation expects </w:t>
-      </w:r>
-      <w:proofErr w:type="spellStart"/>
-      <w:r>
-        <w:rPr>
-          <w:rStyle w:val="HTMLCode"/>
-          <w:rFonts w:eastAsiaTheme="minorHAnsi"/>
-        </w:rPr>
         <w:t>entity_rows</w:t>
       </w:r>
-      <w:proofErr w:type="spellEnd"/>
       <w:r>
         <w:t xml:space="preserve"> in a particular internal representation; its online-store code explicitly supports a list of dictionaries and converts that to columnar lists.</w:t>
       </w:r>
@@ -7439,23 +7160,7 @@
         <w:pStyle w:val="NormalWeb"/>
       </w:pPr>
       <w:r>
-        <w:t xml:space="preserve">The prediction pipeline initially produced unrealistic AQI predictions, with </w:t>
-      </w:r>
-      <w:proofErr w:type="spellStart"/>
-      <w:r>
-        <w:t>XGBoost</w:t>
-      </w:r>
-      <w:proofErr w:type="spellEnd"/>
-      <w:r>
-        <w:t xml:space="preserve"> predicting values around 300 while </w:t>
-      </w:r>
-      <w:proofErr w:type="spellStart"/>
-      <w:r>
-        <w:t>CatBoost</w:t>
-      </w:r>
-      <w:proofErr w:type="spellEnd"/>
-      <w:r>
-        <w:t xml:space="preserve"> and Random Forest predicted values below 100.</w:t>
+        <w:t>The prediction pipeline initially produced unrealistic AQI predictions, with XGBoost predicting values around 300 while CatBoost and Random Forest predicted values below 100.</w:t>
       </w:r>
       <w:r>
         <w:br/>
@@ -7717,7 +7422,6 @@
         </w:rPr>
         <w:t xml:space="preserve">Can also be triggered manually using </w:t>
       </w:r>
-      <w:proofErr w:type="spellStart"/>
       <w:r>
         <w:rPr>
           <w:rFonts w:ascii="Courier New" w:eastAsia="Times New Roman" w:hAnsi="Courier New" w:cs="Courier New"/>
@@ -7726,7 +7430,6 @@
         </w:rPr>
         <w:t>workflow_dispatch</w:t>
       </w:r>
-      <w:proofErr w:type="spellEnd"/>
       <w:r>
         <w:rPr>
           <w:rFonts w:eastAsia="Times New Roman" w:cs="Times New Roman"/>
@@ -8247,7 +7950,6 @@
         </w:rPr>
         <w:t xml:space="preserve">Feast's online store in </w:t>
       </w:r>
-      <w:proofErr w:type="spellStart"/>
       <w:r>
         <w:rPr>
           <w:rFonts w:eastAsia="Times New Roman" w:cs="Times New Roman"/>
@@ -8256,18 +7958,7 @@
           <w:sz w:val="24"/>
           <w:szCs w:val="24"/>
         </w:rPr>
-        <w:t>Supabase</w:t>
-      </w:r>
-      <w:proofErr w:type="spellEnd"/>
-      <w:r>
-        <w:rPr>
-          <w:rFonts w:eastAsia="Times New Roman" w:cs="Times New Roman"/>
-          <w:b/>
-          <w:bCs/>
-          <w:sz w:val="24"/>
-          <w:szCs w:val="24"/>
-        </w:rPr>
-        <w:t>/PostgreSQL</w:t>
+        <w:t>Supabase/PostgreSQL</w:t>
       </w:r>
       <w:r>
         <w:rPr>
@@ -8353,20 +8044,8 @@
           <w:sz w:val="24"/>
           <w:szCs w:val="24"/>
         </w:rPr>
-        <w:t xml:space="preserve">24-hour → </w:t>
-      </w:r>
-      <w:proofErr w:type="spellStart"/>
-      <w:r>
-        <w:rPr>
-          <w:rFonts w:eastAsia="Times New Roman" w:cs="Times New Roman"/>
-          <w:b/>
-          <w:bCs/>
-          <w:sz w:val="24"/>
-          <w:szCs w:val="24"/>
-        </w:rPr>
-        <w:t>XGBoost</w:t>
-      </w:r>
-      <w:proofErr w:type="spellEnd"/>
+        <w:t>24-hour → XGBoost</w:t>
+      </w:r>
       <w:r>
         <w:rPr>
           <w:rFonts w:eastAsia="Times New Roman" w:cs="Times New Roman"/>
@@ -8397,20 +8076,8 @@
           <w:sz w:val="24"/>
           <w:szCs w:val="24"/>
         </w:rPr>
-        <w:t xml:space="preserve">48-hour → </w:t>
-      </w:r>
-      <w:proofErr w:type="spellStart"/>
-      <w:r>
-        <w:rPr>
-          <w:rFonts w:eastAsia="Times New Roman" w:cs="Times New Roman"/>
-          <w:b/>
-          <w:bCs/>
-          <w:sz w:val="24"/>
-          <w:szCs w:val="24"/>
-        </w:rPr>
-        <w:t>CatBoost</w:t>
-      </w:r>
-      <w:proofErr w:type="spellEnd"/>
+        <w:t>48-hour → CatBoost</w:t>
+      </w:r>
       <w:r>
         <w:rPr>
           <w:rFonts w:eastAsia="Times New Roman" w:cs="Times New Roman"/>
@@ -8523,29 +8190,7 @@
           <w:sz w:val="24"/>
           <w:szCs w:val="24"/>
         </w:rPr>
-        <w:t xml:space="preserve"> </w:t>
-      </w:r>
-      <w:proofErr w:type="spellStart"/>
-      <w:r>
-        <w:rPr>
-          <w:rFonts w:eastAsia="Times New Roman" w:cs="Times New Roman"/>
-          <w:b/>
-          <w:bCs/>
-          <w:sz w:val="24"/>
-          <w:szCs w:val="24"/>
-        </w:rPr>
-        <w:t>Supabase</w:t>
-      </w:r>
-      <w:proofErr w:type="spellEnd"/>
-      <w:r>
-        <w:rPr>
-          <w:rFonts w:eastAsia="Times New Roman" w:cs="Times New Roman"/>
-          <w:b/>
-          <w:bCs/>
-          <w:sz w:val="24"/>
-          <w:szCs w:val="24"/>
-        </w:rPr>
-        <w:t xml:space="preserve"> table</w:t>
+        <w:t xml:space="preserve"> Supabase table</w:t>
       </w:r>
       <w:r>
         <w:rPr>
@@ -8591,7 +8236,6 @@
           <w:szCs w:val="24"/>
         </w:rPr>
       </w:pPr>
-      <w:proofErr w:type="spellStart"/>
       <w:r>
         <w:rPr>
           <w:rFonts w:ascii="Courier New" w:eastAsia="Times New Roman" w:hAnsi="Courier New" w:cs="Courier New"/>
@@ -8600,7 +8244,6 @@
         </w:rPr>
         <w:t>predicted_aqi</w:t>
       </w:r>
-      <w:proofErr w:type="spellEnd"/>
       <w:r>
         <w:rPr>
           <w:rFonts w:eastAsia="Times New Roman" w:cs="Times New Roman"/>
@@ -8623,23 +8266,13 @@
           <w:szCs w:val="24"/>
         </w:rPr>
       </w:pPr>
-      <w:proofErr w:type="spellStart"/>
       <w:r>
         <w:rPr>
           <w:rFonts w:ascii="Courier New" w:eastAsia="Times New Roman" w:hAnsi="Courier New" w:cs="Courier New"/>
           <w:sz w:val="20"/>
           <w:szCs w:val="20"/>
         </w:rPr>
-        <w:t>actual_aqi</w:t>
-      </w:r>
-      <w:proofErr w:type="spellEnd"/>
-      <w:r>
-        <w:rPr>
-          <w:rFonts w:ascii="Courier New" w:eastAsia="Times New Roman" w:hAnsi="Courier New" w:cs="Courier New"/>
-          <w:sz w:val="20"/>
-          <w:szCs w:val="20"/>
-        </w:rPr>
-        <w:t xml:space="preserve"> = NULL</w:t>
+        <w:t>actual_aqi = NULL</w:t>
       </w:r>
       <w:r>
         <w:rPr>
@@ -8958,25 +8591,7 @@
           <w:sz w:val="24"/>
           <w:szCs w:val="24"/>
         </w:rPr>
-        <w:t xml:space="preserve"> Retrieves predictions from </w:t>
-      </w:r>
-      <w:proofErr w:type="spellStart"/>
-      <w:r>
-        <w:rPr>
-          <w:rFonts w:eastAsia="Times New Roman" w:cs="Times New Roman"/>
-          <w:sz w:val="24"/>
-          <w:szCs w:val="24"/>
-        </w:rPr>
-        <w:t>Supabase</w:t>
-      </w:r>
-      <w:proofErr w:type="spellEnd"/>
-      <w:r>
-        <w:rPr>
-          <w:rFonts w:eastAsia="Times New Roman" w:cs="Times New Roman"/>
-          <w:sz w:val="24"/>
-          <w:szCs w:val="24"/>
-        </w:rPr>
-        <w:t xml:space="preserve"> whose </w:t>
+        <w:t xml:space="preserve"> Retrieves predictions from Supabase whose </w:t>
       </w:r>
       <w:r>
         <w:rPr>
@@ -9026,25 +8641,7 @@
           <w:sz w:val="24"/>
           <w:szCs w:val="24"/>
         </w:rPr>
-        <w:t xml:space="preserve"> Uses Open-</w:t>
-      </w:r>
-      <w:proofErr w:type="spellStart"/>
-      <w:r>
-        <w:rPr>
-          <w:rFonts w:eastAsia="Times New Roman" w:cs="Times New Roman"/>
-          <w:sz w:val="24"/>
-          <w:szCs w:val="24"/>
-        </w:rPr>
-        <w:t>Meteo</w:t>
-      </w:r>
-      <w:proofErr w:type="spellEnd"/>
-      <w:r>
-        <w:rPr>
-          <w:rFonts w:eastAsia="Times New Roman" w:cs="Times New Roman"/>
-          <w:sz w:val="24"/>
-          <w:szCs w:val="24"/>
-        </w:rPr>
-        <w:t xml:space="preserve"> historical air-quality data to obtain the </w:t>
+        <w:t xml:space="preserve"> Uses Open-Meteo historical air-quality data to obtain the </w:t>
       </w:r>
       <w:r>
         <w:rPr>
@@ -9222,25 +8819,7 @@
           <w:sz w:val="24"/>
           <w:szCs w:val="24"/>
         </w:rPr>
-        <w:t xml:space="preserve"> are also stored in the historical dataset in </w:t>
-      </w:r>
-      <w:proofErr w:type="spellStart"/>
-      <w:r>
-        <w:rPr>
-          <w:rFonts w:eastAsia="Times New Roman" w:cs="Times New Roman"/>
-          <w:sz w:val="24"/>
-          <w:szCs w:val="24"/>
-        </w:rPr>
-        <w:t>Supabase</w:t>
-      </w:r>
-      <w:proofErr w:type="spellEnd"/>
-      <w:r>
-        <w:rPr>
-          <w:rFonts w:eastAsia="Times New Roman" w:cs="Times New Roman"/>
-          <w:sz w:val="24"/>
-          <w:szCs w:val="24"/>
-        </w:rPr>
-        <w:t xml:space="preserve">. This allows the historical dataset to continue growing beyond the original training data. </w:t>
+        <w:t xml:space="preserve"> are also stored in the historical dataset in Supabase. This allows the historical dataset to continue growing beyond the original training data. </w:t>
       </w:r>
     </w:p>
     <w:p>
@@ -9264,29 +8843,7 @@
           <w:sz w:val="24"/>
           <w:szCs w:val="24"/>
         </w:rPr>
-        <w:t xml:space="preserve">Retry-safe </w:t>
-      </w:r>
-      <w:proofErr w:type="spellStart"/>
-      <w:r>
-        <w:rPr>
-          <w:rFonts w:eastAsia="Times New Roman" w:cs="Times New Roman"/>
-          <w:b/>
-          <w:bCs/>
-          <w:sz w:val="24"/>
-          <w:szCs w:val="24"/>
-        </w:rPr>
-        <w:t>behaviour</w:t>
-      </w:r>
-      <w:proofErr w:type="spellEnd"/>
-      <w:r>
-        <w:rPr>
-          <w:rFonts w:eastAsia="Times New Roman" w:cs="Times New Roman"/>
-          <w:b/>
-          <w:bCs/>
-          <w:sz w:val="24"/>
-          <w:szCs w:val="24"/>
-        </w:rPr>
-        <w:t>:</w:t>
+        <w:t>Retry-safe behaviour:</w:t>
       </w:r>
       <w:r>
         <w:rPr>
@@ -9676,6 +9233,8 @@
           <w:szCs w:val="28"/>
         </w:rPr>
       </w:pPr>
+      <w:bookmarkStart w:id="0" w:name="_GoBack"/>
+      <w:bookmarkEnd w:id="0"/>
     </w:p>
     <w:p>
       <w:pPr>
@@ -9864,6 +9423,7 @@
       </w:pPr>
       <w:r>
         <w:rPr>
+          <w:noProof/>
           <w:sz w:val="28"/>
           <w:szCs w:val="28"/>
         </w:rPr>
@@ -10033,23 +9593,7 @@
           <w:sz w:val="28"/>
           <w:szCs w:val="28"/>
         </w:rPr>
-        <w:t xml:space="preserve">Now human intervention, will be required to add it into </w:t>
-      </w:r>
-      <w:proofErr w:type="spellStart"/>
-      <w:r>
-        <w:rPr>
-          <w:sz w:val="28"/>
-          <w:szCs w:val="28"/>
-        </w:rPr>
-        <w:t>model_registry</w:t>
-      </w:r>
-      <w:proofErr w:type="spellEnd"/>
-      <w:r>
-        <w:rPr>
-          <w:sz w:val="28"/>
-          <w:szCs w:val="28"/>
-        </w:rPr>
-        <w:t xml:space="preserve"> for use after determining the superiority of this model to already in place.</w:t>
+        <w:t>Now human intervention, will be required to add it into model_registry for use after determining the superiority of this model to already in place.</w:t>
       </w:r>
     </w:p>
     <w:p>
@@ -10062,9 +9606,9 @@
           <w:szCs w:val="28"/>
         </w:rPr>
       </w:pPr>
-      <w:bookmarkStart w:id="0" w:name="_GoBack"/>
-      <w:r>
-        <w:rPr>
+      <w:r>
+        <w:rPr>
+          <w:noProof/>
           <w:sz w:val="28"/>
           <w:szCs w:val="28"/>
         </w:rPr>
@@ -10104,7 +9648,1327 @@
           </wp:inline>
         </w:drawing>
       </w:r>
-      <w:bookmarkEnd w:id="0"/>
+    </w:p>
+    <w:p>
+      <w:pPr>
+        <w:tabs>
+          <w:tab w:val="left" w:pos="5328"/>
+        </w:tabs>
+        <w:rPr>
+          <w:sz w:val="28"/>
+          <w:szCs w:val="28"/>
+        </w:rPr>
+      </w:pPr>
+    </w:p>
+    <w:p>
+      <w:pPr>
+        <w:tabs>
+          <w:tab w:val="left" w:pos="5328"/>
+        </w:tabs>
+        <w:rPr>
+          <w:sz w:val="28"/>
+          <w:szCs w:val="28"/>
+        </w:rPr>
+      </w:pPr>
+    </w:p>
+    <w:p>
+      <w:pPr>
+        <w:pStyle w:val="Heading1"/>
+      </w:pPr>
+      <w:r>
+        <w:t>Weekly AQI Model Retraining Pipeline</w:t>
+      </w:r>
+    </w:p>
+    <w:p>
+      <w:pPr>
+        <w:pStyle w:val="isselectedend"/>
+      </w:pPr>
+      <w:r>
+        <w:t xml:space="preserve">The Weekly AQI Model Retraining Pipeline is responsible for identifying underperforming forecasting models, retraining them using the latest available historical data, evaluating multiple model architectures, and publishing the newly selected model to the Hugging Face Model Hub. </w:t>
+      </w:r>
+      <w:r>
+        <w:lastRenderedPageBreak/>
+        <w:t>The pipeline is designed to retrain only the forecast horizons that have been flagged by the monitoring system rather than unnecessarily retraining every model each week.</w:t>
+      </w:r>
+    </w:p>
+    <w:p>
+      <w:pPr>
+        <w:pStyle w:val="isselectedend"/>
+      </w:pPr>
+      <w:r>
+        <w:t xml:space="preserve">The workflow is executed automatically every Monday through </w:t>
+      </w:r>
+      <w:r>
+        <w:rPr>
+          <w:rStyle w:val="Strong"/>
+        </w:rPr>
+        <w:t>GitHub Actions</w:t>
+      </w:r>
+      <w:r>
+        <w:t xml:space="preserve">. It begins by checking the Supabase </w:t>
+      </w:r>
+      <w:r>
+        <w:rPr>
+          <w:rStyle w:val="HTMLCode"/>
+        </w:rPr>
+        <w:t>monitoring</w:t>
+      </w:r>
+      <w:r>
+        <w:t xml:space="preserve"> table for models or horizons that have been flagged for retraining. If no horizons are flagged, the workflow terminates without performing any training. If one or more horizons are flagged, the pipeline retrieves the historical data required for retraining.</w:t>
+      </w:r>
+    </w:p>
+    <w:p>
+      <w:pPr>
+        <w:pStyle w:val="Heading2"/>
+      </w:pPr>
+      <w:r>
+        <w:t>1. Monitoring Flag Check</w:t>
+      </w:r>
+    </w:p>
+    <w:p>
+      <w:pPr>
+        <w:pStyle w:val="isselectedend"/>
+      </w:pPr>
+      <w:r>
+        <w:t>The first stage queries Supabase to determine whether any forecasting horizons have been marked as requiring retraining.</w:t>
+      </w:r>
+    </w:p>
+    <w:p>
+      <w:pPr>
+        <w:pStyle w:val="isselectedend"/>
+      </w:pPr>
+      <w:r>
+        <w:t>The system supports three prediction horizons:</w:t>
+      </w:r>
+    </w:p>
+    <w:p>
+      <w:pPr>
+        <w:numPr>
+          <w:ilvl w:val="0"/>
+          <w:numId w:val="11"/>
+        </w:numPr>
+        <w:spacing w:before="100" w:beforeAutospacing="1" w:after="100" w:afterAutospacing="1" w:line="240" w:lineRule="auto"/>
+      </w:pPr>
+      <w:r>
+        <w:rPr>
+          <w:rStyle w:val="Strong"/>
+        </w:rPr>
+        <w:t>24-hour</w:t>
+      </w:r>
+    </w:p>
+    <w:p>
+      <w:pPr>
+        <w:numPr>
+          <w:ilvl w:val="0"/>
+          <w:numId w:val="11"/>
+        </w:numPr>
+        <w:spacing w:before="100" w:beforeAutospacing="1" w:after="100" w:afterAutospacing="1" w:line="240" w:lineRule="auto"/>
+      </w:pPr>
+      <w:r>
+        <w:rPr>
+          <w:rStyle w:val="Strong"/>
+        </w:rPr>
+        <w:t>48-hour</w:t>
+      </w:r>
+    </w:p>
+    <w:p>
+      <w:pPr>
+        <w:numPr>
+          <w:ilvl w:val="0"/>
+          <w:numId w:val="11"/>
+        </w:numPr>
+        <w:spacing w:before="100" w:beforeAutospacing="1" w:after="100" w:afterAutospacing="1" w:line="240" w:lineRule="auto"/>
+      </w:pPr>
+      <w:r>
+        <w:rPr>
+          <w:rStyle w:val="Strong"/>
+        </w:rPr>
+        <w:t>72-hour</w:t>
+      </w:r>
+    </w:p>
+    <w:p>
+      <w:pPr>
+        <w:pStyle w:val="isselectedend"/>
+      </w:pPr>
+      <w:r>
+        <w:t xml:space="preserve">Only horizons where </w:t>
+      </w:r>
+      <w:r>
+        <w:rPr>
+          <w:rStyle w:val="HTMLCode"/>
+        </w:rPr>
+        <w:t>flagged = True</w:t>
+      </w:r>
+      <w:r>
+        <w:t xml:space="preserve"> are processed. This makes the retraining process targeted and reduces unnecessary computational work.</w:t>
+      </w:r>
+    </w:p>
+    <w:p>
+      <w:pPr>
+        <w:pStyle w:val="isselectedend"/>
+      </w:pPr>
+      <w:r>
+        <w:t>If no flagged horizons are found, the pipeline stops immediately.</w:t>
+      </w:r>
+    </w:p>
+    <w:p>
+      <w:pPr>
+        <w:pStyle w:val="Heading2"/>
+      </w:pPr>
+      <w:r>
+        <w:t>2. Historical Data Retrieval</w:t>
+      </w:r>
+    </w:p>
+    <w:p>
+      <w:pPr>
+        <w:pStyle w:val="isselectedend"/>
+      </w:pPr>
+      <w:r>
+        <w:t xml:space="preserve">For every flagged horizon, the pipeline retrieves the available historical AQI and weather observations from the Supabase </w:t>
+      </w:r>
+      <w:r>
+        <w:rPr>
+          <w:rStyle w:val="HTMLCode"/>
+        </w:rPr>
+        <w:t>historical_data</w:t>
+      </w:r>
+      <w:r>
+        <w:t xml:space="preserve"> table.</w:t>
+      </w:r>
+    </w:p>
+    <w:p>
+      <w:pPr>
+        <w:pStyle w:val="isselectedend"/>
+      </w:pPr>
+      <w:r>
+        <w:t>This dataset contains actual environmental observations rather than model predictions. It therefore provides the basis for generating new training examples and allows the models to learn from the latest data accumulated since their previous training cycle.</w:t>
+      </w:r>
+    </w:p>
+    <w:p>
+      <w:pPr>
+        <w:pStyle w:val="isselectedend"/>
+      </w:pPr>
+      <w:r>
+        <w:t>The historical data is loaded into memory and passed to the feature engineering stage.</w:t>
+      </w:r>
+    </w:p>
+    <w:p>
+      <w:pPr>
+        <w:pStyle w:val="Heading2"/>
+      </w:pPr>
+      <w:r>
+        <w:t>3. Feature Engineering</w:t>
+      </w:r>
+    </w:p>
+    <w:p>
+      <w:pPr>
+        <w:pStyle w:val="isselectedend"/>
+      </w:pPr>
+      <w:r>
+        <w:t>Before model training, the raw historical data is transformed into a feature-rich dataset using the project's feature engineering process.</w:t>
+      </w:r>
+    </w:p>
+    <w:p>
+      <w:pPr>
+        <w:pStyle w:val="isselectedend"/>
+      </w:pPr>
+      <w:r>
+        <w:t>The feature engineering stage generates several types of time-series features:</w:t>
+      </w:r>
+    </w:p>
+    <w:p>
+      <w:pPr>
+        <w:numPr>
+          <w:ilvl w:val="0"/>
+          <w:numId w:val="12"/>
+        </w:numPr>
+        <w:spacing w:before="100" w:beforeAutospacing="1" w:after="100" w:afterAutospacing="1" w:line="240" w:lineRule="auto"/>
+      </w:pPr>
+      <w:r>
+        <w:rPr>
+          <w:rStyle w:val="Strong"/>
+        </w:rPr>
+        <w:t>Lag features</w:t>
+      </w:r>
+    </w:p>
+    <w:p>
+      <w:pPr>
+        <w:numPr>
+          <w:ilvl w:val="1"/>
+          <w:numId w:val="12"/>
+        </w:numPr>
+        <w:spacing w:before="100" w:beforeAutospacing="1" w:after="100" w:afterAutospacing="1" w:line="240" w:lineRule="auto"/>
+      </w:pPr>
+      <w:r>
+        <w:t>1-hour</w:t>
+      </w:r>
+    </w:p>
+    <w:p>
+      <w:pPr>
+        <w:numPr>
+          <w:ilvl w:val="1"/>
+          <w:numId w:val="12"/>
+        </w:numPr>
+        <w:spacing w:before="100" w:beforeAutospacing="1" w:after="100" w:afterAutospacing="1" w:line="240" w:lineRule="auto"/>
+      </w:pPr>
+      <w:r>
+        <w:t>3-hour</w:t>
+      </w:r>
+    </w:p>
+    <w:p>
+      <w:pPr>
+        <w:numPr>
+          <w:ilvl w:val="1"/>
+          <w:numId w:val="12"/>
+        </w:numPr>
+        <w:spacing w:before="100" w:beforeAutospacing="1" w:after="100" w:afterAutospacing="1" w:line="240" w:lineRule="auto"/>
+      </w:pPr>
+      <w:r>
+        <w:lastRenderedPageBreak/>
+        <w:t>6-hour</w:t>
+      </w:r>
+    </w:p>
+    <w:p>
+      <w:pPr>
+        <w:numPr>
+          <w:ilvl w:val="1"/>
+          <w:numId w:val="12"/>
+        </w:numPr>
+        <w:spacing w:before="100" w:beforeAutospacing="1" w:after="100" w:afterAutospacing="1" w:line="240" w:lineRule="auto"/>
+      </w:pPr>
+      <w:r>
+        <w:t>12-hour</w:t>
+      </w:r>
+    </w:p>
+    <w:p>
+      <w:pPr>
+        <w:numPr>
+          <w:ilvl w:val="1"/>
+          <w:numId w:val="12"/>
+        </w:numPr>
+        <w:spacing w:before="100" w:beforeAutospacing="1" w:after="100" w:afterAutospacing="1" w:line="240" w:lineRule="auto"/>
+      </w:pPr>
+      <w:r>
+        <w:t>24-hour</w:t>
+      </w:r>
+    </w:p>
+    <w:p>
+      <w:pPr>
+        <w:numPr>
+          <w:ilvl w:val="0"/>
+          <w:numId w:val="12"/>
+        </w:numPr>
+        <w:spacing w:before="100" w:beforeAutospacing="1" w:after="100" w:afterAutospacing="1" w:line="240" w:lineRule="auto"/>
+      </w:pPr>
+      <w:r>
+        <w:rPr>
+          <w:rStyle w:val="Strong"/>
+        </w:rPr>
+        <w:t>Rolling statistics</w:t>
+      </w:r>
+    </w:p>
+    <w:p>
+      <w:pPr>
+        <w:numPr>
+          <w:ilvl w:val="1"/>
+          <w:numId w:val="12"/>
+        </w:numPr>
+        <w:spacing w:before="100" w:beforeAutospacing="1" w:after="100" w:afterAutospacing="1" w:line="240" w:lineRule="auto"/>
+      </w:pPr>
+      <w:r>
+        <w:t>3-hour moving averages</w:t>
+      </w:r>
+    </w:p>
+    <w:p>
+      <w:pPr>
+        <w:numPr>
+          <w:ilvl w:val="1"/>
+          <w:numId w:val="12"/>
+        </w:numPr>
+        <w:spacing w:before="100" w:beforeAutospacing="1" w:after="100" w:afterAutospacing="1" w:line="240" w:lineRule="auto"/>
+      </w:pPr>
+      <w:r>
+        <w:t>24-hour minimum</w:t>
+      </w:r>
+    </w:p>
+    <w:p>
+      <w:pPr>
+        <w:numPr>
+          <w:ilvl w:val="1"/>
+          <w:numId w:val="12"/>
+        </w:numPr>
+        <w:spacing w:before="100" w:beforeAutospacing="1" w:after="100" w:afterAutospacing="1" w:line="240" w:lineRule="auto"/>
+      </w:pPr>
+      <w:r>
+        <w:t>24-hour maximum</w:t>
+      </w:r>
+    </w:p>
+    <w:p>
+      <w:pPr>
+        <w:numPr>
+          <w:ilvl w:val="1"/>
+          <w:numId w:val="12"/>
+        </w:numPr>
+        <w:spacing w:before="100" w:beforeAutospacing="1" w:after="100" w:afterAutospacing="1" w:line="240" w:lineRule="auto"/>
+      </w:pPr>
+      <w:r>
+        <w:t>24-hour mean</w:t>
+      </w:r>
+    </w:p>
+    <w:p>
+      <w:pPr>
+        <w:numPr>
+          <w:ilvl w:val="0"/>
+          <w:numId w:val="12"/>
+        </w:numPr>
+        <w:spacing w:before="100" w:beforeAutospacing="1" w:after="100" w:afterAutospacing="1" w:line="240" w:lineRule="auto"/>
+      </w:pPr>
+      <w:r>
+        <w:rPr>
+          <w:rStyle w:val="Strong"/>
+        </w:rPr>
+        <w:t>Temporal features</w:t>
+      </w:r>
+    </w:p>
+    <w:p>
+      <w:pPr>
+        <w:numPr>
+          <w:ilvl w:val="1"/>
+          <w:numId w:val="12"/>
+        </w:numPr>
+        <w:spacing w:before="100" w:beforeAutospacing="1" w:after="100" w:afterAutospacing="1" w:line="240" w:lineRule="auto"/>
+      </w:pPr>
+      <w:r>
+        <w:t>Hour of day</w:t>
+      </w:r>
+    </w:p>
+    <w:p>
+      <w:pPr>
+        <w:numPr>
+          <w:ilvl w:val="1"/>
+          <w:numId w:val="12"/>
+        </w:numPr>
+        <w:spacing w:before="100" w:beforeAutospacing="1" w:after="100" w:afterAutospacing="1" w:line="240" w:lineRule="auto"/>
+      </w:pPr>
+      <w:r>
+        <w:t>Day of week</w:t>
+      </w:r>
+    </w:p>
+    <w:p>
+      <w:pPr>
+        <w:numPr>
+          <w:ilvl w:val="1"/>
+          <w:numId w:val="12"/>
+        </w:numPr>
+        <w:spacing w:before="100" w:beforeAutospacing="1" w:after="100" w:afterAutospacing="1" w:line="240" w:lineRule="auto"/>
+      </w:pPr>
+      <w:r>
+        <w:t>Month</w:t>
+      </w:r>
+    </w:p>
+    <w:p>
+      <w:pPr>
+        <w:numPr>
+          <w:ilvl w:val="1"/>
+          <w:numId w:val="12"/>
+        </w:numPr>
+        <w:spacing w:before="100" w:beforeAutospacing="1" w:after="100" w:afterAutospacing="1" w:line="240" w:lineRule="auto"/>
+      </w:pPr>
+      <w:r>
+        <w:t>Cyclical sine/cosine representations</w:t>
+      </w:r>
+    </w:p>
+    <w:p>
+      <w:pPr>
+        <w:numPr>
+          <w:ilvl w:val="1"/>
+          <w:numId w:val="12"/>
+        </w:numPr>
+        <w:spacing w:before="100" w:beforeAutospacing="1" w:after="100" w:afterAutospacing="1" w:line="240" w:lineRule="auto"/>
+      </w:pPr>
+      <w:r>
+        <w:t>Weekend indicators</w:t>
+      </w:r>
+    </w:p>
+    <w:p>
+      <w:pPr>
+        <w:numPr>
+          <w:ilvl w:val="1"/>
+          <w:numId w:val="12"/>
+        </w:numPr>
+        <w:spacing w:before="100" w:beforeAutospacing="1" w:after="100" w:afterAutospacing="1" w:line="240" w:lineRule="auto"/>
+      </w:pPr>
+      <w:r>
+        <w:t>Peak-hour indicators</w:t>
+      </w:r>
+    </w:p>
+    <w:p>
+      <w:pPr>
+        <w:numPr>
+          <w:ilvl w:val="0"/>
+          <w:numId w:val="12"/>
+        </w:numPr>
+        <w:spacing w:before="100" w:beforeAutospacing="1" w:after="100" w:afterAutospacing="1" w:line="240" w:lineRule="auto"/>
+      </w:pPr>
+      <w:r>
+        <w:rPr>
+          <w:rStyle w:val="Strong"/>
+        </w:rPr>
+        <w:t>Rate-of-change features</w:t>
+      </w:r>
+    </w:p>
+    <w:p>
+      <w:pPr>
+        <w:numPr>
+          <w:ilvl w:val="1"/>
+          <w:numId w:val="12"/>
+        </w:numPr>
+        <w:spacing w:before="100" w:beforeAutospacing="1" w:after="100" w:afterAutospacing="1" w:line="240" w:lineRule="auto"/>
+      </w:pPr>
+      <w:r>
+        <w:t>1-hour AQI difference</w:t>
+      </w:r>
+    </w:p>
+    <w:p>
+      <w:pPr>
+        <w:numPr>
+          <w:ilvl w:val="1"/>
+          <w:numId w:val="12"/>
+        </w:numPr>
+        <w:spacing w:before="100" w:beforeAutospacing="1" w:after="100" w:afterAutospacing="1" w:line="240" w:lineRule="auto"/>
+      </w:pPr>
+      <w:r>
+        <w:t>24-hour AQI difference</w:t>
+      </w:r>
+    </w:p>
+    <w:p>
+      <w:pPr>
+        <w:pStyle w:val="isselectedend"/>
+      </w:pPr>
+      <w:r>
+        <w:t>The rolling features use shifted values so that information from the prediction target does not leak into the training features. The resulting engineered dataset is then passed to the model-training stages.</w:t>
+      </w:r>
+    </w:p>
+    <w:p>
+      <w:pPr>
+        <w:pStyle w:val="Heading2"/>
+      </w:pPr>
+      <w:r>
+        <w:t>4. Dual Model Retraining</w:t>
+      </w:r>
+    </w:p>
+    <w:p>
+      <w:pPr>
+        <w:pStyle w:val="isselectedend"/>
+      </w:pPr>
+      <w:r>
+        <w:t>The pipeline uses two different modelling approaches for each flagged horizon.</w:t>
+      </w:r>
+    </w:p>
+    <w:p>
+      <w:pPr>
+        <w:pStyle w:val="Heading3"/>
+      </w:pPr>
+      <w:r>
+        <w:t>Traditional Machine Learning</w:t>
+      </w:r>
+    </w:p>
+    <w:p>
+      <w:pPr>
+        <w:pStyle w:val="isselectedend"/>
+      </w:pPr>
+      <w:r>
+        <w:t>The engineered dataset is passed through the ML preprocessing pipeline and used to train multiple candidate models:</w:t>
+      </w:r>
+    </w:p>
+    <w:p>
+      <w:pPr>
+        <w:numPr>
+          <w:ilvl w:val="0"/>
+          <w:numId w:val="13"/>
+        </w:numPr>
+        <w:spacing w:before="100" w:beforeAutospacing="1" w:after="100" w:afterAutospacing="1" w:line="240" w:lineRule="auto"/>
+      </w:pPr>
+      <w:r>
+        <w:t>Ridge Regression</w:t>
+      </w:r>
+    </w:p>
+    <w:p>
+      <w:pPr>
+        <w:numPr>
+          <w:ilvl w:val="0"/>
+          <w:numId w:val="13"/>
+        </w:numPr>
+        <w:spacing w:before="100" w:beforeAutospacing="1" w:after="100" w:afterAutospacing="1" w:line="240" w:lineRule="auto"/>
+      </w:pPr>
+      <w:r>
+        <w:t>Random Forest</w:t>
+      </w:r>
+    </w:p>
+    <w:p>
+      <w:pPr>
+        <w:numPr>
+          <w:ilvl w:val="0"/>
+          <w:numId w:val="13"/>
+        </w:numPr>
+        <w:spacing w:before="100" w:beforeAutospacing="1" w:after="100" w:afterAutospacing="1" w:line="240" w:lineRule="auto"/>
+      </w:pPr>
+      <w:r>
+        <w:t>XGBoost</w:t>
+      </w:r>
+    </w:p>
+    <w:p>
+      <w:pPr>
+        <w:numPr>
+          <w:ilvl w:val="0"/>
+          <w:numId w:val="13"/>
+        </w:numPr>
+        <w:spacing w:before="100" w:beforeAutospacing="1" w:after="100" w:afterAutospacing="1" w:line="240" w:lineRule="auto"/>
+      </w:pPr>
+      <w:r>
+        <w:t>CatBoost</w:t>
+      </w:r>
+    </w:p>
+    <w:p>
+      <w:pPr>
+        <w:pStyle w:val="isselectedend"/>
+      </w:pPr>
+      <w:r>
+        <w:t>Each model is evaluated on the test set using:</w:t>
+      </w:r>
+    </w:p>
+    <w:p>
+      <w:pPr>
+        <w:numPr>
+          <w:ilvl w:val="0"/>
+          <w:numId w:val="14"/>
+        </w:numPr>
+        <w:spacing w:before="100" w:beforeAutospacing="1" w:after="100" w:afterAutospacing="1" w:line="240" w:lineRule="auto"/>
+      </w:pPr>
+      <w:r>
+        <w:rPr>
+          <w:rStyle w:val="Strong"/>
+        </w:rPr>
+        <w:t>MAE</w:t>
+      </w:r>
+    </w:p>
+    <w:p>
+      <w:pPr>
+        <w:numPr>
+          <w:ilvl w:val="0"/>
+          <w:numId w:val="14"/>
+        </w:numPr>
+        <w:spacing w:before="100" w:beforeAutospacing="1" w:after="100" w:afterAutospacing="1" w:line="240" w:lineRule="auto"/>
+      </w:pPr>
+      <w:r>
+        <w:rPr>
+          <w:rStyle w:val="Strong"/>
+        </w:rPr>
+        <w:t>RMSE</w:t>
+      </w:r>
+    </w:p>
+    <w:p>
+      <w:pPr>
+        <w:numPr>
+          <w:ilvl w:val="0"/>
+          <w:numId w:val="14"/>
+        </w:numPr>
+        <w:spacing w:before="100" w:beforeAutospacing="1" w:after="100" w:afterAutospacing="1" w:line="240" w:lineRule="auto"/>
+      </w:pPr>
+      <w:r>
+        <w:rPr>
+          <w:rStyle w:val="Strong"/>
+        </w:rPr>
+        <w:t>R²</w:t>
+      </w:r>
+    </w:p>
+    <w:p>
+      <w:pPr>
+        <w:pStyle w:val="isselectedend"/>
+      </w:pPr>
+      <w:r>
+        <w:t xml:space="preserve">The best-performing ML model is selected based on MAE. This produces the </w:t>
+      </w:r>
+      <w:r>
+        <w:rPr>
+          <w:rStyle w:val="Strong"/>
+        </w:rPr>
+        <w:t>Best ML Model</w:t>
+      </w:r>
+      <w:r>
+        <w:t xml:space="preserve"> for that particular forecasting horizon.</w:t>
+      </w:r>
+    </w:p>
+    <w:p>
+      <w:pPr>
+        <w:pStyle w:val="Heading3"/>
+      </w:pPr>
+      <w:r>
+        <w:t>LSTM</w:t>
+      </w:r>
+    </w:p>
+    <w:p>
+      <w:pPr>
+        <w:pStyle w:val="isselectedend"/>
+      </w:pPr>
+      <w:r>
+        <w:lastRenderedPageBreak/>
+        <w:t>The same historical data is also passed independently to the LSTM pipeline.</w:t>
+      </w:r>
+    </w:p>
+    <w:p>
+      <w:pPr>
+        <w:pStyle w:val="isselectedend"/>
+      </w:pPr>
+      <w:r>
+        <w:t>The LSTM does not rely on the ML preprocessing pipeline. Instead, it performs its own:</w:t>
+      </w:r>
+    </w:p>
+    <w:p>
+      <w:pPr>
+        <w:numPr>
+          <w:ilvl w:val="0"/>
+          <w:numId w:val="15"/>
+        </w:numPr>
+        <w:spacing w:before="100" w:beforeAutospacing="1" w:after="100" w:afterAutospacing="1" w:line="240" w:lineRule="auto"/>
+      </w:pPr>
+      <w:r>
+        <w:t>Target preparation</w:t>
+      </w:r>
+    </w:p>
+    <w:p>
+      <w:pPr>
+        <w:numPr>
+          <w:ilvl w:val="0"/>
+          <w:numId w:val="15"/>
+        </w:numPr>
+        <w:spacing w:before="100" w:beforeAutospacing="1" w:after="100" w:afterAutospacing="1" w:line="240" w:lineRule="auto"/>
+      </w:pPr>
+      <w:r>
+        <w:t>Sequence generation</w:t>
+      </w:r>
+    </w:p>
+    <w:p>
+      <w:pPr>
+        <w:numPr>
+          <w:ilvl w:val="0"/>
+          <w:numId w:val="15"/>
+        </w:numPr>
+        <w:spacing w:before="100" w:beforeAutospacing="1" w:after="100" w:afterAutospacing="1" w:line="240" w:lineRule="auto"/>
+      </w:pPr>
+      <w:r>
+        <w:t>Chronological train/test split</w:t>
+      </w:r>
+    </w:p>
+    <w:p>
+      <w:pPr>
+        <w:numPr>
+          <w:ilvl w:val="0"/>
+          <w:numId w:val="15"/>
+        </w:numPr>
+        <w:spacing w:before="100" w:beforeAutospacing="1" w:after="100" w:afterAutospacing="1" w:line="240" w:lineRule="auto"/>
+      </w:pPr>
+      <w:r>
+        <w:t>Scaling</w:t>
+      </w:r>
+    </w:p>
+    <w:p>
+      <w:pPr>
+        <w:numPr>
+          <w:ilvl w:val="0"/>
+          <w:numId w:val="15"/>
+        </w:numPr>
+        <w:spacing w:before="100" w:beforeAutospacing="1" w:after="100" w:afterAutospacing="1" w:line="240" w:lineRule="auto"/>
+      </w:pPr>
+      <w:r>
+        <w:t>Time-series preparation</w:t>
+      </w:r>
+    </w:p>
+    <w:p>
+      <w:pPr>
+        <w:pStyle w:val="isselectedend"/>
+      </w:pPr>
+      <w:r>
+        <w:t xml:space="preserve">A sequence length of </w:t>
+      </w:r>
+      <w:r>
+        <w:rPr>
+          <w:rStyle w:val="Strong"/>
+        </w:rPr>
+        <w:t>24 hours</w:t>
+      </w:r>
+      <w:r>
+        <w:t xml:space="preserve"> is used for the LSTM. The model is then trained and evaluated using MAE, RMSE, and R².</w:t>
+      </w:r>
+    </w:p>
+    <w:p>
+      <w:pPr>
+        <w:pStyle w:val="isselectedend"/>
+      </w:pPr>
+      <w:r>
+        <w:t>This separation allows the traditional ML models and the LSTM to use preprocessing approaches appropriate to their respective architectures.</w:t>
+      </w:r>
+    </w:p>
+    <w:p>
+      <w:pPr>
+        <w:pStyle w:val="Heading2"/>
+      </w:pPr>
+      <w:r>
+        <w:t>5. Final Model Comparison</w:t>
+      </w:r>
+    </w:p>
+    <w:p>
+      <w:pPr>
+        <w:pStyle w:val="isselectedend"/>
+      </w:pPr>
+      <w:r>
+        <w:t>After training is complete, the pipeline has two candidates:</w:t>
+      </w:r>
+    </w:p>
+    <w:p>
+      <w:pPr>
+        <w:numPr>
+          <w:ilvl w:val="0"/>
+          <w:numId w:val="16"/>
+        </w:numPr>
+        <w:spacing w:before="100" w:beforeAutospacing="1" w:after="100" w:afterAutospacing="1" w:line="240" w:lineRule="auto"/>
+      </w:pPr>
+      <w:r>
+        <w:t>The best-performing traditional ML model</w:t>
+      </w:r>
+    </w:p>
+    <w:p>
+      <w:pPr>
+        <w:numPr>
+          <w:ilvl w:val="0"/>
+          <w:numId w:val="16"/>
+        </w:numPr>
+        <w:spacing w:before="100" w:beforeAutospacing="1" w:after="100" w:afterAutospacing="1" w:line="240" w:lineRule="auto"/>
+      </w:pPr>
+      <w:r>
+        <w:t>The newly trained LSTM</w:t>
+      </w:r>
+    </w:p>
+    <w:p>
+      <w:pPr>
+        <w:pStyle w:val="isselectedend"/>
+      </w:pPr>
+      <w:r>
+        <w:t>These two candidates are compared directly.</w:t>
+      </w:r>
+    </w:p>
+    <w:p>
+      <w:pPr>
+        <w:pStyle w:val="isselectedend"/>
+      </w:pPr>
+      <w:r>
+        <w:t xml:space="preserve">The primary selection metric is </w:t>
+      </w:r>
+      <w:r>
+        <w:rPr>
+          <w:rStyle w:val="Strong"/>
+        </w:rPr>
+        <w:t>Mean Absolute Error (MAE)</w:t>
+      </w:r>
+      <w:r>
+        <w:t>. The model with the lower MAE becomes the final winner for that forecasting horizon.</w:t>
+      </w:r>
+    </w:p>
+    <w:p>
+      <w:pPr>
+        <w:pStyle w:val="isselectedend"/>
+      </w:pPr>
+      <w:r>
+        <w:t xml:space="preserve">If both models have the same MAE, the pipeline uses </w:t>
+      </w:r>
+      <w:r>
+        <w:rPr>
+          <w:rStyle w:val="Strong"/>
+        </w:rPr>
+        <w:t>R² as the tie-breaker</w:t>
+      </w:r>
+      <w:r>
+        <w:t>, selecting the model with the higher R².</w:t>
+      </w:r>
+    </w:p>
+    <w:p>
+      <w:pPr>
+        <w:pStyle w:val="isselectedend"/>
+      </w:pPr>
+      <w:r>
+        <w:t>The winning model, along with its evaluation metrics and predictions, is returned for deployment preparation.</w:t>
+      </w:r>
+    </w:p>
+    <w:p>
+      <w:pPr>
+        <w:pStyle w:val="Heading2"/>
+      </w:pPr>
+      <w:r>
+        <w:t>6. Model Storage</w:t>
+      </w:r>
+    </w:p>
+    <w:p>
+      <w:pPr>
+        <w:pStyle w:val="isselectedend"/>
+      </w:pPr>
+      <w:r>
+        <w:t>Once a final winner has been selected, the model is saved locally in the GitHub Actions environment.</w:t>
+      </w:r>
+    </w:p>
+    <w:p>
+      <w:pPr>
+        <w:pStyle w:val="isselectedend"/>
+      </w:pPr>
+      <w:r>
+        <w:t>Models are stored using a timestamped naming convention based on the training date and forecasting horizon.</w:t>
+      </w:r>
+    </w:p>
+    <w:p>
+      <w:pPr>
+        <w:pStyle w:val="isselectedend"/>
+      </w:pPr>
+      <w:r>
+        <w:t>For example:</w:t>
+      </w:r>
+    </w:p>
+    <w:p>
+      <w:pPr>
+        <w:pStyle w:val="HTMLPreformatted"/>
+        <w:rPr>
+          <w:rStyle w:val="HTMLCode"/>
+        </w:rPr>
+      </w:pPr>
+      <w:r>
+        <w:rPr>
+          <w:rStyle w:val="HTMLCode"/>
+        </w:rPr>
+        <w:t>2026-08-29_24.pkl</w:t>
+      </w:r>
+    </w:p>
+    <w:p>
+      <w:pPr>
+        <w:pStyle w:val="HTMLPreformatted"/>
+        <w:rPr>
+          <w:rStyle w:val="HTMLCode"/>
+        </w:rPr>
+      </w:pPr>
+      <w:r>
+        <w:rPr>
+          <w:rStyle w:val="HTMLCode"/>
+        </w:rPr>
+        <w:t>2026-08-29_48.cbm</w:t>
+      </w:r>
+    </w:p>
+    <w:p>
+      <w:pPr>
+        <w:pStyle w:val="HTMLPreformatted"/>
+      </w:pPr>
+      <w:r>
+        <w:rPr>
+          <w:rStyle w:val="HTMLCode"/>
+        </w:rPr>
+        <w:t>2026-08-29_72.keras</w:t>
+      </w:r>
+    </w:p>
+    <w:p>
+      <w:pPr>
+        <w:pStyle w:val="isselectedend"/>
+      </w:pPr>
+      <w:r>
+        <w:lastRenderedPageBreak/>
+        <w:t>The file format depends on the selected architecture:</w:t>
+      </w:r>
+    </w:p>
+    <w:p>
+      <w:pPr>
+        <w:numPr>
+          <w:ilvl w:val="0"/>
+          <w:numId w:val="17"/>
+        </w:numPr>
+        <w:spacing w:before="100" w:beforeAutospacing="1" w:after="100" w:afterAutospacing="1" w:line="240" w:lineRule="auto"/>
+      </w:pPr>
+      <w:r>
+        <w:t xml:space="preserve">LSTM → </w:t>
+      </w:r>
+      <w:r>
+        <w:rPr>
+          <w:rStyle w:val="HTMLCode"/>
+          <w:rFonts w:eastAsiaTheme="minorHAnsi"/>
+        </w:rPr>
+        <w:t>.keras</w:t>
+      </w:r>
+    </w:p>
+    <w:p>
+      <w:pPr>
+        <w:numPr>
+          <w:ilvl w:val="0"/>
+          <w:numId w:val="17"/>
+        </w:numPr>
+        <w:spacing w:before="100" w:beforeAutospacing="1" w:after="100" w:afterAutospacing="1" w:line="240" w:lineRule="auto"/>
+      </w:pPr>
+      <w:r>
+        <w:t xml:space="preserve">CatBoost → </w:t>
+      </w:r>
+      <w:r>
+        <w:rPr>
+          <w:rStyle w:val="HTMLCode"/>
+          <w:rFonts w:eastAsiaTheme="minorHAnsi"/>
+        </w:rPr>
+        <w:t>.cbm</w:t>
+      </w:r>
+    </w:p>
+    <w:p>
+      <w:pPr>
+        <w:numPr>
+          <w:ilvl w:val="0"/>
+          <w:numId w:val="17"/>
+        </w:numPr>
+        <w:spacing w:before="100" w:beforeAutospacing="1" w:after="100" w:afterAutospacing="1" w:line="240" w:lineRule="auto"/>
+      </w:pPr>
+      <w:r>
+        <w:t xml:space="preserve">Other ML models → </w:t>
+      </w:r>
+      <w:r>
+        <w:rPr>
+          <w:rStyle w:val="HTMLCode"/>
+          <w:rFonts w:eastAsiaTheme="minorHAnsi"/>
+        </w:rPr>
+        <w:t>.pkl</w:t>
+      </w:r>
+    </w:p>
+    <w:p>
+      <w:pPr>
+        <w:pStyle w:val="isselectedend"/>
+      </w:pPr>
+      <w:r>
+        <w:t>This provides a versioned model artifact that can be uploaded and retained independently of the source code.</w:t>
+      </w:r>
+    </w:p>
+    <w:p>
+      <w:pPr>
+        <w:pStyle w:val="Heading2"/>
+      </w:pPr>
+      <w:r>
+        <w:t>7. Hugging Face Upload</w:t>
+      </w:r>
+    </w:p>
+    <w:p>
+      <w:pPr>
+        <w:pStyle w:val="isselectedend"/>
+      </w:pPr>
+      <w:r>
+        <w:t>The newly trained winning model is then uploaded to the project's Hugging Face Model Hub repository.</w:t>
+      </w:r>
+    </w:p>
+    <w:p>
+      <w:pPr>
+        <w:pStyle w:val="isselectedend"/>
+      </w:pPr>
+      <w:r>
+        <w:t xml:space="preserve">The upload uses the </w:t>
+      </w:r>
+      <w:r>
+        <w:rPr>
+          <w:rStyle w:val="HTMLCode"/>
+        </w:rPr>
+        <w:t>HF_TOKEN</w:t>
+      </w:r>
+      <w:r>
+        <w:t xml:space="preserve"> stored securely as a GitHub Actions secret. The pipeline also includes retry handling to account for temporary network or service failures.</w:t>
+      </w:r>
+    </w:p>
+    <w:p>
+      <w:pPr>
+        <w:pStyle w:val="isselectedend"/>
+      </w:pPr>
+      <w:r>
+        <w:t xml:space="preserve">The current implementation allows up to </w:t>
+      </w:r>
+      <w:r>
+        <w:rPr>
+          <w:rStyle w:val="Strong"/>
+        </w:rPr>
+        <w:t>three upload attempts</w:t>
+      </w:r>
+      <w:r>
+        <w:t>, with a short delay between failed attempts.</w:t>
+      </w:r>
+    </w:p>
+    <w:p>
+      <w:pPr>
+        <w:pStyle w:val="isselectedend"/>
+      </w:pPr>
+      <w:r>
+        <w:t>If all attempts fail, the upload is considered unsuccessful and the pipeline does not proceed with the monitoring cleanup.</w:t>
+      </w:r>
+    </w:p>
+    <w:p>
+      <w:pPr>
+        <w:pStyle w:val="Heading2"/>
+      </w:pPr>
+      <w:r>
+        <w:t>8. Monitoring Flag Cleanup</w:t>
+      </w:r>
+    </w:p>
+    <w:p>
+      <w:pPr>
+        <w:pStyle w:val="isselectedend"/>
+      </w:pPr>
+      <w:r>
+        <w:t>The monitoring flag is removed only after the new model has been successfully uploaded to Hugging Face.</w:t>
+      </w:r>
+    </w:p>
+    <w:p>
+      <w:pPr>
+        <w:pStyle w:val="isselectedend"/>
+      </w:pPr>
+      <w:r>
+        <w:t>This provides an important safeguard: a failed model upload does not make the system believe that retraining and deployment preparation were successfully completed.</w:t>
+      </w:r>
+    </w:p>
+    <w:p>
+      <w:pPr>
+        <w:pStyle w:val="isselectedend"/>
+      </w:pPr>
+      <w:r>
+        <w:t>The resulting automated lifecycle is therefore:</w:t>
+      </w:r>
+    </w:p>
+    <w:p>
+      <w:pPr>
+        <w:pStyle w:val="isselectedend"/>
+      </w:pPr>
+      <w:r>
+        <w:rPr>
+          <w:rStyle w:val="Strong"/>
+        </w:rPr>
+        <w:t>Flag detected → Retrain → Evaluate → Select winner → Save → Upload → Clear flag</w:t>
+      </w:r>
+    </w:p>
+    <w:p>
+      <w:pPr>
+        <w:pStyle w:val="isselectedend"/>
+      </w:pPr>
+      <w:r>
+        <w:t xml:space="preserve">The human review/approval process occurs </w:t>
+      </w:r>
+      <w:r>
+        <w:rPr>
+          <w:rStyle w:val="Strong"/>
+        </w:rPr>
+        <w:t>outside this automated pipeline</w:t>
+      </w:r>
+      <w:r>
+        <w:t>, after the model has been successfully uploaded.</w:t>
+      </w:r>
+    </w:p>
+    <w:p>
+      <w:pPr>
+        <w:pStyle w:val="Heading2"/>
+      </w:pPr>
+      <w:r>
+        <w:t>9. GitHub Actions Scheduling</w:t>
+      </w:r>
+    </w:p>
+    <w:p>
+      <w:pPr>
+        <w:pStyle w:val="isselectedend"/>
+      </w:pPr>
+      <w:r>
+        <w:t>The weekly retraining process is executed using a dedicated GitHub Actions workflow.</w:t>
+      </w:r>
+    </w:p>
+    <w:p>
+      <w:pPr>
+        <w:pStyle w:val="isselectedend"/>
+      </w:pPr>
+      <w:r>
+        <w:t>It is scheduled for:</w:t>
+      </w:r>
+    </w:p>
+    <w:p>
+      <w:pPr>
+        <w:pStyle w:val="isselectedend"/>
+      </w:pPr>
+      <w:r>
+        <w:rPr>
+          <w:rStyle w:val="Strong"/>
+        </w:rPr>
+        <w:t>Monday at 01:17 UTC (06:17 PKT)</w:t>
+      </w:r>
+    </w:p>
+    <w:p>
+      <w:pPr>
+        <w:pStyle w:val="isselectedend"/>
+      </w:pPr>
+      <w:r>
+        <w:lastRenderedPageBreak/>
+        <w:t>The workflow:</w:t>
+      </w:r>
+    </w:p>
+    <w:p>
+      <w:pPr>
+        <w:numPr>
+          <w:ilvl w:val="0"/>
+          <w:numId w:val="18"/>
+        </w:numPr>
+        <w:spacing w:before="100" w:beforeAutospacing="1" w:after="100" w:afterAutospacing="1" w:line="240" w:lineRule="auto"/>
+      </w:pPr>
+      <w:r>
+        <w:t>Checks out the repository.</w:t>
+      </w:r>
+    </w:p>
+    <w:p>
+      <w:pPr>
+        <w:numPr>
+          <w:ilvl w:val="0"/>
+          <w:numId w:val="18"/>
+        </w:numPr>
+        <w:spacing w:before="100" w:beforeAutospacing="1" w:after="100" w:afterAutospacing="1" w:line="240" w:lineRule="auto"/>
+      </w:pPr>
+      <w:r>
+        <w:t>Sets up Python 3.11.</w:t>
+      </w:r>
+    </w:p>
+    <w:p>
+      <w:pPr>
+        <w:numPr>
+          <w:ilvl w:val="0"/>
+          <w:numId w:val="18"/>
+        </w:numPr>
+        <w:spacing w:before="100" w:beforeAutospacing="1" w:after="100" w:afterAutospacing="1" w:line="240" w:lineRule="auto"/>
+      </w:pPr>
+      <w:r>
+        <w:t>Installs project dependencies.</w:t>
+      </w:r>
+    </w:p>
+    <w:p>
+      <w:pPr>
+        <w:numPr>
+          <w:ilvl w:val="0"/>
+          <w:numId w:val="18"/>
+        </w:numPr>
+        <w:spacing w:before="100" w:beforeAutospacing="1" w:after="100" w:afterAutospacing="1" w:line="240" w:lineRule="auto"/>
+      </w:pPr>
+      <w:r>
+        <w:t>Loads the required GitHub secrets.</w:t>
+      </w:r>
+    </w:p>
+    <w:p>
+      <w:pPr>
+        <w:numPr>
+          <w:ilvl w:val="0"/>
+          <w:numId w:val="18"/>
+        </w:numPr>
+        <w:spacing w:before="100" w:beforeAutospacing="1" w:after="100" w:afterAutospacing="1" w:line="240" w:lineRule="auto"/>
+      </w:pPr>
+      <w:r>
+        <w:t xml:space="preserve">Executes </w:t>
+      </w:r>
+      <w:r>
+        <w:rPr>
+          <w:rStyle w:val="HTMLCode"/>
+          <w:rFonts w:eastAsiaTheme="minorHAnsi"/>
+        </w:rPr>
+        <w:t>weekly_retraining.py</w:t>
+      </w:r>
+      <w:r>
+        <w:t>.</w:t>
+      </w:r>
+    </w:p>
+    <w:p>
+      <w:pPr>
+        <w:pStyle w:val="isselectedend"/>
+      </w:pPr>
+      <w:r>
+        <w:t>This scheduling allows the weekly monitoring process to complete first and gives the retraining pipeline access to the latest monitoring results.</w:t>
+      </w:r>
+    </w:p>
+    <w:p>
+      <w:pPr>
+        <w:pStyle w:val="Heading2"/>
+      </w:pPr>
+      <w:r>
+        <w:t>Overall Pipeline</w:t>
+      </w:r>
+    </w:p>
+    <w:p>
+      <w:pPr>
+        <w:pStyle w:val="isselectedend"/>
+      </w:pPr>
+      <w:r>
+        <w:t>The weekly retraining system therefore forms the model improvement stage of the larger AQI prediction architecture. Daily monitoring identifies when a deployed model is no longer performing within acceptable limits, while the weekly retraining pipeline responds to those flags by searching for a better model using the latest historical observations.</w:t>
+      </w:r>
+    </w:p>
+    <w:p>
+      <w:pPr>
+        <w:pStyle w:val="isselectedend"/>
+      </w:pPr>
+      <w:r>
+        <w:t>The complete automated flow is:</w:t>
+      </w:r>
+    </w:p>
+    <w:p>
+      <w:pPr>
+        <w:pStyle w:val="isselectedend"/>
+      </w:pPr>
+      <w:r>
+        <w:rPr>
+          <w:rStyle w:val="Strong"/>
+        </w:rPr>
+        <w:t>Monitoring Flag → Historical Data → Feature Engineering → ML + LSTM Training → Model Comparison → Winner Selection → Model Saving → Hugging Face Upload → Monitoring Flag Removal</w:t>
+      </w:r>
+    </w:p>
+    <w:p>
+      <w:pPr>
+        <w:pStyle w:val="NormalWeb"/>
+      </w:pPr>
+      <w:r>
+        <w:t>This keeps the retraining process targeted, reproducible, and separated from the hourly prediction and daily monitoring workflows.</w:t>
+      </w:r>
+    </w:p>
+    <w:p>
+      <w:pPr>
+        <w:tabs>
+          <w:tab w:val="left" w:pos="5328"/>
+        </w:tabs>
+        <w:jc w:val="center"/>
+        <w:rPr>
+          <w:sz w:val="28"/>
+          <w:szCs w:val="28"/>
+        </w:rPr>
+      </w:pPr>
+      <w:r>
+        <w:rPr>
+          <w:sz w:val="28"/>
+          <w:szCs w:val="28"/>
+        </w:rPr>
+        <w:lastRenderedPageBreak/>
+        <w:pict>
+          <v:shapetype id="_x0000_t75" coordsize="21600,21600" o:spt="75" o:preferrelative="t" path="m@4@5l@4@11@9@11@9@5xe" filled="f" stroked="f">
+            <v:stroke joinstyle="miter"/>
+            <v:formulas>
+              <v:f eqn="if lineDrawn pixelLineWidth 0"/>
+              <v:f eqn="sum @0 1 0"/>
+              <v:f eqn="sum 0 0 @1"/>
+              <v:f eqn="prod @2 1 2"/>
+              <v:f eqn="prod @3 21600 pixelWidth"/>
+              <v:f eqn="prod @3 21600 pixelHeight"/>
+              <v:f eqn="sum @0 0 1"/>
+              <v:f eqn="prod @6 1 2"/>
+              <v:f eqn="prod @7 21600 pixelWidth"/>
+              <v:f eqn="sum @8 21600 0"/>
+              <v:f eqn="prod @7 21600 pixelHeight"/>
+              <v:f eqn="sum @10 21600 0"/>
+            </v:formulas>
+            <v:path o:extrusionok="f" gradientshapeok="t" o:connecttype="rect"/>
+            <o:lock v:ext="edit" aspectratio="t"/>
+          </v:shapetype>
+          <v:shape id="_x0000_i1038" type="#_x0000_t75" style="width:244.5pt;height:684pt">
+            <v:imagedata r:id="rId11" o:title="mermaid-diagram"/>
+          </v:shape>
+        </w:pict>
+      </w:r>
     </w:p>
     <w:sectPr>
       <w:pgSz w:w="12240" w:h="15840"/>
@@ -10169,6 +11033,155 @@
 <file path=word/numbering.xml><?xml version="1.0" encoding="utf-8"?>
 <w:numbering xmlns:wpc="http://schemas.microsoft.com/office/word/2010/wordprocessingCanvas" xmlns:cx="http://schemas.microsoft.com/office/drawing/2014/chartex" xmlns:mc="http://schemas.openxmlformats.org/markup-compatibility/2006" xmlns:o="urn:schemas-microsoft-com:office:office" xmlns:r="http://schemas.openxmlformats.org/officeDocument/2006/relationships" xmlns:m="http://schemas.openxmlformats.org/officeDocument/2006/math" xmlns:v="urn:schemas-microsoft-com:vml" xmlns:wp14="http://schemas.microsoft.com/office/word/2010/wordprocessingDrawing" xmlns:wp="http://schemas.openxmlformats.org/drawingml/2006/wordprocessingDrawing" xmlns:w10="urn:schemas-microsoft-com:office:word" xmlns:w="http://schemas.openxmlformats.org/wordprocessingml/2006/main" xmlns:w14="http://schemas.microsoft.com/office/word/2010/wordml" xmlns:w15="http://schemas.microsoft.com/office/word/2012/wordml" xmlns:w16se="http://schemas.microsoft.com/office/word/2015/wordml/symex" xmlns:wpg="http://schemas.microsoft.com/office/word/2010/wordprocessingGroup" xmlns:wpi="http://schemas.microsoft.com/office/word/2010/wordprocessingInk" xmlns:wne="http://schemas.microsoft.com/office/word/2006/wordml" xmlns:wps="http://schemas.microsoft.com/office/word/2010/wordprocessingShape" mc:Ignorable="w14 w15 w16se wp14">
   <w:abstractNum w:abstractNumId="0" w15:restartNumberingAfterBreak="0">
+    <w:nsid w:val="000F7509"/>
+    <w:multiLevelType w:val="multilevel"/>
+    <w:tmpl w:val="56C675E2"/>
+    <w:lvl w:ilvl="0">
+      <w:start w:val="1"/>
+      <w:numFmt w:val="bullet"/>
+      <w:lvlText w:val=""/>
+      <w:lvlJc w:val="left"/>
+      <w:pPr>
+        <w:tabs>
+          <w:tab w:val="num" w:pos="720"/>
+        </w:tabs>
+        <w:ind w:left="720" w:hanging="360"/>
+      </w:pPr>
+      <w:rPr>
+        <w:rFonts w:ascii="Symbol" w:hAnsi="Symbol" w:hint="default"/>
+        <w:sz w:val="20"/>
+      </w:rPr>
+    </w:lvl>
+    <w:lvl w:ilvl="1" w:tentative="1">
+      <w:start w:val="1"/>
+      <w:numFmt w:val="bullet"/>
+      <w:lvlText w:val="o"/>
+      <w:lvlJc w:val="left"/>
+      <w:pPr>
+        <w:tabs>
+          <w:tab w:val="num" w:pos="1440"/>
+        </w:tabs>
+        <w:ind w:left="1440" w:hanging="360"/>
+      </w:pPr>
+      <w:rPr>
+        <w:rFonts w:ascii="Courier New" w:hAnsi="Courier New" w:hint="default"/>
+        <w:sz w:val="20"/>
+      </w:rPr>
+    </w:lvl>
+    <w:lvl w:ilvl="2" w:tentative="1">
+      <w:start w:val="1"/>
+      <w:numFmt w:val="bullet"/>
+      <w:lvlText w:val=""/>
+      <w:lvlJc w:val="left"/>
+      <w:pPr>
+        <w:tabs>
+          <w:tab w:val="num" w:pos="2160"/>
+        </w:tabs>
+        <w:ind w:left="2160" w:hanging="360"/>
+      </w:pPr>
+      <w:rPr>
+        <w:rFonts w:ascii="Wingdings" w:hAnsi="Wingdings" w:hint="default"/>
+        <w:sz w:val="20"/>
+      </w:rPr>
+    </w:lvl>
+    <w:lvl w:ilvl="3" w:tentative="1">
+      <w:start w:val="1"/>
+      <w:numFmt w:val="bullet"/>
+      <w:lvlText w:val=""/>
+      <w:lvlJc w:val="left"/>
+      <w:pPr>
+        <w:tabs>
+          <w:tab w:val="num" w:pos="2880"/>
+        </w:tabs>
+        <w:ind w:left="2880" w:hanging="360"/>
+      </w:pPr>
+      <w:rPr>
+        <w:rFonts w:ascii="Wingdings" w:hAnsi="Wingdings" w:hint="default"/>
+        <w:sz w:val="20"/>
+      </w:rPr>
+    </w:lvl>
+    <w:lvl w:ilvl="4" w:tentative="1">
+      <w:start w:val="1"/>
+      <w:numFmt w:val="bullet"/>
+      <w:lvlText w:val=""/>
+      <w:lvlJc w:val="left"/>
+      <w:pPr>
+        <w:tabs>
+          <w:tab w:val="num" w:pos="3600"/>
+        </w:tabs>
+        <w:ind w:left="3600" w:hanging="360"/>
+      </w:pPr>
+      <w:rPr>
+        <w:rFonts w:ascii="Wingdings" w:hAnsi="Wingdings" w:hint="default"/>
+        <w:sz w:val="20"/>
+      </w:rPr>
+    </w:lvl>
+    <w:lvl w:ilvl="5" w:tentative="1">
+      <w:start w:val="1"/>
+      <w:numFmt w:val="bullet"/>
+      <w:lvlText w:val=""/>
+      <w:lvlJc w:val="left"/>
+      <w:pPr>
+        <w:tabs>
+          <w:tab w:val="num" w:pos="4320"/>
+        </w:tabs>
+        <w:ind w:left="4320" w:hanging="360"/>
+      </w:pPr>
+      <w:rPr>
+        <w:rFonts w:ascii="Wingdings" w:hAnsi="Wingdings" w:hint="default"/>
+        <w:sz w:val="20"/>
+      </w:rPr>
+    </w:lvl>
+    <w:lvl w:ilvl="6" w:tentative="1">
+      <w:start w:val="1"/>
+      <w:numFmt w:val="bullet"/>
+      <w:lvlText w:val=""/>
+      <w:lvlJc w:val="left"/>
+      <w:pPr>
+        <w:tabs>
+          <w:tab w:val="num" w:pos="5040"/>
+        </w:tabs>
+        <w:ind w:left="5040" w:hanging="360"/>
+      </w:pPr>
+      <w:rPr>
+        <w:rFonts w:ascii="Wingdings" w:hAnsi="Wingdings" w:hint="default"/>
+        <w:sz w:val="20"/>
+      </w:rPr>
+    </w:lvl>
+    <w:lvl w:ilvl="7" w:tentative="1">
+      <w:start w:val="1"/>
+      <w:numFmt w:val="bullet"/>
+      <w:lvlText w:val=""/>
+      <w:lvlJc w:val="left"/>
+      <w:pPr>
+        <w:tabs>
+          <w:tab w:val="num" w:pos="5760"/>
+        </w:tabs>
+        <w:ind w:left="5760" w:hanging="360"/>
+      </w:pPr>
+      <w:rPr>
+        <w:rFonts w:ascii="Wingdings" w:hAnsi="Wingdings" w:hint="default"/>
+        <w:sz w:val="20"/>
+      </w:rPr>
+    </w:lvl>
+    <w:lvl w:ilvl="8" w:tentative="1">
+      <w:start w:val="1"/>
+      <w:numFmt w:val="bullet"/>
+      <w:lvlText w:val=""/>
+      <w:lvlJc w:val="left"/>
+      <w:pPr>
+        <w:tabs>
+          <w:tab w:val="num" w:pos="6480"/>
+        </w:tabs>
+        <w:ind w:left="6480" w:hanging="360"/>
+      </w:pPr>
+      <w:rPr>
+        <w:rFonts w:ascii="Wingdings" w:hAnsi="Wingdings" w:hint="default"/>
+        <w:sz w:val="20"/>
+      </w:rPr>
+    </w:lvl>
+  </w:abstractNum>
+  <w:abstractNum w:abstractNumId="1" w15:restartNumberingAfterBreak="0">
     <w:nsid w:val="0A5B66BE"/>
     <w:multiLevelType w:val="multilevel"/>
     <w:tmpl w:val="B3B6E232"/>
@@ -10317,7 +11330,7 @@
       </w:rPr>
     </w:lvl>
   </w:abstractNum>
-  <w:abstractNum w:abstractNumId="1" w15:restartNumberingAfterBreak="0">
+  <w:abstractNum w:abstractNumId="2" w15:restartNumberingAfterBreak="0">
     <w:nsid w:val="11563C8B"/>
     <w:multiLevelType w:val="multilevel"/>
     <w:tmpl w:val="D36A35CE"/>
@@ -10466,7 +11479,7 @@
       </w:rPr>
     </w:lvl>
   </w:abstractNum>
-  <w:abstractNum w:abstractNumId="2" w15:restartNumberingAfterBreak="0">
+  <w:abstractNum w:abstractNumId="3" w15:restartNumberingAfterBreak="0">
     <w:nsid w:val="120D1DF9"/>
     <w:multiLevelType w:val="multilevel"/>
     <w:tmpl w:val="21BC93BE"/>
@@ -10615,7 +11628,7 @@
       </w:rPr>
     </w:lvl>
   </w:abstractNum>
-  <w:abstractNum w:abstractNumId="3" w15:restartNumberingAfterBreak="0">
+  <w:abstractNum w:abstractNumId="4" w15:restartNumberingAfterBreak="0">
     <w:nsid w:val="1C6D3058"/>
     <w:multiLevelType w:val="multilevel"/>
     <w:tmpl w:val="B7DE4F04"/>
@@ -10764,7 +11777,382 @@
       </w:rPr>
     </w:lvl>
   </w:abstractNum>
-  <w:abstractNum w:abstractNumId="4" w15:restartNumberingAfterBreak="0">
+  <w:abstractNum w:abstractNumId="5" w15:restartNumberingAfterBreak="0">
+    <w:nsid w:val="29527891"/>
+    <w:multiLevelType w:val="multilevel"/>
+    <w:tmpl w:val="28025A34"/>
+    <w:lvl w:ilvl="0">
+      <w:start w:val="1"/>
+      <w:numFmt w:val="decimal"/>
+      <w:lvlText w:val="%1."/>
+      <w:lvlJc w:val="left"/>
+      <w:pPr>
+        <w:tabs>
+          <w:tab w:val="num" w:pos="720"/>
+        </w:tabs>
+        <w:ind w:left="720" w:hanging="360"/>
+      </w:pPr>
+    </w:lvl>
+    <w:lvl w:ilvl="1" w:tentative="1">
+      <w:start w:val="1"/>
+      <w:numFmt w:val="decimal"/>
+      <w:lvlText w:val="%2."/>
+      <w:lvlJc w:val="left"/>
+      <w:pPr>
+        <w:tabs>
+          <w:tab w:val="num" w:pos="1440"/>
+        </w:tabs>
+        <w:ind w:left="1440" w:hanging="360"/>
+      </w:pPr>
+    </w:lvl>
+    <w:lvl w:ilvl="2" w:tentative="1">
+      <w:start w:val="1"/>
+      <w:numFmt w:val="decimal"/>
+      <w:lvlText w:val="%3."/>
+      <w:lvlJc w:val="left"/>
+      <w:pPr>
+        <w:tabs>
+          <w:tab w:val="num" w:pos="2160"/>
+        </w:tabs>
+        <w:ind w:left="2160" w:hanging="360"/>
+      </w:pPr>
+    </w:lvl>
+    <w:lvl w:ilvl="3" w:tentative="1">
+      <w:start w:val="1"/>
+      <w:numFmt w:val="decimal"/>
+      <w:lvlText w:val="%4."/>
+      <w:lvlJc w:val="left"/>
+      <w:pPr>
+        <w:tabs>
+          <w:tab w:val="num" w:pos="2880"/>
+        </w:tabs>
+        <w:ind w:left="2880" w:hanging="360"/>
+      </w:pPr>
+    </w:lvl>
+    <w:lvl w:ilvl="4" w:tentative="1">
+      <w:start w:val="1"/>
+      <w:numFmt w:val="decimal"/>
+      <w:lvlText w:val="%5."/>
+      <w:lvlJc w:val="left"/>
+      <w:pPr>
+        <w:tabs>
+          <w:tab w:val="num" w:pos="3600"/>
+        </w:tabs>
+        <w:ind w:left="3600" w:hanging="360"/>
+      </w:pPr>
+    </w:lvl>
+    <w:lvl w:ilvl="5" w:tentative="1">
+      <w:start w:val="1"/>
+      <w:numFmt w:val="decimal"/>
+      <w:lvlText w:val="%6."/>
+      <w:lvlJc w:val="left"/>
+      <w:pPr>
+        <w:tabs>
+          <w:tab w:val="num" w:pos="4320"/>
+        </w:tabs>
+        <w:ind w:left="4320" w:hanging="360"/>
+      </w:pPr>
+    </w:lvl>
+    <w:lvl w:ilvl="6" w:tentative="1">
+      <w:start w:val="1"/>
+      <w:numFmt w:val="decimal"/>
+      <w:lvlText w:val="%7."/>
+      <w:lvlJc w:val="left"/>
+      <w:pPr>
+        <w:tabs>
+          <w:tab w:val="num" w:pos="5040"/>
+        </w:tabs>
+        <w:ind w:left="5040" w:hanging="360"/>
+      </w:pPr>
+    </w:lvl>
+    <w:lvl w:ilvl="7" w:tentative="1">
+      <w:start w:val="1"/>
+      <w:numFmt w:val="decimal"/>
+      <w:lvlText w:val="%8."/>
+      <w:lvlJc w:val="left"/>
+      <w:pPr>
+        <w:tabs>
+          <w:tab w:val="num" w:pos="5760"/>
+        </w:tabs>
+        <w:ind w:left="5760" w:hanging="360"/>
+      </w:pPr>
+    </w:lvl>
+    <w:lvl w:ilvl="8" w:tentative="1">
+      <w:start w:val="1"/>
+      <w:numFmt w:val="decimal"/>
+      <w:lvlText w:val="%9."/>
+      <w:lvlJc w:val="left"/>
+      <w:pPr>
+        <w:tabs>
+          <w:tab w:val="num" w:pos="6480"/>
+        </w:tabs>
+        <w:ind w:left="6480" w:hanging="360"/>
+      </w:pPr>
+    </w:lvl>
+  </w:abstractNum>
+  <w:abstractNum w:abstractNumId="6" w15:restartNumberingAfterBreak="0">
+    <w:nsid w:val="2F0C2765"/>
+    <w:multiLevelType w:val="multilevel"/>
+    <w:tmpl w:val="ECC86290"/>
+    <w:lvl w:ilvl="0">
+      <w:start w:val="1"/>
+      <w:numFmt w:val="bullet"/>
+      <w:lvlText w:val=""/>
+      <w:lvlJc w:val="left"/>
+      <w:pPr>
+        <w:tabs>
+          <w:tab w:val="num" w:pos="720"/>
+        </w:tabs>
+        <w:ind w:left="720" w:hanging="360"/>
+      </w:pPr>
+      <w:rPr>
+        <w:rFonts w:ascii="Symbol" w:hAnsi="Symbol" w:hint="default"/>
+        <w:sz w:val="20"/>
+      </w:rPr>
+    </w:lvl>
+    <w:lvl w:ilvl="1" w:tentative="1">
+      <w:start w:val="1"/>
+      <w:numFmt w:val="bullet"/>
+      <w:lvlText w:val="o"/>
+      <w:lvlJc w:val="left"/>
+      <w:pPr>
+        <w:tabs>
+          <w:tab w:val="num" w:pos="1440"/>
+        </w:tabs>
+        <w:ind w:left="1440" w:hanging="360"/>
+      </w:pPr>
+      <w:rPr>
+        <w:rFonts w:ascii="Courier New" w:hAnsi="Courier New" w:hint="default"/>
+        <w:sz w:val="20"/>
+      </w:rPr>
+    </w:lvl>
+    <w:lvl w:ilvl="2" w:tentative="1">
+      <w:start w:val="1"/>
+      <w:numFmt w:val="bullet"/>
+      <w:lvlText w:val=""/>
+      <w:lvlJc w:val="left"/>
+      <w:pPr>
+        <w:tabs>
+          <w:tab w:val="num" w:pos="2160"/>
+        </w:tabs>
+        <w:ind w:left="2160" w:hanging="360"/>
+      </w:pPr>
+      <w:rPr>
+        <w:rFonts w:ascii="Wingdings" w:hAnsi="Wingdings" w:hint="default"/>
+        <w:sz w:val="20"/>
+      </w:rPr>
+    </w:lvl>
+    <w:lvl w:ilvl="3" w:tentative="1">
+      <w:start w:val="1"/>
+      <w:numFmt w:val="bullet"/>
+      <w:lvlText w:val=""/>
+      <w:lvlJc w:val="left"/>
+      <w:pPr>
+        <w:tabs>
+          <w:tab w:val="num" w:pos="2880"/>
+        </w:tabs>
+        <w:ind w:left="2880" w:hanging="360"/>
+      </w:pPr>
+      <w:rPr>
+        <w:rFonts w:ascii="Wingdings" w:hAnsi="Wingdings" w:hint="default"/>
+        <w:sz w:val="20"/>
+      </w:rPr>
+    </w:lvl>
+    <w:lvl w:ilvl="4" w:tentative="1">
+      <w:start w:val="1"/>
+      <w:numFmt w:val="bullet"/>
+      <w:lvlText w:val=""/>
+      <w:lvlJc w:val="left"/>
+      <w:pPr>
+        <w:tabs>
+          <w:tab w:val="num" w:pos="3600"/>
+        </w:tabs>
+        <w:ind w:left="3600" w:hanging="360"/>
+      </w:pPr>
+      <w:rPr>
+        <w:rFonts w:ascii="Wingdings" w:hAnsi="Wingdings" w:hint="default"/>
+        <w:sz w:val="20"/>
+      </w:rPr>
+    </w:lvl>
+    <w:lvl w:ilvl="5" w:tentative="1">
+      <w:start w:val="1"/>
+      <w:numFmt w:val="bullet"/>
+      <w:lvlText w:val=""/>
+      <w:lvlJc w:val="left"/>
+      <w:pPr>
+        <w:tabs>
+          <w:tab w:val="num" w:pos="4320"/>
+        </w:tabs>
+        <w:ind w:left="4320" w:hanging="360"/>
+      </w:pPr>
+      <w:rPr>
+        <w:rFonts w:ascii="Wingdings" w:hAnsi="Wingdings" w:hint="default"/>
+        <w:sz w:val="20"/>
+      </w:rPr>
+    </w:lvl>
+    <w:lvl w:ilvl="6" w:tentative="1">
+      <w:start w:val="1"/>
+      <w:numFmt w:val="bullet"/>
+      <w:lvlText w:val=""/>
+      <w:lvlJc w:val="left"/>
+      <w:pPr>
+        <w:tabs>
+          <w:tab w:val="num" w:pos="5040"/>
+        </w:tabs>
+        <w:ind w:left="5040" w:hanging="360"/>
+      </w:pPr>
+      <w:rPr>
+        <w:rFonts w:ascii="Wingdings" w:hAnsi="Wingdings" w:hint="default"/>
+        <w:sz w:val="20"/>
+      </w:rPr>
+    </w:lvl>
+    <w:lvl w:ilvl="7" w:tentative="1">
+      <w:start w:val="1"/>
+      <w:numFmt w:val="bullet"/>
+      <w:lvlText w:val=""/>
+      <w:lvlJc w:val="left"/>
+      <w:pPr>
+        <w:tabs>
+          <w:tab w:val="num" w:pos="5760"/>
+        </w:tabs>
+        <w:ind w:left="5760" w:hanging="360"/>
+      </w:pPr>
+      <w:rPr>
+        <w:rFonts w:ascii="Wingdings" w:hAnsi="Wingdings" w:hint="default"/>
+        <w:sz w:val="20"/>
+      </w:rPr>
+    </w:lvl>
+    <w:lvl w:ilvl="8" w:tentative="1">
+      <w:start w:val="1"/>
+      <w:numFmt w:val="bullet"/>
+      <w:lvlText w:val=""/>
+      <w:lvlJc w:val="left"/>
+      <w:pPr>
+        <w:tabs>
+          <w:tab w:val="num" w:pos="6480"/>
+        </w:tabs>
+        <w:ind w:left="6480" w:hanging="360"/>
+      </w:pPr>
+      <w:rPr>
+        <w:rFonts w:ascii="Wingdings" w:hAnsi="Wingdings" w:hint="default"/>
+        <w:sz w:val="20"/>
+      </w:rPr>
+    </w:lvl>
+  </w:abstractNum>
+  <w:abstractNum w:abstractNumId="7" w15:restartNumberingAfterBreak="0">
+    <w:nsid w:val="42F62317"/>
+    <w:multiLevelType w:val="multilevel"/>
+    <w:tmpl w:val="A2701312"/>
+    <w:lvl w:ilvl="0">
+      <w:start w:val="1"/>
+      <w:numFmt w:val="decimal"/>
+      <w:lvlText w:val="%1."/>
+      <w:lvlJc w:val="left"/>
+      <w:pPr>
+        <w:tabs>
+          <w:tab w:val="num" w:pos="720"/>
+        </w:tabs>
+        <w:ind w:left="720" w:hanging="360"/>
+      </w:pPr>
+    </w:lvl>
+    <w:lvl w:ilvl="1" w:tentative="1">
+      <w:start w:val="1"/>
+      <w:numFmt w:val="decimal"/>
+      <w:lvlText w:val="%2."/>
+      <w:lvlJc w:val="left"/>
+      <w:pPr>
+        <w:tabs>
+          <w:tab w:val="num" w:pos="1440"/>
+        </w:tabs>
+        <w:ind w:left="1440" w:hanging="360"/>
+      </w:pPr>
+    </w:lvl>
+    <w:lvl w:ilvl="2" w:tentative="1">
+      <w:start w:val="1"/>
+      <w:numFmt w:val="decimal"/>
+      <w:lvlText w:val="%3."/>
+      <w:lvlJc w:val="left"/>
+      <w:pPr>
+        <w:tabs>
+          <w:tab w:val="num" w:pos="2160"/>
+        </w:tabs>
+        <w:ind w:left="2160" w:hanging="360"/>
+      </w:pPr>
+    </w:lvl>
+    <w:lvl w:ilvl="3" w:tentative="1">
+      <w:start w:val="1"/>
+      <w:numFmt w:val="decimal"/>
+      <w:lvlText w:val="%4."/>
+      <w:lvlJc w:val="left"/>
+      <w:pPr>
+        <w:tabs>
+          <w:tab w:val="num" w:pos="2880"/>
+        </w:tabs>
+        <w:ind w:left="2880" w:hanging="360"/>
+      </w:pPr>
+    </w:lvl>
+    <w:lvl w:ilvl="4" w:tentative="1">
+      <w:start w:val="1"/>
+      <w:numFmt w:val="decimal"/>
+      <w:lvlText w:val="%5."/>
+      <w:lvlJc w:val="left"/>
+      <w:pPr>
+        <w:tabs>
+          <w:tab w:val="num" w:pos="3600"/>
+        </w:tabs>
+        <w:ind w:left="3600" w:hanging="360"/>
+      </w:pPr>
+    </w:lvl>
+    <w:lvl w:ilvl="5" w:tentative="1">
+      <w:start w:val="1"/>
+      <w:numFmt w:val="decimal"/>
+      <w:lvlText w:val="%6."/>
+      <w:lvlJc w:val="left"/>
+      <w:pPr>
+        <w:tabs>
+          <w:tab w:val="num" w:pos="4320"/>
+        </w:tabs>
+        <w:ind w:left="4320" w:hanging="360"/>
+      </w:pPr>
+    </w:lvl>
+    <w:lvl w:ilvl="6" w:tentative="1">
+      <w:start w:val="1"/>
+      <w:numFmt w:val="decimal"/>
+      <w:lvlText w:val="%7."/>
+      <w:lvlJc w:val="left"/>
+      <w:pPr>
+        <w:tabs>
+          <w:tab w:val="num" w:pos="5040"/>
+        </w:tabs>
+        <w:ind w:left="5040" w:hanging="360"/>
+      </w:pPr>
+    </w:lvl>
+    <w:lvl w:ilvl="7" w:tentative="1">
+      <w:start w:val="1"/>
+      <w:numFmt w:val="decimal"/>
+      <w:lvlText w:val="%8."/>
+      <w:lvlJc w:val="left"/>
+      <w:pPr>
+        <w:tabs>
+          <w:tab w:val="num" w:pos="5760"/>
+        </w:tabs>
+        <w:ind w:left="5760" w:hanging="360"/>
+      </w:pPr>
+    </w:lvl>
+    <w:lvl w:ilvl="8" w:tentative="1">
+      <w:start w:val="1"/>
+      <w:numFmt w:val="decimal"/>
+      <w:lvlText w:val="%9."/>
+      <w:lvlJc w:val="left"/>
+      <w:pPr>
+        <w:tabs>
+          <w:tab w:val="num" w:pos="6480"/>
+        </w:tabs>
+        <w:ind w:left="6480" w:hanging="360"/>
+      </w:pPr>
+    </w:lvl>
+  </w:abstractNum>
+  <w:abstractNum w:abstractNumId="8" w15:restartNumberingAfterBreak="0">
     <w:nsid w:val="467E21CD"/>
     <w:multiLevelType w:val="multilevel"/>
     <w:tmpl w:val="FF90F9B0"/>
@@ -10913,7 +12301,156 @@
       </w:rPr>
     </w:lvl>
   </w:abstractNum>
-  <w:abstractNum w:abstractNumId="5" w15:restartNumberingAfterBreak="0">
+  <w:abstractNum w:abstractNumId="9" w15:restartNumberingAfterBreak="0">
+    <w:nsid w:val="46EC1D29"/>
+    <w:multiLevelType w:val="multilevel"/>
+    <w:tmpl w:val="EEF6EC60"/>
+    <w:lvl w:ilvl="0">
+      <w:start w:val="1"/>
+      <w:numFmt w:val="bullet"/>
+      <w:lvlText w:val=""/>
+      <w:lvlJc w:val="left"/>
+      <w:pPr>
+        <w:tabs>
+          <w:tab w:val="num" w:pos="720"/>
+        </w:tabs>
+        <w:ind w:left="720" w:hanging="360"/>
+      </w:pPr>
+      <w:rPr>
+        <w:rFonts w:ascii="Symbol" w:hAnsi="Symbol" w:hint="default"/>
+        <w:sz w:val="20"/>
+      </w:rPr>
+    </w:lvl>
+    <w:lvl w:ilvl="1" w:tentative="1">
+      <w:start w:val="1"/>
+      <w:numFmt w:val="bullet"/>
+      <w:lvlText w:val="o"/>
+      <w:lvlJc w:val="left"/>
+      <w:pPr>
+        <w:tabs>
+          <w:tab w:val="num" w:pos="1440"/>
+        </w:tabs>
+        <w:ind w:left="1440" w:hanging="360"/>
+      </w:pPr>
+      <w:rPr>
+        <w:rFonts w:ascii="Courier New" w:hAnsi="Courier New" w:hint="default"/>
+        <w:sz w:val="20"/>
+      </w:rPr>
+    </w:lvl>
+    <w:lvl w:ilvl="2" w:tentative="1">
+      <w:start w:val="1"/>
+      <w:numFmt w:val="bullet"/>
+      <w:lvlText w:val=""/>
+      <w:lvlJc w:val="left"/>
+      <w:pPr>
+        <w:tabs>
+          <w:tab w:val="num" w:pos="2160"/>
+        </w:tabs>
+        <w:ind w:left="2160" w:hanging="360"/>
+      </w:pPr>
+      <w:rPr>
+        <w:rFonts w:ascii="Wingdings" w:hAnsi="Wingdings" w:hint="default"/>
+        <w:sz w:val="20"/>
+      </w:rPr>
+    </w:lvl>
+    <w:lvl w:ilvl="3" w:tentative="1">
+      <w:start w:val="1"/>
+      <w:numFmt w:val="bullet"/>
+      <w:lvlText w:val=""/>
+      <w:lvlJc w:val="left"/>
+      <w:pPr>
+        <w:tabs>
+          <w:tab w:val="num" w:pos="2880"/>
+        </w:tabs>
+        <w:ind w:left="2880" w:hanging="360"/>
+      </w:pPr>
+      <w:rPr>
+        <w:rFonts w:ascii="Wingdings" w:hAnsi="Wingdings" w:hint="default"/>
+        <w:sz w:val="20"/>
+      </w:rPr>
+    </w:lvl>
+    <w:lvl w:ilvl="4" w:tentative="1">
+      <w:start w:val="1"/>
+      <w:numFmt w:val="bullet"/>
+      <w:lvlText w:val=""/>
+      <w:lvlJc w:val="left"/>
+      <w:pPr>
+        <w:tabs>
+          <w:tab w:val="num" w:pos="3600"/>
+        </w:tabs>
+        <w:ind w:left="3600" w:hanging="360"/>
+      </w:pPr>
+      <w:rPr>
+        <w:rFonts w:ascii="Wingdings" w:hAnsi="Wingdings" w:hint="default"/>
+        <w:sz w:val="20"/>
+      </w:rPr>
+    </w:lvl>
+    <w:lvl w:ilvl="5" w:tentative="1">
+      <w:start w:val="1"/>
+      <w:numFmt w:val="bullet"/>
+      <w:lvlText w:val=""/>
+      <w:lvlJc w:val="left"/>
+      <w:pPr>
+        <w:tabs>
+          <w:tab w:val="num" w:pos="4320"/>
+        </w:tabs>
+        <w:ind w:left="4320" w:hanging="360"/>
+      </w:pPr>
+      <w:rPr>
+        <w:rFonts w:ascii="Wingdings" w:hAnsi="Wingdings" w:hint="default"/>
+        <w:sz w:val="20"/>
+      </w:rPr>
+    </w:lvl>
+    <w:lvl w:ilvl="6" w:tentative="1">
+      <w:start w:val="1"/>
+      <w:numFmt w:val="bullet"/>
+      <w:lvlText w:val=""/>
+      <w:lvlJc w:val="left"/>
+      <w:pPr>
+        <w:tabs>
+          <w:tab w:val="num" w:pos="5040"/>
+        </w:tabs>
+        <w:ind w:left="5040" w:hanging="360"/>
+      </w:pPr>
+      <w:rPr>
+        <w:rFonts w:ascii="Wingdings" w:hAnsi="Wingdings" w:hint="default"/>
+        <w:sz w:val="20"/>
+      </w:rPr>
+    </w:lvl>
+    <w:lvl w:ilvl="7" w:tentative="1">
+      <w:start w:val="1"/>
+      <w:numFmt w:val="bullet"/>
+      <w:lvlText w:val=""/>
+      <w:lvlJc w:val="left"/>
+      <w:pPr>
+        <w:tabs>
+          <w:tab w:val="num" w:pos="5760"/>
+        </w:tabs>
+        <w:ind w:left="5760" w:hanging="360"/>
+      </w:pPr>
+      <w:rPr>
+        <w:rFonts w:ascii="Wingdings" w:hAnsi="Wingdings" w:hint="default"/>
+        <w:sz w:val="20"/>
+      </w:rPr>
+    </w:lvl>
+    <w:lvl w:ilvl="8" w:tentative="1">
+      <w:start w:val="1"/>
+      <w:numFmt w:val="bullet"/>
+      <w:lvlText w:val=""/>
+      <w:lvlJc w:val="left"/>
+      <w:pPr>
+        <w:tabs>
+          <w:tab w:val="num" w:pos="6480"/>
+        </w:tabs>
+        <w:ind w:left="6480" w:hanging="360"/>
+      </w:pPr>
+      <w:rPr>
+        <w:rFonts w:ascii="Wingdings" w:hAnsi="Wingdings" w:hint="default"/>
+        <w:sz w:val="20"/>
+      </w:rPr>
+    </w:lvl>
+  </w:abstractNum>
+  <w:abstractNum w:abstractNumId="10" w15:restartNumberingAfterBreak="0">
     <w:nsid w:val="4ED2254E"/>
     <w:multiLevelType w:val="hybridMultilevel"/>
     <w:tmpl w:val="B212DD64"/>
@@ -11004,7 +12541,7 @@
       </w:pPr>
     </w:lvl>
   </w:abstractNum>
-  <w:abstractNum w:abstractNumId="6" w15:restartNumberingAfterBreak="0">
+  <w:abstractNum w:abstractNumId="11" w15:restartNumberingAfterBreak="0">
     <w:nsid w:val="4F3620BE"/>
     <w:multiLevelType w:val="multilevel"/>
     <w:tmpl w:val="9B2E98D0"/>
@@ -11153,7 +12690,156 @@
       </w:rPr>
     </w:lvl>
   </w:abstractNum>
-  <w:abstractNum w:abstractNumId="7" w15:restartNumberingAfterBreak="0">
+  <w:abstractNum w:abstractNumId="12" w15:restartNumberingAfterBreak="0">
+    <w:nsid w:val="5E7C1177"/>
+    <w:multiLevelType w:val="multilevel"/>
+    <w:tmpl w:val="71AE8BB6"/>
+    <w:lvl w:ilvl="0">
+      <w:start w:val="1"/>
+      <w:numFmt w:val="bullet"/>
+      <w:lvlText w:val=""/>
+      <w:lvlJc w:val="left"/>
+      <w:pPr>
+        <w:tabs>
+          <w:tab w:val="num" w:pos="720"/>
+        </w:tabs>
+        <w:ind w:left="720" w:hanging="360"/>
+      </w:pPr>
+      <w:rPr>
+        <w:rFonts w:ascii="Symbol" w:hAnsi="Symbol" w:hint="default"/>
+        <w:sz w:val="20"/>
+      </w:rPr>
+    </w:lvl>
+    <w:lvl w:ilvl="1" w:tentative="1">
+      <w:start w:val="1"/>
+      <w:numFmt w:val="bullet"/>
+      <w:lvlText w:val="o"/>
+      <w:lvlJc w:val="left"/>
+      <w:pPr>
+        <w:tabs>
+          <w:tab w:val="num" w:pos="1440"/>
+        </w:tabs>
+        <w:ind w:left="1440" w:hanging="360"/>
+      </w:pPr>
+      <w:rPr>
+        <w:rFonts w:ascii="Courier New" w:hAnsi="Courier New" w:hint="default"/>
+        <w:sz w:val="20"/>
+      </w:rPr>
+    </w:lvl>
+    <w:lvl w:ilvl="2" w:tentative="1">
+      <w:start w:val="1"/>
+      <w:numFmt w:val="bullet"/>
+      <w:lvlText w:val=""/>
+      <w:lvlJc w:val="left"/>
+      <w:pPr>
+        <w:tabs>
+          <w:tab w:val="num" w:pos="2160"/>
+        </w:tabs>
+        <w:ind w:left="2160" w:hanging="360"/>
+      </w:pPr>
+      <w:rPr>
+        <w:rFonts w:ascii="Wingdings" w:hAnsi="Wingdings" w:hint="default"/>
+        <w:sz w:val="20"/>
+      </w:rPr>
+    </w:lvl>
+    <w:lvl w:ilvl="3" w:tentative="1">
+      <w:start w:val="1"/>
+      <w:numFmt w:val="bullet"/>
+      <w:lvlText w:val=""/>
+      <w:lvlJc w:val="left"/>
+      <w:pPr>
+        <w:tabs>
+          <w:tab w:val="num" w:pos="2880"/>
+        </w:tabs>
+        <w:ind w:left="2880" w:hanging="360"/>
+      </w:pPr>
+      <w:rPr>
+        <w:rFonts w:ascii="Wingdings" w:hAnsi="Wingdings" w:hint="default"/>
+        <w:sz w:val="20"/>
+      </w:rPr>
+    </w:lvl>
+    <w:lvl w:ilvl="4" w:tentative="1">
+      <w:start w:val="1"/>
+      <w:numFmt w:val="bullet"/>
+      <w:lvlText w:val=""/>
+      <w:lvlJc w:val="left"/>
+      <w:pPr>
+        <w:tabs>
+          <w:tab w:val="num" w:pos="3600"/>
+        </w:tabs>
+        <w:ind w:left="3600" w:hanging="360"/>
+      </w:pPr>
+      <w:rPr>
+        <w:rFonts w:ascii="Wingdings" w:hAnsi="Wingdings" w:hint="default"/>
+        <w:sz w:val="20"/>
+      </w:rPr>
+    </w:lvl>
+    <w:lvl w:ilvl="5" w:tentative="1">
+      <w:start w:val="1"/>
+      <w:numFmt w:val="bullet"/>
+      <w:lvlText w:val=""/>
+      <w:lvlJc w:val="left"/>
+      <w:pPr>
+        <w:tabs>
+          <w:tab w:val="num" w:pos="4320"/>
+        </w:tabs>
+        <w:ind w:left="4320" w:hanging="360"/>
+      </w:pPr>
+      <w:rPr>
+        <w:rFonts w:ascii="Wingdings" w:hAnsi="Wingdings" w:hint="default"/>
+        <w:sz w:val="20"/>
+      </w:rPr>
+    </w:lvl>
+    <w:lvl w:ilvl="6" w:tentative="1">
+      <w:start w:val="1"/>
+      <w:numFmt w:val="bullet"/>
+      <w:lvlText w:val=""/>
+      <w:lvlJc w:val="left"/>
+      <w:pPr>
+        <w:tabs>
+          <w:tab w:val="num" w:pos="5040"/>
+        </w:tabs>
+        <w:ind w:left="5040" w:hanging="360"/>
+      </w:pPr>
+      <w:rPr>
+        <w:rFonts w:ascii="Wingdings" w:hAnsi="Wingdings" w:hint="default"/>
+        <w:sz w:val="20"/>
+      </w:rPr>
+    </w:lvl>
+    <w:lvl w:ilvl="7" w:tentative="1">
+      <w:start w:val="1"/>
+      <w:numFmt w:val="bullet"/>
+      <w:lvlText w:val=""/>
+      <w:lvlJc w:val="left"/>
+      <w:pPr>
+        <w:tabs>
+          <w:tab w:val="num" w:pos="5760"/>
+        </w:tabs>
+        <w:ind w:left="5760" w:hanging="360"/>
+      </w:pPr>
+      <w:rPr>
+        <w:rFonts w:ascii="Wingdings" w:hAnsi="Wingdings" w:hint="default"/>
+        <w:sz w:val="20"/>
+      </w:rPr>
+    </w:lvl>
+    <w:lvl w:ilvl="8" w:tentative="1">
+      <w:start w:val="1"/>
+      <w:numFmt w:val="bullet"/>
+      <w:lvlText w:val=""/>
+      <w:lvlJc w:val="left"/>
+      <w:pPr>
+        <w:tabs>
+          <w:tab w:val="num" w:pos="6480"/>
+        </w:tabs>
+        <w:ind w:left="6480" w:hanging="360"/>
+      </w:pPr>
+      <w:rPr>
+        <w:rFonts w:ascii="Wingdings" w:hAnsi="Wingdings" w:hint="default"/>
+        <w:sz w:val="20"/>
+      </w:rPr>
+    </w:lvl>
+  </w:abstractNum>
+  <w:abstractNum w:abstractNumId="13" w15:restartNumberingAfterBreak="0">
     <w:nsid w:val="684862DF"/>
     <w:multiLevelType w:val="multilevel"/>
     <w:tmpl w:val="9DBE0764"/>
@@ -11302,7 +12988,7 @@
       </w:rPr>
     </w:lvl>
   </w:abstractNum>
-  <w:abstractNum w:abstractNumId="8" w15:restartNumberingAfterBreak="0">
+  <w:abstractNum w:abstractNumId="14" w15:restartNumberingAfterBreak="0">
     <w:nsid w:val="6FCB7D45"/>
     <w:multiLevelType w:val="multilevel"/>
     <w:tmpl w:val="26CE0E76"/>
@@ -11451,7 +13137,156 @@
       </w:rPr>
     </w:lvl>
   </w:abstractNum>
-  <w:abstractNum w:abstractNumId="9" w15:restartNumberingAfterBreak="0">
+  <w:abstractNum w:abstractNumId="15" w15:restartNumberingAfterBreak="0">
+    <w:nsid w:val="70570C5E"/>
+    <w:multiLevelType w:val="multilevel"/>
+    <w:tmpl w:val="385CA79A"/>
+    <w:lvl w:ilvl="0">
+      <w:start w:val="1"/>
+      <w:numFmt w:val="bullet"/>
+      <w:lvlText w:val=""/>
+      <w:lvlJc w:val="left"/>
+      <w:pPr>
+        <w:tabs>
+          <w:tab w:val="num" w:pos="720"/>
+        </w:tabs>
+        <w:ind w:left="720" w:hanging="360"/>
+      </w:pPr>
+      <w:rPr>
+        <w:rFonts w:ascii="Symbol" w:hAnsi="Symbol" w:hint="default"/>
+        <w:sz w:val="20"/>
+      </w:rPr>
+    </w:lvl>
+    <w:lvl w:ilvl="1">
+      <w:start w:val="1"/>
+      <w:numFmt w:val="bullet"/>
+      <w:lvlText w:val="o"/>
+      <w:lvlJc w:val="left"/>
+      <w:pPr>
+        <w:tabs>
+          <w:tab w:val="num" w:pos="1440"/>
+        </w:tabs>
+        <w:ind w:left="1440" w:hanging="360"/>
+      </w:pPr>
+      <w:rPr>
+        <w:rFonts w:ascii="Courier New" w:hAnsi="Courier New" w:hint="default"/>
+        <w:sz w:val="20"/>
+      </w:rPr>
+    </w:lvl>
+    <w:lvl w:ilvl="2" w:tentative="1">
+      <w:start w:val="1"/>
+      <w:numFmt w:val="bullet"/>
+      <w:lvlText w:val=""/>
+      <w:lvlJc w:val="left"/>
+      <w:pPr>
+        <w:tabs>
+          <w:tab w:val="num" w:pos="2160"/>
+        </w:tabs>
+        <w:ind w:left="2160" w:hanging="360"/>
+      </w:pPr>
+      <w:rPr>
+        <w:rFonts w:ascii="Wingdings" w:hAnsi="Wingdings" w:hint="default"/>
+        <w:sz w:val="20"/>
+      </w:rPr>
+    </w:lvl>
+    <w:lvl w:ilvl="3" w:tentative="1">
+      <w:start w:val="1"/>
+      <w:numFmt w:val="bullet"/>
+      <w:lvlText w:val=""/>
+      <w:lvlJc w:val="left"/>
+      <w:pPr>
+        <w:tabs>
+          <w:tab w:val="num" w:pos="2880"/>
+        </w:tabs>
+        <w:ind w:left="2880" w:hanging="360"/>
+      </w:pPr>
+      <w:rPr>
+        <w:rFonts w:ascii="Wingdings" w:hAnsi="Wingdings" w:hint="default"/>
+        <w:sz w:val="20"/>
+      </w:rPr>
+    </w:lvl>
+    <w:lvl w:ilvl="4" w:tentative="1">
+      <w:start w:val="1"/>
+      <w:numFmt w:val="bullet"/>
+      <w:lvlText w:val=""/>
+      <w:lvlJc w:val="left"/>
+      <w:pPr>
+        <w:tabs>
+          <w:tab w:val="num" w:pos="3600"/>
+        </w:tabs>
+        <w:ind w:left="3600" w:hanging="360"/>
+      </w:pPr>
+      <w:rPr>
+        <w:rFonts w:ascii="Wingdings" w:hAnsi="Wingdings" w:hint="default"/>
+        <w:sz w:val="20"/>
+      </w:rPr>
+    </w:lvl>
+    <w:lvl w:ilvl="5" w:tentative="1">
+      <w:start w:val="1"/>
+      <w:numFmt w:val="bullet"/>
+      <w:lvlText w:val=""/>
+      <w:lvlJc w:val="left"/>
+      <w:pPr>
+        <w:tabs>
+          <w:tab w:val="num" w:pos="4320"/>
+        </w:tabs>
+        <w:ind w:left="4320" w:hanging="360"/>
+      </w:pPr>
+      <w:rPr>
+        <w:rFonts w:ascii="Wingdings" w:hAnsi="Wingdings" w:hint="default"/>
+        <w:sz w:val="20"/>
+      </w:rPr>
+    </w:lvl>
+    <w:lvl w:ilvl="6" w:tentative="1">
+      <w:start w:val="1"/>
+      <w:numFmt w:val="bullet"/>
+      <w:lvlText w:val=""/>
+      <w:lvlJc w:val="left"/>
+      <w:pPr>
+        <w:tabs>
+          <w:tab w:val="num" w:pos="5040"/>
+        </w:tabs>
+        <w:ind w:left="5040" w:hanging="360"/>
+      </w:pPr>
+      <w:rPr>
+        <w:rFonts w:ascii="Wingdings" w:hAnsi="Wingdings" w:hint="default"/>
+        <w:sz w:val="20"/>
+      </w:rPr>
+    </w:lvl>
+    <w:lvl w:ilvl="7" w:tentative="1">
+      <w:start w:val="1"/>
+      <w:numFmt w:val="bullet"/>
+      <w:lvlText w:val=""/>
+      <w:lvlJc w:val="left"/>
+      <w:pPr>
+        <w:tabs>
+          <w:tab w:val="num" w:pos="5760"/>
+        </w:tabs>
+        <w:ind w:left="5760" w:hanging="360"/>
+      </w:pPr>
+      <w:rPr>
+        <w:rFonts w:ascii="Wingdings" w:hAnsi="Wingdings" w:hint="default"/>
+        <w:sz w:val="20"/>
+      </w:rPr>
+    </w:lvl>
+    <w:lvl w:ilvl="8" w:tentative="1">
+      <w:start w:val="1"/>
+      <w:numFmt w:val="bullet"/>
+      <w:lvlText w:val=""/>
+      <w:lvlJc w:val="left"/>
+      <w:pPr>
+        <w:tabs>
+          <w:tab w:val="num" w:pos="6480"/>
+        </w:tabs>
+        <w:ind w:left="6480" w:hanging="360"/>
+      </w:pPr>
+      <w:rPr>
+        <w:rFonts w:ascii="Wingdings" w:hAnsi="Wingdings" w:hint="default"/>
+        <w:sz w:val="20"/>
+      </w:rPr>
+    </w:lvl>
+  </w:abstractNum>
+  <w:abstractNum w:abstractNumId="16" w15:restartNumberingAfterBreak="0">
     <w:nsid w:val="7C5646C4"/>
     <w:multiLevelType w:val="hybridMultilevel"/>
     <w:tmpl w:val="657A8BD0"/>
@@ -11540,35 +13375,208 @@
       </w:pPr>
     </w:lvl>
   </w:abstractNum>
+  <w:abstractNum w:abstractNumId="17" w15:restartNumberingAfterBreak="0">
+    <w:nsid w:val="7CF64D7B"/>
+    <w:multiLevelType w:val="multilevel"/>
+    <w:tmpl w:val="36826202"/>
+    <w:lvl w:ilvl="0">
+      <w:start w:val="1"/>
+      <w:numFmt w:val="bullet"/>
+      <w:lvlText w:val=""/>
+      <w:lvlJc w:val="left"/>
+      <w:pPr>
+        <w:tabs>
+          <w:tab w:val="num" w:pos="720"/>
+        </w:tabs>
+        <w:ind w:left="720" w:hanging="360"/>
+      </w:pPr>
+      <w:rPr>
+        <w:rFonts w:ascii="Symbol" w:hAnsi="Symbol" w:hint="default"/>
+        <w:sz w:val="20"/>
+      </w:rPr>
+    </w:lvl>
+    <w:lvl w:ilvl="1" w:tentative="1">
+      <w:start w:val="1"/>
+      <w:numFmt w:val="bullet"/>
+      <w:lvlText w:val="o"/>
+      <w:lvlJc w:val="left"/>
+      <w:pPr>
+        <w:tabs>
+          <w:tab w:val="num" w:pos="1440"/>
+        </w:tabs>
+        <w:ind w:left="1440" w:hanging="360"/>
+      </w:pPr>
+      <w:rPr>
+        <w:rFonts w:ascii="Courier New" w:hAnsi="Courier New" w:hint="default"/>
+        <w:sz w:val="20"/>
+      </w:rPr>
+    </w:lvl>
+    <w:lvl w:ilvl="2" w:tentative="1">
+      <w:start w:val="1"/>
+      <w:numFmt w:val="bullet"/>
+      <w:lvlText w:val=""/>
+      <w:lvlJc w:val="left"/>
+      <w:pPr>
+        <w:tabs>
+          <w:tab w:val="num" w:pos="2160"/>
+        </w:tabs>
+        <w:ind w:left="2160" w:hanging="360"/>
+      </w:pPr>
+      <w:rPr>
+        <w:rFonts w:ascii="Wingdings" w:hAnsi="Wingdings" w:hint="default"/>
+        <w:sz w:val="20"/>
+      </w:rPr>
+    </w:lvl>
+    <w:lvl w:ilvl="3" w:tentative="1">
+      <w:start w:val="1"/>
+      <w:numFmt w:val="bullet"/>
+      <w:lvlText w:val=""/>
+      <w:lvlJc w:val="left"/>
+      <w:pPr>
+        <w:tabs>
+          <w:tab w:val="num" w:pos="2880"/>
+        </w:tabs>
+        <w:ind w:left="2880" w:hanging="360"/>
+      </w:pPr>
+      <w:rPr>
+        <w:rFonts w:ascii="Wingdings" w:hAnsi="Wingdings" w:hint="default"/>
+        <w:sz w:val="20"/>
+      </w:rPr>
+    </w:lvl>
+    <w:lvl w:ilvl="4" w:tentative="1">
+      <w:start w:val="1"/>
+      <w:numFmt w:val="bullet"/>
+      <w:lvlText w:val=""/>
+      <w:lvlJc w:val="left"/>
+      <w:pPr>
+        <w:tabs>
+          <w:tab w:val="num" w:pos="3600"/>
+        </w:tabs>
+        <w:ind w:left="3600" w:hanging="360"/>
+      </w:pPr>
+      <w:rPr>
+        <w:rFonts w:ascii="Wingdings" w:hAnsi="Wingdings" w:hint="default"/>
+        <w:sz w:val="20"/>
+      </w:rPr>
+    </w:lvl>
+    <w:lvl w:ilvl="5" w:tentative="1">
+      <w:start w:val="1"/>
+      <w:numFmt w:val="bullet"/>
+      <w:lvlText w:val=""/>
+      <w:lvlJc w:val="left"/>
+      <w:pPr>
+        <w:tabs>
+          <w:tab w:val="num" w:pos="4320"/>
+        </w:tabs>
+        <w:ind w:left="4320" w:hanging="360"/>
+      </w:pPr>
+      <w:rPr>
+        <w:rFonts w:ascii="Wingdings" w:hAnsi="Wingdings" w:hint="default"/>
+        <w:sz w:val="20"/>
+      </w:rPr>
+    </w:lvl>
+    <w:lvl w:ilvl="6" w:tentative="1">
+      <w:start w:val="1"/>
+      <w:numFmt w:val="bullet"/>
+      <w:lvlText w:val=""/>
+      <w:lvlJc w:val="left"/>
+      <w:pPr>
+        <w:tabs>
+          <w:tab w:val="num" w:pos="5040"/>
+        </w:tabs>
+        <w:ind w:left="5040" w:hanging="360"/>
+      </w:pPr>
+      <w:rPr>
+        <w:rFonts w:ascii="Wingdings" w:hAnsi="Wingdings" w:hint="default"/>
+        <w:sz w:val="20"/>
+      </w:rPr>
+    </w:lvl>
+    <w:lvl w:ilvl="7" w:tentative="1">
+      <w:start w:val="1"/>
+      <w:numFmt w:val="bullet"/>
+      <w:lvlText w:val=""/>
+      <w:lvlJc w:val="left"/>
+      <w:pPr>
+        <w:tabs>
+          <w:tab w:val="num" w:pos="5760"/>
+        </w:tabs>
+        <w:ind w:left="5760" w:hanging="360"/>
+      </w:pPr>
+      <w:rPr>
+        <w:rFonts w:ascii="Wingdings" w:hAnsi="Wingdings" w:hint="default"/>
+        <w:sz w:val="20"/>
+      </w:rPr>
+    </w:lvl>
+    <w:lvl w:ilvl="8" w:tentative="1">
+      <w:start w:val="1"/>
+      <w:numFmt w:val="bullet"/>
+      <w:lvlText w:val=""/>
+      <w:lvlJc w:val="left"/>
+      <w:pPr>
+        <w:tabs>
+          <w:tab w:val="num" w:pos="6480"/>
+        </w:tabs>
+        <w:ind w:left="6480" w:hanging="360"/>
+      </w:pPr>
+      <w:rPr>
+        <w:rFonts w:ascii="Wingdings" w:hAnsi="Wingdings" w:hint="default"/>
+        <w:sz w:val="20"/>
+      </w:rPr>
+    </w:lvl>
+  </w:abstractNum>
   <w:num w:numId="1">
+    <w:abstractNumId w:val="16"/>
+  </w:num>
+  <w:num w:numId="2">
+    <w:abstractNumId w:val="11"/>
+  </w:num>
+  <w:num w:numId="3">
+    <w:abstractNumId w:val="13"/>
+  </w:num>
+  <w:num w:numId="4">
+    <w:abstractNumId w:val="14"/>
+  </w:num>
+  <w:num w:numId="5">
+    <w:abstractNumId w:val="2"/>
+  </w:num>
+  <w:num w:numId="6">
+    <w:abstractNumId w:val="8"/>
+  </w:num>
+  <w:num w:numId="7">
+    <w:abstractNumId w:val="3"/>
+  </w:num>
+  <w:num w:numId="8">
+    <w:abstractNumId w:val="10"/>
+  </w:num>
+  <w:num w:numId="9">
+    <w:abstractNumId w:val="4"/>
+  </w:num>
+  <w:num w:numId="10">
+    <w:abstractNumId w:val="1"/>
+  </w:num>
+  <w:num w:numId="11">
+    <w:abstractNumId w:val="0"/>
+  </w:num>
+  <w:num w:numId="12">
+    <w:abstractNumId w:val="15"/>
+  </w:num>
+  <w:num w:numId="13">
+    <w:abstractNumId w:val="6"/>
+  </w:num>
+  <w:num w:numId="14">
     <w:abstractNumId w:val="9"/>
   </w:num>
-  <w:num w:numId="2">
-    <w:abstractNumId w:val="6"/>
+  <w:num w:numId="15">
+    <w:abstractNumId w:val="12"/>
   </w:num>
-  <w:num w:numId="3">
-    <w:abstractNumId w:val="7"/>
-  </w:num>
-  <w:num w:numId="4">
-    <w:abstractNumId w:val="8"/>
-  </w:num>
-  <w:num w:numId="5">
-    <w:abstractNumId w:val="1"/>
-  </w:num>
-  <w:num w:numId="6">
-    <w:abstractNumId w:val="4"/>
-  </w:num>
-  <w:num w:numId="7">
-    <w:abstractNumId w:val="2"/>
-  </w:num>
-  <w:num w:numId="8">
+  <w:num w:numId="16">
     <w:abstractNumId w:val="5"/>
   </w:num>
-  <w:num w:numId="9">
-    <w:abstractNumId w:val="3"/>
+  <w:num w:numId="17">
+    <w:abstractNumId w:val="17"/>
   </w:num>
-  <w:num w:numId="10">
-    <w:abstractNumId w:val="0"/>
+  <w:num w:numId="18">
+    <w:abstractNumId w:val="7"/>
   </w:num>
 </w:numbering>
 </file>
@@ -12694,6 +14702,67 @@
     <w:uiPriority w:val="99"/>
     <w:rsid w:val="002E238F"/>
   </w:style>
+  <w:style w:type="paragraph" w:customStyle="1" w:styleId="isselectedend">
+    <w:name w:val="isselectedend"/>
+    <w:basedOn w:val="Normal"/>
+    <w:rsid w:val="006C656D"/>
+    <w:pPr>
+      <w:spacing w:before="100" w:beforeAutospacing="1" w:after="100" w:afterAutospacing="1" w:line="240" w:lineRule="auto"/>
+    </w:pPr>
+    <w:rPr>
+      <w:rFonts w:eastAsia="Times New Roman" w:cs="Times New Roman"/>
+      <w:sz w:val="24"/>
+      <w:szCs w:val="24"/>
+    </w:rPr>
+  </w:style>
+  <w:style w:type="paragraph" w:styleId="HTMLPreformatted">
+    <w:name w:val="HTML Preformatted"/>
+    <w:basedOn w:val="Normal"/>
+    <w:link w:val="HTMLPreformattedChar"/>
+    <w:uiPriority w:val="99"/>
+    <w:semiHidden/>
+    <w:unhideWhenUsed/>
+    <w:rsid w:val="006C656D"/>
+    <w:pPr>
+      <w:tabs>
+        <w:tab w:val="left" w:pos="916"/>
+        <w:tab w:val="left" w:pos="1832"/>
+        <w:tab w:val="left" w:pos="2748"/>
+        <w:tab w:val="left" w:pos="3664"/>
+        <w:tab w:val="left" w:pos="4580"/>
+        <w:tab w:val="left" w:pos="5496"/>
+        <w:tab w:val="left" w:pos="6412"/>
+        <w:tab w:val="left" w:pos="7328"/>
+        <w:tab w:val="left" w:pos="8244"/>
+        <w:tab w:val="left" w:pos="9160"/>
+        <w:tab w:val="left" w:pos="10076"/>
+        <w:tab w:val="left" w:pos="10992"/>
+        <w:tab w:val="left" w:pos="11908"/>
+        <w:tab w:val="left" w:pos="12824"/>
+        <w:tab w:val="left" w:pos="13740"/>
+        <w:tab w:val="left" w:pos="14656"/>
+      </w:tabs>
+      <w:spacing w:after="0" w:line="240" w:lineRule="auto"/>
+    </w:pPr>
+    <w:rPr>
+      <w:rFonts w:ascii="Courier New" w:eastAsia="Times New Roman" w:hAnsi="Courier New" w:cs="Courier New"/>
+      <w:sz w:val="20"/>
+      <w:szCs w:val="20"/>
+    </w:rPr>
+  </w:style>
+  <w:style w:type="character" w:customStyle="1" w:styleId="HTMLPreformattedChar">
+    <w:name w:val="HTML Preformatted Char"/>
+    <w:basedOn w:val="DefaultParagraphFont"/>
+    <w:link w:val="HTMLPreformatted"/>
+    <w:uiPriority w:val="99"/>
+    <w:semiHidden/>
+    <w:rsid w:val="006C656D"/>
+    <w:rPr>
+      <w:rFonts w:ascii="Courier New" w:eastAsia="Times New Roman" w:hAnsi="Courier New" w:cs="Courier New"/>
+      <w:sz w:val="20"/>
+      <w:szCs w:val="20"/>
+    </w:rPr>
+  </w:style>
 </w:styles>
 </file>
 

--- a/Report.docx
+++ b/Report.docx
@@ -228,7 +228,6 @@
         </w:rPr>
       </w:pPr>
       <w:hyperlink r:id="rId8" w:history="1">
-        <w:proofErr w:type="spellStart"/>
         <w:r>
           <w:rPr>
             <w:rStyle w:val="Hyperlink"/>
@@ -238,7 +237,6 @@
           </w:rPr>
           <w:t>Streamlit</w:t>
         </w:r>
-        <w:proofErr w:type="spellEnd"/>
       </w:hyperlink>
       <w:r>
         <w:rPr>
@@ -257,7 +255,6 @@
         <w:t xml:space="preserve">|  </w:t>
       </w:r>
       <w:hyperlink r:id="rId9" w:history="1">
-        <w:proofErr w:type="spellStart"/>
         <w:r>
           <w:rPr>
             <w:rStyle w:val="Hyperlink"/>
@@ -267,7 +264,6 @@
           </w:rPr>
           <w:t>Github</w:t>
         </w:r>
-        <w:proofErr w:type="spellEnd"/>
       </w:hyperlink>
       <w:r>
         <w:rPr>
@@ -278,7 +274,6 @@
         <w:t xml:space="preserve"> |  </w:t>
       </w:r>
       <w:hyperlink r:id="rId10" w:history="1">
-        <w:proofErr w:type="spellStart"/>
         <w:r>
           <w:rPr>
             <w:rStyle w:val="Hyperlink"/>
@@ -288,7 +283,6 @@
           </w:rPr>
           <w:t>Huggingface</w:t>
         </w:r>
-        <w:proofErr w:type="spellEnd"/>
       </w:hyperlink>
     </w:p>
     <w:p>
@@ -658,23 +652,7 @@
         <w:t>Compare different machine-learning approaches</w:t>
       </w:r>
       <w:r>
-        <w:t xml:space="preserve">, including Linear Regression, Ridge Regression, Random Forest, </w:t>
-      </w:r>
-      <w:proofErr w:type="spellStart"/>
-      <w:r>
-        <w:t>XGBoost</w:t>
-      </w:r>
-      <w:proofErr w:type="spellEnd"/>
-      <w:r>
-        <w:t xml:space="preserve">, </w:t>
-      </w:r>
-      <w:proofErr w:type="spellStart"/>
-      <w:r>
-        <w:t>CatBoost</w:t>
-      </w:r>
-      <w:proofErr w:type="spellEnd"/>
-      <w:r>
-        <w:t>, and LSTM.</w:t>
+        <w:t>, including Linear Regression, Ridge Regression, Random Forest, XGBoost, CatBoost, and LSTM.</w:t>
       </w:r>
     </w:p>
     <w:p>
@@ -1054,12 +1032,7 @@
         <w:t>Database:</w:t>
       </w:r>
       <w:r>
-        <w:t xml:space="preserve"> Stores historical observations, predict</w:t>
-      </w:r>
-      <w:bookmarkStart w:id="0" w:name="_GoBack"/>
-      <w:bookmarkEnd w:id="0"/>
-      <w:r>
-        <w:t>ions, and monitoring results.</w:t>
+        <w:t xml:space="preserve"> Stores historical observations, predictions, and monitoring results.</w:t>
       </w:r>
     </w:p>
     <w:p>
@@ -1103,8 +1076,1003 @@
     </w:p>
     <w:p>
       <w:pPr>
-        <w:spacing w:line="276" w:lineRule="auto"/>
-      </w:pPr>
+        <w:pStyle w:val="Heading1"/>
+        <w:rPr>
+          <w:u w:val="single"/>
+        </w:rPr>
+      </w:pPr>
+      <w:r>
+        <w:rPr>
+          <w:u w:val="single"/>
+        </w:rPr>
+        <w:t xml:space="preserve">Choice of Technology </w:t>
+      </w:r>
+      <w:bookmarkStart w:id="0" w:name="_GoBack"/>
+      <w:bookmarkEnd w:id="0"/>
+    </w:p>
+    <w:p>
+      <w:pPr>
+        <w:pStyle w:val="Heading2"/>
+        <w:rPr>
+          <w:rStyle w:val="Heading2Char"/>
+          <w:u w:val="single"/>
+        </w:rPr>
+      </w:pPr>
+      <w:r>
+        <w:rPr>
+          <w:u w:val="single"/>
+        </w:rPr>
+        <w:t>Feature Store: Feast</w:t>
+      </w:r>
+      <w:r>
+        <w:rPr>
+          <w:rStyle w:val="Heading2Char"/>
+          <w:u w:val="single"/>
+        </w:rPr>
+        <w:t xml:space="preserve"> </w:t>
+      </w:r>
+    </w:p>
+    <w:p>
+      <w:pPr>
+        <w:pStyle w:val="isselectedend"/>
+      </w:pPr>
+      <w:r>
+        <w:t>The original recommendation for the project was to use Hopsworks as both the feature store and model registry. However, during the early development stage, issues were encountered with project configuration and naming. In addition, other project members experienced connection and free-tier limitations when working with Hopsworks. Since the system required a feature store that could operate reliably throughout development, testing, and deployment, an alternative was evaluated.</w:t>
+      </w:r>
+    </w:p>
+    <w:p>
+      <w:pPr>
+        <w:pStyle w:val="isselectedend"/>
+      </w:pPr>
+      <w:r>
+        <w:t>Feast was selected as the feature-store framework because it is open-source, lightweight, and can be run locally without depending on a proprietary cloud platform. It also provided the required feature-store functionality, including feature definitions, entities, feature views, offline data sources, and online feature retrieval.</w:t>
+      </w:r>
+    </w:p>
+    <w:p>
+      <w:pPr>
+        <w:pStyle w:val="NormalWeb"/>
+      </w:pPr>
+      <w:r>
+        <w:t>This decision reduced dependency on a specific commercial platform while allowing the project to retain a proper feature-store architecture.</w:t>
+      </w:r>
+    </w:p>
+    <w:p>
+      <w:pPr>
+        <w:pStyle w:val="Heading2"/>
+        <w:rPr>
+          <w:u w:val="single"/>
+        </w:rPr>
+      </w:pPr>
+      <w:r>
+        <w:rPr>
+          <w:u w:val="single"/>
+        </w:rPr>
+        <w:t>Database and Online Infrastructure: Supabase</w:t>
+      </w:r>
+    </w:p>
+    <w:p>
+      <w:pPr>
+        <w:spacing w:before="100" w:beforeAutospacing="1" w:after="100" w:afterAutospacing="1" w:line="240" w:lineRule="auto"/>
+        <w:rPr>
+          <w:rFonts w:eastAsia="Times New Roman" w:cs="Times New Roman"/>
+          <w:sz w:val="24"/>
+          <w:szCs w:val="24"/>
+        </w:rPr>
+      </w:pPr>
+      <w:r>
+        <w:rPr>
+          <w:rFonts w:eastAsia="Times New Roman" w:cs="Times New Roman"/>
+          <w:sz w:val="24"/>
+          <w:szCs w:val="24"/>
+        </w:rPr>
+        <w:t>Although Feast itself was selected as the feature-store framework, an online database was still required for persistent online feature serving and application data.</w:t>
+      </w:r>
+    </w:p>
+    <w:p>
+      <w:pPr>
+        <w:spacing w:before="100" w:beforeAutospacing="1" w:after="100" w:afterAutospacing="1" w:line="240" w:lineRule="auto"/>
+        <w:rPr>
+          <w:rFonts w:eastAsia="Times New Roman" w:cs="Times New Roman"/>
+          <w:sz w:val="24"/>
+          <w:szCs w:val="24"/>
+        </w:rPr>
+      </w:pPr>
+      <w:r>
+        <w:rPr>
+          <w:rFonts w:eastAsia="Times New Roman" w:cs="Times New Roman"/>
+          <w:sz w:val="24"/>
+          <w:szCs w:val="24"/>
+        </w:rPr>
+        <w:t>Supabase was therefore selected as the database and backend storage layer. It provided a practical free-tier PostgreSQL environment and could be integrated with the rest of the system without requiring a separately managed database server.</w:t>
+      </w:r>
+    </w:p>
+    <w:p>
+      <w:pPr>
+        <w:spacing w:before="100" w:beforeAutospacing="1" w:after="100" w:afterAutospacing="1" w:line="240" w:lineRule="auto"/>
+        <w:rPr>
+          <w:rFonts w:eastAsia="Times New Roman" w:cs="Times New Roman"/>
+          <w:sz w:val="24"/>
+          <w:szCs w:val="24"/>
+        </w:rPr>
+      </w:pPr>
+      <w:r>
+        <w:rPr>
+          <w:rFonts w:eastAsia="Times New Roman" w:cs="Times New Roman"/>
+          <w:sz w:val="24"/>
+          <w:szCs w:val="24"/>
+        </w:rPr>
+        <w:t>Supabase was used for multiple parts of the system rather than only storing application data. It hosted:</w:t>
+      </w:r>
+    </w:p>
+    <w:p>
+      <w:pPr>
+        <w:numPr>
+          <w:ilvl w:val="0"/>
+          <w:numId w:val="45"/>
+        </w:numPr>
+        <w:spacing w:before="100" w:beforeAutospacing="1" w:after="100" w:afterAutospacing="1" w:line="240" w:lineRule="auto"/>
+        <w:rPr>
+          <w:rFonts w:eastAsia="Times New Roman" w:cs="Times New Roman"/>
+          <w:sz w:val="24"/>
+          <w:szCs w:val="24"/>
+        </w:rPr>
+      </w:pPr>
+      <w:r>
+        <w:rPr>
+          <w:rFonts w:eastAsia="Times New Roman" w:cs="Times New Roman"/>
+          <w:sz w:val="24"/>
+          <w:szCs w:val="24"/>
+        </w:rPr>
+        <w:t>Feast online feature data</w:t>
+      </w:r>
+    </w:p>
+    <w:p>
+      <w:pPr>
+        <w:numPr>
+          <w:ilvl w:val="0"/>
+          <w:numId w:val="45"/>
+        </w:numPr>
+        <w:spacing w:before="100" w:beforeAutospacing="1" w:after="100" w:afterAutospacing="1" w:line="240" w:lineRule="auto"/>
+        <w:rPr>
+          <w:rFonts w:eastAsia="Times New Roman" w:cs="Times New Roman"/>
+          <w:sz w:val="24"/>
+          <w:szCs w:val="24"/>
+        </w:rPr>
+      </w:pPr>
+      <w:r>
+        <w:rPr>
+          <w:rFonts w:eastAsia="Times New Roman" w:cs="Times New Roman"/>
+          <w:sz w:val="24"/>
+          <w:szCs w:val="24"/>
+        </w:rPr>
+        <w:t>Historical/backfilled AQI data</w:t>
+      </w:r>
+    </w:p>
+    <w:p>
+      <w:pPr>
+        <w:numPr>
+          <w:ilvl w:val="0"/>
+          <w:numId w:val="45"/>
+        </w:numPr>
+        <w:spacing w:before="100" w:beforeAutospacing="1" w:after="100" w:afterAutospacing="1" w:line="240" w:lineRule="auto"/>
+        <w:rPr>
+          <w:rFonts w:eastAsia="Times New Roman" w:cs="Times New Roman"/>
+          <w:sz w:val="24"/>
+          <w:szCs w:val="24"/>
+        </w:rPr>
+      </w:pPr>
+      <w:r>
+        <w:rPr>
+          <w:rFonts w:eastAsia="Times New Roman" w:cs="Times New Roman"/>
+          <w:sz w:val="24"/>
+          <w:szCs w:val="24"/>
+        </w:rPr>
+        <w:t>Prediction records generated by the forecasting pipeline</w:t>
+      </w:r>
+    </w:p>
+    <w:p>
+      <w:pPr>
+        <w:numPr>
+          <w:ilvl w:val="0"/>
+          <w:numId w:val="45"/>
+        </w:numPr>
+        <w:spacing w:before="100" w:beforeAutospacing="1" w:after="100" w:afterAutospacing="1" w:line="240" w:lineRule="auto"/>
+        <w:rPr>
+          <w:rFonts w:eastAsia="Times New Roman" w:cs="Times New Roman"/>
+          <w:sz w:val="24"/>
+          <w:szCs w:val="24"/>
+        </w:rPr>
+      </w:pPr>
+      <w:r>
+        <w:rPr>
+          <w:rFonts w:eastAsia="Times New Roman" w:cs="Times New Roman"/>
+          <w:sz w:val="24"/>
+          <w:szCs w:val="24"/>
+        </w:rPr>
+        <w:t>Monitoring and model-performance records</w:t>
+      </w:r>
+    </w:p>
+    <w:p>
+      <w:pPr>
+        <w:numPr>
+          <w:ilvl w:val="0"/>
+          <w:numId w:val="45"/>
+        </w:numPr>
+        <w:spacing w:before="100" w:beforeAutospacing="1" w:after="100" w:afterAutospacing="1" w:line="240" w:lineRule="auto"/>
+        <w:rPr>
+          <w:rFonts w:eastAsia="Times New Roman" w:cs="Times New Roman"/>
+          <w:sz w:val="24"/>
+          <w:szCs w:val="24"/>
+        </w:rPr>
+      </w:pPr>
+      <w:r>
+        <w:rPr>
+          <w:rFonts w:eastAsia="Times New Roman" w:cs="Times New Roman"/>
+          <w:sz w:val="24"/>
+          <w:szCs w:val="24"/>
+        </w:rPr>
+        <w:t>Data required by the Streamlit application to retrieve recent predictions</w:t>
+      </w:r>
+    </w:p>
+    <w:p>
+      <w:pPr>
+        <w:spacing w:before="100" w:beforeAutospacing="1" w:after="100" w:afterAutospacing="1" w:line="240" w:lineRule="auto"/>
+        <w:rPr>
+          <w:rFonts w:eastAsia="Times New Roman" w:cs="Times New Roman"/>
+          <w:sz w:val="24"/>
+          <w:szCs w:val="24"/>
+        </w:rPr>
+      </w:pPr>
+      <w:r>
+        <w:rPr>
+          <w:rFonts w:eastAsia="Times New Roman" w:cs="Times New Roman"/>
+          <w:sz w:val="24"/>
+          <w:szCs w:val="24"/>
+        </w:rPr>
+        <w:t>Using one persistent backend for these components simplified deployment and reduced the number of external services that needed to be maintained.</w:t>
+      </w:r>
+    </w:p>
+    <w:p/>
+    <w:p>
+      <w:pPr>
+        <w:pStyle w:val="Heading2"/>
+        <w:rPr>
+          <w:u w:val="single"/>
+        </w:rPr>
+      </w:pPr>
+      <w:r>
+        <w:rPr>
+          <w:u w:val="single"/>
+        </w:rPr>
+        <w:t>Model Registry: Hugging face</w:t>
+      </w:r>
+      <w:r>
+        <w:rPr>
+          <w:u w:val="single"/>
+        </w:rPr>
+        <w:t xml:space="preserve"> </w:t>
+      </w:r>
+    </w:p>
+    <w:p>
+      <w:pPr>
+        <w:spacing w:before="100" w:beforeAutospacing="1" w:after="100" w:afterAutospacing="1" w:line="240" w:lineRule="auto"/>
+        <w:rPr>
+          <w:rFonts w:eastAsia="Times New Roman" w:cs="Times New Roman"/>
+          <w:sz w:val="24"/>
+          <w:szCs w:val="24"/>
+        </w:rPr>
+      </w:pPr>
+      <w:r>
+        <w:rPr>
+          <w:rFonts w:eastAsia="Times New Roman" w:cs="Times New Roman"/>
+          <w:sz w:val="24"/>
+          <w:szCs w:val="24"/>
+        </w:rPr>
+        <w:t>Hugging Face was selected for model storage and model version management. The project required a persistent location from which the deployed application and retraining pipeline could retrieve trained models.</w:t>
+      </w:r>
+    </w:p>
+    <w:p>
+      <w:pPr>
+        <w:spacing w:before="100" w:beforeAutospacing="1" w:after="100" w:afterAutospacing="1" w:line="240" w:lineRule="auto"/>
+        <w:rPr>
+          <w:rFonts w:eastAsia="Times New Roman" w:cs="Times New Roman"/>
+          <w:sz w:val="24"/>
+          <w:szCs w:val="24"/>
+        </w:rPr>
+      </w:pPr>
+      <w:r>
+        <w:rPr>
+          <w:rFonts w:eastAsia="Times New Roman" w:cs="Times New Roman"/>
+          <w:sz w:val="24"/>
+          <w:szCs w:val="24"/>
+        </w:rPr>
+        <w:t>Hugging Face provided a suitable free solution for storing the trained forecasting models and integrating model retrieval into the inference layer. The model registry contains the models associated with the three forecasting horizons:</w:t>
+      </w:r>
+    </w:p>
+    <w:p>
+      <w:pPr>
+        <w:numPr>
+          <w:ilvl w:val="0"/>
+          <w:numId w:val="46"/>
+        </w:numPr>
+        <w:spacing w:before="100" w:beforeAutospacing="1" w:after="100" w:afterAutospacing="1" w:line="240" w:lineRule="auto"/>
+        <w:rPr>
+          <w:rFonts w:eastAsia="Times New Roman" w:cs="Times New Roman"/>
+          <w:sz w:val="24"/>
+          <w:szCs w:val="24"/>
+        </w:rPr>
+      </w:pPr>
+      <w:r>
+        <w:rPr>
+          <w:rFonts w:eastAsia="Times New Roman" w:cs="Times New Roman"/>
+          <w:sz w:val="24"/>
+          <w:szCs w:val="24"/>
+        </w:rPr>
+        <w:t>XGBoost for the 24-hour forecast</w:t>
+      </w:r>
+    </w:p>
+    <w:p>
+      <w:pPr>
+        <w:numPr>
+          <w:ilvl w:val="0"/>
+          <w:numId w:val="46"/>
+        </w:numPr>
+        <w:spacing w:before="100" w:beforeAutospacing="1" w:after="100" w:afterAutospacing="1" w:line="240" w:lineRule="auto"/>
+        <w:rPr>
+          <w:rFonts w:eastAsia="Times New Roman" w:cs="Times New Roman"/>
+          <w:sz w:val="24"/>
+          <w:szCs w:val="24"/>
+        </w:rPr>
+      </w:pPr>
+      <w:r>
+        <w:rPr>
+          <w:rFonts w:eastAsia="Times New Roman" w:cs="Times New Roman"/>
+          <w:sz w:val="24"/>
+          <w:szCs w:val="24"/>
+        </w:rPr>
+        <w:t>CatBoost for the 48-hour forecast</w:t>
+      </w:r>
+    </w:p>
+    <w:p>
+      <w:pPr>
+        <w:numPr>
+          <w:ilvl w:val="0"/>
+          <w:numId w:val="46"/>
+        </w:numPr>
+        <w:spacing w:before="100" w:beforeAutospacing="1" w:after="100" w:afterAutospacing="1" w:line="240" w:lineRule="auto"/>
+        <w:rPr>
+          <w:rFonts w:eastAsia="Times New Roman" w:cs="Times New Roman"/>
+          <w:sz w:val="24"/>
+          <w:szCs w:val="24"/>
+        </w:rPr>
+      </w:pPr>
+      <w:r>
+        <w:rPr>
+          <w:rFonts w:eastAsia="Times New Roman" w:cs="Times New Roman"/>
+          <w:sz w:val="24"/>
+          <w:szCs w:val="24"/>
+        </w:rPr>
+        <w:t>Random Forest for the 72-hour forecast</w:t>
+      </w:r>
+    </w:p>
+    <w:p>
+      <w:pPr>
+        <w:spacing w:before="100" w:beforeAutospacing="1" w:after="100" w:afterAutospacing="1" w:line="240" w:lineRule="auto"/>
+        <w:rPr>
+          <w:rFonts w:eastAsia="Times New Roman" w:cs="Times New Roman"/>
+          <w:sz w:val="24"/>
+          <w:szCs w:val="24"/>
+        </w:rPr>
+      </w:pPr>
+      <w:r>
+        <w:rPr>
+          <w:rFonts w:eastAsia="Times New Roman" w:cs="Times New Roman"/>
+          <w:sz w:val="24"/>
+          <w:szCs w:val="24"/>
+        </w:rPr>
+        <w:t>The model registry was separated from the feature-store infrastructure so that models could be updated independently of the feature-serving system.</w:t>
+      </w:r>
+    </w:p>
+    <w:p>
+      <w:pPr>
+        <w:pStyle w:val="Heading2"/>
+        <w:rPr>
+          <w:u w:val="single"/>
+        </w:rPr>
+      </w:pPr>
+      <w:r>
+        <w:rPr>
+          <w:u w:val="single"/>
+        </w:rPr>
+        <w:t>Automation</w:t>
+      </w:r>
+      <w:r>
+        <w:rPr>
+          <w:u w:val="single"/>
+        </w:rPr>
+        <w:t>:</w:t>
+      </w:r>
+      <w:r>
+        <w:rPr>
+          <w:u w:val="single"/>
+        </w:rPr>
+        <w:t xml:space="preserve"> GITHUB Actions</w:t>
+      </w:r>
+    </w:p>
+    <w:p>
+      <w:pPr>
+        <w:tabs>
+          <w:tab w:val="left" w:pos="2193"/>
+        </w:tabs>
+      </w:pPr>
+    </w:p>
+    <w:p>
+      <w:pPr>
+        <w:tabs>
+          <w:tab w:val="left" w:pos="2193"/>
+        </w:tabs>
+      </w:pPr>
+      <w:r>
+        <w:rPr>
+          <w:sz w:val="24"/>
+          <w:szCs w:val="24"/>
+        </w:rPr>
+        <w:t xml:space="preserve">Automations used the suggested Github Actions in the project explanations. </w:t>
+      </w:r>
+    </w:p>
+    <w:p>
+      <w:pPr>
+        <w:pStyle w:val="Heading1"/>
+      </w:pPr>
+      <w:r>
+        <w:t>Engineering Challenges and Solutions</w:t>
+      </w:r>
+    </w:p>
+    <w:p>
+      <w:pPr>
+        <w:pStyle w:val="Heading2"/>
+        <w:numPr>
+          <w:ilvl w:val="0"/>
+          <w:numId w:val="47"/>
+        </w:numPr>
+        <w:rPr>
+          <w:u w:val="single"/>
+        </w:rPr>
+      </w:pPr>
+      <w:r>
+        <w:rPr>
+          <w:u w:val="single"/>
+        </w:rPr>
+        <w:t>Feast Timestamp Serialization Issue</w:t>
+      </w:r>
+    </w:p>
+    <w:p>
+      <w:pPr>
+        <w:pStyle w:val="isselectedend"/>
+      </w:pPr>
+      <w:r>
+        <w:t xml:space="preserve"> </w:t>
+      </w:r>
+      <w:r>
+        <w:t>One of the most significant implementation issues occurred while integrating Feast with the feature data.</w:t>
+      </w:r>
+    </w:p>
+    <w:p>
+      <w:pPr>
+        <w:pStyle w:val="isselectedend"/>
+      </w:pPr>
+      <w:r>
+        <w:t xml:space="preserve">The feature dataset used a </w:t>
+      </w:r>
+      <w:r>
+        <w:rPr>
+          <w:rStyle w:val="HTMLCode"/>
+        </w:rPr>
+        <w:t>timestamp_utc</w:t>
+      </w:r>
+      <w:r>
+        <w:t xml:space="preserve"> column representing the event time of each observation. The Parquet source correctly stored this value as a timezone-aware datetime:</w:t>
+      </w:r>
+    </w:p>
+    <w:p>
+      <w:pPr>
+        <w:pStyle w:val="isselectedend"/>
+      </w:pPr>
+      <w:r>
+        <w:rPr>
+          <w:rStyle w:val="HTMLCode"/>
+        </w:rPr>
+        <w:t>datetime64</w:t>
+      </w:r>
+      <w:r>
+        <w:rPr>
+          <w:rStyle w:val="text-token-text-primary"/>
+          <w:rFonts w:ascii="Courier New" w:hAnsi="Courier New" w:cs="Courier New"/>
+          <w:sz w:val="20"/>
+          <w:szCs w:val="20"/>
+        </w:rPr>
+        <w:t>[ns, UTC]</w:t>
+      </w:r>
+    </w:p>
+    <w:p>
+      <w:pPr>
+        <w:pStyle w:val="isselectedend"/>
+      </w:pPr>
+      <w:r>
+        <w:t xml:space="preserve">However, Feast's internal registry representation serialized event-time metadata using protobuf timestamp fields. These timestamps appeared internally as separate </w:t>
+      </w:r>
+      <w:r>
+        <w:rPr>
+          <w:rStyle w:val="HTMLCode"/>
+        </w:rPr>
+        <w:t>seconds</w:t>
+      </w:r>
+      <w:r>
+        <w:t xml:space="preserve"> and </w:t>
+      </w:r>
+      <w:r>
+        <w:rPr>
+          <w:rStyle w:val="HTMLCode"/>
+        </w:rPr>
+        <w:t>nanos</w:t>
+      </w:r>
+      <w:r>
+        <w:t xml:space="preserve"> values. During debugging, this created a mismatch between the timestamp representation expected by parts of the application and the representation returned by Feast.</w:t>
+      </w:r>
+    </w:p>
+    <w:p>
+      <w:pPr>
+        <w:pStyle w:val="isselectedend"/>
+        <w:rPr>
+          <w:sz w:val="28"/>
+          <w:szCs w:val="28"/>
+          <w:u w:val="single"/>
+        </w:rPr>
+      </w:pPr>
+      <w:r>
+        <w:rPr>
+          <w:sz w:val="28"/>
+          <w:szCs w:val="28"/>
+          <w:u w:val="single"/>
+        </w:rPr>
+        <w:t>Investigation</w:t>
+      </w:r>
+    </w:p>
+    <w:p>
+      <w:pPr>
+        <w:pStyle w:val="isselectedend"/>
+      </w:pPr>
+      <w:r>
+        <w:t>This became particularly problematic when timestamp values returned from the Feast online store were treated as normal datetime strings. Instead of receiving a directly usable ISO-</w:t>
+      </w:r>
+      <w:r>
+        <w:lastRenderedPageBreak/>
+        <w:t>formatted timestamp, the application could encounter an integer timestamp representation, resulting in datetime parsing errors.</w:t>
+      </w:r>
+    </w:p>
+    <w:p>
+      <w:pPr>
+        <w:pStyle w:val="isselectedend"/>
+      </w:pPr>
+      <w:r>
+        <w:t>The Parquet data itself was verified to contain valid timezone-aware timestamps, and the individual feature groups were also tested directly through Feast. These tests confirmed that the feature values themselves were being stored and retrieved correctly. The problem was therefore isolated to timestamp handling rather than feature generation or model inference.</w:t>
+      </w:r>
+    </w:p>
+    <w:p>
+      <w:pPr>
+        <w:pStyle w:val="isselectedend"/>
+        <w:rPr>
+          <w:sz w:val="28"/>
+          <w:szCs w:val="28"/>
+          <w:u w:val="single"/>
+        </w:rPr>
+      </w:pPr>
+      <w:r>
+        <w:rPr>
+          <w:sz w:val="28"/>
+          <w:szCs w:val="28"/>
+          <w:u w:val="single"/>
+        </w:rPr>
+        <w:t>Solution</w:t>
+      </w:r>
+    </w:p>
+    <w:p>
+      <w:pPr>
+        <w:pStyle w:val="NormalWeb"/>
+      </w:pPr>
+      <w:r>
+        <w:t>Timestamp normalization was consequently introduced at the application boundaries, with timestamps explicitly converted to UTC-aware pandas timestamps rather than relying on implicit conversion.</w:t>
+      </w:r>
+      <w:r>
+        <w:t xml:space="preserve"> </w:t>
+      </w:r>
+    </w:p>
+    <w:p>
+      <w:pPr>
+        <w:pStyle w:val="Heading2"/>
+        <w:numPr>
+          <w:ilvl w:val="0"/>
+          <w:numId w:val="47"/>
+        </w:numPr>
+      </w:pPr>
+      <w:r>
+        <w:t>Prediction History</w:t>
+      </w:r>
+    </w:p>
+    <w:p>
+      <w:pPr>
+        <w:spacing w:before="100" w:beforeAutospacing="1" w:after="100" w:afterAutospacing="1" w:line="240" w:lineRule="auto"/>
+        <w:rPr>
+          <w:rFonts w:eastAsia="Times New Roman" w:cs="Times New Roman"/>
+          <w:sz w:val="24"/>
+          <w:szCs w:val="24"/>
+        </w:rPr>
+      </w:pPr>
+      <w:r>
+        <w:rPr>
+          <w:rFonts w:eastAsia="Times New Roman" w:cs="Times New Roman"/>
+          <w:sz w:val="24"/>
+          <w:szCs w:val="24"/>
+        </w:rPr>
+        <w:t>The hourly pipeline generates predictions continuously. Initially, the prediction data could not simply be treated as a single "latest prediction" because each execution produces forecasts for different target times and forecasting horizons.</w:t>
+      </w:r>
+    </w:p>
+    <w:p>
+      <w:pPr>
+        <w:spacing w:before="100" w:beforeAutospacing="1" w:after="100" w:afterAutospacing="1" w:line="240" w:lineRule="auto"/>
+        <w:rPr>
+          <w:rFonts w:eastAsia="Times New Roman" w:cs="Times New Roman"/>
+          <w:sz w:val="28"/>
+          <w:szCs w:val="28"/>
+          <w:u w:val="single"/>
+        </w:rPr>
+      </w:pPr>
+      <w:r>
+        <w:rPr>
+          <w:rFonts w:eastAsia="Times New Roman" w:cs="Times New Roman"/>
+          <w:sz w:val="28"/>
+          <w:szCs w:val="28"/>
+          <w:u w:val="single"/>
+        </w:rPr>
+        <w:t>Solution</w:t>
+      </w:r>
+    </w:p>
+    <w:p>
+      <w:pPr>
+        <w:spacing w:before="100" w:beforeAutospacing="1" w:after="100" w:afterAutospacing="1" w:line="240" w:lineRule="auto"/>
+        <w:rPr>
+          <w:rFonts w:eastAsia="Times New Roman" w:cs="Times New Roman"/>
+          <w:sz w:val="24"/>
+          <w:szCs w:val="24"/>
+        </w:rPr>
+      </w:pPr>
+      <w:r>
+        <w:rPr>
+          <w:rFonts w:eastAsia="Times New Roman" w:cs="Times New Roman"/>
+          <w:sz w:val="24"/>
+          <w:szCs w:val="24"/>
+        </w:rPr>
+        <w:t>Every pipeline execution stores:</w:t>
+      </w:r>
+    </w:p>
+    <w:p>
+      <w:pPr>
+        <w:numPr>
+          <w:ilvl w:val="0"/>
+          <w:numId w:val="48"/>
+        </w:numPr>
+        <w:spacing w:before="100" w:beforeAutospacing="1" w:after="100" w:afterAutospacing="1" w:line="240" w:lineRule="auto"/>
+        <w:rPr>
+          <w:rFonts w:eastAsia="Times New Roman" w:cs="Times New Roman"/>
+          <w:sz w:val="24"/>
+          <w:szCs w:val="24"/>
+        </w:rPr>
+      </w:pPr>
+      <w:r>
+        <w:rPr>
+          <w:rFonts w:eastAsia="Times New Roman" w:cs="Times New Roman"/>
+          <w:sz w:val="24"/>
+          <w:szCs w:val="24"/>
+        </w:rPr>
+        <w:t>prediction time</w:t>
+      </w:r>
+    </w:p>
+    <w:p>
+      <w:pPr>
+        <w:numPr>
+          <w:ilvl w:val="0"/>
+          <w:numId w:val="48"/>
+        </w:numPr>
+        <w:spacing w:before="100" w:beforeAutospacing="1" w:after="100" w:afterAutospacing="1" w:line="240" w:lineRule="auto"/>
+        <w:rPr>
+          <w:rFonts w:eastAsia="Times New Roman" w:cs="Times New Roman"/>
+          <w:sz w:val="24"/>
+          <w:szCs w:val="24"/>
+        </w:rPr>
+      </w:pPr>
+      <w:r>
+        <w:rPr>
+          <w:rFonts w:eastAsia="Times New Roman" w:cs="Times New Roman"/>
+          <w:sz w:val="24"/>
+          <w:szCs w:val="24"/>
+        </w:rPr>
+        <w:t>target time</w:t>
+      </w:r>
+    </w:p>
+    <w:p>
+      <w:pPr>
+        <w:numPr>
+          <w:ilvl w:val="0"/>
+          <w:numId w:val="48"/>
+        </w:numPr>
+        <w:spacing w:before="100" w:beforeAutospacing="1" w:after="100" w:afterAutospacing="1" w:line="240" w:lineRule="auto"/>
+        <w:rPr>
+          <w:rFonts w:eastAsia="Times New Roman" w:cs="Times New Roman"/>
+          <w:sz w:val="24"/>
+          <w:szCs w:val="24"/>
+        </w:rPr>
+      </w:pPr>
+      <w:r>
+        <w:rPr>
+          <w:rFonts w:eastAsia="Times New Roman" w:cs="Times New Roman"/>
+          <w:sz w:val="24"/>
+          <w:szCs w:val="24"/>
+        </w:rPr>
+        <w:t>city</w:t>
+      </w:r>
+    </w:p>
+    <w:p>
+      <w:pPr>
+        <w:numPr>
+          <w:ilvl w:val="0"/>
+          <w:numId w:val="48"/>
+        </w:numPr>
+        <w:spacing w:before="100" w:beforeAutospacing="1" w:after="100" w:afterAutospacing="1" w:line="240" w:lineRule="auto"/>
+        <w:rPr>
+          <w:rFonts w:eastAsia="Times New Roman" w:cs="Times New Roman"/>
+          <w:sz w:val="24"/>
+          <w:szCs w:val="24"/>
+        </w:rPr>
+      </w:pPr>
+      <w:r>
+        <w:rPr>
+          <w:rFonts w:eastAsia="Times New Roman" w:cs="Times New Roman"/>
+          <w:sz w:val="24"/>
+          <w:szCs w:val="24"/>
+        </w:rPr>
+        <w:t>forecast horizon</w:t>
+      </w:r>
+    </w:p>
+    <w:p>
+      <w:pPr>
+        <w:numPr>
+          <w:ilvl w:val="0"/>
+          <w:numId w:val="48"/>
+        </w:numPr>
+        <w:spacing w:before="100" w:beforeAutospacing="1" w:after="100" w:afterAutospacing="1" w:line="240" w:lineRule="auto"/>
+        <w:rPr>
+          <w:rFonts w:eastAsia="Times New Roman" w:cs="Times New Roman"/>
+          <w:sz w:val="24"/>
+          <w:szCs w:val="24"/>
+        </w:rPr>
+      </w:pPr>
+      <w:r>
+        <w:rPr>
+          <w:rFonts w:eastAsia="Times New Roman" w:cs="Times New Roman"/>
+          <w:sz w:val="24"/>
+          <w:szCs w:val="24"/>
+        </w:rPr>
+        <w:t>predicted AQI</w:t>
+      </w:r>
+    </w:p>
+    <w:p>
+      <w:pPr>
+        <w:numPr>
+          <w:ilvl w:val="0"/>
+          <w:numId w:val="48"/>
+        </w:numPr>
+        <w:spacing w:before="100" w:beforeAutospacing="1" w:after="100" w:afterAutospacing="1" w:line="240" w:lineRule="auto"/>
+        <w:rPr>
+          <w:rFonts w:eastAsia="Times New Roman" w:cs="Times New Roman"/>
+          <w:sz w:val="24"/>
+          <w:szCs w:val="24"/>
+        </w:rPr>
+      </w:pPr>
+      <w:r>
+        <w:rPr>
+          <w:rFonts w:eastAsia="Times New Roman" w:cs="Times New Roman"/>
+          <w:sz w:val="24"/>
+          <w:szCs w:val="24"/>
+        </w:rPr>
+        <w:t>model used</w:t>
+      </w:r>
+    </w:p>
+    <w:p>
+      <w:pPr>
+        <w:spacing w:before="100" w:beforeAutospacing="1" w:after="100" w:afterAutospacing="1" w:line="240" w:lineRule="auto"/>
+        <w:rPr>
+          <w:rFonts w:eastAsia="Times New Roman" w:cs="Times New Roman"/>
+          <w:sz w:val="24"/>
+          <w:szCs w:val="24"/>
+        </w:rPr>
+      </w:pPr>
+      <w:r>
+        <w:rPr>
+          <w:rFonts w:eastAsia="Times New Roman" w:cs="Times New Roman"/>
+          <w:sz w:val="24"/>
+          <w:szCs w:val="24"/>
+        </w:rPr>
+        <w:t>This allows historical predictions to remain available for later evaluation.</w:t>
+      </w:r>
+    </w:p>
+    <w:p>
+      <w:pPr>
+        <w:spacing w:before="100" w:beforeAutospacing="1" w:after="100" w:afterAutospacing="1" w:line="240" w:lineRule="auto"/>
+        <w:rPr>
+          <w:rFonts w:eastAsia="Times New Roman" w:cs="Times New Roman"/>
+          <w:sz w:val="24"/>
+          <w:szCs w:val="24"/>
+        </w:rPr>
+      </w:pPr>
+      <w:r>
+        <w:rPr>
+          <w:rFonts w:eastAsia="Times New Roman" w:cs="Times New Roman"/>
+          <w:sz w:val="24"/>
+          <w:szCs w:val="24"/>
+        </w:rPr>
+        <w:t xml:space="preserve">For example, a prediction generated at time </w:t>
+      </w:r>
+      <w:r>
+        <w:rPr>
+          <w:rFonts w:ascii="Courier New" w:eastAsia="Times New Roman" w:hAnsi="Courier New" w:cs="Courier New"/>
+          <w:sz w:val="20"/>
+          <w:szCs w:val="20"/>
+        </w:rPr>
+        <w:t>T</w:t>
+      </w:r>
+      <w:r>
+        <w:rPr>
+          <w:rFonts w:eastAsia="Times New Roman" w:cs="Times New Roman"/>
+          <w:sz w:val="24"/>
+          <w:szCs w:val="24"/>
+        </w:rPr>
+        <w:t xml:space="preserve"> for the 24-hour horizon has a target time of </w:t>
+      </w:r>
+      <w:r>
+        <w:rPr>
+          <w:rFonts w:ascii="Courier New" w:eastAsia="Times New Roman" w:hAnsi="Courier New" w:cs="Courier New"/>
+          <w:sz w:val="20"/>
+          <w:szCs w:val="20"/>
+        </w:rPr>
+        <w:t>T + 24 hours</w:t>
+      </w:r>
+      <w:r>
+        <w:rPr>
+          <w:rFonts w:eastAsia="Times New Roman" w:cs="Times New Roman"/>
+          <w:sz w:val="24"/>
+          <w:szCs w:val="24"/>
+        </w:rPr>
+        <w:t>. Once the actual AQI for that target time becomes available, the prediction can be evaluated against it.</w:t>
+      </w:r>
+    </w:p>
+    <w:p>
+      <w:pPr>
+        <w:spacing w:before="100" w:beforeAutospacing="1" w:after="100" w:afterAutospacing="1" w:line="240" w:lineRule="auto"/>
+        <w:rPr>
+          <w:rFonts w:eastAsia="Times New Roman" w:cs="Times New Roman"/>
+          <w:sz w:val="24"/>
+          <w:szCs w:val="24"/>
+        </w:rPr>
+      </w:pPr>
+      <w:r>
+        <w:rPr>
+          <w:rFonts w:eastAsia="Times New Roman" w:cs="Times New Roman"/>
+          <w:sz w:val="24"/>
+          <w:szCs w:val="24"/>
+        </w:rPr>
+        <w:t>This design also supports the monitoring and retraining pipelines because historical predictions are required to calculate model errors and detect degradation.</w:t>
+      </w:r>
+    </w:p>
+    <w:p>
+      <w:pPr>
+        <w:pStyle w:val="Heading2"/>
+        <w:numPr>
+          <w:ilvl w:val="0"/>
+          <w:numId w:val="47"/>
+        </w:numPr>
+      </w:pPr>
+      <w:r>
+        <w:t>Model and Feature Consistency</w:t>
+      </w:r>
+    </w:p>
+    <w:p>
+      <w:pPr>
+        <w:pStyle w:val="isselectedend"/>
+      </w:pPr>
+      <w:r>
+        <w:t>Another issue encountered during development was maintaining consistency between the features used during training and those supplied during inference.</w:t>
+      </w:r>
+    </w:p>
+    <w:p>
+      <w:pPr>
+        <w:pStyle w:val="isselectedend"/>
+        <w:rPr>
+          <w:sz w:val="28"/>
+          <w:szCs w:val="28"/>
+          <w:u w:val="single"/>
+        </w:rPr>
+      </w:pPr>
+      <w:r>
+        <w:rPr>
+          <w:sz w:val="28"/>
+          <w:szCs w:val="28"/>
+          <w:u w:val="single"/>
+        </w:rPr>
+        <w:lastRenderedPageBreak/>
+        <w:t>Solution</w:t>
+      </w:r>
+    </w:p>
+    <w:p>
+      <w:pPr>
+        <w:pStyle w:val="isselectedend"/>
+      </w:pPr>
+      <w:r>
+        <w:t>The inference layer therefore uses an explicit feature-column definition containing the same features expected by the trained models. This prevents accidental inclusion of metadata such as timestamps or city names and ensures that the model receives the expected feature structure.</w:t>
+      </w:r>
+    </w:p>
+    <w:p>
+      <w:pPr>
+        <w:pStyle w:val="NormalWeb"/>
+      </w:pPr>
+      <w:r>
+        <w:t>The final inference feature set contains environmental, weather, lag, rolling, temporal, difference, and encoded-city features.</w:t>
+      </w:r>
+    </w:p>
+    <w:p>
+      <w:pPr>
+        <w:pStyle w:val="Heading2"/>
+        <w:numPr>
+          <w:ilvl w:val="0"/>
+          <w:numId w:val="47"/>
+        </w:numPr>
+      </w:pPr>
+      <w:r>
+        <w:t xml:space="preserve"> Explainability and SHAP Performance</w:t>
+      </w:r>
+    </w:p>
+    <w:p>
+      <w:pPr>
+        <w:pStyle w:val="isselectedend"/>
+      </w:pPr>
+      <w:r>
+        <w:t>SHAP analysis introduced a separate performance challenge. Initially, SHAP calculations were performed over a larger dataset than necessary, causing the Streamlit application to spend significant time calculating explanations even when the user had not requested them.</w:t>
+      </w:r>
+    </w:p>
+    <w:p>
+      <w:pPr>
+        <w:pStyle w:val="isselectedend"/>
+        <w:rPr>
+          <w:sz w:val="28"/>
+          <w:szCs w:val="28"/>
+          <w:u w:val="single"/>
+        </w:rPr>
+      </w:pPr>
+      <w:r>
+        <w:rPr>
+          <w:sz w:val="28"/>
+          <w:szCs w:val="28"/>
+          <w:u w:val="single"/>
+        </w:rPr>
+        <w:t>Solution</w:t>
+      </w:r>
+    </w:p>
+    <w:p>
+      <w:pPr>
+        <w:pStyle w:val="NormalWeb"/>
+      </w:pPr>
+      <w:r>
+        <w:t>The solution was to make SHAP analysis conditional and restrict its calculation to the selected city and forecasting horizon. This reduced unnecessary computation and prevented explainability calculations from slowing down normal dashboard usage.</w:t>
+      </w:r>
     </w:p>
     <w:p>
       <w:pPr>
@@ -1225,44 +2193,16 @@
         <w:rPr>
           <w:rStyle w:val="Strong"/>
         </w:rPr>
-        <w:t>Open-</w:t>
-      </w:r>
-      <w:proofErr w:type="spellStart"/>
+        <w:t>Open-Meteo Air Quality API</w:t>
+      </w:r>
+      <w:r>
+        <w:t xml:space="preserve"> to obtain historical air-pollution observations and the </w:t>
+      </w:r>
       <w:r>
         <w:rPr>
           <w:rStyle w:val="Strong"/>
         </w:rPr>
-        <w:t>Meteo</w:t>
-      </w:r>
-      <w:proofErr w:type="spellEnd"/>
-      <w:r>
-        <w:rPr>
-          <w:rStyle w:val="Strong"/>
-        </w:rPr>
-        <w:t xml:space="preserve"> Air Quality API</w:t>
-      </w:r>
-      <w:r>
-        <w:t xml:space="preserve"> to obtain historical air-pollution observations and the </w:t>
-      </w:r>
-      <w:r>
-        <w:rPr>
-          <w:rStyle w:val="Strong"/>
-        </w:rPr>
-        <w:t>Open-</w:t>
-      </w:r>
-      <w:proofErr w:type="spellStart"/>
-      <w:r>
-        <w:rPr>
-          <w:rStyle w:val="Strong"/>
-        </w:rPr>
-        <w:t>Meteo</w:t>
-      </w:r>
-      <w:proofErr w:type="spellEnd"/>
-      <w:r>
-        <w:rPr>
-          <w:rStyle w:val="Strong"/>
-        </w:rPr>
-        <w:t xml:space="preserve"> Historical Weather API</w:t>
+        <w:t>Open-Meteo Historical Weather API</w:t>
       </w:r>
       <w:r>
         <w:t xml:space="preserve"> to obtain corresponding weather observations.</w:t>
@@ -1276,14 +2216,12 @@
       <w:r>
         <w:t xml:space="preserve">The initial data collection scripts were kept separately in the </w:t>
       </w:r>
-      <w:proofErr w:type="spellStart"/>
       <w:r>
         <w:rPr>
           <w:rStyle w:val="HTMLCode"/>
         </w:rPr>
         <w:t>api_scripts</w:t>
       </w:r>
-      <w:proofErr w:type="spellEnd"/>
       <w:r>
         <w:t xml:space="preserve"> directory:</w:t>
       </w:r>
@@ -1299,82 +2237,73 @@
           <w:bCs/>
         </w:rPr>
       </w:pPr>
-      <w:proofErr w:type="spellStart"/>
       <w:r>
         <w:rPr>
           <w:rStyle w:val="HTMLCode"/>
           <w:b/>
           <w:bCs/>
         </w:rPr>
-        <w:t>api_scripts</w:t>
-      </w:r>
-      <w:proofErr w:type="spellEnd"/>
-      <w:r>
+        <w:lastRenderedPageBreak/>
+        <w:t>api_scripts/</w:t>
+      </w:r>
+    </w:p>
+    <w:p>
+      <w:pPr>
+        <w:pStyle w:val="HTMLPreformatted"/>
+        <w:spacing w:line="276" w:lineRule="auto"/>
+        <w:ind w:left="3664"/>
         <w:rPr>
           <w:rStyle w:val="HTMLCode"/>
           <w:b/>
           <w:bCs/>
         </w:rPr>
-        <w:t>/</w:t>
-      </w:r>
-    </w:p>
-    <w:p>
-      <w:pPr>
-        <w:pStyle w:val="HTMLPreformatted"/>
-        <w:spacing w:line="276" w:lineRule="auto"/>
-        <w:ind w:left="3664"/>
+      </w:pPr>
+      <w:r>
         <w:rPr>
           <w:rStyle w:val="HTMLCode"/>
           <w:b/>
           <w:bCs/>
         </w:rPr>
-      </w:pPr>
-      <w:r>
+        <w:t>├── api_call_air_data.py</w:t>
+      </w:r>
+    </w:p>
+    <w:p>
+      <w:pPr>
+        <w:pStyle w:val="HTMLPreformatted"/>
+        <w:spacing w:line="276" w:lineRule="auto"/>
+        <w:ind w:left="3664"/>
         <w:rPr>
           <w:rStyle w:val="HTMLCode"/>
           <w:b/>
           <w:bCs/>
         </w:rPr>
-        <w:t>├── api_call_air_data.py</w:t>
-      </w:r>
-    </w:p>
-    <w:p>
-      <w:pPr>
-        <w:pStyle w:val="HTMLPreformatted"/>
-        <w:spacing w:line="276" w:lineRule="auto"/>
-        <w:ind w:left="3664"/>
+      </w:pPr>
+      <w:r>
         <w:rPr>
           <w:rStyle w:val="HTMLCode"/>
           <w:b/>
           <w:bCs/>
         </w:rPr>
-      </w:pPr>
-      <w:r>
+        <w:t>├── api_call_weather.py</w:t>
+      </w:r>
+    </w:p>
+    <w:p>
+      <w:pPr>
+        <w:pStyle w:val="HTMLPreformatted"/>
+        <w:spacing w:line="276" w:lineRule="auto"/>
+        <w:ind w:left="3664"/>
         <w:rPr>
           <w:rStyle w:val="HTMLCode"/>
           <w:b/>
           <w:bCs/>
         </w:rPr>
-        <w:t>├── api_call_weather.py</w:t>
-      </w:r>
-    </w:p>
-    <w:p>
-      <w:pPr>
-        <w:pStyle w:val="HTMLPreformatted"/>
-        <w:spacing w:line="276" w:lineRule="auto"/>
-        <w:ind w:left="3664"/>
+      </w:pPr>
+      <w:r>
         <w:rPr>
           <w:rStyle w:val="HTMLCode"/>
           <w:b/>
           <w:bCs/>
         </w:rPr>
-      </w:pPr>
-      <w:r>
-        <w:rPr>
-          <w:rStyle w:val="HTMLCode"/>
-          <w:b/>
-          <w:bCs/>
-        </w:rPr>
         <w:t>└── merge_script.py</w:t>
       </w:r>
     </w:p>
@@ -1402,7 +2331,6 @@
         <w:spacing w:line="276" w:lineRule="auto"/>
       </w:pPr>
       <w:r>
-        <w:lastRenderedPageBreak/>
         <w:t xml:space="preserve">Historical air-quality observations were retrieved using the </w:t>
       </w:r>
       <w:r>
@@ -1411,25 +2339,7 @@
           <w:iCs/>
           <w:color w:val="1F4E79" w:themeColor="accent1" w:themeShade="80"/>
         </w:rPr>
-        <w:t>Open-</w:t>
-      </w:r>
-      <w:proofErr w:type="spellStart"/>
-      <w:r>
-        <w:rPr>
-          <w:i/>
-          <w:iCs/>
-          <w:color w:val="1F4E79" w:themeColor="accent1" w:themeShade="80"/>
-        </w:rPr>
-        <w:t>Meteo</w:t>
-      </w:r>
-      <w:proofErr w:type="spellEnd"/>
-      <w:r>
-        <w:rPr>
-          <w:i/>
-          <w:iCs/>
-          <w:color w:val="1F4E79" w:themeColor="accent1" w:themeShade="80"/>
-        </w:rPr>
-        <w:t xml:space="preserve"> Air Quality API.</w:t>
+        <w:t>Open-Meteo Air Quality API.</w:t>
       </w:r>
       <w:r>
         <w:rPr>
@@ -1516,19 +2426,11 @@
         </w:numPr>
         <w:spacing w:line="276" w:lineRule="auto"/>
       </w:pPr>
-      <w:proofErr w:type="spellStart"/>
       <w:r>
         <w:rPr>
           <w:rStyle w:val="Strong"/>
         </w:rPr>
-        <w:t>Timezone</w:t>
-      </w:r>
-      <w:proofErr w:type="spellEnd"/>
-      <w:r>
-        <w:rPr>
-          <w:rStyle w:val="Strong"/>
-        </w:rPr>
-        <w:t>:</w:t>
+        <w:t>Timezone:</w:t>
       </w:r>
       <w:r>
         <w:t xml:space="preserve"> UTC</w:t>
@@ -1899,32 +2801,16 @@
         <w:br w:type="textWrapping" w:clear="all"/>
       </w:r>
       <w:r>
-        <w:t xml:space="preserve">The collected data was converted into a Pandas </w:t>
-      </w:r>
-      <w:proofErr w:type="spellStart"/>
-      <w:r>
-        <w:t>DataFrame</w:t>
-      </w:r>
-      <w:proofErr w:type="spellEnd"/>
-      <w:r>
-        <w:t>. Each observation was associated with its corresponding city, geographical coordinates, and UTC timestamp.</w:t>
-      </w:r>
-    </w:p>
-    <w:p>
-      <w:pPr>
-        <w:pStyle w:val="NormalWeb"/>
-        <w:spacing w:line="276" w:lineRule="auto"/>
-      </w:pPr>
-      <w:r>
-        <w:t xml:space="preserve">The timestamp was explicitly converted into a UTC-aware </w:t>
-      </w:r>
-      <w:proofErr w:type="spellStart"/>
-      <w:r>
-        <w:t>datetime</w:t>
-      </w:r>
-      <w:proofErr w:type="spellEnd"/>
-      <w:r>
-        <w:t xml:space="preserve"> format to maintain consistent time handling throughout the project.</w:t>
+        <w:t>The collected data was converted into a Pandas DataFrame. Each observation was associated with its corresponding city, geographical coordinates, and UTC timestamp.</w:t>
+      </w:r>
+    </w:p>
+    <w:p>
+      <w:pPr>
+        <w:pStyle w:val="NormalWeb"/>
+        <w:spacing w:line="276" w:lineRule="auto"/>
+      </w:pPr>
+      <w:r>
+        <w:t>The timestamp was explicitly converted into a UTC-aware datetime format to maintain consistent time handling throughout the project.</w:t>
       </w:r>
     </w:p>
     <w:p>
@@ -1942,6 +2828,7 @@
         <w:spacing w:line="276" w:lineRule="auto"/>
       </w:pPr>
       <w:r>
+        <w:lastRenderedPageBreak/>
         <w:t xml:space="preserve">Weather observations were collected separately using the </w:t>
       </w:r>
       <w:r>
@@ -1950,25 +2837,7 @@
           <w:iCs/>
           <w:color w:val="1F4E79" w:themeColor="accent1" w:themeShade="80"/>
         </w:rPr>
-        <w:t>Open-</w:t>
-      </w:r>
-      <w:proofErr w:type="spellStart"/>
-      <w:r>
-        <w:rPr>
-          <w:i/>
-          <w:iCs/>
-          <w:color w:val="1F4E79" w:themeColor="accent1" w:themeShade="80"/>
-        </w:rPr>
-        <w:t>Meteo</w:t>
-      </w:r>
-      <w:proofErr w:type="spellEnd"/>
-      <w:r>
-        <w:rPr>
-          <w:i/>
-          <w:iCs/>
-          <w:color w:val="1F4E79" w:themeColor="accent1" w:themeShade="80"/>
-        </w:rPr>
-        <w:t xml:space="preserve"> Historical Weather API</w:t>
+        <w:t>Open-Meteo Historical Weather API</w:t>
       </w:r>
       <w:r>
         <w:t>. The weather data was retrieved for the same cities and historical period so that each AQI observation could be associated with the environmental conditions occurring at approximately the same time.</w:t>
@@ -2032,7 +2901,6 @@
         <w:spacing w:line="276" w:lineRule="auto"/>
       </w:pPr>
       <w:r>
-        <w:lastRenderedPageBreak/>
         <w:t>Wind direction</w:t>
       </w:r>
     </w:p>
@@ -2267,6 +3135,7 @@
         <w:spacing w:line="276" w:lineRule="auto"/>
       </w:pPr>
       <w:r>
+        <w:lastRenderedPageBreak/>
         <w:t>The resulting combined dataset formed the basis for the exploratory data analysis and subsequent feature-engineering experiments.</w:t>
       </w:r>
     </w:p>
@@ -2326,7 +3195,6 @@
         <w:rPr>
           <w:rStyle w:val="Strong"/>
         </w:rPr>
-        <w:lastRenderedPageBreak/>
         <w:t>Timestamp</w:t>
       </w:r>
     </w:p>
@@ -2408,18 +3276,8 @@
         <w:rPr>
           <w:rStyle w:val="HTMLCode"/>
         </w:rPr>
-        <w:t xml:space="preserve">└── </w:t>
-      </w:r>
-      <w:proofErr w:type="spellStart"/>
-      <w:proofErr w:type="gramStart"/>
-      <w:r>
-        <w:rPr>
-          <w:rStyle w:val="HTMLCode"/>
-        </w:rPr>
-        <w:t>eda.ipynb</w:t>
-      </w:r>
-      <w:proofErr w:type="spellEnd"/>
-      <w:proofErr w:type="gramEnd"/>
+        <w:t>└── eda.ipynb</w:t>
+      </w:r>
     </w:p>
     <w:p>
       <w:pPr>
@@ -2559,6 +3417,7 @@
           <w:sz w:val="24"/>
           <w:szCs w:val="24"/>
         </w:rPr>
+        <w:lastRenderedPageBreak/>
         <w:t xml:space="preserve">The presence of high-AQI observations indicates periods of severe pollution, making the dataset suitable for forecasting changing air-quality conditions rather than only average conditions. </w:t>
       </w:r>
     </w:p>
@@ -2703,7 +3562,6 @@
           <w:sz w:val="24"/>
           <w:szCs w:val="24"/>
         </w:rPr>
-        <w:lastRenderedPageBreak/>
         <w:t xml:space="preserve">Because the data is time-dependent, a chronological train-test split is more appropriate than a random split, since random splitting could allow information from future observations to influence training. </w:t>
       </w:r>
     </w:p>
@@ -2717,6 +3575,7 @@
       <w:r>
         <w:rPr>
           <w:rFonts w:eastAsia="Times New Roman" w:cs="Times New Roman"/>
+          <w:noProof/>
           <w:sz w:val="24"/>
           <w:szCs w:val="24"/>
         </w:rPr>
@@ -2761,6 +3620,7 @@
       <w:pPr>
         <w:pStyle w:val="Caption"/>
         <w:spacing w:line="276" w:lineRule="auto"/>
+        <w:ind w:firstLine="720"/>
         <w:jc w:val="center"/>
         <w:rPr>
           <w:rFonts w:eastAsia="Times New Roman" w:cs="Times New Roman"/>
@@ -2769,31 +3629,7 @@
         </w:rPr>
       </w:pPr>
       <w:r>
-        <w:t xml:space="preserve">Figure </w:t>
-      </w:r>
-      <w:r>
-        <w:fldChar w:fldCharType="begin"/>
-      </w:r>
-      <w:r>
-        <w:instrText xml:space="preserve"> SEQ Figure \* ARABIC </w:instrText>
-      </w:r>
-      <w:r>
-        <w:fldChar w:fldCharType="separate"/>
-      </w:r>
-      <w:r>
-        <w:rPr>
-          <w:noProof/>
-        </w:rPr>
-        <w:t>1</w:t>
-      </w:r>
-      <w:r>
-        <w:fldChar w:fldCharType="end"/>
-      </w:r>
-      <w:r>
-        <w:t xml:space="preserve">: </w:t>
-      </w:r>
-      <w:r>
-        <w:t xml:space="preserve"> AQI over the course of 2 years</w:t>
+        <w:t>AQI over the course of 2 years</w:t>
       </w:r>
     </w:p>
     <w:p>
@@ -2835,25 +3671,7 @@
           <w:sz w:val="24"/>
           <w:szCs w:val="24"/>
         </w:rPr>
-        <w:t xml:space="preserve">The cities do not exhibit identical AQI </w:t>
-      </w:r>
-      <w:proofErr w:type="spellStart"/>
-      <w:r>
-        <w:rPr>
-          <w:rFonts w:eastAsia="Times New Roman" w:cs="Times New Roman"/>
-          <w:sz w:val="24"/>
-          <w:szCs w:val="24"/>
-        </w:rPr>
-        <w:t>behaviour</w:t>
-      </w:r>
-      <w:proofErr w:type="spellEnd"/>
-      <w:r>
-        <w:rPr>
-          <w:rFonts w:eastAsia="Times New Roman" w:cs="Times New Roman"/>
-          <w:sz w:val="24"/>
-          <w:szCs w:val="24"/>
-        </w:rPr>
-        <w:t xml:space="preserve">. Differences in pollution levels and their temporal patterns indicate that </w:t>
+        <w:t xml:space="preserve">The cities do not exhibit identical AQI behaviour. Differences in pollution levels and their temporal patterns indicate that </w:t>
       </w:r>
       <w:r>
         <w:rPr>
@@ -2957,6 +3775,7 @@
       <w:r>
         <w:rPr>
           <w:rFonts w:eastAsia="Times New Roman" w:cs="Times New Roman"/>
+          <w:noProof/>
           <w:sz w:val="24"/>
           <w:szCs w:val="24"/>
         </w:rPr>
@@ -3010,10 +3829,10 @@
         </w:rPr>
       </w:pPr>
       <w:r>
-        <w:t xml:space="preserve">Figure </w:t>
-      </w:r>
-      <w:r>
-        <w:t xml:space="preserve">2: </w:t>
+        <w:t xml:space="preserve">       </w:t>
+      </w:r>
+      <w:r>
+        <w:t xml:space="preserve"> </w:t>
       </w:r>
       <w:r>
         <w:t xml:space="preserve"> Average AQI by city in a day</w:t>
@@ -3219,14 +4038,30 @@
           <w:sz w:val="24"/>
           <w:szCs w:val="24"/>
         </w:rPr>
+        <w:t xml:space="preserve">The relationship between weather and AQI is not necessarily linear, supporting the use of tree-based machine-learning models capable of capturing nonlinear relationships. </w:t>
+      </w:r>
+    </w:p>
+    <w:p>
+      <w:pPr>
+        <w:keepNext/>
+        <w:spacing w:before="100" w:beforeAutospacing="1" w:after="100" w:afterAutospacing="1" w:line="276" w:lineRule="auto"/>
+        <w:ind w:left="360"/>
+      </w:pPr>
+      <w:r>
+        <w:rPr>
+          <w:rFonts w:eastAsia="Times New Roman" w:cs="Times New Roman"/>
+          <w:noProof/>
+          <w:sz w:val="24"/>
+          <w:szCs w:val="24"/>
+        </w:rPr>
         <w:drawing>
-          <wp:anchor distT="0" distB="0" distL="114300" distR="114300" simplePos="0" relativeHeight="251663360" behindDoc="0" locked="0" layoutInCell="1" allowOverlap="1" wp14:anchorId="29CBC8B2" wp14:editId="09DF20B8">
+          <wp:anchor distT="0" distB="0" distL="114300" distR="114300" simplePos="0" relativeHeight="251663360" behindDoc="0" locked="0" layoutInCell="1" allowOverlap="1" wp14:anchorId="57B40B51" wp14:editId="3122F932">
             <wp:simplePos x="0" y="0"/>
             <wp:positionH relativeFrom="margin">
               <wp:align>center</wp:align>
             </wp:positionH>
             <wp:positionV relativeFrom="paragraph">
-              <wp:posOffset>514905</wp:posOffset>
+              <wp:posOffset>-431800</wp:posOffset>
             </wp:positionV>
             <wp:extent cx="4965065" cy="3022600"/>
             <wp:effectExtent l="0" t="0" r="6985" b="6350"/>
@@ -3269,14 +4104,6 @@
           </wp:anchor>
         </w:drawing>
       </w:r>
-      <w:r>
-        <w:rPr>
-          <w:rFonts w:eastAsia="Times New Roman" w:cs="Times New Roman"/>
-          <w:sz w:val="24"/>
-          <w:szCs w:val="24"/>
-        </w:rPr>
-        <w:t xml:space="preserve">The relationship between weather and AQI is not necessarily linear, supporting the use of tree-based machine-learning models capable of capturing nonlinear relationships. </w:t>
-      </w:r>
     </w:p>
     <w:p>
       <w:pPr>
@@ -3287,7 +4114,9 @@
     </w:p>
     <w:p>
       <w:pPr>
+        <w:keepNext/>
         <w:spacing w:before="100" w:beforeAutospacing="1" w:after="100" w:afterAutospacing="1" w:line="276" w:lineRule="auto"/>
+        <w:ind w:left="360"/>
       </w:pPr>
     </w:p>
     <w:p>
@@ -3314,6 +4143,107 @@
       <w:pPr>
         <w:spacing w:before="100" w:beforeAutospacing="1" w:after="100" w:afterAutospacing="1" w:line="276" w:lineRule="auto"/>
       </w:pPr>
+      <w:r>
+        <w:rPr>
+          <w:noProof/>
+        </w:rPr>
+        <mc:AlternateContent>
+          <mc:Choice Requires="wps">
+            <w:drawing>
+              <wp:anchor distT="0" distB="0" distL="114300" distR="114300" simplePos="0" relativeHeight="251667456" behindDoc="0" locked="0" layoutInCell="1" allowOverlap="1" wp14:anchorId="2DD8B8CC" wp14:editId="6E36248D">
+                <wp:simplePos x="0" y="0"/>
+                <wp:positionH relativeFrom="margin">
+                  <wp:posOffset>485335</wp:posOffset>
+                </wp:positionH>
+                <wp:positionV relativeFrom="paragraph">
+                  <wp:posOffset>128368</wp:posOffset>
+                </wp:positionV>
+                <wp:extent cx="4965065" cy="202174"/>
+                <wp:effectExtent l="0" t="0" r="6985" b="7620"/>
+                <wp:wrapNone/>
+                <wp:docPr id="2" name="Text Box 2"/>
+                <wp:cNvGraphicFramePr/>
+                <a:graphic xmlns:a="http://schemas.openxmlformats.org/drawingml/2006/main">
+                  <a:graphicData uri="http://schemas.microsoft.com/office/word/2010/wordprocessingShape">
+                    <wps:wsp>
+                      <wps:cNvSpPr txBox="1"/>
+                      <wps:spPr>
+                        <a:xfrm>
+                          <a:off x="0" y="0"/>
+                          <a:ext cx="4965065" cy="202174"/>
+                        </a:xfrm>
+                        <a:prstGeom prst="rect">
+                          <a:avLst/>
+                        </a:prstGeom>
+                        <a:solidFill>
+                          <a:prstClr val="white"/>
+                        </a:solidFill>
+                        <a:ln>
+                          <a:noFill/>
+                        </a:ln>
+                      </wps:spPr>
+                      <wps:txbx>
+                        <w:txbxContent>
+                          <w:p>
+                            <w:pPr>
+                              <w:pStyle w:val="Caption"/>
+                              <w:ind w:left="2160" w:firstLine="720"/>
+                              <w:rPr>
+                                <w:rFonts w:eastAsia="Times New Roman" w:cs="Times New Roman"/>
+                                <w:noProof/>
+                                <w:sz w:val="24"/>
+                                <w:szCs w:val="24"/>
+                              </w:rPr>
+                            </w:pPr>
+                            <w:r>
+                              <w:t xml:space="preserve"> Absolute Correlation</w:t>
+                            </w:r>
+                          </w:p>
+                        </w:txbxContent>
+                      </wps:txbx>
+                      <wps:bodyPr rot="0" spcFirstLastPara="0" vertOverflow="overflow" horzOverflow="overflow" vert="horz" wrap="square" lIns="0" tIns="0" rIns="0" bIns="0" numCol="1" spcCol="0" rtlCol="0" fromWordArt="0" anchor="t" anchorCtr="0" forceAA="0" compatLnSpc="1">
+                        <a:prstTxWarp prst="textNoShape">
+                          <a:avLst/>
+                        </a:prstTxWarp>
+                        <a:noAutofit/>
+                      </wps:bodyPr>
+                    </wps:wsp>
+                  </a:graphicData>
+                </a:graphic>
+                <wp14:sizeRelV relativeFrom="margin">
+                  <wp14:pctHeight>0</wp14:pctHeight>
+                </wp14:sizeRelV>
+              </wp:anchor>
+            </w:drawing>
+          </mc:Choice>
+          <mc:Fallback>
+            <w:pict>
+              <v:shape w14:anchorId="2DD8B8CC" id="Text Box 2" o:spid="_x0000_s1027" type="#_x0000_t202" style="position:absolute;margin-left:38.2pt;margin-top:10.1pt;width:390.95pt;height:15.9pt;z-index:251667456;visibility:visible;mso-wrap-style:square;mso-height-percent:0;mso-wrap-distance-left:9pt;mso-wrap-distance-top:0;mso-wrap-distance-right:9pt;mso-wrap-distance-bottom:0;mso-position-horizontal:absolute;mso-position-horizontal-relative:margin;mso-position-vertical:absolute;mso-position-vertical-relative:text;mso-height-percent:0;mso-height-relative:margin;v-text-anchor:top" o:gfxdata="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" stroked="f">
+                <v:textbox inset="0,0,0,0">
+                  <w:txbxContent>
+                    <w:p>
+                      <w:pPr>
+                        <w:pStyle w:val="Caption"/>
+                        <w:ind w:left="2160" w:firstLine="720"/>
+                        <w:rPr>
+                          <w:rFonts w:eastAsia="Times New Roman" w:cs="Times New Roman"/>
+                          <w:noProof/>
+                          <w:sz w:val="24"/>
+                          <w:szCs w:val="24"/>
+                        </w:rPr>
+                      </w:pPr>
+                      <w:r>
+                        <w:t xml:space="preserve"> Absolute Correlation</w:t>
+                      </w:r>
+                    </w:p>
+                  </w:txbxContent>
+                </v:textbox>
+                <w10:wrap anchorx="margin"/>
+              </v:shape>
+            </w:pict>
+          </mc:Fallback>
+        </mc:AlternateContent>
+      </w:r>
     </w:p>
     <w:p>
       <w:pPr>
@@ -3337,8 +4267,17 @@
           <w:sz w:val="24"/>
           <w:szCs w:val="24"/>
         </w:rPr>
-        <w:lastRenderedPageBreak/>
         <w:t>Data Quality and Modeling Implications</w:t>
+      </w:r>
+      <w:r>
+        <w:rPr>
+          <w:rFonts w:eastAsia="Times New Roman" w:cs="Times New Roman"/>
+          <w:b/>
+          <w:bCs/>
+          <w:sz w:val="24"/>
+          <w:szCs w:val="24"/>
+        </w:rPr>
+        <w:t xml:space="preserve"> </w:t>
       </w:r>
     </w:p>
     <w:p>
@@ -3566,15 +4505,7 @@
         <w:spacing w:line="276" w:lineRule="auto"/>
       </w:pPr>
       <w:r>
-        <w:t xml:space="preserve">Converting timestamps to a consistent </w:t>
-      </w:r>
-      <w:proofErr w:type="spellStart"/>
-      <w:r>
-        <w:t>datetime</w:t>
-      </w:r>
-      <w:proofErr w:type="spellEnd"/>
-      <w:r>
-        <w:t xml:space="preserve"> format</w:t>
+        <w:t>Converting timestamps to a consistent datetime format</w:t>
       </w:r>
     </w:p>
     <w:p>
@@ -4066,19 +4997,11 @@
       <w:r>
         <w:t xml:space="preserve">The architecture was therefore later expanded to use </w:t>
       </w:r>
-      <w:proofErr w:type="spellStart"/>
       <w:r>
         <w:rPr>
           <w:rStyle w:val="Strong"/>
         </w:rPr>
-        <w:t>Supabase</w:t>
-      </w:r>
-      <w:proofErr w:type="spellEnd"/>
-      <w:r>
-        <w:rPr>
-          <w:rStyle w:val="Strong"/>
-        </w:rPr>
-        <w:t xml:space="preserve"> PostgreSQL</w:t>
+        <w:t>Supabase PostgreSQL</w:t>
       </w:r>
       <w:r>
         <w:t xml:space="preserve"> for persistent application data.</w:t>
@@ -4271,19 +5194,27 @@
           <w:rStyle w:val="HTMLCode"/>
         </w:rPr>
       </w:pPr>
-      <w:proofErr w:type="spellStart"/>
       <w:r>
         <w:rPr>
           <w:rStyle w:val="HTMLCode"/>
         </w:rPr>
-        <w:t>Supabase</w:t>
-      </w:r>
-      <w:proofErr w:type="spellEnd"/>
-      <w:r>
+        <w:t>Supabase Historical Data</w:t>
+      </w:r>
+    </w:p>
+    <w:p>
+      <w:pPr>
+        <w:pStyle w:val="HTMLPreformatted"/>
+        <w:spacing w:line="276" w:lineRule="auto"/>
+        <w:jc w:val="center"/>
         <w:rPr>
           <w:rStyle w:val="HTMLCode"/>
         </w:rPr>
-        <w:t xml:space="preserve"> Historical Data</w:t>
+      </w:pPr>
+      <w:r>
+        <w:rPr>
+          <w:rStyle w:val="HTMLCode"/>
+        </w:rPr>
+        <w:t>↓</w:t>
       </w:r>
     </w:p>
     <w:p>
@@ -4299,6 +5230,22 @@
         <w:rPr>
           <w:rStyle w:val="HTMLCode"/>
         </w:rPr>
+        <w:t>Feature Engineering</w:t>
+      </w:r>
+    </w:p>
+    <w:p>
+      <w:pPr>
+        <w:pStyle w:val="HTMLPreformatted"/>
+        <w:spacing w:line="276" w:lineRule="auto"/>
+        <w:jc w:val="center"/>
+        <w:rPr>
+          <w:rStyle w:val="HTMLCode"/>
+        </w:rPr>
+      </w:pPr>
+      <w:r>
+        <w:rPr>
+          <w:rStyle w:val="HTMLCode"/>
+        </w:rPr>
         <w:t>↓</w:t>
       </w:r>
     </w:p>
@@ -4315,7 +5262,7 @@
         <w:rPr>
           <w:rStyle w:val="HTMLCode"/>
         </w:rPr>
-        <w:t>Feature Engineering</w:t>
+        <w:t>Feast Feature Store</w:t>
       </w:r>
     </w:p>
     <w:p>
@@ -4347,7 +5294,7 @@
         <w:rPr>
           <w:rStyle w:val="HTMLCode"/>
         </w:rPr>
-        <w:t>Feast Feature Store</w:t>
+        <w:t>Forecasting Models</w:t>
       </w:r>
     </w:p>
     <w:p>
@@ -4379,47 +5326,7 @@
         <w:rPr>
           <w:rStyle w:val="HTMLCode"/>
         </w:rPr>
-        <w:t>Forecasting Models</w:t>
-      </w:r>
-    </w:p>
-    <w:p>
-      <w:pPr>
-        <w:pStyle w:val="HTMLPreformatted"/>
-        <w:spacing w:line="276" w:lineRule="auto"/>
-        <w:jc w:val="center"/>
-        <w:rPr>
-          <w:rStyle w:val="HTMLCode"/>
-        </w:rPr>
-      </w:pPr>
-      <w:r>
-        <w:rPr>
-          <w:rStyle w:val="HTMLCode"/>
-        </w:rPr>
-        <w:t>↓</w:t>
-      </w:r>
-    </w:p>
-    <w:p>
-      <w:pPr>
-        <w:pStyle w:val="HTMLPreformatted"/>
-        <w:spacing w:line="276" w:lineRule="auto"/>
-        <w:jc w:val="center"/>
-        <w:rPr>
-          <w:rStyle w:val="HTMLCode"/>
-        </w:rPr>
-      </w:pPr>
-      <w:proofErr w:type="spellStart"/>
-      <w:r>
-        <w:rPr>
-          <w:rStyle w:val="HTMLCode"/>
-        </w:rPr>
-        <w:t>Supabase</w:t>
-      </w:r>
-      <w:proofErr w:type="spellEnd"/>
-      <w:r>
-        <w:rPr>
-          <w:rStyle w:val="HTMLCode"/>
-        </w:rPr>
-        <w:t xml:space="preserve"> Predictions</w:t>
+        <w:t>Supabase Predictions</w:t>
       </w:r>
     </w:p>
     <w:p>
@@ -4502,15 +5409,7 @@
         <w:t>by temporal, rolling, and rate-of-change features</w:t>
       </w:r>
       <w:r>
-        <w:t xml:space="preserve">. LSTM models were also evaluated to determine whether a sequence-based neural network could better capture the temporal </w:t>
-      </w:r>
-      <w:proofErr w:type="spellStart"/>
-      <w:r>
-        <w:t>behaviour</w:t>
-      </w:r>
-      <w:proofErr w:type="spellEnd"/>
-      <w:r>
-        <w:t xml:space="preserve"> of AQI.</w:t>
+        <w:t>. LSTM models were also evaluated to determine whether a sequence-based neural network could better capture the temporal behaviour of AQI.</w:t>
       </w:r>
     </w:p>
     <w:p>
@@ -4725,14 +5624,12 @@
             <w:pPr>
               <w:spacing w:line="276" w:lineRule="auto"/>
             </w:pPr>
-            <w:proofErr w:type="spellStart"/>
             <w:r>
               <w:rPr>
                 <w:rStyle w:val="Strong"/>
               </w:rPr>
               <w:t>CatBoost</w:t>
             </w:r>
-            <w:proofErr w:type="spellEnd"/>
           </w:p>
         </w:tc>
         <w:tc>
@@ -4817,14 +5714,12 @@
             <w:pPr>
               <w:spacing w:line="276" w:lineRule="auto"/>
             </w:pPr>
-            <w:proofErr w:type="spellStart"/>
             <w:r>
               <w:rPr>
                 <w:rStyle w:val="Strong"/>
               </w:rPr>
               <w:t>XGBoost</w:t>
             </w:r>
-            <w:proofErr w:type="spellEnd"/>
           </w:p>
         </w:tc>
         <w:tc>
@@ -5134,18 +6029,8 @@
           <w:iCs/>
           <w:color w:val="1F4E79" w:themeColor="accent1" w:themeShade="80"/>
         </w:rPr>
-        <w:t xml:space="preserve"> </w:t>
-      </w:r>
-      <w:proofErr w:type="spellStart"/>
-      <w:r>
-        <w:rPr>
-          <w:i/>
-          <w:iCs/>
-          <w:color w:val="1F4E79" w:themeColor="accent1" w:themeShade="80"/>
-        </w:rPr>
-        <w:t>CatBoost</w:t>
-      </w:r>
-      <w:proofErr w:type="spellEnd"/>
+        <w:t xml:space="preserve"> CatBoost</w:t>
+      </w:r>
       <w:r>
         <w:rPr>
           <w:color w:val="1F4E79" w:themeColor="accent1" w:themeShade="80"/>
@@ -5787,11 +6672,9 @@
                 <w:szCs w:val="24"/>
               </w:rPr>
             </w:pPr>
-            <w:proofErr w:type="spellStart"/>
             <w:r>
               <w:t>XGBoost</w:t>
             </w:r>
-            <w:proofErr w:type="spellEnd"/>
           </w:p>
         </w:tc>
         <w:tc>
@@ -5869,14 +6752,12 @@
                 <w:szCs w:val="24"/>
               </w:rPr>
             </w:pPr>
-            <w:proofErr w:type="spellStart"/>
             <w:r>
               <w:rPr>
                 <w:rStyle w:val="Strong"/>
               </w:rPr>
               <w:t>CatBoost</w:t>
             </w:r>
-            <w:proofErr w:type="spellEnd"/>
           </w:p>
         </w:tc>
         <w:tc>
@@ -6216,11 +7097,9 @@
                 <w:szCs w:val="24"/>
               </w:rPr>
             </w:pPr>
-            <w:proofErr w:type="spellStart"/>
             <w:r>
               <w:t>XGBoost</w:t>
             </w:r>
-            <w:proofErr w:type="spellEnd"/>
           </w:p>
         </w:tc>
         <w:tc>
@@ -6298,11 +7177,9 @@
                 <w:szCs w:val="24"/>
               </w:rPr>
             </w:pPr>
-            <w:proofErr w:type="spellStart"/>
             <w:r>
               <w:t>CatBoost</w:t>
             </w:r>
-            <w:proofErr w:type="spellEnd"/>
           </w:p>
         </w:tc>
         <w:tc>
@@ -6633,11 +7510,9 @@
                 <w:szCs w:val="24"/>
               </w:rPr>
             </w:pPr>
-            <w:proofErr w:type="spellStart"/>
             <w:r>
               <w:t>XGBoost</w:t>
             </w:r>
-            <w:proofErr w:type="spellEnd"/>
           </w:p>
         </w:tc>
         <w:tc>
@@ -6715,14 +7590,12 @@
                 <w:szCs w:val="24"/>
               </w:rPr>
             </w:pPr>
-            <w:proofErr w:type="spellStart"/>
             <w:r>
               <w:rPr>
                 <w:rStyle w:val="Strong"/>
               </w:rPr>
               <w:t>CatBoost</w:t>
             </w:r>
-            <w:proofErr w:type="spellEnd"/>
           </w:p>
         </w:tc>
         <w:tc>
@@ -7384,23 +8257,13 @@
           <w:bCs/>
         </w:rPr>
       </w:pPr>
-      <w:proofErr w:type="gramStart"/>
       <w:r>
         <w:rPr>
           <w:rStyle w:val="HTMLCode"/>
           <w:b/>
           <w:bCs/>
         </w:rPr>
-        <w:t>shift(</w:t>
-      </w:r>
-      <w:proofErr w:type="gramEnd"/>
-      <w:r>
-        <w:rPr>
-          <w:rStyle w:val="HTMLCode"/>
-          <w:b/>
-          <w:bCs/>
-        </w:rPr>
-        <w:t>1)</w:t>
+        <w:t>shift(1)</w:t>
       </w:r>
     </w:p>
     <w:p>
@@ -8151,11 +9014,9 @@
                 <w:szCs w:val="24"/>
               </w:rPr>
             </w:pPr>
-            <w:proofErr w:type="spellStart"/>
             <w:r>
               <w:t>XGBoost</w:t>
             </w:r>
-            <w:proofErr w:type="spellEnd"/>
           </w:p>
         </w:tc>
         <w:tc>
@@ -8313,11 +9174,9 @@
                 <w:szCs w:val="24"/>
               </w:rPr>
             </w:pPr>
-            <w:proofErr w:type="spellStart"/>
             <w:r>
               <w:t>CatBoost</w:t>
             </w:r>
-            <w:proofErr w:type="spellEnd"/>
           </w:p>
         </w:tc>
         <w:tc>
@@ -8648,11 +9507,9 @@
                 <w:szCs w:val="24"/>
               </w:rPr>
             </w:pPr>
-            <w:proofErr w:type="spellStart"/>
             <w:r>
               <w:t>CatBoost</w:t>
             </w:r>
-            <w:proofErr w:type="spellEnd"/>
           </w:p>
         </w:tc>
         <w:tc>
@@ -8730,11 +9587,9 @@
                 <w:szCs w:val="24"/>
               </w:rPr>
             </w:pPr>
-            <w:proofErr w:type="spellStart"/>
             <w:r>
               <w:t>XGBoost</w:t>
             </w:r>
-            <w:proofErr w:type="spellEnd"/>
           </w:p>
         </w:tc>
         <w:tc>
@@ -8905,11 +9760,9 @@
                 <w:szCs w:val="24"/>
               </w:rPr>
             </w:pPr>
-            <w:proofErr w:type="spellStart"/>
             <w:r>
               <w:t>CatBoost</w:t>
             </w:r>
-            <w:proofErr w:type="spellEnd"/>
           </w:p>
         </w:tc>
         <w:tc>
@@ -9067,11 +9920,9 @@
                 <w:szCs w:val="24"/>
               </w:rPr>
             </w:pPr>
-            <w:proofErr w:type="spellStart"/>
             <w:r>
               <w:t>XGBoost</w:t>
             </w:r>
-            <w:proofErr w:type="spellEnd"/>
           </w:p>
         </w:tc>
         <w:tc>
@@ -9215,15 +10066,7 @@
         <w:t>The additional features did not produce a consistent improvement for every model and horizon</w:t>
       </w:r>
       <w:r>
-        <w:t xml:space="preserve">. However, they provided useful information about recent AQI </w:t>
-      </w:r>
-      <w:proofErr w:type="spellStart"/>
-      <w:r>
-        <w:t>behaviour</w:t>
-      </w:r>
-      <w:proofErr w:type="spellEnd"/>
-      <w:r>
-        <w:t>, temporal patterns, and environmental conditions and were retained for further evaluation.</w:t>
+        <w:t>. However, they provided useful information about recent AQI behaviour, temporal patterns, and environmental conditions and were retained for further evaluation.</w:t>
       </w:r>
     </w:p>
     <w:p>
@@ -10275,15 +11118,7 @@
         <w:spacing w:line="276" w:lineRule="auto"/>
       </w:pPr>
       <w:r>
-        <w:t xml:space="preserve">This decision also provided the final models with access to multiple sources of information, including recent AQI </w:t>
-      </w:r>
-      <w:proofErr w:type="spellStart"/>
-      <w:r>
-        <w:t>behaviour</w:t>
-      </w:r>
-      <w:proofErr w:type="spellEnd"/>
-      <w:r>
-        <w:t>, longer-term AQI statistics, temporal pa</w:t>
+        <w:t>This decision also provided the final models with access to multiple sources of information, including recent AQI behaviour, longer-term AQI statistics, temporal pa</w:t>
       </w:r>
       <w:r>
         <w:t>tterns, and weather conditions.</w:t>
@@ -10651,14 +11486,12 @@
                 <w:szCs w:val="24"/>
               </w:rPr>
             </w:pPr>
-            <w:proofErr w:type="spellStart"/>
             <w:r>
               <w:rPr>
                 <w:rStyle w:val="Strong"/>
               </w:rPr>
               <w:t>XGBoost</w:t>
             </w:r>
-            <w:proofErr w:type="spellEnd"/>
           </w:p>
         </w:tc>
         <w:tc>
@@ -10745,11 +11578,9 @@
                 <w:szCs w:val="24"/>
               </w:rPr>
             </w:pPr>
-            <w:proofErr w:type="spellStart"/>
             <w:r>
               <w:t>CatBoost</w:t>
             </w:r>
-            <w:proofErr w:type="spellEnd"/>
           </w:p>
         </w:tc>
         <w:tc>
@@ -10988,14 +11819,12 @@
                 <w:szCs w:val="24"/>
               </w:rPr>
             </w:pPr>
-            <w:proofErr w:type="spellStart"/>
             <w:r>
               <w:rPr>
                 <w:rStyle w:val="Strong"/>
               </w:rPr>
               <w:t>XGBoost</w:t>
             </w:r>
-            <w:proofErr w:type="spellEnd"/>
           </w:p>
         </w:tc>
         <w:tc>
@@ -11076,14 +11905,12 @@
                 <w:szCs w:val="24"/>
               </w:rPr>
             </w:pPr>
-            <w:proofErr w:type="spellStart"/>
             <w:r>
               <w:rPr>
                 <w:rStyle w:val="Strong"/>
               </w:rPr>
               <w:t>CatBoost</w:t>
             </w:r>
-            <w:proofErr w:type="spellEnd"/>
           </w:p>
         </w:tc>
         <w:tc>
@@ -11343,11 +12170,9 @@
                 <w:szCs w:val="24"/>
               </w:rPr>
             </w:pPr>
-            <w:proofErr w:type="spellStart"/>
             <w:r>
               <w:t>XGBoost</w:t>
             </w:r>
-            <w:proofErr w:type="spellEnd"/>
           </w:p>
         </w:tc>
         <w:tc>
@@ -11425,11 +12250,9 @@
                 <w:szCs w:val="24"/>
               </w:rPr>
             </w:pPr>
-            <w:proofErr w:type="spellStart"/>
             <w:r>
               <w:t>CatBoost</w:t>
             </w:r>
-            <w:proofErr w:type="spellEnd"/>
           </w:p>
         </w:tc>
         <w:tc>
@@ -11668,11 +12491,9 @@
             <w:pPr>
               <w:spacing w:line="276" w:lineRule="auto"/>
             </w:pPr>
-            <w:proofErr w:type="spellStart"/>
             <w:r>
               <w:t>XGBoost</w:t>
             </w:r>
-            <w:proofErr w:type="spellEnd"/>
           </w:p>
         </w:tc>
         <w:tc>
@@ -11753,11 +12574,9 @@
             <w:pPr>
               <w:spacing w:line="276" w:lineRule="auto"/>
             </w:pPr>
-            <w:proofErr w:type="spellStart"/>
             <w:r>
               <w:t>CatBoost</w:t>
             </w:r>
-            <w:proofErr w:type="spellEnd"/>
           </w:p>
         </w:tc>
         <w:tc>
@@ -11907,23 +12726,7 @@
         <w:spacing w:line="276" w:lineRule="auto"/>
       </w:pPr>
       <w:r>
-        <w:t xml:space="preserve">The final results demonstrate that no single model architecture was optimal across all forecasting horizons. </w:t>
-      </w:r>
-      <w:proofErr w:type="spellStart"/>
-      <w:r>
-        <w:t>XGBoost</w:t>
-      </w:r>
-      <w:proofErr w:type="spellEnd"/>
-      <w:r>
-        <w:t xml:space="preserve"> achieved the best 24-hour performance, </w:t>
-      </w:r>
-      <w:proofErr w:type="spellStart"/>
-      <w:r>
-        <w:t>CatBoost</w:t>
-      </w:r>
-      <w:proofErr w:type="spellEnd"/>
-      <w:r>
-        <w:t xml:space="preserve"> provided the strongest 48-hour performance, and Random Forest achieved the best 72-hour performance.</w:t>
+        <w:t>The final results demonstrate that no single model architecture was optimal across all forecasting horizons. XGBoost achieved the best 24-hour performance, CatBoost provided the strongest 48-hour performance, and Random Forest achieved the best 72-hour performance.</w:t>
       </w:r>
     </w:p>
     <w:p>
@@ -11945,16 +12748,21 @@
         <w:rPr>
           <w:rStyle w:val="Strong"/>
         </w:rPr>
-        <w:t xml:space="preserve">24h → </w:t>
-      </w:r>
-      <w:proofErr w:type="spellStart"/>
+        <w:t>24h → XGBoost</w:t>
+      </w:r>
+    </w:p>
+    <w:p>
+      <w:pPr>
+        <w:pStyle w:val="NormalWeb"/>
+        <w:spacing w:line="276" w:lineRule="auto"/>
+        <w:jc w:val="center"/>
+      </w:pPr>
       <w:r>
         <w:rPr>
           <w:rStyle w:val="Strong"/>
         </w:rPr>
-        <w:t>XGBoost</w:t>
-      </w:r>
-      <w:proofErr w:type="spellEnd"/>
+        <w:t>48h → CatBoost</w:t>
+      </w:r>
     </w:p>
     <w:p>
       <w:pPr>
@@ -11966,16 +12774,96 @@
         <w:rPr>
           <w:rStyle w:val="Strong"/>
         </w:rPr>
-        <w:t xml:space="preserve">48h → </w:t>
-      </w:r>
-      <w:proofErr w:type="spellStart"/>
+        <w:t>72h → Random Forest</w:t>
+      </w:r>
+    </w:p>
+    <w:p>
+      <w:pPr>
+        <w:pStyle w:val="NormalWeb"/>
+        <w:spacing w:line="276" w:lineRule="auto"/>
+      </w:pPr>
+      <w:r>
+        <w:t>The results also demonstrate the expected reduction in forecasting accuracy as the prediction horizon increases. The 24-hour model achieved an R² of 0.759, while the 72-hour model achieved an R² of 0.648. Despite this degradation, the 72-hour model remained capable of explaining a substantial portion</w:t>
+      </w:r>
+      <w:r>
+        <w:t xml:space="preserve"> of the observed AQI variation.</w:t>
+      </w:r>
+    </w:p>
+    <w:p>
+      <w:pPr>
+        <w:pStyle w:val="Heading1"/>
+        <w:spacing w:line="276" w:lineRule="auto"/>
+        <w:rPr>
+          <w:szCs w:val="32"/>
+        </w:rPr>
+      </w:pPr>
+      <w:r>
+        <w:rPr>
+          <w:szCs w:val="32"/>
+        </w:rPr>
+        <w:t>12</w:t>
+      </w:r>
+      <w:r>
+        <w:rPr>
+          <w:szCs w:val="32"/>
+        </w:rPr>
+        <w:t>. Feature Store Selection and Implementation</w:t>
+      </w:r>
+    </w:p>
+    <w:p>
+      <w:pPr>
+        <w:pStyle w:val="Heading2"/>
+        <w:spacing w:line="276" w:lineRule="auto"/>
+      </w:pPr>
+      <w:r>
+        <w:t>1</w:t>
+      </w:r>
+      <w:r>
+        <w:t>2</w:t>
+      </w:r>
+      <w:r>
+        <w:t xml:space="preserve">.1 </w:t>
+      </w:r>
+      <w:r>
+        <w:t>Feast</w:t>
+      </w:r>
+      <w:r>
+        <w:t xml:space="preserve"> </w:t>
+      </w:r>
+    </w:p>
+    <w:p>
+      <w:pPr>
+        <w:pStyle w:val="NormalWeb"/>
+        <w:spacing w:line="276" w:lineRule="auto"/>
+      </w:pPr>
+      <w:r>
+        <w:t xml:space="preserve">Feast </w:t>
+      </w:r>
+      <w:r>
+        <w:t>was particularly useful for the AQI forecasting system because the same engineered features used during model training needed to be available when generating live predictions.</w:t>
+      </w:r>
+    </w:p>
+    <w:p>
+      <w:pPr>
+        <w:pStyle w:val="NormalWeb"/>
+        <w:spacing w:line="276" w:lineRule="auto"/>
+      </w:pPr>
+      <w:r>
+        <w:t>The feature-store architecture was designed around:</w:t>
+      </w:r>
+    </w:p>
+    <w:p>
+      <w:pPr>
+        <w:pStyle w:val="NormalWeb"/>
+        <w:spacing w:line="276" w:lineRule="auto"/>
+        <w:jc w:val="center"/>
+      </w:pPr>
       <w:r>
         <w:rPr>
           <w:rStyle w:val="Strong"/>
         </w:rPr>
-        <w:t>CatBoost</w:t>
-      </w:r>
-      <w:proofErr w:type="spellEnd"/>
+        <w:t>Historical AQI + Weather Data</w:t>
+      </w:r>
     </w:p>
     <w:p>
       <w:pPr>
@@ -11984,255 +12872,30 @@
         <w:jc w:val="center"/>
       </w:pPr>
       <w:r>
+        <w:t>↓</w:t>
+      </w:r>
+    </w:p>
+    <w:p>
+      <w:pPr>
+        <w:pStyle w:val="NormalWeb"/>
+        <w:spacing w:line="276" w:lineRule="auto"/>
+        <w:jc w:val="center"/>
+      </w:pPr>
+      <w:r>
         <w:rPr>
           <w:rStyle w:val="Strong"/>
         </w:rPr>
-        <w:t>72h → Random Forest</w:t>
-      </w:r>
-    </w:p>
-    <w:p>
-      <w:pPr>
-        <w:pStyle w:val="NormalWeb"/>
-        <w:spacing w:line="276" w:lineRule="auto"/>
-      </w:pPr>
-      <w:r>
-        <w:t>The results also demonstrate the expected reduction in forecasting accuracy as the prediction horizon increases. The 24-hour model achieved an R² of 0.759, while the 72-hour model achieved an R² of 0.648. Despite this degradation, the 72-hour model remained capable of explaining a substantial portion</w:t>
-      </w:r>
-      <w:r>
-        <w:t xml:space="preserve"> of the observed AQI variation.</w:t>
-      </w:r>
-    </w:p>
-    <w:p>
-      <w:pPr>
-        <w:pStyle w:val="Heading1"/>
-        <w:spacing w:line="276" w:lineRule="auto"/>
-        <w:rPr>
-          <w:szCs w:val="32"/>
-        </w:rPr>
-      </w:pPr>
-      <w:r>
-        <w:rPr>
-          <w:szCs w:val="32"/>
-        </w:rPr>
-        <w:t>12</w:t>
-      </w:r>
-      <w:r>
-        <w:rPr>
-          <w:szCs w:val="32"/>
-        </w:rPr>
-        <w:t>. Feature Store Selection and Implementation</w:t>
-      </w:r>
-    </w:p>
-    <w:p>
-      <w:pPr>
-        <w:pStyle w:val="Heading2"/>
-        <w:spacing w:line="276" w:lineRule="auto"/>
-      </w:pPr>
-      <w:r>
-        <w:t>12</w:t>
-      </w:r>
-      <w:r>
-        <w:t xml:space="preserve">.1 Initial Consideration: </w:t>
-      </w:r>
-      <w:proofErr w:type="spellStart"/>
-      <w:r>
-        <w:t>Hopsworks</w:t>
-      </w:r>
-      <w:proofErr w:type="spellEnd"/>
-    </w:p>
-    <w:p>
-      <w:pPr>
-        <w:pStyle w:val="NormalWeb"/>
-        <w:spacing w:line="276" w:lineRule="auto"/>
-      </w:pPr>
-      <w:r>
-        <w:t xml:space="preserve">During the initial design of the project, </w:t>
-      </w:r>
-      <w:proofErr w:type="spellStart"/>
-      <w:r>
-        <w:rPr>
-          <w:rStyle w:val="Strong"/>
-        </w:rPr>
-        <w:t>Hopsworks</w:t>
-      </w:r>
-      <w:proofErr w:type="spellEnd"/>
-      <w:r>
-        <w:t xml:space="preserve"> was considered as the feature-store solution based on recommendations from the project mentors. </w:t>
-      </w:r>
-      <w:proofErr w:type="spellStart"/>
-      <w:r>
-        <w:t>Hopsworks</w:t>
-      </w:r>
-      <w:proofErr w:type="spellEnd"/>
-      <w:r>
-        <w:t xml:space="preserve"> provides an integrated platform for feature management, feature storage, and machine-learning workflows, making it a suitable choice for production-oriented machine-learning systems.</w:t>
-      </w:r>
-    </w:p>
-    <w:p>
-      <w:pPr>
-        <w:pStyle w:val="NormalWeb"/>
-        <w:spacing w:line="276" w:lineRule="auto"/>
-      </w:pPr>
-      <w:r>
-        <w:t>However, during implementation, several practical issues were encountered with the platform, particularly around its integration with the project's existing architecture and the requirements of deploying the system using lightweight and accessible cloud services.</w:t>
-      </w:r>
-    </w:p>
-    <w:p>
-      <w:pPr>
-        <w:pStyle w:val="NormalWeb"/>
-        <w:spacing w:line="276" w:lineRule="auto"/>
+        <w:t>Feature Engineering</w:t>
+      </w:r>
+    </w:p>
+    <w:p>
+      <w:pPr>
+        <w:pStyle w:val="NormalWeb"/>
+        <w:spacing w:line="276" w:lineRule="auto"/>
+        <w:jc w:val="center"/>
       </w:pPr>
       <w:r>
         <w:lastRenderedPageBreak/>
-        <w:t xml:space="preserve">Because the project was intended to be deployed using </w:t>
-      </w:r>
-      <w:r>
-        <w:rPr>
-          <w:rStyle w:val="Strong"/>
-        </w:rPr>
-        <w:t xml:space="preserve">GitHub Actions, </w:t>
-      </w:r>
-      <w:proofErr w:type="spellStart"/>
-      <w:r>
-        <w:rPr>
-          <w:rStyle w:val="Strong"/>
-        </w:rPr>
-        <w:t>Streamlit</w:t>
-      </w:r>
-      <w:proofErr w:type="spellEnd"/>
-      <w:r>
-        <w:rPr>
-          <w:rStyle w:val="Strong"/>
-        </w:rPr>
-        <w:t xml:space="preserve">, </w:t>
-      </w:r>
-      <w:proofErr w:type="spellStart"/>
-      <w:r>
-        <w:rPr>
-          <w:rStyle w:val="Strong"/>
-        </w:rPr>
-        <w:t>Supabase</w:t>
-      </w:r>
-      <w:proofErr w:type="spellEnd"/>
-      <w:r>
-        <w:rPr>
-          <w:rStyle w:val="Strong"/>
-        </w:rPr>
-        <w:t>, and Hugging Face</w:t>
-      </w:r>
-      <w:r>
-        <w:t>, using a simpler feature-store architecture was considered more appropriate.</w:t>
-      </w:r>
-    </w:p>
-    <w:p>
-      <w:pPr>
-        <w:pStyle w:val="Heading2"/>
-        <w:spacing w:line="276" w:lineRule="auto"/>
-      </w:pPr>
-      <w:r>
-        <w:t>1</w:t>
-      </w:r>
-      <w:r>
-        <w:t>2</w:t>
-      </w:r>
-      <w:r>
-        <w:t>.2 Selection of Feast</w:t>
-      </w:r>
-    </w:p>
-    <w:p>
-      <w:pPr>
-        <w:pStyle w:val="NormalWeb"/>
-        <w:spacing w:line="276" w:lineRule="auto"/>
-      </w:pPr>
-      <w:r>
-        <w:rPr>
-          <w:rStyle w:val="Strong"/>
-        </w:rPr>
-        <w:t>Feast (Feature Store)</w:t>
-      </w:r>
-      <w:r>
-        <w:t xml:space="preserve"> was therefore selected as the project's feature-store framework.</w:t>
-      </w:r>
-    </w:p>
-    <w:p>
-      <w:pPr>
-        <w:pStyle w:val="NormalWeb"/>
-        <w:spacing w:line="276" w:lineRule="auto"/>
-      </w:pPr>
-      <w:r>
-        <w:t xml:space="preserve">The main reason for selecting Feast was its ability to separate </w:t>
-      </w:r>
-      <w:r>
-        <w:rPr>
-          <w:rStyle w:val="Strong"/>
-        </w:rPr>
-        <w:t>feature engineering</w:t>
-      </w:r>
-      <w:r>
-        <w:t xml:space="preserve"> from </w:t>
-      </w:r>
-      <w:r>
-        <w:rPr>
-          <w:rStyle w:val="Strong"/>
-        </w:rPr>
-        <w:t>feature retrieval during inference</w:t>
-      </w:r>
-      <w:r>
-        <w:t>. This was particularly useful for the AQI forecasting system because the same engineered features used during model training needed to be available when generating live predictions.</w:t>
-      </w:r>
-    </w:p>
-    <w:p>
-      <w:pPr>
-        <w:pStyle w:val="NormalWeb"/>
-        <w:spacing w:line="276" w:lineRule="auto"/>
-      </w:pPr>
-      <w:r>
-        <w:t>The feature-store architecture was designed around:</w:t>
-      </w:r>
-    </w:p>
-    <w:p>
-      <w:pPr>
-        <w:pStyle w:val="NormalWeb"/>
-        <w:spacing w:line="276" w:lineRule="auto"/>
-        <w:jc w:val="center"/>
-      </w:pPr>
-      <w:r>
-        <w:rPr>
-          <w:rStyle w:val="Strong"/>
-        </w:rPr>
-        <w:t>Historical AQI + Weather Data</w:t>
-      </w:r>
-    </w:p>
-    <w:p>
-      <w:pPr>
-        <w:pStyle w:val="NormalWeb"/>
-        <w:spacing w:line="276" w:lineRule="auto"/>
-        <w:jc w:val="center"/>
-      </w:pPr>
-      <w:r>
-        <w:t>↓</w:t>
-      </w:r>
-    </w:p>
-    <w:p>
-      <w:pPr>
-        <w:pStyle w:val="NormalWeb"/>
-        <w:spacing w:line="276" w:lineRule="auto"/>
-        <w:jc w:val="center"/>
-      </w:pPr>
-      <w:r>
-        <w:rPr>
-          <w:rStyle w:val="Strong"/>
-        </w:rPr>
-        <w:t>Feature Engineering</w:t>
-      </w:r>
-    </w:p>
-    <w:p>
-      <w:pPr>
-        <w:pStyle w:val="NormalWeb"/>
-        <w:spacing w:line="276" w:lineRule="auto"/>
-        <w:jc w:val="center"/>
-      </w:pPr>
-      <w:r>
         <w:t>↓</w:t>
       </w:r>
     </w:p>
@@ -12357,7 +13020,6 @@
         <w:spacing w:line="276" w:lineRule="auto"/>
       </w:pPr>
       <w:r>
-        <w:lastRenderedPageBreak/>
         <w:t>Rolling AQI statistics</w:t>
       </w:r>
     </w:p>
@@ -12421,14 +13083,12 @@
       <w:r>
         <w:t xml:space="preserve">The Feast repository was maintained separately under the </w:t>
       </w:r>
-      <w:proofErr w:type="spellStart"/>
       <w:r>
         <w:rPr>
           <w:rStyle w:val="HTMLCode"/>
         </w:rPr>
         <w:t>feast_st</w:t>
       </w:r>
-      <w:proofErr w:type="spellEnd"/>
       <w:r>
         <w:t xml:space="preserve"> directory and contained the feature definitions and Feast configuration.</w:t>
       </w:r>
@@ -12481,58 +13141,37 @@
       <w:r>
         <w:t xml:space="preserve">After the prediction pipeline was stabilized, the online store was moved to </w:t>
       </w:r>
-      <w:proofErr w:type="spellStart"/>
       <w:r>
         <w:rPr>
           <w:rStyle w:val="Strong"/>
         </w:rPr>
-        <w:t>Supabase</w:t>
-      </w:r>
-      <w:proofErr w:type="spellEnd"/>
+        <w:t>Supabase PostgreSQL</w:t>
+      </w:r>
+      <w:r>
+        <w:t xml:space="preserve"> to make the system more suitable for cloud deployment.</w:t>
+      </w:r>
+    </w:p>
+    <w:p>
+      <w:pPr>
+        <w:pStyle w:val="NormalWeb"/>
+        <w:spacing w:line="276" w:lineRule="auto"/>
+      </w:pPr>
+      <w:r>
+        <w:t>The final architecture became:</w:t>
+      </w:r>
+    </w:p>
+    <w:p>
+      <w:pPr>
+        <w:pStyle w:val="NormalWeb"/>
+        <w:spacing w:line="276" w:lineRule="auto"/>
+        <w:jc w:val="center"/>
+      </w:pPr>
       <w:r>
         <w:rPr>
           <w:rStyle w:val="Strong"/>
         </w:rPr>
-        <w:t xml:space="preserve"> PostgreSQL</w:t>
-      </w:r>
-      <w:r>
-        <w:t xml:space="preserve"> to make the system more suitable for cloud deployment.</w:t>
-      </w:r>
-    </w:p>
-    <w:p>
-      <w:pPr>
-        <w:pStyle w:val="NormalWeb"/>
-        <w:spacing w:line="276" w:lineRule="auto"/>
-      </w:pPr>
-      <w:r>
-        <w:t>The final architecture became:</w:t>
-      </w:r>
-    </w:p>
-    <w:p>
-      <w:pPr>
-        <w:pStyle w:val="NormalWeb"/>
-        <w:spacing w:line="276" w:lineRule="auto"/>
-        <w:jc w:val="center"/>
-      </w:pPr>
-      <w:r>
-        <w:rPr>
-          <w:rStyle w:val="Strong"/>
-        </w:rPr>
-        <w:t xml:space="preserve">Feature Engineering → Feast → </w:t>
-      </w:r>
-      <w:proofErr w:type="spellStart"/>
-      <w:r>
-        <w:rPr>
-          <w:rStyle w:val="Strong"/>
-        </w:rPr>
-        <w:t>Supabase</w:t>
-      </w:r>
-      <w:proofErr w:type="spellEnd"/>
-      <w:r>
-        <w:rPr>
-          <w:rStyle w:val="Strong"/>
-        </w:rPr>
-        <w:t xml:space="preserve"> PostgreSQL → Prediction</w:t>
+        <w:lastRenderedPageBreak/>
+        <w:t>Feature Engineering → Feast → Supabase PostgreSQL → Prediction</w:t>
       </w:r>
     </w:p>
     <w:p>
@@ -12583,15 +13222,7 @@
         <w:t>13</w:t>
       </w:r>
       <w:r>
-        <w:t xml:space="preserve">.1 Entity </w:t>
-      </w:r>
-      <w:proofErr w:type="spellStart"/>
-      <w:r>
-        <w:t>DataFrame</w:t>
-      </w:r>
-      <w:proofErr w:type="spellEnd"/>
-      <w:r>
-        <w:t xml:space="preserve"> Conflict</w:t>
+        <w:t>.1 Entity DataFrame Conflict</w:t>
       </w:r>
     </w:p>
     <w:p>
@@ -12628,43 +13259,7 @@
           <w:b/>
           <w:bCs/>
         </w:rPr>
-        <w:t>_</w:t>
-      </w:r>
-      <w:proofErr w:type="spellStart"/>
-      <w:r>
-        <w:rPr>
-          <w:rStyle w:val="HTMLCode"/>
-          <w:b/>
-          <w:bCs/>
-        </w:rPr>
-        <w:t>prepare_entities_to_read_from_online_</w:t>
-      </w:r>
-      <w:proofErr w:type="gramStart"/>
-      <w:r>
-        <w:rPr>
-          <w:rStyle w:val="HTMLCode"/>
-          <w:b/>
-          <w:bCs/>
-        </w:rPr>
-        <w:t>store</w:t>
-      </w:r>
-      <w:proofErr w:type="spellEnd"/>
-      <w:r>
-        <w:rPr>
-          <w:rStyle w:val="HTMLCode"/>
-          <w:b/>
-          <w:bCs/>
-        </w:rPr>
-        <w:t>(</w:t>
-      </w:r>
-      <w:proofErr w:type="gramEnd"/>
-      <w:r>
-        <w:rPr>
-          <w:rStyle w:val="HTMLCode"/>
-          <w:b/>
-          <w:bCs/>
-        </w:rPr>
-        <w:t>)</w:t>
+        <w:t>_prepare_entities_to_read_from_online_store()</w:t>
       </w:r>
     </w:p>
     <w:p>
@@ -12682,7 +13277,6 @@
         <w:spacing w:line="276" w:lineRule="auto"/>
       </w:pPr>
       <w:r>
-        <w:lastRenderedPageBreak/>
         <w:t>The problem was related to the representation of the entity data supplied to Feast. The online-store implementation expected entities in a particular internal structure, with support for a list of dictionaries that could then be converted into a columnar representation.</w:t>
       </w:r>
     </w:p>
@@ -12810,6 +13404,7 @@
         <w:spacing w:line="276" w:lineRule="auto"/>
       </w:pPr>
       <w:r>
+        <w:lastRenderedPageBreak/>
         <w:t>Rolling features</w:t>
       </w:r>
     </w:p>
@@ -12862,40 +13457,16 @@
         <w:spacing w:line="276" w:lineRule="auto"/>
       </w:pPr>
       <w:r>
-        <w:t xml:space="preserve">The local SQLite implementation stored timestamps internally as integer Unix timestamps, while parts of the application expected </w:t>
-      </w:r>
-      <w:proofErr w:type="spellStart"/>
-      <w:r>
-        <w:t>timezone</w:t>
-      </w:r>
-      <w:proofErr w:type="spellEnd"/>
-      <w:r>
-        <w:t xml:space="preserve">-aware </w:t>
-      </w:r>
-      <w:proofErr w:type="spellStart"/>
-      <w:r>
-        <w:t>datetime</w:t>
-      </w:r>
-      <w:proofErr w:type="spellEnd"/>
-      <w:r>
-        <w:t xml:space="preserve"> values.</w:t>
-      </w:r>
-    </w:p>
-    <w:p>
-      <w:pPr>
-        <w:pStyle w:val="NormalWeb"/>
-        <w:spacing w:line="276" w:lineRule="auto"/>
-      </w:pPr>
-      <w:r>
-        <w:t xml:space="preserve">This resulted in errors when the returned timestamp was treated as an ISO-formatted </w:t>
-      </w:r>
-      <w:proofErr w:type="spellStart"/>
-      <w:r>
-        <w:t>datetime</w:t>
-      </w:r>
-      <w:proofErr w:type="spellEnd"/>
-      <w:r>
-        <w:t xml:space="preserve"> string.</w:t>
+        <w:t>The local SQLite implementation stored timestamps internally as integer Unix timestamps, while parts of the application expected timezone-aware datetime values.</w:t>
+      </w:r>
+    </w:p>
+    <w:p>
+      <w:pPr>
+        <w:pStyle w:val="NormalWeb"/>
+        <w:spacing w:line="276" w:lineRule="auto"/>
+      </w:pPr>
+      <w:r>
+        <w:t>This resulted in errors when the returned timestamp was treated as an ISO-formatted datetime string.</w:t>
       </w:r>
     </w:p>
     <w:p>
@@ -12923,16 +13494,7 @@
         <w:spacing w:line="276" w:lineRule="auto"/>
       </w:pPr>
       <w:r>
-        <w:lastRenderedPageBreak/>
-        <w:t xml:space="preserve">The issue was resolved by explicitly converting the returned Unix timestamp into a UTC-aware </w:t>
-      </w:r>
-      <w:proofErr w:type="spellStart"/>
-      <w:r>
-        <w:t>datetime</w:t>
-      </w:r>
-      <w:proofErr w:type="spellEnd"/>
-      <w:r>
-        <w:t xml:space="preserve"> and avoiding unnecessary retrieval of timestamp fields when they were not required as model features.</w:t>
+        <w:t>The issue was resolved by explicitly converting the returned Unix timestamp into a UTC-aware datetime and avoiding unnecessary retrieval of timestamp fields when they were not required as model features.</w:t>
       </w:r>
     </w:p>
     <w:p>
@@ -12941,15 +13503,7 @@
         <w:spacing w:line="276" w:lineRule="auto"/>
       </w:pPr>
       <w:r>
-        <w:t xml:space="preserve">14.4 Migration to </w:t>
-      </w:r>
-      <w:proofErr w:type="spellStart"/>
-      <w:r>
-        <w:t>Supabase</w:t>
-      </w:r>
-      <w:proofErr w:type="spellEnd"/>
-      <w:r>
-        <w:t xml:space="preserve"> PostgreSQL</w:t>
+        <w:t>14.4 Migration to Supabase PostgreSQL</w:t>
       </w:r>
     </w:p>
     <w:p>
@@ -12967,15 +13521,7 @@
         <w:spacing w:line="276" w:lineRule="auto"/>
       </w:pPr>
       <w:r>
-        <w:t xml:space="preserve">A local SQLite database would not provide a reliable shared online feature store for a remotely deployed </w:t>
-      </w:r>
-      <w:proofErr w:type="spellStart"/>
-      <w:r>
-        <w:t>Streamlit</w:t>
-      </w:r>
-      <w:proofErr w:type="spellEnd"/>
-      <w:r>
-        <w:t xml:space="preserve"> application and automated GitHub Actions workflows.</w:t>
+        <w:t>A local SQLite database would not provide a reliable shared online feature store for a remotely deployed Streamlit application and automated GitHub Actions workflows.</w:t>
       </w:r>
     </w:p>
     <w:p>
@@ -12986,19 +13532,11 @@
       <w:r>
         <w:t xml:space="preserve">The online store was therefore migrated to </w:t>
       </w:r>
-      <w:proofErr w:type="spellStart"/>
       <w:r>
         <w:rPr>
           <w:rStyle w:val="Strong"/>
         </w:rPr>
-        <w:t>Supabase</w:t>
-      </w:r>
-      <w:proofErr w:type="spellEnd"/>
-      <w:r>
-        <w:rPr>
-          <w:rStyle w:val="Strong"/>
-        </w:rPr>
-        <w:t xml:space="preserve"> PostgreSQL</w:t>
+        <w:t>Supabase PostgreSQL</w:t>
       </w:r>
       <w:r>
         <w:t>.</w:t>
@@ -13035,13 +13573,8 @@
         </w:numPr>
         <w:spacing w:line="276" w:lineRule="auto"/>
       </w:pPr>
-      <w:proofErr w:type="spellStart"/>
-      <w:r>
-        <w:t>Streamlit</w:t>
-      </w:r>
-      <w:proofErr w:type="spellEnd"/>
-      <w:r>
-        <w:t xml:space="preserve"> to retrieve features remotely.</w:t>
+      <w:r>
+        <w:t>Streamlit to retrieve features remotely.</w:t>
       </w:r>
     </w:p>
     <w:p>
@@ -13091,6 +13624,7 @@
         <w:rPr>
           <w:szCs w:val="32"/>
         </w:rPr>
+        <w:lastRenderedPageBreak/>
         <w:t>14. Cloud Storage and Model Management</w:t>
       </w:r>
     </w:p>
@@ -13100,40 +13634,22 @@
         <w:spacing w:line="276" w:lineRule="auto"/>
       </w:pPr>
       <w:r>
-        <w:t xml:space="preserve">14.1 </w:t>
-      </w:r>
-      <w:proofErr w:type="spellStart"/>
-      <w:r>
+        <w:t>14.1 Supabase Database</w:t>
+      </w:r>
+    </w:p>
+    <w:p>
+      <w:pPr>
+        <w:pStyle w:val="NormalWeb"/>
+        <w:spacing w:line="276" w:lineRule="auto"/>
+      </w:pPr>
+      <w:r>
+        <w:rPr>
+          <w:rStyle w:val="Strong"/>
+        </w:rPr>
         <w:t>Supabase</w:t>
       </w:r>
-      <w:proofErr w:type="spellEnd"/>
-      <w:r>
-        <w:t xml:space="preserve"> Database</w:t>
-      </w:r>
-    </w:p>
-    <w:p>
-      <w:pPr>
-        <w:pStyle w:val="NormalWeb"/>
-        <w:spacing w:line="276" w:lineRule="auto"/>
-      </w:pPr>
-      <w:proofErr w:type="spellStart"/>
-      <w:r>
-        <w:rPr>
-          <w:rStyle w:val="Strong"/>
-        </w:rPr>
-        <w:t>Supabase</w:t>
-      </w:r>
-      <w:proofErr w:type="spellEnd"/>
-      <w:r>
-        <w:t xml:space="preserve"> was selected as the project's central PostgreSQL database. It provides a remotely accessible database that can be used by the </w:t>
-      </w:r>
-      <w:proofErr w:type="spellStart"/>
-      <w:r>
-        <w:t>Streamlit</w:t>
-      </w:r>
-      <w:proofErr w:type="spellEnd"/>
-      <w:r>
-        <w:t xml:space="preserve"> application as well as the automated GitHub Actions pipelines.</w:t>
+      <w:r>
+        <w:t xml:space="preserve"> was selected as the project's central PostgreSQL database. It provides a remotely accessible database that can be used by the Streamlit application as well as the automated GitHub Actions pipelines.</w:t>
       </w:r>
     </w:p>
     <w:p>
@@ -13162,14 +13678,12 @@
       <w:r>
         <w:t xml:space="preserve">The </w:t>
       </w:r>
-      <w:proofErr w:type="spellStart"/>
       <w:r>
         <w:rPr>
           <w:rStyle w:val="HTMLCode"/>
         </w:rPr>
         <w:t>historical_data</w:t>
       </w:r>
-      <w:proofErr w:type="spellEnd"/>
       <w:r>
         <w:t xml:space="preserve"> table stores the observed AQI and weather data used throughout the system.</w:t>
       </w:r>
@@ -13193,7 +13707,6 @@
         <w:spacing w:line="276" w:lineRule="auto"/>
       </w:pPr>
       <w:r>
-        <w:lastRenderedPageBreak/>
         <w:t>Timestamp and city information</w:t>
       </w:r>
     </w:p>
@@ -13408,6 +13921,7 @@
         <w:spacing w:line="276" w:lineRule="auto"/>
       </w:pPr>
       <w:r>
+        <w:lastRenderedPageBreak/>
         <w:t>Evaluation status</w:t>
       </w:r>
     </w:p>
@@ -13419,14 +13933,12 @@
       <w:r>
         <w:t xml:space="preserve">Initially, </w:t>
       </w:r>
-      <w:proofErr w:type="spellStart"/>
       <w:r>
         <w:rPr>
           <w:rStyle w:val="HTMLCode"/>
         </w:rPr>
         <w:t>actual_aqi</w:t>
       </w:r>
-      <w:proofErr w:type="spellEnd"/>
       <w:r>
         <w:t xml:space="preserve"> is </w:t>
       </w:r>
@@ -13583,7 +14095,6 @@
         <w:spacing w:line="276" w:lineRule="auto"/>
       </w:pPr>
       <w:r>
-        <w:lastRenderedPageBreak/>
         <w:t>MAE</w:t>
       </w:r>
     </w:p>
@@ -13741,7 +14252,6 @@
                 <w:rFonts w:ascii="Courier New" w:hAnsi="Courier New" w:cs="Courier New"/>
               </w:rPr>
             </w:pPr>
-            <w:proofErr w:type="spellStart"/>
             <w:r>
               <w:rPr>
                 <w:rStyle w:val="HTMLCode"/>
@@ -13749,7 +14259,6 @@
               </w:rPr>
               <w:t>historical_data</w:t>
             </w:r>
-            <w:proofErr w:type="spellEnd"/>
           </w:p>
         </w:tc>
         <w:tc>
@@ -13926,6 +14435,7 @@
         <w:spacing w:line="276" w:lineRule="auto"/>
       </w:pPr>
       <w:r>
+        <w:lastRenderedPageBreak/>
         <w:t xml:space="preserve">This separation keeps </w:t>
       </w:r>
       <w:r>
@@ -13957,30 +14467,6 @@
           <w:szCs w:val="32"/>
         </w:rPr>
         <w:t>. Hugging Face Model Storage</w:t>
-      </w:r>
-    </w:p>
-    <w:p>
-      <w:pPr>
-        <w:pStyle w:val="NormalWeb"/>
-        <w:spacing w:line="276" w:lineRule="auto"/>
-      </w:pPr>
-      <w:r>
-        <w:rPr>
-          <w:rStyle w:val="Strong"/>
-        </w:rPr>
-        <w:t>Hugging Face Model Hub</w:t>
-      </w:r>
-      <w:r>
-        <w:t xml:space="preserve"> was selected as the model-storage solution because it is specifically designed for machine-learning models and provides convenient remote model hosting.</w:t>
-      </w:r>
-    </w:p>
-    <w:p>
-      <w:pPr>
-        <w:pStyle w:val="NormalWeb"/>
-        <w:spacing w:line="276" w:lineRule="auto"/>
-      </w:pPr>
-      <w:r>
-        <w:t>It also provides sufficient storage for maintaining model artifacts without requiring the application repository itself to contain the trained models.</w:t>
       </w:r>
     </w:p>
     <w:p>
@@ -14008,54 +14494,22 @@
           <w:b/>
           <w:bCs/>
         </w:rPr>
-        <w:t>flork-18115/</w:t>
-      </w:r>
-      <w:proofErr w:type="spellStart"/>
+        <w:t>flork-18115/AQI_prediciton_models</w:t>
+      </w:r>
+    </w:p>
+    <w:p>
+      <w:pPr>
+        <w:pStyle w:val="NormalWeb"/>
+        <w:spacing w:line="276" w:lineRule="auto"/>
+      </w:pPr>
+      <w:r>
+        <w:t xml:space="preserve">The application does not store these models locally. Instead, the model registry uses </w:t>
+      </w:r>
       <w:r>
         <w:rPr>
           <w:rStyle w:val="HTMLCode"/>
-          <w:b/>
-          <w:bCs/>
-        </w:rPr>
-        <w:t>AQI_prediciton_models</w:t>
-      </w:r>
-      <w:proofErr w:type="spellEnd"/>
-    </w:p>
-    <w:p>
-      <w:pPr>
-        <w:pStyle w:val="NormalWeb"/>
-        <w:spacing w:line="276" w:lineRule="auto"/>
-      </w:pPr>
-      <w:r>
-        <w:t xml:space="preserve">The application does not store these models locally. Instead, the model registry uses </w:t>
-      </w:r>
-      <w:proofErr w:type="spellStart"/>
-      <w:r>
-        <w:rPr>
-          <w:rStyle w:val="HTMLCode"/>
-        </w:rPr>
-        <w:t>hf_hub_</w:t>
-      </w:r>
-      <w:proofErr w:type="gramStart"/>
-      <w:r>
-        <w:rPr>
-          <w:rStyle w:val="HTMLCode"/>
-        </w:rPr>
-        <w:t>download</w:t>
-      </w:r>
-      <w:proofErr w:type="spellEnd"/>
-      <w:r>
-        <w:rPr>
-          <w:rStyle w:val="HTMLCode"/>
-        </w:rPr>
-        <w:t>(</w:t>
-      </w:r>
-      <w:proofErr w:type="gramEnd"/>
-      <w:r>
-        <w:rPr>
-          <w:rStyle w:val="HTMLCode"/>
-        </w:rPr>
-        <w:t>)</w:t>
+        </w:rPr>
+        <w:t>hf_hub_download()</w:t>
       </w:r>
       <w:r>
         <w:t xml:space="preserve"> to retrieve the required model from Hugging Face when it is needed.</w:t>
@@ -14067,7 +14521,6 @@
         <w:spacing w:line="276" w:lineRule="auto"/>
       </w:pPr>
       <w:r>
-        <w:lastRenderedPageBreak/>
         <w:t>The model is then loaded according to its format:</w:t>
       </w:r>
     </w:p>
@@ -14080,30 +14533,15 @@
         </w:numPr>
         <w:spacing w:line="276" w:lineRule="auto"/>
       </w:pPr>
-      <w:proofErr w:type="gramStart"/>
       <w:r>
         <w:rPr>
           <w:rStyle w:val="HTMLCode"/>
         </w:rPr>
-        <w:t>.</w:t>
-      </w:r>
-      <w:proofErr w:type="spellStart"/>
-      <w:r>
-        <w:rPr>
-          <w:rStyle w:val="HTMLCode"/>
-        </w:rPr>
-        <w:t>pkl</w:t>
-      </w:r>
-      <w:proofErr w:type="spellEnd"/>
-      <w:proofErr w:type="gramEnd"/>
-      <w:r>
-        <w:t xml:space="preserve"> → loaded using </w:t>
-      </w:r>
-      <w:proofErr w:type="spellStart"/>
-      <w:r>
-        <w:t>Joblib</w:t>
-      </w:r>
-      <w:proofErr w:type="spellEnd"/>
+        <w:t>.pkl</w:t>
+      </w:r>
+      <w:r>
+        <w:t xml:space="preserve"> → loaded using Joblib</w:t>
+      </w:r>
     </w:p>
     <w:p>
       <w:pPr>
@@ -14114,30 +14552,15 @@
         </w:numPr>
         <w:spacing w:line="276" w:lineRule="auto"/>
       </w:pPr>
-      <w:proofErr w:type="gramStart"/>
       <w:r>
         <w:rPr>
           <w:rStyle w:val="HTMLCode"/>
         </w:rPr>
-        <w:t>.</w:t>
-      </w:r>
-      <w:proofErr w:type="spellStart"/>
-      <w:r>
-        <w:rPr>
-          <w:rStyle w:val="HTMLCode"/>
-        </w:rPr>
-        <w:t>cbm</w:t>
-      </w:r>
-      <w:proofErr w:type="spellEnd"/>
-      <w:proofErr w:type="gramEnd"/>
-      <w:r>
-        <w:t xml:space="preserve"> → loaded using </w:t>
-      </w:r>
-      <w:proofErr w:type="spellStart"/>
-      <w:r>
-        <w:t>CatBoost</w:t>
-      </w:r>
-      <w:proofErr w:type="spellEnd"/>
+        <w:t>.cbm</w:t>
+      </w:r>
+      <w:r>
+        <w:t xml:space="preserve"> → loaded using CatBoost</w:t>
+      </w:r>
     </w:p>
     <w:p>
       <w:pPr>
@@ -14372,7 +14795,6 @@
         </w:rPr>
         <w:t xml:space="preserve">Can also be triggered manually using </w:t>
       </w:r>
-      <w:proofErr w:type="spellStart"/>
       <w:r>
         <w:rPr>
           <w:rFonts w:ascii="Courier New" w:eastAsia="Times New Roman" w:hAnsi="Courier New" w:cs="Courier New"/>
@@ -14381,7 +14803,6 @@
         </w:rPr>
         <w:t>workflow_dispatch</w:t>
       </w:r>
-      <w:proofErr w:type="spellEnd"/>
       <w:r>
         <w:rPr>
           <w:rFonts w:eastAsia="Times New Roman" w:cs="Times New Roman"/>
@@ -14590,6 +15011,7 @@
           <w:sz w:val="24"/>
           <w:szCs w:val="24"/>
         </w:rPr>
+        <w:lastRenderedPageBreak/>
         <w:t>Update historical data</w:t>
       </w:r>
       <w:r>
@@ -14900,10 +15322,8 @@
           <w:sz w:val="24"/>
           <w:szCs w:val="24"/>
         </w:rPr>
-        <w:lastRenderedPageBreak/>
         <w:t xml:space="preserve">Feast's online store in </w:t>
       </w:r>
-      <w:proofErr w:type="spellStart"/>
       <w:r>
         <w:rPr>
           <w:rFonts w:eastAsia="Times New Roman" w:cs="Times New Roman"/>
@@ -14912,18 +15332,7 @@
           <w:sz w:val="24"/>
           <w:szCs w:val="24"/>
         </w:rPr>
-        <w:t>Supabase</w:t>
-      </w:r>
-      <w:proofErr w:type="spellEnd"/>
-      <w:r>
-        <w:rPr>
-          <w:rFonts w:eastAsia="Times New Roman" w:cs="Times New Roman"/>
-          <w:b/>
-          <w:bCs/>
-          <w:sz w:val="24"/>
-          <w:szCs w:val="24"/>
-        </w:rPr>
-        <w:t>/PostgreSQL</w:t>
+        <w:t>Supabase/PostgreSQL</w:t>
       </w:r>
       <w:r>
         <w:rPr>
@@ -15009,20 +15418,8 @@
           <w:sz w:val="24"/>
           <w:szCs w:val="24"/>
         </w:rPr>
-        <w:t xml:space="preserve">24-hour → </w:t>
-      </w:r>
-      <w:proofErr w:type="spellStart"/>
-      <w:r>
-        <w:rPr>
-          <w:rFonts w:eastAsia="Times New Roman" w:cs="Times New Roman"/>
-          <w:b/>
-          <w:bCs/>
-          <w:sz w:val="24"/>
-          <w:szCs w:val="24"/>
-        </w:rPr>
-        <w:t>XGBoost</w:t>
-      </w:r>
-      <w:proofErr w:type="spellEnd"/>
+        <w:t>24-hour → XGBoost</w:t>
+      </w:r>
       <w:r>
         <w:rPr>
           <w:rFonts w:eastAsia="Times New Roman" w:cs="Times New Roman"/>
@@ -15053,20 +15450,8 @@
           <w:sz w:val="24"/>
           <w:szCs w:val="24"/>
         </w:rPr>
-        <w:t xml:space="preserve">48-hour → </w:t>
-      </w:r>
-      <w:proofErr w:type="spellStart"/>
-      <w:r>
-        <w:rPr>
-          <w:rFonts w:eastAsia="Times New Roman" w:cs="Times New Roman"/>
-          <w:b/>
-          <w:bCs/>
-          <w:sz w:val="24"/>
-          <w:szCs w:val="24"/>
-        </w:rPr>
-        <w:t>CatBoost</w:t>
-      </w:r>
-      <w:proofErr w:type="spellEnd"/>
+        <w:t>48-hour → CatBoost</w:t>
+      </w:r>
       <w:r>
         <w:rPr>
           <w:rFonts w:eastAsia="Times New Roman" w:cs="Times New Roman"/>
@@ -15179,29 +15564,7 @@
           <w:sz w:val="24"/>
           <w:szCs w:val="24"/>
         </w:rPr>
-        <w:t xml:space="preserve"> </w:t>
-      </w:r>
-      <w:proofErr w:type="spellStart"/>
-      <w:r>
-        <w:rPr>
-          <w:rFonts w:eastAsia="Times New Roman" w:cs="Times New Roman"/>
-          <w:b/>
-          <w:bCs/>
-          <w:sz w:val="24"/>
-          <w:szCs w:val="24"/>
-        </w:rPr>
-        <w:t>Supabase</w:t>
-      </w:r>
-      <w:proofErr w:type="spellEnd"/>
-      <w:r>
-        <w:rPr>
-          <w:rFonts w:eastAsia="Times New Roman" w:cs="Times New Roman"/>
-          <w:b/>
-          <w:bCs/>
-          <w:sz w:val="24"/>
-          <w:szCs w:val="24"/>
-        </w:rPr>
-        <w:t xml:space="preserve"> table</w:t>
+        <w:t xml:space="preserve"> Supabase table</w:t>
       </w:r>
       <w:r>
         <w:rPr>
@@ -15247,7 +15610,6 @@
           <w:szCs w:val="24"/>
         </w:rPr>
       </w:pPr>
-      <w:proofErr w:type="spellStart"/>
       <w:r>
         <w:rPr>
           <w:rFonts w:ascii="Courier New" w:eastAsia="Times New Roman" w:hAnsi="Courier New" w:cs="Courier New"/>
@@ -15256,7 +15618,6 @@
         </w:rPr>
         <w:t>predicted_aqi</w:t>
       </w:r>
-      <w:proofErr w:type="spellEnd"/>
       <w:r>
         <w:rPr>
           <w:rFonts w:eastAsia="Times New Roman" w:cs="Times New Roman"/>
@@ -15279,23 +15640,13 @@
           <w:szCs w:val="24"/>
         </w:rPr>
       </w:pPr>
-      <w:proofErr w:type="spellStart"/>
       <w:r>
         <w:rPr>
           <w:rFonts w:ascii="Courier New" w:eastAsia="Times New Roman" w:hAnsi="Courier New" w:cs="Courier New"/>
           <w:sz w:val="20"/>
           <w:szCs w:val="20"/>
         </w:rPr>
-        <w:t>actual_aqi</w:t>
-      </w:r>
-      <w:proofErr w:type="spellEnd"/>
-      <w:r>
-        <w:rPr>
-          <w:rFonts w:ascii="Courier New" w:eastAsia="Times New Roman" w:hAnsi="Courier New" w:cs="Courier New"/>
-          <w:sz w:val="20"/>
-          <w:szCs w:val="20"/>
-        </w:rPr>
-        <w:t xml:space="preserve"> = NULL</w:t>
+        <w:t>actual_aqi = NULL</w:t>
       </w:r>
       <w:r>
         <w:rPr>
@@ -15525,15 +15876,7 @@
         <w:t>once per day through GitHub Actions</w:t>
       </w:r>
       <w:r>
-        <w:t xml:space="preserve">. It retrieves unevaluated predictions from the </w:t>
-      </w:r>
-      <w:proofErr w:type="spellStart"/>
-      <w:r>
-        <w:t>Supabase</w:t>
-      </w:r>
-      <w:proofErr w:type="spellEnd"/>
-      <w:r>
-        <w:t xml:space="preserve"> </w:t>
+        <w:t xml:space="preserve">. It retrieves unevaluated predictions from the Supabase </w:t>
       </w:r>
       <w:r>
         <w:rPr>
@@ -15560,15 +15903,7 @@
         <w:spacing w:line="360" w:lineRule="auto"/>
       </w:pPr>
       <w:r>
-        <w:t xml:space="preserve">The pipeline first identifies </w:t>
-      </w:r>
-      <w:proofErr w:type="gramStart"/>
-      <w:r>
-        <w:t>predictions  that</w:t>
-      </w:r>
-      <w:proofErr w:type="gramEnd"/>
-      <w:r>
-        <w:t xml:space="preserve"> are ready for evaluation. A prediction is considered ready when its target timestamp has passed and its </w:t>
+        <w:t xml:space="preserve">The pipeline first identifies predictions  that are ready for evaluation. A prediction is considered ready when its target timestamp has passed and its </w:t>
       </w:r>
       <w:r>
         <w:rPr>
@@ -15601,26 +15936,10 @@
         <w:rPr>
           <w:rStyle w:val="Strong"/>
         </w:rPr>
-        <w:t>Open-</w:t>
-      </w:r>
-      <w:proofErr w:type="spellStart"/>
-      <w:r>
-        <w:rPr>
-          <w:rStyle w:val="Strong"/>
-        </w:rPr>
-        <w:t>Meteo</w:t>
-      </w:r>
-      <w:proofErr w:type="spellEnd"/>
-      <w:r>
-        <w:t xml:space="preserve">. The actual value is then written back to the corresponding record in the </w:t>
-      </w:r>
-      <w:proofErr w:type="spellStart"/>
-      <w:r>
-        <w:t>Supabase</w:t>
-      </w:r>
-      <w:proofErr w:type="spellEnd"/>
-      <w:r>
-        <w:t xml:space="preserve"> </w:t>
+        <w:t>Open-Meteo</w:t>
+      </w:r>
+      <w:r>
+        <w:t xml:space="preserve">. The actual value is then written back to the corresponding record in the Supabase </w:t>
       </w:r>
       <w:r>
         <w:rPr>
@@ -15640,6 +15959,9 @@
         <w:jc w:val="center"/>
       </w:pPr>
       <w:r>
+        <w:rPr>
+          <w:noProof/>
+        </w:rPr>
         <w:lastRenderedPageBreak/>
         <w:drawing>
           <wp:inline distT="0" distB="0" distL="0" distR="0" wp14:anchorId="3FB4017E" wp14:editId="77AA02F5">
@@ -15685,13 +16007,8 @@
         <w:jc w:val="center"/>
       </w:pPr>
       <w:r>
-        <w:t xml:space="preserve">Schema of Predictions table from </w:t>
-      </w:r>
-      <w:proofErr w:type="spellStart"/>
-      <w:r>
-        <w:t>Supabase</w:t>
-      </w:r>
-      <w:proofErr w:type="spellEnd"/>
+        <w:t>Schema of Predictions table from Supabase</w:t>
+      </w:r>
     </w:p>
     <w:p>
       <w:pPr>
@@ -15726,24 +16043,14 @@
         <w:spacing w:line="360" w:lineRule="auto"/>
       </w:pPr>
       <w:r>
-        <w:t xml:space="preserve">The monitoring pipeline also contributes to the continuous growth of the project's historical dataset. Newly available actual AQI observations and their corresponding weather observations are added to the </w:t>
-      </w:r>
-      <w:proofErr w:type="spellStart"/>
-      <w:r>
-        <w:t>Supabase</w:t>
-      </w:r>
-      <w:proofErr w:type="spellEnd"/>
-      <w:r>
-        <w:t xml:space="preserve"> </w:t>
-      </w:r>
-      <w:proofErr w:type="spellStart"/>
+        <w:t xml:space="preserve">The monitoring pipeline also contributes to the continuous growth of the project's historical dataset. Newly available actual AQI observations and their corresponding weather observations are added to the Supabase </w:t>
+      </w:r>
       <w:r>
         <w:rPr>
           <w:rStyle w:val="HTMLCode"/>
         </w:rPr>
         <w:t>historical_data</w:t>
       </w:r>
-      <w:proofErr w:type="spellEnd"/>
       <w:r>
         <w:t xml:space="preserve"> table.</w:t>
       </w:r>
@@ -15872,15 +16179,7 @@
         <w:spacing w:line="360" w:lineRule="auto"/>
       </w:pPr>
       <w:r>
-        <w:t xml:space="preserve">When a model is flagged, the result is recorded in the </w:t>
-      </w:r>
-      <w:proofErr w:type="spellStart"/>
-      <w:r>
-        <w:t>Supabase</w:t>
-      </w:r>
-      <w:proofErr w:type="spellEnd"/>
-      <w:r>
-        <w:t xml:space="preserve"> </w:t>
+        <w:t xml:space="preserve">When a model is flagged, the result is recorded in the Supabase </w:t>
       </w:r>
       <w:r>
         <w:rPr>
@@ -15899,6 +16198,9 @@
         <w:jc w:val="center"/>
       </w:pPr>
       <w:r>
+        <w:rPr>
+          <w:noProof/>
+        </w:rPr>
         <w:lastRenderedPageBreak/>
         <w:drawing>
           <wp:inline distT="0" distB="0" distL="0" distR="0" wp14:anchorId="446474ED" wp14:editId="5CE67B1E">
@@ -15950,15 +16252,7 @@
         <w:ind w:left="2160" w:firstLine="720"/>
       </w:pPr>
       <w:r>
-        <w:t xml:space="preserve"> Schema of Monitoring table in </w:t>
-      </w:r>
-      <w:proofErr w:type="spellStart"/>
-      <w:r>
-        <w:t>Supabase</w:t>
-      </w:r>
-      <w:proofErr w:type="spellEnd"/>
-      <w:r>
-        <w:t xml:space="preserve"> </w:t>
+        <w:t xml:space="preserve"> Schema of Monitoring table in Supabase </w:t>
       </w:r>
     </w:p>
     <w:p>
@@ -16044,15 +16338,7 @@
         <w:t>GitHub Actions</w:t>
       </w:r>
       <w:r>
-        <w:t xml:space="preserve">. It begins by checking the </w:t>
-      </w:r>
-      <w:proofErr w:type="spellStart"/>
-      <w:r>
-        <w:t>Supabase</w:t>
-      </w:r>
-      <w:proofErr w:type="spellEnd"/>
-      <w:r>
-        <w:t xml:space="preserve"> </w:t>
+        <w:t xml:space="preserve">. It begins by checking the Supabase </w:t>
       </w:r>
       <w:r>
         <w:rPr>
@@ -16086,15 +16372,7 @@
         <w:spacing w:line="276" w:lineRule="auto"/>
       </w:pPr>
       <w:r>
-        <w:t xml:space="preserve">The first stage queries </w:t>
-      </w:r>
-      <w:proofErr w:type="spellStart"/>
-      <w:r>
-        <w:t>Supabase</w:t>
-      </w:r>
-      <w:proofErr w:type="spellEnd"/>
-      <w:r>
-        <w:t xml:space="preserve"> to determine whether any forecasting horizons have been marked as requiring retraining.</w:t>
+        <w:t>The first stage queries Supabase to determine whether any forecasting horizons have been marked as requiring retraining.</w:t>
       </w:r>
     </w:p>
     <w:p>
@@ -16196,24 +16474,14 @@
         <w:spacing w:line="276" w:lineRule="auto"/>
       </w:pPr>
       <w:r>
-        <w:t xml:space="preserve">For every flagged horizon, the pipeline retrieves the available historical AQI and weather observations from the </w:t>
-      </w:r>
-      <w:proofErr w:type="spellStart"/>
-      <w:r>
-        <w:t>Supabase</w:t>
-      </w:r>
-      <w:proofErr w:type="spellEnd"/>
-      <w:r>
-        <w:t xml:space="preserve"> </w:t>
-      </w:r>
-      <w:proofErr w:type="spellStart"/>
+        <w:t xml:space="preserve">For every flagged horizon, the pipeline retrieves the available historical AQI and weather observations from the Supabase </w:t>
+      </w:r>
       <w:r>
         <w:rPr>
           <w:rStyle w:val="HTMLCode"/>
         </w:rPr>
         <w:t>historical_data</w:t>
       </w:r>
-      <w:proofErr w:type="spellEnd"/>
       <w:r>
         <w:t xml:space="preserve"> table.</w:t>
       </w:r>
@@ -16611,11 +16879,9 @@
         </w:numPr>
         <w:spacing w:before="100" w:beforeAutospacing="1" w:after="100" w:afterAutospacing="1" w:line="276" w:lineRule="auto"/>
       </w:pPr>
-      <w:proofErr w:type="spellStart"/>
       <w:r>
         <w:t>XGBoost</w:t>
       </w:r>
-      <w:proofErr w:type="spellEnd"/>
     </w:p>
     <w:p>
       <w:pPr>
@@ -16625,11 +16891,9 @@
         </w:numPr>
         <w:spacing w:before="100" w:beforeAutospacing="1" w:after="100" w:afterAutospacing="1" w:line="276" w:lineRule="auto"/>
       </w:pPr>
-      <w:proofErr w:type="spellStart"/>
       <w:r>
         <w:t>CatBoost</w:t>
       </w:r>
-      <w:proofErr w:type="spellEnd"/>
     </w:p>
     <w:p>
       <w:pPr>
@@ -16996,16 +17260,8 @@
         <w:rPr>
           <w:rStyle w:val="HTMLCode"/>
         </w:rPr>
-        <w:t>2026-08-29_</w:t>
-      </w:r>
-      <w:proofErr w:type="gramStart"/>
-      <w:r>
-        <w:rPr>
-          <w:rStyle w:val="HTMLCode"/>
-        </w:rPr>
-        <w:t>72.keras</w:t>
-      </w:r>
-      <w:proofErr w:type="gramEnd"/>
+        <w:t>2026-08-29_72.keras</w:t>
+      </w:r>
     </w:p>
     <w:p>
       <w:pPr>
@@ -17025,29 +17281,15 @@
         <w:spacing w:before="100" w:beforeAutospacing="1" w:after="100" w:afterAutospacing="1" w:line="276" w:lineRule="auto"/>
       </w:pPr>
       <w:r>
-        <w:t xml:space="preserve">LSTM </w:t>
-      </w:r>
-      <w:proofErr w:type="gramStart"/>
-      <w:r>
-        <w:t xml:space="preserve">→ </w:t>
+        <w:t xml:space="preserve">LSTM → </w:t>
       </w:r>
       <w:r>
         <w:rPr>
           <w:rStyle w:val="HTMLCode"/>
           <w:rFonts w:eastAsiaTheme="minorHAnsi"/>
         </w:rPr>
-        <w:t>.</w:t>
-      </w:r>
-      <w:proofErr w:type="spellStart"/>
-      <w:r>
-        <w:rPr>
-          <w:rStyle w:val="HTMLCode"/>
-          <w:rFonts w:eastAsiaTheme="minorHAnsi"/>
-        </w:rPr>
-        <w:t>keras</w:t>
-      </w:r>
-      <w:proofErr w:type="spellEnd"/>
-      <w:proofErr w:type="gramEnd"/>
+        <w:t>.keras</w:t>
+      </w:r>
     </w:p>
     <w:p>
       <w:pPr>
@@ -17057,35 +17299,16 @@
         </w:numPr>
         <w:spacing w:before="100" w:beforeAutospacing="1" w:after="100" w:afterAutospacing="1" w:line="276" w:lineRule="auto"/>
       </w:pPr>
-      <w:proofErr w:type="spellStart"/>
-      <w:r>
-        <w:t>CatBoost</w:t>
-      </w:r>
-      <w:proofErr w:type="spellEnd"/>
-      <w:r>
-        <w:t xml:space="preserve"> </w:t>
-      </w:r>
-      <w:proofErr w:type="gramStart"/>
-      <w:r>
-        <w:t xml:space="preserve">→ </w:t>
+      <w:r>
+        <w:t xml:space="preserve">CatBoost → </w:t>
       </w:r>
       <w:r>
         <w:rPr>
           <w:rStyle w:val="HTMLCode"/>
           <w:rFonts w:eastAsiaTheme="minorHAnsi"/>
         </w:rPr>
-        <w:t>.</w:t>
-      </w:r>
-      <w:proofErr w:type="spellStart"/>
-      <w:r>
-        <w:rPr>
-          <w:rStyle w:val="HTMLCode"/>
-          <w:rFonts w:eastAsiaTheme="minorHAnsi"/>
-        </w:rPr>
-        <w:t>cbm</w:t>
-      </w:r>
-      <w:proofErr w:type="spellEnd"/>
-      <w:proofErr w:type="gramEnd"/>
+        <w:t>.cbm</w:t>
+      </w:r>
     </w:p>
     <w:p>
       <w:pPr>
@@ -17096,29 +17319,15 @@
         <w:spacing w:before="100" w:beforeAutospacing="1" w:after="100" w:afterAutospacing="1" w:line="276" w:lineRule="auto"/>
       </w:pPr>
       <w:r>
-        <w:t xml:space="preserve">Other ML models </w:t>
-      </w:r>
-      <w:proofErr w:type="gramStart"/>
-      <w:r>
-        <w:t xml:space="preserve">→ </w:t>
+        <w:t xml:space="preserve">Other ML models → </w:t>
       </w:r>
       <w:r>
         <w:rPr>
           <w:rStyle w:val="HTMLCode"/>
           <w:rFonts w:eastAsiaTheme="minorHAnsi"/>
         </w:rPr>
-        <w:t>.</w:t>
-      </w:r>
-      <w:proofErr w:type="spellStart"/>
-      <w:r>
-        <w:rPr>
-          <w:rStyle w:val="HTMLCode"/>
-          <w:rFonts w:eastAsiaTheme="minorHAnsi"/>
-        </w:rPr>
-        <w:t>pkl</w:t>
-      </w:r>
-      <w:proofErr w:type="spellEnd"/>
-      <w:proofErr w:type="gramEnd"/>
+        <w:t>.pkl</w:t>
+      </w:r>
     </w:p>
     <w:p>
       <w:pPr>
@@ -17490,7 +17699,7 @@
           </mc:Choice>
           <mc:Fallback>
             <w:pict>
-              <v:shape w14:anchorId="12FF6DEF" id="Text Box 8" o:spid="_x0000_s1027" type="#_x0000_t202" style="position:absolute;margin-left:0;margin-top:169.9pt;width:468pt;height:.05pt;z-index:251662336;visibility:visible;mso-wrap-style:square;mso-wrap-distance-left:9pt;mso-wrap-distance-top:0;mso-wrap-distance-right:9pt;mso-wrap-distance-bottom:0;mso-position-horizontal:absolute;mso-position-horizontal-relative:text;mso-position-vertical:absolute;mso-position-vertical-relative:text;v-text-anchor:top" o:gfxdata="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" stroked="f">
+              <v:shape w14:anchorId="12FF6DEF" id="Text Box 8" o:spid="_x0000_s1028" type="#_x0000_t202" style="position:absolute;margin-left:0;margin-top:169.9pt;width:468pt;height:.05pt;z-index:251662336;visibility:visible;mso-wrap-style:square;mso-wrap-distance-left:9pt;mso-wrap-distance-top:0;mso-wrap-distance-right:9pt;mso-wrap-distance-bottom:0;mso-position-horizontal:absolute;mso-position-horizontal-relative:text;mso-position-vertical:absolute;mso-position-vertical-relative:text;v-text-anchor:top" o:gfxdata="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" stroked="f">
                 <v:textbox style="mso-fit-shape-to-text:t" inset="0,0,0,0">
                   <w:txbxContent>
                     <w:p>
@@ -17754,7 +17963,7 @@
             <v:path o:extrusionok="f" gradientshapeok="t" o:connecttype="rect"/>
             <o:lock v:ext="edit" aspectratio="t"/>
           </v:shapetype>
-          <v:shape id="_x0000_i1030" type="#_x0000_t75" style="width:244.8pt;height:684.3pt">
+          <v:shape id="_x0000_i1025" type="#_x0000_t75" style="width:244.8pt;height:684pt">
             <v:imagedata r:id="rId19" o:title="mermaid-diagram"/>
           </v:shape>
         </w:pict>
@@ -17949,24 +18158,16 @@
         </w:rPr>
         <w:t xml:space="preserve">20. </w:t>
       </w:r>
-      <w:proofErr w:type="spellStart"/>
       <w:r>
         <w:rPr>
           <w:rFonts w:eastAsiaTheme="minorHAnsi"/>
         </w:rPr>
-        <w:t>Streamlit</w:t>
-      </w:r>
-      <w:proofErr w:type="spellEnd"/>
+        <w:t>Streamlit Dashboard Workflow</w:t>
+      </w:r>
       <w:r>
         <w:rPr>
           <w:rFonts w:eastAsiaTheme="minorHAnsi"/>
         </w:rPr>
-        <w:t xml:space="preserve"> Dashboard Workflow</w:t>
-      </w:r>
-      <w:r>
-        <w:rPr>
-          <w:rFonts w:eastAsiaTheme="minorHAnsi"/>
-        </w:rPr>
         <w:t xml:space="preserve"> and SHAP</w:t>
       </w:r>
     </w:p>
@@ -17986,39 +18187,7 @@
           <w:sz w:val="24"/>
           <w:szCs w:val="24"/>
         </w:rPr>
-        <w:t xml:space="preserve">The </w:t>
-      </w:r>
-      <w:proofErr w:type="spellStart"/>
-      <w:r>
-        <w:rPr>
-          <w:sz w:val="24"/>
-          <w:szCs w:val="24"/>
-        </w:rPr>
-        <w:t>Streamlit</w:t>
-      </w:r>
-      <w:proofErr w:type="spellEnd"/>
-      <w:r>
-        <w:rPr>
-          <w:sz w:val="24"/>
-          <w:szCs w:val="24"/>
-        </w:rPr>
-        <w:t xml:space="preserve"> application serves as the primary user interface for the AQI Prediction System, providing real-time access to forecasts, model performance monitoring, and model </w:t>
-      </w:r>
-      <w:proofErr w:type="spellStart"/>
-      <w:r>
-        <w:rPr>
-          <w:sz w:val="24"/>
-          <w:szCs w:val="24"/>
-        </w:rPr>
-        <w:t>explainability</w:t>
-      </w:r>
-      <w:proofErr w:type="spellEnd"/>
-      <w:r>
-        <w:rPr>
-          <w:sz w:val="24"/>
-          <w:szCs w:val="24"/>
-        </w:rPr>
-        <w:t xml:space="preserve"> features.</w:t>
+        <w:t>The Streamlit application serves as the primary user interface for the AQI Prediction System, providing real-time access to forecasts, model performance monitoring, and model explainability features.</w:t>
       </w:r>
     </w:p>
     <w:p>
@@ -18112,23 +18281,7 @@
           <w:sz w:val="24"/>
           <w:szCs w:val="24"/>
         </w:rPr>
-        <w:t xml:space="preserve"> – Handles all </w:t>
-      </w:r>
-      <w:proofErr w:type="spellStart"/>
-      <w:r>
-        <w:rPr>
-          <w:sz w:val="24"/>
-          <w:szCs w:val="24"/>
-        </w:rPr>
-        <w:t>Supabase</w:t>
-      </w:r>
-      <w:proofErr w:type="spellEnd"/>
-      <w:r>
-        <w:rPr>
-          <w:sz w:val="24"/>
-          <w:szCs w:val="24"/>
-        </w:rPr>
-        <w:t xml:space="preserve"> data retrieval operations for predictions, monitoring data, and backfill status.</w:t>
+        <w:t> – Handles all Supabase data retrieval operations for predictions, monitoring data, and backfill status.</w:t>
       </w:r>
     </w:p>
     <w:p>
@@ -18160,23 +18313,7 @@
           <w:sz w:val="24"/>
           <w:szCs w:val="24"/>
         </w:rPr>
-        <w:t xml:space="preserve"> – Manages SHAP-based model </w:t>
-      </w:r>
-      <w:proofErr w:type="spellStart"/>
-      <w:r>
-        <w:rPr>
-          <w:sz w:val="24"/>
-          <w:szCs w:val="24"/>
-        </w:rPr>
-        <w:t>explainability</w:t>
-      </w:r>
-      <w:proofErr w:type="spellEnd"/>
-      <w:r>
-        <w:rPr>
-          <w:sz w:val="24"/>
-          <w:szCs w:val="24"/>
-        </w:rPr>
-        <w:t>, loading models from Hugging Face and generating fe</w:t>
+        <w:t> – Manages SHAP-based model explainability, loading models from Hugging Face and generating fe</w:t>
       </w:r>
       <w:r>
         <w:rPr>
@@ -18234,23 +18371,7 @@
           <w:sz w:val="24"/>
           <w:szCs w:val="24"/>
         </w:rPr>
-        <w:t xml:space="preserve">Upon selecting a city from the dropdown menu (Islamabad, Lahore, Peshawar, or Rawalpindi) and clicking the "Get Prediction" button, the application queries the </w:t>
-      </w:r>
-      <w:proofErr w:type="spellStart"/>
-      <w:r>
-        <w:rPr>
-          <w:sz w:val="24"/>
-          <w:szCs w:val="24"/>
-        </w:rPr>
-        <w:t>Supabase</w:t>
-      </w:r>
-      <w:proofErr w:type="spellEnd"/>
-      <w:r>
-        <w:rPr>
-          <w:sz w:val="24"/>
-          <w:szCs w:val="24"/>
-        </w:rPr>
-        <w:t xml:space="preserve"> predictions table for the latest forecast. The system verifies that all three prediction horizons (24h, 48h, and 72h) </w:t>
+        <w:t xml:space="preserve">Upon selecting a city from the dropdown menu (Islamabad, Lahore, Peshawar, or Rawalpindi) and clicking the "Get Prediction" button, the application queries the Supabase predictions table for the latest forecast. The system verifies that all three prediction horizons (24h, 48h, and 72h) </w:t>
       </w:r>
       <w:r>
         <w:rPr>
@@ -18258,32 +18379,7 @@
           <w:szCs w:val="24"/>
         </w:rPr>
         <w:lastRenderedPageBreak/>
-        <w:t>are available before displaying results. Retrieved predictions are cached for 5 minutes using @</w:t>
-      </w:r>
-      <w:proofErr w:type="spellStart"/>
-      <w:proofErr w:type="gramStart"/>
-      <w:r>
-        <w:rPr>
-          <w:sz w:val="24"/>
-          <w:szCs w:val="24"/>
-        </w:rPr>
-        <w:t>st.cache</w:t>
-      </w:r>
-      <w:proofErr w:type="gramEnd"/>
-      <w:r>
-        <w:rPr>
-          <w:sz w:val="24"/>
-          <w:szCs w:val="24"/>
-        </w:rPr>
-        <w:t>_data</w:t>
-      </w:r>
-      <w:proofErr w:type="spellEnd"/>
-      <w:r>
-        <w:rPr>
-          <w:sz w:val="24"/>
-          <w:szCs w:val="24"/>
-        </w:rPr>
-        <w:t> to minimize database queries.</w:t>
+        <w:t>are available before displaying results. Retrieved predictions are cached for 5 minutes using @st.cache_data to minimize database queries.</w:t>
       </w:r>
     </w:p>
     <w:p>
@@ -18355,7 +18451,7 @@
           <w:sz w:val="24"/>
           <w:szCs w:val="24"/>
         </w:rPr>
-        <w:t> showing predicted values with corresponding air quality status labels (Good, Moderate, Unhealthy, etc.)</w:t>
+        <w:t xml:space="preserve"> showing predicted values </w:t>
       </w:r>
     </w:p>
     <w:p>
@@ -18380,14 +18476,14 @@
           <w:sz w:val="24"/>
           <w:szCs w:val="24"/>
         </w:rPr>
-        <w:t>Trend Line Chart</w:t>
-      </w:r>
-      <w:r>
-        <w:rPr>
-          <w:sz w:val="24"/>
-          <w:szCs w:val="24"/>
-        </w:rPr>
-        <w:t> displaying the forecast trajectory across the three horizons</w:t>
+        <w:t xml:space="preserve">Hazardous Alerts </w:t>
+      </w:r>
+      <w:r>
+        <w:rPr>
+          <w:sz w:val="24"/>
+          <w:szCs w:val="24"/>
+        </w:rPr>
+        <w:t>are shown when the AQI exceeds a certain limit</w:t>
       </w:r>
     </w:p>
     <w:p>
@@ -18407,27 +18503,50 @@
       </w:pPr>
       <w:r>
         <w:rPr>
-          <w:sz w:val="24"/>
-          <w:szCs w:val="24"/>
-        </w:rPr>
-        <w:t xml:space="preserve">Prediction generation timestamp displayed in PKT </w:t>
-      </w:r>
-      <w:proofErr w:type="spellStart"/>
-      <w:r>
-        <w:rPr>
-          <w:sz w:val="24"/>
-          <w:szCs w:val="24"/>
-        </w:rPr>
-        <w:t>timezone</w:t>
-      </w:r>
-      <w:proofErr w:type="spellEnd"/>
-    </w:p>
-    <w:p>
-      <w:pPr>
+          <w:b/>
+          <w:bCs/>
+          <w:sz w:val="24"/>
+          <w:szCs w:val="24"/>
+        </w:rPr>
+        <w:t>Trend Line Chart</w:t>
+      </w:r>
+      <w:r>
+        <w:rPr>
+          <w:sz w:val="24"/>
+          <w:szCs w:val="24"/>
+        </w:rPr>
+        <w:t> displaying the forecast trajectory across the three horizons</w:t>
+      </w:r>
+    </w:p>
+    <w:p>
+      <w:pPr>
+        <w:numPr>
+          <w:ilvl w:val="0"/>
+          <w:numId w:val="39"/>
+        </w:numPr>
         <w:tabs>
           <w:tab w:val="left" w:pos="5328"/>
         </w:tabs>
         <w:spacing w:line="276" w:lineRule="auto"/>
+        <w:rPr>
+          <w:sz w:val="24"/>
+          <w:szCs w:val="24"/>
+        </w:rPr>
+      </w:pPr>
+      <w:r>
+        <w:rPr>
+          <w:sz w:val="24"/>
+          <w:szCs w:val="24"/>
+        </w:rPr>
+        <w:t>Prediction generation timestamp displayed in PKT timezone</w:t>
+      </w:r>
+    </w:p>
+    <w:p>
+      <w:pPr>
+        <w:tabs>
+          <w:tab w:val="left" w:pos="5328"/>
+        </w:tabs>
+        <w:spacing w:line="276" w:lineRule="auto"/>
         <w:ind w:left="720"/>
         <w:rPr>
           <w:sz w:val="24"/>
@@ -18449,14 +18568,15 @@
       </w:pPr>
       <w:r>
         <w:rPr>
+          <w:noProof/>
           <w:sz w:val="24"/>
           <w:szCs w:val="24"/>
         </w:rPr>
         <w:drawing>
-          <wp:inline distT="0" distB="0" distL="0" distR="0" wp14:anchorId="3AD257BA" wp14:editId="59264367">
-            <wp:extent cx="5689159" cy="2919341"/>
-            <wp:effectExtent l="0" t="0" r="6985" b="0"/>
-            <wp:docPr id="16" name="Picture 16"/>
+          <wp:inline distT="0" distB="0" distL="0" distR="0" wp14:anchorId="35C2A6B8" wp14:editId="665DFC6B">
+            <wp:extent cx="5943600" cy="2329815"/>
+            <wp:effectExtent l="0" t="0" r="0" b="0"/>
+            <wp:docPr id="18" name="Picture 18"/>
             <wp:cNvGraphicFramePr>
               <a:graphicFrameLocks xmlns:a="http://schemas.openxmlformats.org/drawingml/2006/main" noChangeAspect="1"/>
             </wp:cNvGraphicFramePr>
@@ -18476,7 +18596,7 @@
                   <pic:spPr>
                     <a:xfrm>
                       <a:off x="0" y="0"/>
-                      <a:ext cx="5695659" cy="2922676"/>
+                      <a:ext cx="5943600" cy="2329815"/>
                     </a:xfrm>
                     <a:prstGeom prst="rect">
                       <a:avLst/>
@@ -18521,27 +18641,7 @@
           <w:sz w:val="24"/>
           <w:szCs w:val="24"/>
         </w:rPr>
-        <w:t xml:space="preserve">3. Model </w:t>
-      </w:r>
-      <w:proofErr w:type="spellStart"/>
-      <w:r>
-        <w:rPr>
-          <w:b/>
-          <w:bCs/>
-          <w:sz w:val="24"/>
-          <w:szCs w:val="24"/>
-        </w:rPr>
-        <w:t>Explainability</w:t>
-      </w:r>
-      <w:proofErr w:type="spellEnd"/>
-      <w:r>
-        <w:rPr>
-          <w:b/>
-          <w:bCs/>
-          <w:sz w:val="24"/>
-          <w:szCs w:val="24"/>
-        </w:rPr>
-        <w:t xml:space="preserve"> (SHAP Analysis)</w:t>
+        <w:t>3. Model Explainability (SHAP Analysis)</w:t>
       </w:r>
     </w:p>
     <w:p>
@@ -18739,42 +18839,27 @@
           <w:sz w:val="24"/>
           <w:szCs w:val="24"/>
         </w:rPr>
+        <w:t>The SHAP analysis loads the appropriate model from Hugging Face (flork-18115/AQI_prediciton_models) and samples up to 500 test observations for the selected city to compute explanations.</w:t>
+      </w:r>
+    </w:p>
+    <w:p>
+      <w:pPr>
+        <w:tabs>
+          <w:tab w:val="left" w:pos="5328"/>
+        </w:tabs>
+        <w:spacing w:line="276" w:lineRule="auto"/>
+        <w:rPr>
+          <w:sz w:val="24"/>
+          <w:szCs w:val="24"/>
+        </w:rPr>
+      </w:pPr>
+      <w:r>
+        <w:rPr>
+          <w:noProof/>
+          <w:sz w:val="24"/>
+          <w:szCs w:val="24"/>
+        </w:rPr>
         <w:lastRenderedPageBreak/>
-        <w:t>The SHAP analysis loads the appropriate model from Hugging Face (flork-18115/</w:t>
-      </w:r>
-      <w:proofErr w:type="spellStart"/>
-      <w:r>
-        <w:rPr>
-          <w:sz w:val="24"/>
-          <w:szCs w:val="24"/>
-        </w:rPr>
-        <w:t>AQI_prediciton_models</w:t>
-      </w:r>
-      <w:proofErr w:type="spellEnd"/>
-      <w:r>
-        <w:rPr>
-          <w:sz w:val="24"/>
-          <w:szCs w:val="24"/>
-        </w:rPr>
-        <w:t>) and samples up to 500 test observations for the selected city to compute explanations.</w:t>
-      </w:r>
-    </w:p>
-    <w:p>
-      <w:pPr>
-        <w:tabs>
-          <w:tab w:val="left" w:pos="5328"/>
-        </w:tabs>
-        <w:spacing w:line="276" w:lineRule="auto"/>
-        <w:rPr>
-          <w:sz w:val="24"/>
-          <w:szCs w:val="24"/>
-        </w:rPr>
-      </w:pPr>
-      <w:r>
-        <w:rPr>
-          <w:sz w:val="24"/>
-          <w:szCs w:val="24"/>
-        </w:rPr>
         <w:drawing>
           <wp:inline distT="0" distB="0" distL="0" distR="0" wp14:anchorId="3A83108A" wp14:editId="1AB46C3D">
             <wp:extent cx="5943600" cy="2538730"/>
@@ -18825,6 +18910,7 @@
       </w:pPr>
       <w:r>
         <w:rPr>
+          <w:noProof/>
           <w:sz w:val="24"/>
           <w:szCs w:val="24"/>
         </w:rPr>
@@ -19027,6 +19113,7 @@
       </w:pPr>
       <w:r>
         <w:rPr>
+          <w:noProof/>
           <w:sz w:val="28"/>
           <w:szCs w:val="28"/>
         </w:rPr>
@@ -19135,6 +19222,7 @@
       </w:pPr>
       <w:r>
         <w:rPr>
+          <w:noProof/>
           <w:sz w:val="24"/>
           <w:szCs w:val="24"/>
         </w:rPr>
@@ -19225,48 +19313,7 @@
           <w:sz w:val="24"/>
           <w:szCs w:val="24"/>
         </w:rPr>
-        <w:t>@</w:t>
-      </w:r>
-      <w:proofErr w:type="spellStart"/>
-      <w:proofErr w:type="gramStart"/>
-      <w:r>
-        <w:rPr>
-          <w:sz w:val="24"/>
-          <w:szCs w:val="24"/>
-        </w:rPr>
-        <w:t>st.cache</w:t>
-      </w:r>
-      <w:proofErr w:type="gramEnd"/>
-      <w:r>
-        <w:rPr>
-          <w:sz w:val="24"/>
-          <w:szCs w:val="24"/>
-        </w:rPr>
-        <w:t>_data</w:t>
-      </w:r>
-      <w:proofErr w:type="spellEnd"/>
-      <w:r>
-        <w:rPr>
-          <w:sz w:val="24"/>
-          <w:szCs w:val="24"/>
-        </w:rPr>
-        <w:t>(</w:t>
-      </w:r>
-      <w:proofErr w:type="spellStart"/>
-      <w:r>
-        <w:rPr>
-          <w:sz w:val="24"/>
-          <w:szCs w:val="24"/>
-        </w:rPr>
-        <w:t>ttl</w:t>
-      </w:r>
-      <w:proofErr w:type="spellEnd"/>
-      <w:r>
-        <w:rPr>
-          <w:sz w:val="24"/>
-          <w:szCs w:val="24"/>
-        </w:rPr>
-        <w:t>=300) for database queries (predictions, monitoring data, historical data)</w:t>
+        <w:t>@st.cache_data(ttl=300) for database queries (predictions, monitoring data, historical data)</w:t>
       </w:r>
     </w:p>
     <w:p>
@@ -19289,32 +19336,7 @@
           <w:sz w:val="24"/>
           <w:szCs w:val="24"/>
         </w:rPr>
-        <w:t>@</w:t>
-      </w:r>
-      <w:proofErr w:type="spellStart"/>
-      <w:proofErr w:type="gramStart"/>
-      <w:r>
-        <w:rPr>
-          <w:sz w:val="24"/>
-          <w:szCs w:val="24"/>
-        </w:rPr>
-        <w:t>st.cache</w:t>
-      </w:r>
-      <w:proofErr w:type="gramEnd"/>
-      <w:r>
-        <w:rPr>
-          <w:sz w:val="24"/>
-          <w:szCs w:val="24"/>
-        </w:rPr>
-        <w:t>_resource</w:t>
-      </w:r>
-      <w:proofErr w:type="spellEnd"/>
-      <w:r>
-        <w:rPr>
-          <w:sz w:val="24"/>
-          <w:szCs w:val="24"/>
-        </w:rPr>
-        <w:t> for loading machine learning models from Hugging Face</w:t>
+        <w:t>@st.cache_resource for loading machine learning models from Hugging Face</w:t>
       </w:r>
     </w:p>
     <w:p>
@@ -19366,7 +19388,6 @@
           <w:szCs w:val="24"/>
         </w:rPr>
       </w:pPr>
-      <w:proofErr w:type="spellStart"/>
       <w:r>
         <w:rPr>
           <w:b/>
@@ -19376,7 +19397,6 @@
         </w:rPr>
         <w:t>Supabase</w:t>
       </w:r>
-      <w:proofErr w:type="spellEnd"/>
       <w:r>
         <w:rPr>
           <w:sz w:val="24"/>
@@ -19414,39 +19434,7 @@
           <w:sz w:val="24"/>
           <w:szCs w:val="24"/>
         </w:rPr>
-        <w:t xml:space="preserve"> – Remote model storage for </w:t>
-      </w:r>
-      <w:proofErr w:type="spellStart"/>
-      <w:r>
-        <w:rPr>
-          <w:sz w:val="24"/>
-          <w:szCs w:val="24"/>
-        </w:rPr>
-        <w:t>XGBoost</w:t>
-      </w:r>
-      <w:proofErr w:type="spellEnd"/>
-      <w:r>
-        <w:rPr>
-          <w:sz w:val="24"/>
-          <w:szCs w:val="24"/>
-        </w:rPr>
-        <w:t xml:space="preserve"> (24h), </w:t>
-      </w:r>
-      <w:proofErr w:type="spellStart"/>
-      <w:r>
-        <w:rPr>
-          <w:sz w:val="24"/>
-          <w:szCs w:val="24"/>
-        </w:rPr>
-        <w:t>CatBoost</w:t>
-      </w:r>
-      <w:proofErr w:type="spellEnd"/>
-      <w:r>
-        <w:rPr>
-          <w:sz w:val="24"/>
-          <w:szCs w:val="24"/>
-        </w:rPr>
-        <w:t xml:space="preserve"> (48h), and Random Forest (72h) models</w:t>
+        <w:t> – Remote model storage for XGBoost (24h), CatBoost (48h), and Random Forest (72h) models</w:t>
       </w:r>
     </w:p>
     <w:p>
@@ -19479,65 +19467,8 @@
           <w:sz w:val="24"/>
           <w:szCs w:val="24"/>
         </w:rPr>
-        <w:t xml:space="preserve"> – </w:t>
-      </w:r>
-      <w:proofErr w:type="spellStart"/>
-      <w:r>
-        <w:rPr>
-          <w:sz w:val="24"/>
-          <w:szCs w:val="24"/>
-        </w:rPr>
-        <w:t>TreeExplainer</w:t>
-      </w:r>
-      <w:proofErr w:type="spellEnd"/>
-      <w:r>
-        <w:rPr>
-          <w:sz w:val="24"/>
-          <w:szCs w:val="24"/>
-        </w:rPr>
-        <w:t xml:space="preserve"> for </w:t>
-      </w:r>
-      <w:proofErr w:type="spellStart"/>
-      <w:r>
-        <w:rPr>
-          <w:sz w:val="24"/>
-          <w:szCs w:val="24"/>
-        </w:rPr>
-        <w:t>XGBoost</w:t>
-      </w:r>
-      <w:proofErr w:type="spellEnd"/>
-      <w:r>
-        <w:rPr>
-          <w:sz w:val="24"/>
-          <w:szCs w:val="24"/>
-        </w:rPr>
-        <w:t xml:space="preserve"> and Random Forest, custom </w:t>
-      </w:r>
-      <w:proofErr w:type="spellStart"/>
-      <w:r>
-        <w:rPr>
-          <w:sz w:val="24"/>
-          <w:szCs w:val="24"/>
-        </w:rPr>
-        <w:t>ShapValues</w:t>
-      </w:r>
-      <w:proofErr w:type="spellEnd"/>
-      <w:r>
-        <w:rPr>
-          <w:sz w:val="24"/>
-          <w:szCs w:val="24"/>
-        </w:rPr>
-        <w:t xml:space="preserve"> implementation for </w:t>
-      </w:r>
-      <w:proofErr w:type="spellStart"/>
-      <w:r>
-        <w:rPr>
-          <w:sz w:val="24"/>
-          <w:szCs w:val="24"/>
-        </w:rPr>
-        <w:t>CatBoost</w:t>
-      </w:r>
-      <w:proofErr w:type="spellEnd"/>
+        <w:t> – TreeExplainer for XGBoost and Random Forest, custom ShapValues implementation for CatBoost</w:t>
+      </w:r>
     </w:p>
     <w:p>
       <w:pPr>
@@ -19566,39 +19497,7 @@
           <w:sz w:val="24"/>
           <w:szCs w:val="24"/>
         </w:rPr>
-        <w:t xml:space="preserve">The application is deployed as a </w:t>
-      </w:r>
-      <w:proofErr w:type="spellStart"/>
-      <w:r>
-        <w:rPr>
-          <w:sz w:val="24"/>
-          <w:szCs w:val="24"/>
-        </w:rPr>
-        <w:t>Streamlit</w:t>
-      </w:r>
-      <w:proofErr w:type="spellEnd"/>
-      <w:r>
-        <w:rPr>
-          <w:sz w:val="24"/>
-          <w:szCs w:val="24"/>
-        </w:rPr>
-        <w:t xml:space="preserve"> cloud service, with secrets managing </w:t>
-      </w:r>
-      <w:proofErr w:type="spellStart"/>
-      <w:r>
-        <w:rPr>
-          <w:sz w:val="24"/>
-          <w:szCs w:val="24"/>
-        </w:rPr>
-        <w:t>Supabase</w:t>
-      </w:r>
-      <w:proofErr w:type="spellEnd"/>
-      <w:r>
-        <w:rPr>
-          <w:sz w:val="24"/>
-          <w:szCs w:val="24"/>
-        </w:rPr>
-        <w:t xml:space="preserve"> credentials and Hugging Face tokens, providing a production-ready interface for stakeholders to monitor air qual</w:t>
+        <w:t>The application is deployed as a Streamlit cloud service, with secrets managing Supabase credentials and Hugging Face tokens, providing a production-ready interface for stakeholders to monitor air qual</w:t>
       </w:r>
       <w:r>
         <w:rPr>
@@ -19654,9 +19553,15 @@
           <w:sz w:val="24"/>
           <w:szCs w:val="24"/>
         </w:rPr>
-        <w:t xml:space="preserve">GitHub Actions </w:t>
-      </w:r>
-      <w:proofErr w:type="spellStart"/>
+        <w:t xml:space="preserve">GitHub Actions cron </w:t>
+      </w:r>
+      <w:r>
+        <w:rPr>
+          <w:sz w:val="24"/>
+          <w:szCs w:val="24"/>
+        </w:rPr>
+        <w:t xml:space="preserve">scheduling, </w:t>
+      </w:r>
       <w:r>
         <w:rPr>
           <w:i/>
@@ -19665,9 +19570,69 @@
           <w:sz w:val="24"/>
           <w:szCs w:val="24"/>
         </w:rPr>
-        <w:t>cron</w:t>
-      </w:r>
-      <w:proofErr w:type="spellEnd"/>
+        <w:t>it frequently misses its scheduled executions</w:t>
+      </w:r>
+      <w:r>
+        <w:rPr>
+          <w:sz w:val="24"/>
+          <w:szCs w:val="24"/>
+        </w:rPr>
+        <w:t xml:space="preserve">. </w:t>
+      </w:r>
+    </w:p>
+    <w:p>
+      <w:pPr>
+        <w:pStyle w:val="Heading2"/>
+      </w:pPr>
+      <w:r>
+        <w:t>Reason</w:t>
+      </w:r>
+    </w:p>
+    <w:p>
+      <w:pPr>
+        <w:tabs>
+          <w:tab w:val="left" w:pos="5328"/>
+        </w:tabs>
+        <w:spacing w:line="276" w:lineRule="auto"/>
+        <w:rPr>
+          <w:sz w:val="24"/>
+          <w:szCs w:val="24"/>
+        </w:rPr>
+      </w:pPr>
+      <w:r>
+        <w:rPr>
+          <w:sz w:val="24"/>
+          <w:szCs w:val="24"/>
+        </w:rPr>
+        <w:t>This occurs because GitHub Actions does not guarantee precise timing many users run jobs concurrently, causing delays or skipped executions.</w:t>
+      </w:r>
+    </w:p>
+    <w:p>
+      <w:pPr>
+        <w:pStyle w:val="Heading2"/>
+      </w:pPr>
+      <w:r>
+        <w:t>Resolution</w:t>
+      </w:r>
+    </w:p>
+    <w:p>
+      <w:pPr>
+        <w:tabs>
+          <w:tab w:val="left" w:pos="5328"/>
+        </w:tabs>
+        <w:spacing w:line="276" w:lineRule="auto"/>
+        <w:rPr>
+          <w:sz w:val="24"/>
+          <w:szCs w:val="24"/>
+        </w:rPr>
+      </w:pPr>
+      <w:r>
+        <w:rPr>
+          <w:sz w:val="24"/>
+          <w:szCs w:val="24"/>
+        </w:rPr>
+        <w:t xml:space="preserve">To mitigate this, the workflow was adjusted to trigger at </w:t>
+      </w:r>
       <w:r>
         <w:rPr>
           <w:i/>
@@ -19676,94 +19641,6 @@
           <w:sz w:val="24"/>
           <w:szCs w:val="24"/>
         </w:rPr>
-        <w:t xml:space="preserve"> </w:t>
-      </w:r>
-      <w:r>
-        <w:rPr>
-          <w:sz w:val="24"/>
-          <w:szCs w:val="24"/>
-        </w:rPr>
-        <w:t xml:space="preserve">scheduling, </w:t>
-      </w:r>
-      <w:r>
-        <w:rPr>
-          <w:i/>
-          <w:iCs/>
-          <w:color w:val="1F4E79" w:themeColor="accent1" w:themeShade="80"/>
-          <w:sz w:val="24"/>
-          <w:szCs w:val="24"/>
-        </w:rPr>
-        <w:t>it frequently misses its scheduled executions</w:t>
-      </w:r>
-      <w:r>
-        <w:rPr>
-          <w:sz w:val="24"/>
-          <w:szCs w:val="24"/>
-        </w:rPr>
-        <w:t xml:space="preserve">. </w:t>
-      </w:r>
-    </w:p>
-    <w:p>
-      <w:pPr>
-        <w:pStyle w:val="Heading2"/>
-      </w:pPr>
-      <w:r>
-        <w:t>Reason</w:t>
-      </w:r>
-    </w:p>
-    <w:p>
-      <w:pPr>
-        <w:tabs>
-          <w:tab w:val="left" w:pos="5328"/>
-        </w:tabs>
-        <w:spacing w:line="276" w:lineRule="auto"/>
-        <w:rPr>
-          <w:sz w:val="24"/>
-          <w:szCs w:val="24"/>
-        </w:rPr>
-      </w:pPr>
-      <w:r>
-        <w:rPr>
-          <w:sz w:val="24"/>
-          <w:szCs w:val="24"/>
-        </w:rPr>
-        <w:t>This occurs because GitHub Actions does not guarantee precise timing many users run jobs concurrently, causing delays or skipped executions.</w:t>
-      </w:r>
-    </w:p>
-    <w:p>
-      <w:pPr>
-        <w:pStyle w:val="Heading2"/>
-      </w:pPr>
-      <w:r>
-        <w:t>Resolution</w:t>
-      </w:r>
-    </w:p>
-    <w:p>
-      <w:pPr>
-        <w:tabs>
-          <w:tab w:val="left" w:pos="5328"/>
-        </w:tabs>
-        <w:spacing w:line="276" w:lineRule="auto"/>
-        <w:rPr>
-          <w:sz w:val="24"/>
-          <w:szCs w:val="24"/>
-        </w:rPr>
-      </w:pPr>
-      <w:r>
-        <w:rPr>
-          <w:sz w:val="24"/>
-          <w:szCs w:val="24"/>
-        </w:rPr>
-        <w:t xml:space="preserve">To mitigate this, the workflow was adjusted to trigger at </w:t>
-      </w:r>
-      <w:r>
-        <w:rPr>
-          <w:i/>
-          <w:iCs/>
-          <w:color w:val="1F4E79" w:themeColor="accent1" w:themeShade="80"/>
-          <w:sz w:val="24"/>
-          <w:szCs w:val="24"/>
-        </w:rPr>
         <w:t>the 42nd minute of each hour</w:t>
       </w:r>
       <w:r>
@@ -19808,6 +19685,7 @@
       </w:pPr>
       <w:r>
         <w:rPr>
+          <w:noProof/>
           <w:sz w:val="24"/>
           <w:szCs w:val="24"/>
         </w:rPr>
@@ -19912,67 +19790,7 @@
           <w:sz w:val="24"/>
           <w:szCs w:val="24"/>
         </w:rPr>
-        <w:t xml:space="preserve">This project successfully developed an end-to-end AQI forecasting system for four Pakistani cities, achieving reliable predictions at 24, 48, and 72-hour horizons. </w:t>
-      </w:r>
-      <w:proofErr w:type="spellStart"/>
-      <w:r>
-        <w:rPr>
-          <w:b w:val="0"/>
-          <w:bCs w:val="0"/>
-          <w:sz w:val="24"/>
-          <w:szCs w:val="24"/>
-        </w:rPr>
-        <w:t>XGBoost</w:t>
-      </w:r>
-      <w:proofErr w:type="spellEnd"/>
-      <w:r>
-        <w:rPr>
-          <w:b w:val="0"/>
-          <w:bCs w:val="0"/>
-          <w:sz w:val="24"/>
-          <w:szCs w:val="24"/>
-        </w:rPr>
-        <w:t xml:space="preserve">, </w:t>
-      </w:r>
-      <w:proofErr w:type="spellStart"/>
-      <w:r>
-        <w:rPr>
-          <w:b w:val="0"/>
-          <w:bCs w:val="0"/>
-          <w:sz w:val="24"/>
-          <w:szCs w:val="24"/>
-        </w:rPr>
-        <w:t>CatBoost</w:t>
-      </w:r>
-      <w:proofErr w:type="spellEnd"/>
-      <w:r>
-        <w:rPr>
-          <w:b w:val="0"/>
-          <w:bCs w:val="0"/>
-          <w:sz w:val="24"/>
-          <w:szCs w:val="24"/>
-        </w:rPr>
-        <w:t xml:space="preserve">, and Random Forest were selected as production models, attaining R² values of 0.759, 0.663, and 0.648 respectively. The system integrates automated data collection, feature engineering, cloud storage via </w:t>
-      </w:r>
-      <w:proofErr w:type="spellStart"/>
-      <w:r>
-        <w:rPr>
-          <w:b w:val="0"/>
-          <w:bCs w:val="0"/>
-          <w:sz w:val="24"/>
-          <w:szCs w:val="24"/>
-        </w:rPr>
-        <w:t>Supabase</w:t>
-      </w:r>
-      <w:proofErr w:type="spellEnd"/>
-      <w:r>
-        <w:rPr>
-          <w:b w:val="0"/>
-          <w:bCs w:val="0"/>
-          <w:sz w:val="24"/>
-          <w:szCs w:val="24"/>
-        </w:rPr>
-        <w:t>, and model hosting on Hugging Face, with daily monitoring and weekly retraining pipelines ensuring continuous performance. However, GitHub Actions scheduling proved unreliable for hourly execution, and Karachi was excluded due to poor performance. Despite these limitations, the system demonstrates a practical, production-ready solution for multi-horizon AQI forecasting.</w:t>
+        <w:t>This project successfully developed an end-to-end AQI forecasting system for four Pakistani cities, achieving reliable predictions at 24, 48, and 72-hour horizons. XGBoost, CatBoost, and Random Forest were selected as production models, attaining R² values of 0.759, 0.663, and 0.648 respectively. The system integrates automated data collection, feature engineering, cloud storage via Supabase, and model hosting on Hugging Face, with daily monitoring and weekly retraining pipelines ensuring continuous performance. However, GitHub Actions scheduling proved unreliable for hourly execution, and Karachi was excluded due to poor performance. Despite these limitations, the system demonstrates a practical, production-ready solution for multi-horizon AQI forecasting.</w:t>
       </w:r>
     </w:p>
     <w:p>
@@ -20009,10 +19827,17 @@
           <w:sz w:val="22"/>
           <w:szCs w:val="22"/>
         </w:rPr>
-        <w:t>Open-</w:t>
-      </w:r>
-      <w:proofErr w:type="spellStart"/>
-      <w:r>
+        <w:t>Open-Meteo. (n.d.). Air Quality API Documentation. Open-Meteo.</w:t>
+      </w:r>
+    </w:p>
+    <w:p>
+      <w:pPr>
+        <w:pStyle w:val="Heading1"/>
+        <w:numPr>
+          <w:ilvl w:val="0"/>
+          <w:numId w:val="44"/>
+        </w:numPr>
+        <w:spacing w:line="360" w:lineRule="auto"/>
         <w:rPr>
           <w:b w:val="0"/>
           <w:bCs w:val="0"/>
@@ -20021,9 +19846,7 @@
           <w:sz w:val="22"/>
           <w:szCs w:val="22"/>
         </w:rPr>
-        <w:t>Meteo</w:t>
-      </w:r>
-      <w:proofErr w:type="spellEnd"/>
+      </w:pPr>
       <w:r>
         <w:rPr>
           <w:b w:val="0"/>
@@ -20033,10 +19856,17 @@
           <w:sz w:val="22"/>
           <w:szCs w:val="22"/>
         </w:rPr>
-        <w:t>. (</w:t>
-      </w:r>
-      <w:proofErr w:type="spellStart"/>
-      <w:r>
+        <w:t>Feast. (n.d.). Feast Feature Store Documentation. Feast.</w:t>
+      </w:r>
+    </w:p>
+    <w:p>
+      <w:pPr>
+        <w:pStyle w:val="Heading1"/>
+        <w:numPr>
+          <w:ilvl w:val="0"/>
+          <w:numId w:val="44"/>
+        </w:numPr>
+        <w:spacing w:line="360" w:lineRule="auto"/>
         <w:rPr>
           <w:b w:val="0"/>
           <w:bCs w:val="0"/>
@@ -20045,9 +19875,7 @@
           <w:sz w:val="22"/>
           <w:szCs w:val="22"/>
         </w:rPr>
-        <w:t>n.d.</w:t>
-      </w:r>
-      <w:proofErr w:type="spellEnd"/>
+      </w:pPr>
       <w:r>
         <w:rPr>
           <w:b w:val="0"/>
@@ -20057,10 +19885,17 @@
           <w:sz w:val="22"/>
           <w:szCs w:val="22"/>
         </w:rPr>
-        <w:t>). Air Quality API Documentation. Open-</w:t>
-      </w:r>
-      <w:proofErr w:type="spellStart"/>
-      <w:r>
+        <w:t>Supabase. (n.d.). PostgreSQL Database Documentation. Supabase.</w:t>
+      </w:r>
+    </w:p>
+    <w:p>
+      <w:pPr>
+        <w:pStyle w:val="Heading1"/>
+        <w:numPr>
+          <w:ilvl w:val="0"/>
+          <w:numId w:val="44"/>
+        </w:numPr>
+        <w:spacing w:line="360" w:lineRule="auto"/>
         <w:rPr>
           <w:b w:val="0"/>
           <w:bCs w:val="0"/>
@@ -20069,9 +19904,7 @@
           <w:sz w:val="22"/>
           <w:szCs w:val="22"/>
         </w:rPr>
-        <w:t>Meteo</w:t>
-      </w:r>
-      <w:proofErr w:type="spellEnd"/>
+      </w:pPr>
       <w:r>
         <w:rPr>
           <w:b w:val="0"/>
@@ -20081,7 +19914,7 @@
           <w:sz w:val="22"/>
           <w:szCs w:val="22"/>
         </w:rPr>
-        <w:t>.</w:t>
+        <w:t>Hugging Face. (n.d.). Model Hub Documentation. Hugging Face.</w:t>
       </w:r>
     </w:p>
     <w:p>
@@ -20110,10 +19943,17 @@
           <w:sz w:val="22"/>
           <w:szCs w:val="22"/>
         </w:rPr>
-        <w:t>Feast. (</w:t>
-      </w:r>
-      <w:proofErr w:type="spellStart"/>
-      <w:r>
+        <w:t>GitHub. (n.d.). GitHub Actions Workflow Documentation. GitHub.</w:t>
+      </w:r>
+    </w:p>
+    <w:p>
+      <w:pPr>
+        <w:pStyle w:val="Heading1"/>
+        <w:numPr>
+          <w:ilvl w:val="0"/>
+          <w:numId w:val="44"/>
+        </w:numPr>
+        <w:spacing w:line="360" w:lineRule="auto"/>
         <w:rPr>
           <w:b w:val="0"/>
           <w:bCs w:val="0"/>
@@ -20122,9 +19962,7 @@
           <w:sz w:val="22"/>
           <w:szCs w:val="22"/>
         </w:rPr>
-        <w:t>n.d.</w:t>
-      </w:r>
-      <w:proofErr w:type="spellEnd"/>
+      </w:pPr>
       <w:r>
         <w:rPr>
           <w:b w:val="0"/>
@@ -20134,7 +19972,7 @@
           <w:sz w:val="22"/>
           <w:szCs w:val="22"/>
         </w:rPr>
-        <w:t>). Feast Feature Store Documentation. Feast.</w:t>
+        <w:t>Chen, T., &amp; Guestrin, C. (2016). XGBoost: A Scalable Tree Boosting System. Proceedings of the 22nd ACM SIGKDD International Conference on Knowledge Discovery and Data Mining.</w:t>
       </w:r>
     </w:p>
     <w:p>
@@ -20154,7 +19992,6 @@
           <w:szCs w:val="22"/>
         </w:rPr>
       </w:pPr>
-      <w:proofErr w:type="spellStart"/>
       <w:r>
         <w:rPr>
           <w:b w:val="0"/>
@@ -20164,10 +20001,17 @@
           <w:sz w:val="22"/>
           <w:szCs w:val="22"/>
         </w:rPr>
-        <w:t>Supabase</w:t>
-      </w:r>
-      <w:proofErr w:type="spellEnd"/>
-      <w:r>
+        <w:t>Prokhorenkova, L., Gusev, G., Vorobev, A., Dorogush, A. V., &amp; Gulin, A. (2018). CatBoost: Unbiased Boosting with Categorical Features. Advances in Neural Information Processing Systems.</w:t>
+      </w:r>
+    </w:p>
+    <w:p>
+      <w:pPr>
+        <w:pStyle w:val="Heading1"/>
+        <w:numPr>
+          <w:ilvl w:val="0"/>
+          <w:numId w:val="44"/>
+        </w:numPr>
+        <w:spacing w:line="360" w:lineRule="auto"/>
         <w:rPr>
           <w:b w:val="0"/>
           <w:bCs w:val="0"/>
@@ -20176,9 +20020,7 @@
           <w:sz w:val="22"/>
           <w:szCs w:val="22"/>
         </w:rPr>
-        <w:t>. (</w:t>
-      </w:r>
-      <w:proofErr w:type="spellStart"/>
+      </w:pPr>
       <w:r>
         <w:rPr>
           <w:b w:val="0"/>
@@ -20188,10 +20030,17 @@
           <w:sz w:val="22"/>
           <w:szCs w:val="22"/>
         </w:rPr>
-        <w:t>n.d.</w:t>
-      </w:r>
-      <w:proofErr w:type="spellEnd"/>
-      <w:r>
+        <w:t>Breiman, L. (2001). Random Forests. Machine Learning, 45(1), 5-32.</w:t>
+      </w:r>
+    </w:p>
+    <w:p>
+      <w:pPr>
+        <w:pStyle w:val="Heading1"/>
+        <w:numPr>
+          <w:ilvl w:val="0"/>
+          <w:numId w:val="44"/>
+        </w:numPr>
+        <w:spacing w:line="360" w:lineRule="auto"/>
         <w:rPr>
           <w:b w:val="0"/>
           <w:bCs w:val="0"/>
@@ -20200,9 +20049,7 @@
           <w:sz w:val="22"/>
           <w:szCs w:val="22"/>
         </w:rPr>
-        <w:t xml:space="preserve">). PostgreSQL Database Documentation. </w:t>
-      </w:r>
-      <w:proofErr w:type="spellStart"/>
+      </w:pPr>
       <w:r>
         <w:rPr>
           <w:b w:val="0"/>
@@ -20212,10 +20059,17 @@
           <w:sz w:val="22"/>
           <w:szCs w:val="22"/>
         </w:rPr>
-        <w:t>Supabase</w:t>
-      </w:r>
-      <w:proofErr w:type="spellEnd"/>
-      <w:r>
+        <w:t>Lundberg, S. M., &amp; Lee, S. I. (2017). A Unified Approach to Interpreting Model Predictions. Advances in Neural Information Processing Systems.</w:t>
+      </w:r>
+    </w:p>
+    <w:p>
+      <w:pPr>
+        <w:pStyle w:val="Heading1"/>
+        <w:numPr>
+          <w:ilvl w:val="0"/>
+          <w:numId w:val="44"/>
+        </w:numPr>
+        <w:spacing w:line="360" w:lineRule="auto"/>
         <w:rPr>
           <w:b w:val="0"/>
           <w:bCs w:val="0"/>
@@ -20224,17 +20078,8 @@
           <w:sz w:val="22"/>
           <w:szCs w:val="22"/>
         </w:rPr>
-        <w:t>.</w:t>
-      </w:r>
-    </w:p>
-    <w:p>
-      <w:pPr>
-        <w:pStyle w:val="Heading1"/>
-        <w:numPr>
-          <w:ilvl w:val="0"/>
-          <w:numId w:val="44"/>
-        </w:numPr>
-        <w:spacing w:line="360" w:lineRule="auto"/>
+      </w:pPr>
+      <w:r>
         <w:rPr>
           <w:b w:val="0"/>
           <w:bCs w:val="0"/>
@@ -20243,470 +20088,7 @@
           <w:sz w:val="22"/>
           <w:szCs w:val="22"/>
         </w:rPr>
-      </w:pPr>
-      <w:r>
-        <w:rPr>
-          <w:b w:val="0"/>
-          <w:bCs w:val="0"/>
-          <w:i/>
-          <w:iCs/>
-          <w:sz w:val="22"/>
-          <w:szCs w:val="22"/>
-        </w:rPr>
-        <w:t>Hugging Face. (</w:t>
-      </w:r>
-      <w:proofErr w:type="spellStart"/>
-      <w:r>
-        <w:rPr>
-          <w:b w:val="0"/>
-          <w:bCs w:val="0"/>
-          <w:i/>
-          <w:iCs/>
-          <w:sz w:val="22"/>
-          <w:szCs w:val="22"/>
-        </w:rPr>
-        <w:t>n.d.</w:t>
-      </w:r>
-      <w:proofErr w:type="spellEnd"/>
-      <w:r>
-        <w:rPr>
-          <w:b w:val="0"/>
-          <w:bCs w:val="0"/>
-          <w:i/>
-          <w:iCs/>
-          <w:sz w:val="22"/>
-          <w:szCs w:val="22"/>
-        </w:rPr>
-        <w:t>). Model Hub Documentation. Hugging Face.</w:t>
-      </w:r>
-    </w:p>
-    <w:p>
-      <w:pPr>
-        <w:pStyle w:val="Heading1"/>
-        <w:numPr>
-          <w:ilvl w:val="0"/>
-          <w:numId w:val="44"/>
-        </w:numPr>
-        <w:spacing w:line="360" w:lineRule="auto"/>
-        <w:rPr>
-          <w:b w:val="0"/>
-          <w:bCs w:val="0"/>
-          <w:i/>
-          <w:iCs/>
-          <w:sz w:val="22"/>
-          <w:szCs w:val="22"/>
-        </w:rPr>
-      </w:pPr>
-      <w:r>
-        <w:rPr>
-          <w:b w:val="0"/>
-          <w:bCs w:val="0"/>
-          <w:i/>
-          <w:iCs/>
-          <w:sz w:val="22"/>
-          <w:szCs w:val="22"/>
-        </w:rPr>
-        <w:t>GitHub. (</w:t>
-      </w:r>
-      <w:proofErr w:type="spellStart"/>
-      <w:r>
-        <w:rPr>
-          <w:b w:val="0"/>
-          <w:bCs w:val="0"/>
-          <w:i/>
-          <w:iCs/>
-          <w:sz w:val="22"/>
-          <w:szCs w:val="22"/>
-        </w:rPr>
-        <w:t>n.d.</w:t>
-      </w:r>
-      <w:proofErr w:type="spellEnd"/>
-      <w:r>
-        <w:rPr>
-          <w:b w:val="0"/>
-          <w:bCs w:val="0"/>
-          <w:i/>
-          <w:iCs/>
-          <w:sz w:val="22"/>
-          <w:szCs w:val="22"/>
-        </w:rPr>
-        <w:t>). GitHub Actions Workflow Documentation. GitHub.</w:t>
-      </w:r>
-    </w:p>
-    <w:p>
-      <w:pPr>
-        <w:pStyle w:val="Heading1"/>
-        <w:numPr>
-          <w:ilvl w:val="0"/>
-          <w:numId w:val="44"/>
-        </w:numPr>
-        <w:spacing w:line="360" w:lineRule="auto"/>
-        <w:rPr>
-          <w:b w:val="0"/>
-          <w:bCs w:val="0"/>
-          <w:i/>
-          <w:iCs/>
-          <w:sz w:val="22"/>
-          <w:szCs w:val="22"/>
-        </w:rPr>
-      </w:pPr>
-      <w:r>
-        <w:rPr>
-          <w:b w:val="0"/>
-          <w:bCs w:val="0"/>
-          <w:i/>
-          <w:iCs/>
-          <w:sz w:val="22"/>
-          <w:szCs w:val="22"/>
-        </w:rPr>
-        <w:t xml:space="preserve">Chen, T., &amp; </w:t>
-      </w:r>
-      <w:proofErr w:type="spellStart"/>
-      <w:r>
-        <w:rPr>
-          <w:b w:val="0"/>
-          <w:bCs w:val="0"/>
-          <w:i/>
-          <w:iCs/>
-          <w:sz w:val="22"/>
-          <w:szCs w:val="22"/>
-        </w:rPr>
-        <w:t>Guestrin</w:t>
-      </w:r>
-      <w:proofErr w:type="spellEnd"/>
-      <w:r>
-        <w:rPr>
-          <w:b w:val="0"/>
-          <w:bCs w:val="0"/>
-          <w:i/>
-          <w:iCs/>
-          <w:sz w:val="22"/>
-          <w:szCs w:val="22"/>
-        </w:rPr>
-        <w:t>, C. (2016). </w:t>
-      </w:r>
-      <w:proofErr w:type="spellStart"/>
-      <w:r>
-        <w:rPr>
-          <w:b w:val="0"/>
-          <w:bCs w:val="0"/>
-          <w:i/>
-          <w:iCs/>
-          <w:sz w:val="22"/>
-          <w:szCs w:val="22"/>
-        </w:rPr>
-        <w:t>XGBoost</w:t>
-      </w:r>
-      <w:proofErr w:type="spellEnd"/>
-      <w:r>
-        <w:rPr>
-          <w:b w:val="0"/>
-          <w:bCs w:val="0"/>
-          <w:i/>
-          <w:iCs/>
-          <w:sz w:val="22"/>
-          <w:szCs w:val="22"/>
-        </w:rPr>
-        <w:t>: A Scalable Tree Boosting System. Proceedings of the 22nd ACM SIGKDD International Conference on Knowledge Discovery and Data Mining.</w:t>
-      </w:r>
-    </w:p>
-    <w:p>
-      <w:pPr>
-        <w:pStyle w:val="Heading1"/>
-        <w:numPr>
-          <w:ilvl w:val="0"/>
-          <w:numId w:val="44"/>
-        </w:numPr>
-        <w:spacing w:line="360" w:lineRule="auto"/>
-        <w:rPr>
-          <w:b w:val="0"/>
-          <w:bCs w:val="0"/>
-          <w:i/>
-          <w:iCs/>
-          <w:sz w:val="22"/>
-          <w:szCs w:val="22"/>
-        </w:rPr>
-      </w:pPr>
-      <w:proofErr w:type="spellStart"/>
-      <w:r>
-        <w:rPr>
-          <w:b w:val="0"/>
-          <w:bCs w:val="0"/>
-          <w:i/>
-          <w:iCs/>
-          <w:sz w:val="22"/>
-          <w:szCs w:val="22"/>
-        </w:rPr>
-        <w:t>Prokhorenkova</w:t>
-      </w:r>
-      <w:proofErr w:type="spellEnd"/>
-      <w:r>
-        <w:rPr>
-          <w:b w:val="0"/>
-          <w:bCs w:val="0"/>
-          <w:i/>
-          <w:iCs/>
-          <w:sz w:val="22"/>
-          <w:szCs w:val="22"/>
-        </w:rPr>
-        <w:t xml:space="preserve">, L., </w:t>
-      </w:r>
-      <w:proofErr w:type="spellStart"/>
-      <w:r>
-        <w:rPr>
-          <w:b w:val="0"/>
-          <w:bCs w:val="0"/>
-          <w:i/>
-          <w:iCs/>
-          <w:sz w:val="22"/>
-          <w:szCs w:val="22"/>
-        </w:rPr>
-        <w:t>Gusev</w:t>
-      </w:r>
-      <w:proofErr w:type="spellEnd"/>
-      <w:r>
-        <w:rPr>
-          <w:b w:val="0"/>
-          <w:bCs w:val="0"/>
-          <w:i/>
-          <w:iCs/>
-          <w:sz w:val="22"/>
-          <w:szCs w:val="22"/>
-        </w:rPr>
-        <w:t xml:space="preserve">, G., </w:t>
-      </w:r>
-      <w:proofErr w:type="spellStart"/>
-      <w:r>
-        <w:rPr>
-          <w:b w:val="0"/>
-          <w:bCs w:val="0"/>
-          <w:i/>
-          <w:iCs/>
-          <w:sz w:val="22"/>
-          <w:szCs w:val="22"/>
-        </w:rPr>
-        <w:t>Vorobev</w:t>
-      </w:r>
-      <w:proofErr w:type="spellEnd"/>
-      <w:r>
-        <w:rPr>
-          <w:b w:val="0"/>
-          <w:bCs w:val="0"/>
-          <w:i/>
-          <w:iCs/>
-          <w:sz w:val="22"/>
-          <w:szCs w:val="22"/>
-        </w:rPr>
-        <w:t xml:space="preserve">, A., </w:t>
-      </w:r>
-      <w:proofErr w:type="spellStart"/>
-      <w:r>
-        <w:rPr>
-          <w:b w:val="0"/>
-          <w:bCs w:val="0"/>
-          <w:i/>
-          <w:iCs/>
-          <w:sz w:val="22"/>
-          <w:szCs w:val="22"/>
-        </w:rPr>
-        <w:t>Dorogush</w:t>
-      </w:r>
-      <w:proofErr w:type="spellEnd"/>
-      <w:r>
-        <w:rPr>
-          <w:b w:val="0"/>
-          <w:bCs w:val="0"/>
-          <w:i/>
-          <w:iCs/>
-          <w:sz w:val="22"/>
-          <w:szCs w:val="22"/>
-        </w:rPr>
-        <w:t xml:space="preserve">, A. V., &amp; </w:t>
-      </w:r>
-      <w:proofErr w:type="spellStart"/>
-      <w:r>
-        <w:rPr>
-          <w:b w:val="0"/>
-          <w:bCs w:val="0"/>
-          <w:i/>
-          <w:iCs/>
-          <w:sz w:val="22"/>
-          <w:szCs w:val="22"/>
-        </w:rPr>
-        <w:t>Gulin</w:t>
-      </w:r>
-      <w:proofErr w:type="spellEnd"/>
-      <w:r>
-        <w:rPr>
-          <w:b w:val="0"/>
-          <w:bCs w:val="0"/>
-          <w:i/>
-          <w:iCs/>
-          <w:sz w:val="22"/>
-          <w:szCs w:val="22"/>
-        </w:rPr>
-        <w:t>, A. (2018). </w:t>
-      </w:r>
-      <w:proofErr w:type="spellStart"/>
-      <w:r>
-        <w:rPr>
-          <w:b w:val="0"/>
-          <w:bCs w:val="0"/>
-          <w:i/>
-          <w:iCs/>
-          <w:sz w:val="22"/>
-          <w:szCs w:val="22"/>
-        </w:rPr>
-        <w:t>CatBoost</w:t>
-      </w:r>
-      <w:proofErr w:type="spellEnd"/>
-      <w:r>
-        <w:rPr>
-          <w:b w:val="0"/>
-          <w:bCs w:val="0"/>
-          <w:i/>
-          <w:iCs/>
-          <w:sz w:val="22"/>
-          <w:szCs w:val="22"/>
-        </w:rPr>
-        <w:t>: Unbiased Boosting with Categorical Features. Advances in Neural Information Processing Systems.</w:t>
-      </w:r>
-    </w:p>
-    <w:p>
-      <w:pPr>
-        <w:pStyle w:val="Heading1"/>
-        <w:numPr>
-          <w:ilvl w:val="0"/>
-          <w:numId w:val="44"/>
-        </w:numPr>
-        <w:spacing w:line="360" w:lineRule="auto"/>
-        <w:rPr>
-          <w:b w:val="0"/>
-          <w:bCs w:val="0"/>
-          <w:i/>
-          <w:iCs/>
-          <w:sz w:val="22"/>
-          <w:szCs w:val="22"/>
-        </w:rPr>
-      </w:pPr>
-      <w:proofErr w:type="spellStart"/>
-      <w:r>
-        <w:rPr>
-          <w:b w:val="0"/>
-          <w:bCs w:val="0"/>
-          <w:i/>
-          <w:iCs/>
-          <w:sz w:val="22"/>
-          <w:szCs w:val="22"/>
-        </w:rPr>
-        <w:t>Breiman</w:t>
-      </w:r>
-      <w:proofErr w:type="spellEnd"/>
-      <w:r>
-        <w:rPr>
-          <w:b w:val="0"/>
-          <w:bCs w:val="0"/>
-          <w:i/>
-          <w:iCs/>
-          <w:sz w:val="22"/>
-          <w:szCs w:val="22"/>
-        </w:rPr>
-        <w:t>, L. (2001). Random Forests. Machine Learning, 45(1), 5-32.</w:t>
-      </w:r>
-    </w:p>
-    <w:p>
-      <w:pPr>
-        <w:pStyle w:val="Heading1"/>
-        <w:numPr>
-          <w:ilvl w:val="0"/>
-          <w:numId w:val="44"/>
-        </w:numPr>
-        <w:spacing w:line="360" w:lineRule="auto"/>
-        <w:rPr>
-          <w:b w:val="0"/>
-          <w:bCs w:val="0"/>
-          <w:i/>
-          <w:iCs/>
-          <w:sz w:val="22"/>
-          <w:szCs w:val="22"/>
-        </w:rPr>
-      </w:pPr>
-      <w:r>
-        <w:rPr>
-          <w:b w:val="0"/>
-          <w:bCs w:val="0"/>
-          <w:i/>
-          <w:iCs/>
-          <w:sz w:val="22"/>
-          <w:szCs w:val="22"/>
-        </w:rPr>
-        <w:t>Lundberg, S. M., &amp; Lee, S. I. (2017). A Unified Approach to Interpreting Model Predictions. Advances in Neural Information Processing Systems.</w:t>
-      </w:r>
-    </w:p>
-    <w:p>
-      <w:pPr>
-        <w:pStyle w:val="Heading1"/>
-        <w:numPr>
-          <w:ilvl w:val="0"/>
-          <w:numId w:val="44"/>
-        </w:numPr>
-        <w:spacing w:line="360" w:lineRule="auto"/>
-        <w:rPr>
-          <w:b w:val="0"/>
-          <w:bCs w:val="0"/>
-          <w:i/>
-          <w:iCs/>
-          <w:sz w:val="22"/>
-          <w:szCs w:val="22"/>
-        </w:rPr>
-      </w:pPr>
-      <w:proofErr w:type="spellStart"/>
-      <w:r>
-        <w:rPr>
-          <w:b w:val="0"/>
-          <w:bCs w:val="0"/>
-          <w:i/>
-          <w:iCs/>
-          <w:sz w:val="22"/>
-          <w:szCs w:val="22"/>
-        </w:rPr>
-        <w:t>Pedregosa</w:t>
-      </w:r>
-      <w:proofErr w:type="spellEnd"/>
-      <w:r>
-        <w:rPr>
-          <w:b w:val="0"/>
-          <w:bCs w:val="0"/>
-          <w:i/>
-          <w:iCs/>
-          <w:sz w:val="22"/>
-          <w:szCs w:val="22"/>
-        </w:rPr>
-        <w:t>, F., et al. (2011). </w:t>
-      </w:r>
-      <w:proofErr w:type="spellStart"/>
-      <w:r>
-        <w:rPr>
-          <w:b w:val="0"/>
-          <w:bCs w:val="0"/>
-          <w:i/>
-          <w:iCs/>
-          <w:sz w:val="22"/>
-          <w:szCs w:val="22"/>
-        </w:rPr>
-        <w:t>Scikit</w:t>
-      </w:r>
-      <w:proofErr w:type="spellEnd"/>
-      <w:r>
-        <w:rPr>
-          <w:b w:val="0"/>
-          <w:bCs w:val="0"/>
-          <w:i/>
-          <w:iCs/>
-          <w:sz w:val="22"/>
-          <w:szCs w:val="22"/>
-        </w:rPr>
-        <w:t>-learn: Machine Learning in Python. Journal of Machine Learning Research.</w:t>
+        <w:t>Pedregosa, F., et al. (2011). Scikit-learn: Machine Learning in Python. Journal of Machine Learning Research.</w:t>
       </w:r>
     </w:p>
     <w:p>
@@ -21841,6 +21223,155 @@
     </w:lvl>
   </w:abstractNum>
   <w:abstractNum w:abstractNumId="7" w15:restartNumberingAfterBreak="0">
+    <w:nsid w:val="126434B4"/>
+    <w:multiLevelType w:val="multilevel"/>
+    <w:tmpl w:val="3E4E9296"/>
+    <w:lvl w:ilvl="0">
+      <w:start w:val="1"/>
+      <w:numFmt w:val="bullet"/>
+      <w:lvlText w:val=""/>
+      <w:lvlJc w:val="left"/>
+      <w:pPr>
+        <w:tabs>
+          <w:tab w:val="num" w:pos="720"/>
+        </w:tabs>
+        <w:ind w:left="720" w:hanging="360"/>
+      </w:pPr>
+      <w:rPr>
+        <w:rFonts w:ascii="Symbol" w:hAnsi="Symbol" w:hint="default"/>
+        <w:sz w:val="20"/>
+      </w:rPr>
+    </w:lvl>
+    <w:lvl w:ilvl="1" w:tentative="1">
+      <w:start w:val="1"/>
+      <w:numFmt w:val="bullet"/>
+      <w:lvlText w:val="o"/>
+      <w:lvlJc w:val="left"/>
+      <w:pPr>
+        <w:tabs>
+          <w:tab w:val="num" w:pos="1440"/>
+        </w:tabs>
+        <w:ind w:left="1440" w:hanging="360"/>
+      </w:pPr>
+      <w:rPr>
+        <w:rFonts w:ascii="Courier New" w:hAnsi="Courier New" w:hint="default"/>
+        <w:sz w:val="20"/>
+      </w:rPr>
+    </w:lvl>
+    <w:lvl w:ilvl="2" w:tentative="1">
+      <w:start w:val="1"/>
+      <w:numFmt w:val="bullet"/>
+      <w:lvlText w:val=""/>
+      <w:lvlJc w:val="left"/>
+      <w:pPr>
+        <w:tabs>
+          <w:tab w:val="num" w:pos="2160"/>
+        </w:tabs>
+        <w:ind w:left="2160" w:hanging="360"/>
+      </w:pPr>
+      <w:rPr>
+        <w:rFonts w:ascii="Wingdings" w:hAnsi="Wingdings" w:hint="default"/>
+        <w:sz w:val="20"/>
+      </w:rPr>
+    </w:lvl>
+    <w:lvl w:ilvl="3" w:tentative="1">
+      <w:start w:val="1"/>
+      <w:numFmt w:val="bullet"/>
+      <w:lvlText w:val=""/>
+      <w:lvlJc w:val="left"/>
+      <w:pPr>
+        <w:tabs>
+          <w:tab w:val="num" w:pos="2880"/>
+        </w:tabs>
+        <w:ind w:left="2880" w:hanging="360"/>
+      </w:pPr>
+      <w:rPr>
+        <w:rFonts w:ascii="Wingdings" w:hAnsi="Wingdings" w:hint="default"/>
+        <w:sz w:val="20"/>
+      </w:rPr>
+    </w:lvl>
+    <w:lvl w:ilvl="4" w:tentative="1">
+      <w:start w:val="1"/>
+      <w:numFmt w:val="bullet"/>
+      <w:lvlText w:val=""/>
+      <w:lvlJc w:val="left"/>
+      <w:pPr>
+        <w:tabs>
+          <w:tab w:val="num" w:pos="3600"/>
+        </w:tabs>
+        <w:ind w:left="3600" w:hanging="360"/>
+      </w:pPr>
+      <w:rPr>
+        <w:rFonts w:ascii="Wingdings" w:hAnsi="Wingdings" w:hint="default"/>
+        <w:sz w:val="20"/>
+      </w:rPr>
+    </w:lvl>
+    <w:lvl w:ilvl="5" w:tentative="1">
+      <w:start w:val="1"/>
+      <w:numFmt w:val="bullet"/>
+      <w:lvlText w:val=""/>
+      <w:lvlJc w:val="left"/>
+      <w:pPr>
+        <w:tabs>
+          <w:tab w:val="num" w:pos="4320"/>
+        </w:tabs>
+        <w:ind w:left="4320" w:hanging="360"/>
+      </w:pPr>
+      <w:rPr>
+        <w:rFonts w:ascii="Wingdings" w:hAnsi="Wingdings" w:hint="default"/>
+        <w:sz w:val="20"/>
+      </w:rPr>
+    </w:lvl>
+    <w:lvl w:ilvl="6" w:tentative="1">
+      <w:start w:val="1"/>
+      <w:numFmt w:val="bullet"/>
+      <w:lvlText w:val=""/>
+      <w:lvlJc w:val="left"/>
+      <w:pPr>
+        <w:tabs>
+          <w:tab w:val="num" w:pos="5040"/>
+        </w:tabs>
+        <w:ind w:left="5040" w:hanging="360"/>
+      </w:pPr>
+      <w:rPr>
+        <w:rFonts w:ascii="Wingdings" w:hAnsi="Wingdings" w:hint="default"/>
+        <w:sz w:val="20"/>
+      </w:rPr>
+    </w:lvl>
+    <w:lvl w:ilvl="7" w:tentative="1">
+      <w:start w:val="1"/>
+      <w:numFmt w:val="bullet"/>
+      <w:lvlText w:val=""/>
+      <w:lvlJc w:val="left"/>
+      <w:pPr>
+        <w:tabs>
+          <w:tab w:val="num" w:pos="5760"/>
+        </w:tabs>
+        <w:ind w:left="5760" w:hanging="360"/>
+      </w:pPr>
+      <w:rPr>
+        <w:rFonts w:ascii="Wingdings" w:hAnsi="Wingdings" w:hint="default"/>
+        <w:sz w:val="20"/>
+      </w:rPr>
+    </w:lvl>
+    <w:lvl w:ilvl="8" w:tentative="1">
+      <w:start w:val="1"/>
+      <w:numFmt w:val="bullet"/>
+      <w:lvlText w:val=""/>
+      <w:lvlJc w:val="left"/>
+      <w:pPr>
+        <w:tabs>
+          <w:tab w:val="num" w:pos="6480"/>
+        </w:tabs>
+        <w:ind w:left="6480" w:hanging="360"/>
+      </w:pPr>
+      <w:rPr>
+        <w:rFonts w:ascii="Wingdings" w:hAnsi="Wingdings" w:hint="default"/>
+        <w:sz w:val="20"/>
+      </w:rPr>
+    </w:lvl>
+  </w:abstractNum>
+  <w:abstractNum w:abstractNumId="8" w15:restartNumberingAfterBreak="0">
     <w:nsid w:val="148A21F8"/>
     <w:multiLevelType w:val="multilevel"/>
     <w:tmpl w:val="DFE29642"/>
@@ -21989,7 +21520,7 @@
       </w:rPr>
     </w:lvl>
   </w:abstractNum>
-  <w:abstractNum w:abstractNumId="8" w15:restartNumberingAfterBreak="0">
+  <w:abstractNum w:abstractNumId="9" w15:restartNumberingAfterBreak="0">
     <w:nsid w:val="16A72BC2"/>
     <w:multiLevelType w:val="multilevel"/>
     <w:tmpl w:val="F85C86DC"/>
@@ -22102,7 +21633,7 @@
       </w:pPr>
     </w:lvl>
   </w:abstractNum>
-  <w:abstractNum w:abstractNumId="9" w15:restartNumberingAfterBreak="0">
+  <w:abstractNum w:abstractNumId="10" w15:restartNumberingAfterBreak="0">
     <w:nsid w:val="1C6878A2"/>
     <w:multiLevelType w:val="multilevel"/>
     <w:tmpl w:val="8078EE48"/>
@@ -22251,7 +21782,7 @@
       </w:rPr>
     </w:lvl>
   </w:abstractNum>
-  <w:abstractNum w:abstractNumId="10" w15:restartNumberingAfterBreak="0">
+  <w:abstractNum w:abstractNumId="11" w15:restartNumberingAfterBreak="0">
     <w:nsid w:val="1C6D3058"/>
     <w:multiLevelType w:val="multilevel"/>
     <w:tmpl w:val="B7DE4F04"/>
@@ -22400,7 +21931,7 @@
       </w:rPr>
     </w:lvl>
   </w:abstractNum>
-  <w:abstractNum w:abstractNumId="11" w15:restartNumberingAfterBreak="0">
+  <w:abstractNum w:abstractNumId="12" w15:restartNumberingAfterBreak="0">
     <w:nsid w:val="1C9A7AD6"/>
     <w:multiLevelType w:val="multilevel"/>
     <w:tmpl w:val="8E747C32"/>
@@ -22549,7 +22080,156 @@
       </w:rPr>
     </w:lvl>
   </w:abstractNum>
-  <w:abstractNum w:abstractNumId="12" w15:restartNumberingAfterBreak="0">
+  <w:abstractNum w:abstractNumId="13" w15:restartNumberingAfterBreak="0">
+    <w:nsid w:val="1D296033"/>
+    <w:multiLevelType w:val="multilevel"/>
+    <w:tmpl w:val="B45E1038"/>
+    <w:lvl w:ilvl="0">
+      <w:start w:val="1"/>
+      <w:numFmt w:val="bullet"/>
+      <w:lvlText w:val=""/>
+      <w:lvlJc w:val="left"/>
+      <w:pPr>
+        <w:tabs>
+          <w:tab w:val="num" w:pos="720"/>
+        </w:tabs>
+        <w:ind w:left="720" w:hanging="360"/>
+      </w:pPr>
+      <w:rPr>
+        <w:rFonts w:ascii="Symbol" w:hAnsi="Symbol" w:hint="default"/>
+        <w:sz w:val="20"/>
+      </w:rPr>
+    </w:lvl>
+    <w:lvl w:ilvl="1" w:tentative="1">
+      <w:start w:val="1"/>
+      <w:numFmt w:val="bullet"/>
+      <w:lvlText w:val="o"/>
+      <w:lvlJc w:val="left"/>
+      <w:pPr>
+        <w:tabs>
+          <w:tab w:val="num" w:pos="1440"/>
+        </w:tabs>
+        <w:ind w:left="1440" w:hanging="360"/>
+      </w:pPr>
+      <w:rPr>
+        <w:rFonts w:ascii="Courier New" w:hAnsi="Courier New" w:hint="default"/>
+        <w:sz w:val="20"/>
+      </w:rPr>
+    </w:lvl>
+    <w:lvl w:ilvl="2" w:tentative="1">
+      <w:start w:val="1"/>
+      <w:numFmt w:val="bullet"/>
+      <w:lvlText w:val=""/>
+      <w:lvlJc w:val="left"/>
+      <w:pPr>
+        <w:tabs>
+          <w:tab w:val="num" w:pos="2160"/>
+        </w:tabs>
+        <w:ind w:left="2160" w:hanging="360"/>
+      </w:pPr>
+      <w:rPr>
+        <w:rFonts w:ascii="Wingdings" w:hAnsi="Wingdings" w:hint="default"/>
+        <w:sz w:val="20"/>
+      </w:rPr>
+    </w:lvl>
+    <w:lvl w:ilvl="3" w:tentative="1">
+      <w:start w:val="1"/>
+      <w:numFmt w:val="bullet"/>
+      <w:lvlText w:val=""/>
+      <w:lvlJc w:val="left"/>
+      <w:pPr>
+        <w:tabs>
+          <w:tab w:val="num" w:pos="2880"/>
+        </w:tabs>
+        <w:ind w:left="2880" w:hanging="360"/>
+      </w:pPr>
+      <w:rPr>
+        <w:rFonts w:ascii="Wingdings" w:hAnsi="Wingdings" w:hint="default"/>
+        <w:sz w:val="20"/>
+      </w:rPr>
+    </w:lvl>
+    <w:lvl w:ilvl="4" w:tentative="1">
+      <w:start w:val="1"/>
+      <w:numFmt w:val="bullet"/>
+      <w:lvlText w:val=""/>
+      <w:lvlJc w:val="left"/>
+      <w:pPr>
+        <w:tabs>
+          <w:tab w:val="num" w:pos="3600"/>
+        </w:tabs>
+        <w:ind w:left="3600" w:hanging="360"/>
+      </w:pPr>
+      <w:rPr>
+        <w:rFonts w:ascii="Wingdings" w:hAnsi="Wingdings" w:hint="default"/>
+        <w:sz w:val="20"/>
+      </w:rPr>
+    </w:lvl>
+    <w:lvl w:ilvl="5" w:tentative="1">
+      <w:start w:val="1"/>
+      <w:numFmt w:val="bullet"/>
+      <w:lvlText w:val=""/>
+      <w:lvlJc w:val="left"/>
+      <w:pPr>
+        <w:tabs>
+          <w:tab w:val="num" w:pos="4320"/>
+        </w:tabs>
+        <w:ind w:left="4320" w:hanging="360"/>
+      </w:pPr>
+      <w:rPr>
+        <w:rFonts w:ascii="Wingdings" w:hAnsi="Wingdings" w:hint="default"/>
+        <w:sz w:val="20"/>
+      </w:rPr>
+    </w:lvl>
+    <w:lvl w:ilvl="6" w:tentative="1">
+      <w:start w:val="1"/>
+      <w:numFmt w:val="bullet"/>
+      <w:lvlText w:val=""/>
+      <w:lvlJc w:val="left"/>
+      <w:pPr>
+        <w:tabs>
+          <w:tab w:val="num" w:pos="5040"/>
+        </w:tabs>
+        <w:ind w:left="5040" w:hanging="360"/>
+      </w:pPr>
+      <w:rPr>
+        <w:rFonts w:ascii="Wingdings" w:hAnsi="Wingdings" w:hint="default"/>
+        <w:sz w:val="20"/>
+      </w:rPr>
+    </w:lvl>
+    <w:lvl w:ilvl="7" w:tentative="1">
+      <w:start w:val="1"/>
+      <w:numFmt w:val="bullet"/>
+      <w:lvlText w:val=""/>
+      <w:lvlJc w:val="left"/>
+      <w:pPr>
+        <w:tabs>
+          <w:tab w:val="num" w:pos="5760"/>
+        </w:tabs>
+        <w:ind w:left="5760" w:hanging="360"/>
+      </w:pPr>
+      <w:rPr>
+        <w:rFonts w:ascii="Wingdings" w:hAnsi="Wingdings" w:hint="default"/>
+        <w:sz w:val="20"/>
+      </w:rPr>
+    </w:lvl>
+    <w:lvl w:ilvl="8" w:tentative="1">
+      <w:start w:val="1"/>
+      <w:numFmt w:val="bullet"/>
+      <w:lvlText w:val=""/>
+      <w:lvlJc w:val="left"/>
+      <w:pPr>
+        <w:tabs>
+          <w:tab w:val="num" w:pos="6480"/>
+        </w:tabs>
+        <w:ind w:left="6480" w:hanging="360"/>
+      </w:pPr>
+      <w:rPr>
+        <w:rFonts w:ascii="Wingdings" w:hAnsi="Wingdings" w:hint="default"/>
+        <w:sz w:val="20"/>
+      </w:rPr>
+    </w:lvl>
+  </w:abstractNum>
+  <w:abstractNum w:abstractNumId="14" w15:restartNumberingAfterBreak="0">
     <w:nsid w:val="244E0845"/>
     <w:multiLevelType w:val="multilevel"/>
     <w:tmpl w:val="E274F9AA"/>
@@ -22698,7 +22378,7 @@
       </w:rPr>
     </w:lvl>
   </w:abstractNum>
-  <w:abstractNum w:abstractNumId="13" w15:restartNumberingAfterBreak="0">
+  <w:abstractNum w:abstractNumId="15" w15:restartNumberingAfterBreak="0">
     <w:nsid w:val="29527891"/>
     <w:multiLevelType w:val="multilevel"/>
     <w:tmpl w:val="28025A34"/>
@@ -22811,7 +22491,7 @@
       </w:pPr>
     </w:lvl>
   </w:abstractNum>
-  <w:abstractNum w:abstractNumId="14" w15:restartNumberingAfterBreak="0">
+  <w:abstractNum w:abstractNumId="16" w15:restartNumberingAfterBreak="0">
     <w:nsid w:val="2B244EED"/>
     <w:multiLevelType w:val="multilevel"/>
     <w:tmpl w:val="40F8EDA0"/>
@@ -22960,7 +22640,7 @@
       </w:rPr>
     </w:lvl>
   </w:abstractNum>
-  <w:abstractNum w:abstractNumId="15" w15:restartNumberingAfterBreak="0">
+  <w:abstractNum w:abstractNumId="17" w15:restartNumberingAfterBreak="0">
     <w:nsid w:val="2EE67B89"/>
     <w:multiLevelType w:val="multilevel"/>
     <w:tmpl w:val="F7EA96F0"/>
@@ -23109,7 +22789,7 @@
       </w:rPr>
     </w:lvl>
   </w:abstractNum>
-  <w:abstractNum w:abstractNumId="16" w15:restartNumberingAfterBreak="0">
+  <w:abstractNum w:abstractNumId="18" w15:restartNumberingAfterBreak="0">
     <w:nsid w:val="2F0C2765"/>
     <w:multiLevelType w:val="multilevel"/>
     <w:tmpl w:val="ECC86290"/>
@@ -23258,7 +22938,7 @@
       </w:rPr>
     </w:lvl>
   </w:abstractNum>
-  <w:abstractNum w:abstractNumId="17" w15:restartNumberingAfterBreak="0">
+  <w:abstractNum w:abstractNumId="19" w15:restartNumberingAfterBreak="0">
     <w:nsid w:val="30AD0CB9"/>
     <w:multiLevelType w:val="multilevel"/>
     <w:tmpl w:val="92C621D4"/>
@@ -23407,7 +23087,7 @@
       </w:rPr>
     </w:lvl>
   </w:abstractNum>
-  <w:abstractNum w:abstractNumId="18" w15:restartNumberingAfterBreak="0">
+  <w:abstractNum w:abstractNumId="20" w15:restartNumberingAfterBreak="0">
     <w:nsid w:val="377E0F31"/>
     <w:multiLevelType w:val="multilevel"/>
     <w:tmpl w:val="E60AD2E8"/>
@@ -23556,7 +23236,7 @@
       </w:rPr>
     </w:lvl>
   </w:abstractNum>
-  <w:abstractNum w:abstractNumId="19" w15:restartNumberingAfterBreak="0">
+  <w:abstractNum w:abstractNumId="21" w15:restartNumberingAfterBreak="0">
     <w:nsid w:val="384C7925"/>
     <w:multiLevelType w:val="multilevel"/>
     <w:tmpl w:val="B19078BE"/>
@@ -23669,7 +23349,7 @@
       </w:pPr>
     </w:lvl>
   </w:abstractNum>
-  <w:abstractNum w:abstractNumId="20" w15:restartNumberingAfterBreak="0">
+  <w:abstractNum w:abstractNumId="22" w15:restartNumberingAfterBreak="0">
     <w:nsid w:val="38AC6F72"/>
     <w:multiLevelType w:val="multilevel"/>
     <w:tmpl w:val="716CA2BA"/>
@@ -23818,7 +23498,7 @@
       </w:rPr>
     </w:lvl>
   </w:abstractNum>
-  <w:abstractNum w:abstractNumId="21" w15:restartNumberingAfterBreak="0">
+  <w:abstractNum w:abstractNumId="23" w15:restartNumberingAfterBreak="0">
     <w:nsid w:val="38CA4BB8"/>
     <w:multiLevelType w:val="multilevel"/>
     <w:tmpl w:val="48A09232"/>
@@ -23967,7 +23647,7 @@
       </w:rPr>
     </w:lvl>
   </w:abstractNum>
-  <w:abstractNum w:abstractNumId="22" w15:restartNumberingAfterBreak="0">
+  <w:abstractNum w:abstractNumId="24" w15:restartNumberingAfterBreak="0">
     <w:nsid w:val="3DBD3C83"/>
     <w:multiLevelType w:val="multilevel"/>
     <w:tmpl w:val="42924E50"/>
@@ -24116,7 +23796,7 @@
       </w:rPr>
     </w:lvl>
   </w:abstractNum>
-  <w:abstractNum w:abstractNumId="23" w15:restartNumberingAfterBreak="0">
+  <w:abstractNum w:abstractNumId="25" w15:restartNumberingAfterBreak="0">
     <w:nsid w:val="3F2A77A9"/>
     <w:multiLevelType w:val="multilevel"/>
     <w:tmpl w:val="B41E83A6"/>
@@ -24265,7 +23945,7 @@
       </w:rPr>
     </w:lvl>
   </w:abstractNum>
-  <w:abstractNum w:abstractNumId="24" w15:restartNumberingAfterBreak="0">
+  <w:abstractNum w:abstractNumId="26" w15:restartNumberingAfterBreak="0">
     <w:nsid w:val="418D7922"/>
     <w:multiLevelType w:val="multilevel"/>
     <w:tmpl w:val="C03C380C"/>
@@ -24414,7 +24094,7 @@
       </w:rPr>
     </w:lvl>
   </w:abstractNum>
-  <w:abstractNum w:abstractNumId="25" w15:restartNumberingAfterBreak="0">
+  <w:abstractNum w:abstractNumId="27" w15:restartNumberingAfterBreak="0">
     <w:nsid w:val="42F62317"/>
     <w:multiLevelType w:val="multilevel"/>
     <w:tmpl w:val="A2701312"/>
@@ -24527,7 +24207,96 @@
       </w:pPr>
     </w:lvl>
   </w:abstractNum>
-  <w:abstractNum w:abstractNumId="26" w15:restartNumberingAfterBreak="0">
+  <w:abstractNum w:abstractNumId="28" w15:restartNumberingAfterBreak="0">
+    <w:nsid w:val="46637A0F"/>
+    <w:multiLevelType w:val="hybridMultilevel"/>
+    <w:tmpl w:val="458215BC"/>
+    <w:lvl w:ilvl="0" w:tplc="0409000F">
+      <w:start w:val="1"/>
+      <w:numFmt w:val="decimal"/>
+      <w:lvlText w:val="%1."/>
+      <w:lvlJc w:val="left"/>
+      <w:pPr>
+        <w:ind w:left="720" w:hanging="360"/>
+      </w:pPr>
+      <w:rPr>
+        <w:rFonts w:hint="default"/>
+      </w:rPr>
+    </w:lvl>
+    <w:lvl w:ilvl="1" w:tplc="04090019" w:tentative="1">
+      <w:start w:val="1"/>
+      <w:numFmt w:val="lowerLetter"/>
+      <w:lvlText w:val="%2."/>
+      <w:lvlJc w:val="left"/>
+      <w:pPr>
+        <w:ind w:left="1440" w:hanging="360"/>
+      </w:pPr>
+    </w:lvl>
+    <w:lvl w:ilvl="2" w:tplc="0409001B" w:tentative="1">
+      <w:start w:val="1"/>
+      <w:numFmt w:val="lowerRoman"/>
+      <w:lvlText w:val="%3."/>
+      <w:lvlJc w:val="right"/>
+      <w:pPr>
+        <w:ind w:left="2160" w:hanging="180"/>
+      </w:pPr>
+    </w:lvl>
+    <w:lvl w:ilvl="3" w:tplc="0409000F" w:tentative="1">
+      <w:start w:val="1"/>
+      <w:numFmt w:val="decimal"/>
+      <w:lvlText w:val="%4."/>
+      <w:lvlJc w:val="left"/>
+      <w:pPr>
+        <w:ind w:left="2880" w:hanging="360"/>
+      </w:pPr>
+    </w:lvl>
+    <w:lvl w:ilvl="4" w:tplc="04090019" w:tentative="1">
+      <w:start w:val="1"/>
+      <w:numFmt w:val="lowerLetter"/>
+      <w:lvlText w:val="%5."/>
+      <w:lvlJc w:val="left"/>
+      <w:pPr>
+        <w:ind w:left="3600" w:hanging="360"/>
+      </w:pPr>
+    </w:lvl>
+    <w:lvl w:ilvl="5" w:tplc="0409001B" w:tentative="1">
+      <w:start w:val="1"/>
+      <w:numFmt w:val="lowerRoman"/>
+      <w:lvlText w:val="%6."/>
+      <w:lvlJc w:val="right"/>
+      <w:pPr>
+        <w:ind w:left="4320" w:hanging="180"/>
+      </w:pPr>
+    </w:lvl>
+    <w:lvl w:ilvl="6" w:tplc="0409000F" w:tentative="1">
+      <w:start w:val="1"/>
+      <w:numFmt w:val="decimal"/>
+      <w:lvlText w:val="%7."/>
+      <w:lvlJc w:val="left"/>
+      <w:pPr>
+        <w:ind w:left="5040" w:hanging="360"/>
+      </w:pPr>
+    </w:lvl>
+    <w:lvl w:ilvl="7" w:tplc="04090019" w:tentative="1">
+      <w:start w:val="1"/>
+      <w:numFmt w:val="lowerLetter"/>
+      <w:lvlText w:val="%8."/>
+      <w:lvlJc w:val="left"/>
+      <w:pPr>
+        <w:ind w:left="5760" w:hanging="360"/>
+      </w:pPr>
+    </w:lvl>
+    <w:lvl w:ilvl="8" w:tplc="0409001B" w:tentative="1">
+      <w:start w:val="1"/>
+      <w:numFmt w:val="lowerRoman"/>
+      <w:lvlText w:val="%9."/>
+      <w:lvlJc w:val="right"/>
+      <w:pPr>
+        <w:ind w:left="6480" w:hanging="180"/>
+      </w:pPr>
+    </w:lvl>
+  </w:abstractNum>
+  <w:abstractNum w:abstractNumId="29" w15:restartNumberingAfterBreak="0">
     <w:nsid w:val="46EC1D29"/>
     <w:multiLevelType w:val="multilevel"/>
     <w:tmpl w:val="EEF6EC60"/>
@@ -24676,7 +24445,7 @@
       </w:rPr>
     </w:lvl>
   </w:abstractNum>
-  <w:abstractNum w:abstractNumId="27" w15:restartNumberingAfterBreak="0">
+  <w:abstractNum w:abstractNumId="30" w15:restartNumberingAfterBreak="0">
     <w:nsid w:val="4E862130"/>
     <w:multiLevelType w:val="multilevel"/>
     <w:tmpl w:val="BED21C60"/>
@@ -24789,7 +24558,156 @@
       </w:pPr>
     </w:lvl>
   </w:abstractNum>
-  <w:abstractNum w:abstractNumId="28" w15:restartNumberingAfterBreak="0">
+  <w:abstractNum w:abstractNumId="31" w15:restartNumberingAfterBreak="0">
+    <w:nsid w:val="4EA26E5F"/>
+    <w:multiLevelType w:val="multilevel"/>
+    <w:tmpl w:val="1B2E1630"/>
+    <w:lvl w:ilvl="0">
+      <w:start w:val="1"/>
+      <w:numFmt w:val="bullet"/>
+      <w:lvlText w:val=""/>
+      <w:lvlJc w:val="left"/>
+      <w:pPr>
+        <w:tabs>
+          <w:tab w:val="num" w:pos="720"/>
+        </w:tabs>
+        <w:ind w:left="720" w:hanging="360"/>
+      </w:pPr>
+      <w:rPr>
+        <w:rFonts w:ascii="Symbol" w:hAnsi="Symbol" w:hint="default"/>
+        <w:sz w:val="20"/>
+      </w:rPr>
+    </w:lvl>
+    <w:lvl w:ilvl="1" w:tentative="1">
+      <w:start w:val="1"/>
+      <w:numFmt w:val="bullet"/>
+      <w:lvlText w:val="o"/>
+      <w:lvlJc w:val="left"/>
+      <w:pPr>
+        <w:tabs>
+          <w:tab w:val="num" w:pos="1440"/>
+        </w:tabs>
+        <w:ind w:left="1440" w:hanging="360"/>
+      </w:pPr>
+      <w:rPr>
+        <w:rFonts w:ascii="Courier New" w:hAnsi="Courier New" w:hint="default"/>
+        <w:sz w:val="20"/>
+      </w:rPr>
+    </w:lvl>
+    <w:lvl w:ilvl="2" w:tentative="1">
+      <w:start w:val="1"/>
+      <w:numFmt w:val="bullet"/>
+      <w:lvlText w:val=""/>
+      <w:lvlJc w:val="left"/>
+      <w:pPr>
+        <w:tabs>
+          <w:tab w:val="num" w:pos="2160"/>
+        </w:tabs>
+        <w:ind w:left="2160" w:hanging="360"/>
+      </w:pPr>
+      <w:rPr>
+        <w:rFonts w:ascii="Wingdings" w:hAnsi="Wingdings" w:hint="default"/>
+        <w:sz w:val="20"/>
+      </w:rPr>
+    </w:lvl>
+    <w:lvl w:ilvl="3" w:tentative="1">
+      <w:start w:val="1"/>
+      <w:numFmt w:val="bullet"/>
+      <w:lvlText w:val=""/>
+      <w:lvlJc w:val="left"/>
+      <w:pPr>
+        <w:tabs>
+          <w:tab w:val="num" w:pos="2880"/>
+        </w:tabs>
+        <w:ind w:left="2880" w:hanging="360"/>
+      </w:pPr>
+      <w:rPr>
+        <w:rFonts w:ascii="Wingdings" w:hAnsi="Wingdings" w:hint="default"/>
+        <w:sz w:val="20"/>
+      </w:rPr>
+    </w:lvl>
+    <w:lvl w:ilvl="4" w:tentative="1">
+      <w:start w:val="1"/>
+      <w:numFmt w:val="bullet"/>
+      <w:lvlText w:val=""/>
+      <w:lvlJc w:val="left"/>
+      <w:pPr>
+        <w:tabs>
+          <w:tab w:val="num" w:pos="3600"/>
+        </w:tabs>
+        <w:ind w:left="3600" w:hanging="360"/>
+      </w:pPr>
+      <w:rPr>
+        <w:rFonts w:ascii="Wingdings" w:hAnsi="Wingdings" w:hint="default"/>
+        <w:sz w:val="20"/>
+      </w:rPr>
+    </w:lvl>
+    <w:lvl w:ilvl="5" w:tentative="1">
+      <w:start w:val="1"/>
+      <w:numFmt w:val="bullet"/>
+      <w:lvlText w:val=""/>
+      <w:lvlJc w:val="left"/>
+      <w:pPr>
+        <w:tabs>
+          <w:tab w:val="num" w:pos="4320"/>
+        </w:tabs>
+        <w:ind w:left="4320" w:hanging="360"/>
+      </w:pPr>
+      <w:rPr>
+        <w:rFonts w:ascii="Wingdings" w:hAnsi="Wingdings" w:hint="default"/>
+        <w:sz w:val="20"/>
+      </w:rPr>
+    </w:lvl>
+    <w:lvl w:ilvl="6" w:tentative="1">
+      <w:start w:val="1"/>
+      <w:numFmt w:val="bullet"/>
+      <w:lvlText w:val=""/>
+      <w:lvlJc w:val="left"/>
+      <w:pPr>
+        <w:tabs>
+          <w:tab w:val="num" w:pos="5040"/>
+        </w:tabs>
+        <w:ind w:left="5040" w:hanging="360"/>
+      </w:pPr>
+      <w:rPr>
+        <w:rFonts w:ascii="Wingdings" w:hAnsi="Wingdings" w:hint="default"/>
+        <w:sz w:val="20"/>
+      </w:rPr>
+    </w:lvl>
+    <w:lvl w:ilvl="7" w:tentative="1">
+      <w:start w:val="1"/>
+      <w:numFmt w:val="bullet"/>
+      <w:lvlText w:val=""/>
+      <w:lvlJc w:val="left"/>
+      <w:pPr>
+        <w:tabs>
+          <w:tab w:val="num" w:pos="5760"/>
+        </w:tabs>
+        <w:ind w:left="5760" w:hanging="360"/>
+      </w:pPr>
+      <w:rPr>
+        <w:rFonts w:ascii="Wingdings" w:hAnsi="Wingdings" w:hint="default"/>
+        <w:sz w:val="20"/>
+      </w:rPr>
+    </w:lvl>
+    <w:lvl w:ilvl="8" w:tentative="1">
+      <w:start w:val="1"/>
+      <w:numFmt w:val="bullet"/>
+      <w:lvlText w:val=""/>
+      <w:lvlJc w:val="left"/>
+      <w:pPr>
+        <w:tabs>
+          <w:tab w:val="num" w:pos="6480"/>
+        </w:tabs>
+        <w:ind w:left="6480" w:hanging="360"/>
+      </w:pPr>
+      <w:rPr>
+        <w:rFonts w:ascii="Wingdings" w:hAnsi="Wingdings" w:hint="default"/>
+        <w:sz w:val="20"/>
+      </w:rPr>
+    </w:lvl>
+  </w:abstractNum>
+  <w:abstractNum w:abstractNumId="32" w15:restartNumberingAfterBreak="0">
     <w:nsid w:val="4FDC7C6B"/>
     <w:multiLevelType w:val="multilevel"/>
     <w:tmpl w:val="E004B092"/>
@@ -24938,7 +24856,7 @@
       </w:rPr>
     </w:lvl>
   </w:abstractNum>
-  <w:abstractNum w:abstractNumId="29" w15:restartNumberingAfterBreak="0">
+  <w:abstractNum w:abstractNumId="33" w15:restartNumberingAfterBreak="0">
     <w:nsid w:val="505E690F"/>
     <w:multiLevelType w:val="multilevel"/>
     <w:tmpl w:val="7B04CC8E"/>
@@ -25087,7 +25005,7 @@
       </w:rPr>
     </w:lvl>
   </w:abstractNum>
-  <w:abstractNum w:abstractNumId="30" w15:restartNumberingAfterBreak="0">
+  <w:abstractNum w:abstractNumId="34" w15:restartNumberingAfterBreak="0">
     <w:nsid w:val="51504086"/>
     <w:multiLevelType w:val="multilevel"/>
     <w:tmpl w:val="1388C3D4"/>
@@ -25236,7 +25154,7 @@
       </w:rPr>
     </w:lvl>
   </w:abstractNum>
-  <w:abstractNum w:abstractNumId="31" w15:restartNumberingAfterBreak="0">
+  <w:abstractNum w:abstractNumId="35" w15:restartNumberingAfterBreak="0">
     <w:nsid w:val="5456234E"/>
     <w:multiLevelType w:val="multilevel"/>
     <w:tmpl w:val="62642262"/>
@@ -25385,7 +25303,7 @@
       </w:rPr>
     </w:lvl>
   </w:abstractNum>
-  <w:abstractNum w:abstractNumId="32" w15:restartNumberingAfterBreak="0">
+  <w:abstractNum w:abstractNumId="36" w15:restartNumberingAfterBreak="0">
     <w:nsid w:val="57A3498C"/>
     <w:multiLevelType w:val="multilevel"/>
     <w:tmpl w:val="679C2AB4"/>
@@ -25534,7 +25452,7 @@
       </w:rPr>
     </w:lvl>
   </w:abstractNum>
-  <w:abstractNum w:abstractNumId="33" w15:restartNumberingAfterBreak="0">
+  <w:abstractNum w:abstractNumId="37" w15:restartNumberingAfterBreak="0">
     <w:nsid w:val="5E7C1177"/>
     <w:multiLevelType w:val="multilevel"/>
     <w:tmpl w:val="71AE8BB6"/>
@@ -25683,7 +25601,7 @@
       </w:rPr>
     </w:lvl>
   </w:abstractNum>
-  <w:abstractNum w:abstractNumId="34" w15:restartNumberingAfterBreak="0">
+  <w:abstractNum w:abstractNumId="38" w15:restartNumberingAfterBreak="0">
     <w:nsid w:val="611824F2"/>
     <w:multiLevelType w:val="multilevel"/>
     <w:tmpl w:val="281AD3DC"/>
@@ -25832,7 +25750,7 @@
       </w:rPr>
     </w:lvl>
   </w:abstractNum>
-  <w:abstractNum w:abstractNumId="35" w15:restartNumberingAfterBreak="0">
+  <w:abstractNum w:abstractNumId="39" w15:restartNumberingAfterBreak="0">
     <w:nsid w:val="70570C5E"/>
     <w:multiLevelType w:val="multilevel"/>
     <w:tmpl w:val="385CA79A"/>
@@ -25981,7 +25899,7 @@
       </w:rPr>
     </w:lvl>
   </w:abstractNum>
-  <w:abstractNum w:abstractNumId="36" w15:restartNumberingAfterBreak="0">
+  <w:abstractNum w:abstractNumId="40" w15:restartNumberingAfterBreak="0">
     <w:nsid w:val="706819F2"/>
     <w:multiLevelType w:val="multilevel"/>
     <w:tmpl w:val="0A38548E"/>
@@ -26130,7 +26048,7 @@
       </w:rPr>
     </w:lvl>
   </w:abstractNum>
-  <w:abstractNum w:abstractNumId="37" w15:restartNumberingAfterBreak="0">
+  <w:abstractNum w:abstractNumId="41" w15:restartNumberingAfterBreak="0">
     <w:nsid w:val="70F94C6C"/>
     <w:multiLevelType w:val="multilevel"/>
     <w:tmpl w:val="01B4A994"/>
@@ -26279,7 +26197,7 @@
       </w:rPr>
     </w:lvl>
   </w:abstractNum>
-  <w:abstractNum w:abstractNumId="38" w15:restartNumberingAfterBreak="0">
+  <w:abstractNum w:abstractNumId="42" w15:restartNumberingAfterBreak="0">
     <w:nsid w:val="737B0B4C"/>
     <w:multiLevelType w:val="multilevel"/>
     <w:tmpl w:val="23D61828"/>
@@ -26428,7 +26346,7 @@
       </w:rPr>
     </w:lvl>
   </w:abstractNum>
-  <w:abstractNum w:abstractNumId="39" w15:restartNumberingAfterBreak="0">
+  <w:abstractNum w:abstractNumId="43" w15:restartNumberingAfterBreak="0">
     <w:nsid w:val="76543C66"/>
     <w:multiLevelType w:val="multilevel"/>
     <w:tmpl w:val="B7EEB322"/>
@@ -26577,7 +26495,7 @@
       </w:rPr>
     </w:lvl>
   </w:abstractNum>
-  <w:abstractNum w:abstractNumId="40" w15:restartNumberingAfterBreak="0">
+  <w:abstractNum w:abstractNumId="44" w15:restartNumberingAfterBreak="0">
     <w:nsid w:val="77431D6A"/>
     <w:multiLevelType w:val="multilevel"/>
     <w:tmpl w:val="502CF962"/>
@@ -26726,7 +26644,7 @@
       </w:rPr>
     </w:lvl>
   </w:abstractNum>
-  <w:abstractNum w:abstractNumId="41" w15:restartNumberingAfterBreak="0">
+  <w:abstractNum w:abstractNumId="45" w15:restartNumberingAfterBreak="0">
     <w:nsid w:val="7B3A3AB3"/>
     <w:multiLevelType w:val="multilevel"/>
     <w:tmpl w:val="2BFA650E"/>
@@ -26875,7 +26793,7 @@
       </w:rPr>
     </w:lvl>
   </w:abstractNum>
-  <w:abstractNum w:abstractNumId="42" w15:restartNumberingAfterBreak="0">
+  <w:abstractNum w:abstractNumId="46" w15:restartNumberingAfterBreak="0">
     <w:nsid w:val="7CF64D7B"/>
     <w:multiLevelType w:val="multilevel"/>
     <w:tmpl w:val="36826202"/>
@@ -27024,7 +26942,7 @@
       </w:rPr>
     </w:lvl>
   </w:abstractNum>
-  <w:abstractNum w:abstractNumId="43" w15:restartNumberingAfterBreak="0">
+  <w:abstractNum w:abstractNumId="47" w15:restartNumberingAfterBreak="0">
     <w:nsid w:val="7E1362A2"/>
     <w:multiLevelType w:val="multilevel"/>
     <w:tmpl w:val="7958A2B4"/>
@@ -27174,136 +27092,148 @@
     </w:lvl>
   </w:abstractNum>
   <w:num w:numId="1">
-    <w:abstractNumId w:val="10"/>
+    <w:abstractNumId w:val="11"/>
   </w:num>
   <w:num w:numId="2">
     <w:abstractNumId w:val="0"/>
   </w:num>
   <w:num w:numId="3">
-    <w:abstractNumId w:val="35"/>
+    <w:abstractNumId w:val="39"/>
   </w:num>
   <w:num w:numId="4">
+    <w:abstractNumId w:val="18"/>
+  </w:num>
+  <w:num w:numId="5">
+    <w:abstractNumId w:val="29"/>
+  </w:num>
+  <w:num w:numId="6">
+    <w:abstractNumId w:val="37"/>
+  </w:num>
+  <w:num w:numId="7">
+    <w:abstractNumId w:val="15"/>
+  </w:num>
+  <w:num w:numId="8">
+    <w:abstractNumId w:val="46"/>
+  </w:num>
+  <w:num w:numId="9">
+    <w:abstractNumId w:val="27"/>
+  </w:num>
+  <w:num w:numId="10">
+    <w:abstractNumId w:val="32"/>
+  </w:num>
+  <w:num w:numId="11">
     <w:abstractNumId w:val="16"/>
   </w:num>
-  <w:num w:numId="5">
-    <w:abstractNumId w:val="26"/>
-  </w:num>
-  <w:num w:numId="6">
-    <w:abstractNumId w:val="33"/>
-  </w:num>
-  <w:num w:numId="7">
-    <w:abstractNumId w:val="13"/>
-  </w:num>
-  <w:num w:numId="8">
-    <w:abstractNumId w:val="42"/>
-  </w:num>
-  <w:num w:numId="9">
-    <w:abstractNumId w:val="25"/>
-  </w:num>
-  <w:num w:numId="10">
-    <w:abstractNumId w:val="28"/>
-  </w:num>
-  <w:num w:numId="11">
-    <w:abstractNumId w:val="14"/>
-  </w:num>
   <w:num w:numId="12">
-    <w:abstractNumId w:val="27"/>
+    <w:abstractNumId w:val="30"/>
   </w:num>
   <w:num w:numId="13">
-    <w:abstractNumId w:val="36"/>
+    <w:abstractNumId w:val="40"/>
   </w:num>
   <w:num w:numId="14">
-    <w:abstractNumId w:val="30"/>
+    <w:abstractNumId w:val="34"/>
   </w:num>
   <w:num w:numId="15">
-    <w:abstractNumId w:val="12"/>
+    <w:abstractNumId w:val="14"/>
   </w:num>
   <w:num w:numId="16">
     <w:abstractNumId w:val="6"/>
   </w:num>
   <w:num w:numId="17">
-    <w:abstractNumId w:val="24"/>
+    <w:abstractNumId w:val="26"/>
   </w:num>
   <w:num w:numId="18">
     <w:abstractNumId w:val="4"/>
   </w:num>
   <w:num w:numId="19">
-    <w:abstractNumId w:val="31"/>
+    <w:abstractNumId w:val="35"/>
   </w:num>
   <w:num w:numId="20">
-    <w:abstractNumId w:val="39"/>
+    <w:abstractNumId w:val="43"/>
   </w:num>
   <w:num w:numId="21">
-    <w:abstractNumId w:val="34"/>
+    <w:abstractNumId w:val="38"/>
   </w:num>
   <w:num w:numId="22">
-    <w:abstractNumId w:val="7"/>
+    <w:abstractNumId w:val="8"/>
   </w:num>
   <w:num w:numId="23">
     <w:abstractNumId w:val="1"/>
   </w:num>
   <w:num w:numId="24">
-    <w:abstractNumId w:val="38"/>
+    <w:abstractNumId w:val="42"/>
   </w:num>
   <w:num w:numId="25">
-    <w:abstractNumId w:val="21"/>
+    <w:abstractNumId w:val="23"/>
   </w:num>
   <w:num w:numId="26">
-    <w:abstractNumId w:val="37"/>
+    <w:abstractNumId w:val="41"/>
   </w:num>
   <w:num w:numId="27">
-    <w:abstractNumId w:val="11"/>
+    <w:abstractNumId w:val="12"/>
   </w:num>
   <w:num w:numId="28">
-    <w:abstractNumId w:val="40"/>
+    <w:abstractNumId w:val="44"/>
   </w:num>
   <w:num w:numId="29">
-    <w:abstractNumId w:val="32"/>
+    <w:abstractNumId w:val="36"/>
   </w:num>
   <w:num w:numId="30">
-    <w:abstractNumId w:val="18"/>
+    <w:abstractNumId w:val="20"/>
   </w:num>
   <w:num w:numId="31">
-    <w:abstractNumId w:val="17"/>
+    <w:abstractNumId w:val="19"/>
   </w:num>
   <w:num w:numId="32">
     <w:abstractNumId w:val="2"/>
   </w:num>
   <w:num w:numId="33">
-    <w:abstractNumId w:val="9"/>
+    <w:abstractNumId w:val="10"/>
   </w:num>
   <w:num w:numId="34">
     <w:abstractNumId w:val="3"/>
   </w:num>
   <w:num w:numId="35">
-    <w:abstractNumId w:val="15"/>
+    <w:abstractNumId w:val="17"/>
   </w:num>
   <w:num w:numId="36">
     <w:abstractNumId w:val="5"/>
   </w:num>
   <w:num w:numId="37">
-    <w:abstractNumId w:val="20"/>
+    <w:abstractNumId w:val="22"/>
   </w:num>
   <w:num w:numId="38">
-    <w:abstractNumId w:val="19"/>
+    <w:abstractNumId w:val="21"/>
   </w:num>
   <w:num w:numId="39">
-    <w:abstractNumId w:val="22"/>
+    <w:abstractNumId w:val="24"/>
   </w:num>
   <w:num w:numId="40">
-    <w:abstractNumId w:val="29"/>
+    <w:abstractNumId w:val="33"/>
   </w:num>
   <w:num w:numId="41">
-    <w:abstractNumId w:val="43"/>
+    <w:abstractNumId w:val="47"/>
   </w:num>
   <w:num w:numId="42">
-    <w:abstractNumId w:val="23"/>
+    <w:abstractNumId w:val="25"/>
   </w:num>
   <w:num w:numId="43">
-    <w:abstractNumId w:val="41"/>
+    <w:abstractNumId w:val="45"/>
   </w:num>
   <w:num w:numId="44">
-    <w:abstractNumId w:val="8"/>
+    <w:abstractNumId w:val="9"/>
+  </w:num>
+  <w:num w:numId="45">
+    <w:abstractNumId w:val="13"/>
+  </w:num>
+  <w:num w:numId="46">
+    <w:abstractNumId w:val="31"/>
+  </w:num>
+  <w:num w:numId="47">
+    <w:abstractNumId w:val="28"/>
+  </w:num>
+  <w:num w:numId="48">
+    <w:abstractNumId w:val="7"/>
   </w:num>
   <w:numIdMacAtCleanup w:val="44"/>
 </w:numbering>
@@ -27768,6 +27698,7 @@
   <w:style w:type="character" w:default="1" w:styleId="DefaultParagraphFont">
     <w:name w:val="Default Paragraph Font"/>
     <w:uiPriority w:val="1"/>
+    <w:semiHidden/>
     <w:unhideWhenUsed/>
   </w:style>
   <w:style w:type="table" w:default="1" w:styleId="TableNormal">
@@ -28528,6 +28459,11 @@
       <w:color w:val="0563C1" w:themeColor="hyperlink"/>
       <w:u w:val="single"/>
     </w:rPr>
+  </w:style>
+  <w:style w:type="character" w:customStyle="1" w:styleId="text-token-text-primary">
+    <w:name w:val="text-token-text-primary"/>
+    <w:basedOn w:val="DefaultParagraphFont"/>
+    <w:rsid w:val="00172FE7"/>
   </w:style>
 </w:styles>
 </file>
@@ -28798,7 +28734,7 @@
 </file>
 
 <file path=customXml/itemProps1.xml><?xml version="1.0" encoding="utf-8"?>
-<ds:datastoreItem xmlns:ds="http://schemas.openxmlformats.org/officeDocument/2006/customXml" ds:itemID="{098F12AC-4C87-4A60-A65B-0D14CC052D26}">
+<ds:datastoreItem xmlns:ds="http://schemas.openxmlformats.org/officeDocument/2006/customXml" ds:itemID="{F2C7EA1E-E84F-431A-ABBC-4C22F798B47A}">
   <ds:schemaRefs>
     <ds:schemaRef ds:uri="http://schemas.openxmlformats.org/officeDocument/2006/bibliography"/>
   </ds:schemaRefs>
